--- a/public/docs/descargas/mer.docx
+++ b/public/docs/descargas/mer.docx
@@ -85,7 +85,7 @@
           <w:noProof/>
         </w:rPr>
         <w:drawing>
-          <wp:inline distT="0" distB="0" distL="0" distR="0" wp14:anchorId="2586990B" wp14:editId="2586990C">
+          <wp:inline distT="0" distB="0" distL="0" distR="0" wp14:anchorId="4A571342" wp14:editId="4A571343">
             <wp:extent cx="395999" cy="405503"/>
             <wp:effectExtent l="0" t="0" r="0" b="0"/>
             <wp:docPr id="10" name="Picture"/>
@@ -221,7 +221,7 @@
               <w:pStyle w:val="Celda"/>
             </w:pPr>
             <w:r>
-              <w:t>05/10/2026</w:t>
+              <w:t>06/10/2026</w:t>
             </w:r>
           </w:p>
         </w:tc>
@@ -401,7 +401,7 @@
       <w:r>
         <w:fldChar w:fldCharType="separate"/>
       </w:r>
-      <w:hyperlink w:anchor="_Toc242135894" w:history="1">
+      <w:hyperlink w:anchor="_Toc242197152" w:history="1">
         <w:r>
           <w:rPr>
             <w:rStyle w:val="Hipervnculo"/>
@@ -428,7 +428,7 @@
             <w:noProof/>
             <w:webHidden/>
           </w:rPr>
-          <w:instrText xml:space="preserve"> PAGEREF _Toc242135894 \h </w:instrText>
+          <w:instrText xml:space="preserve"> PAGEREF _Toc242197152 \h </w:instrText>
         </w:r>
         <w:r>
           <w:rPr>
@@ -474,7 +474,7 @@
           <w14:ligatures w14:val="standardContextual"/>
         </w:rPr>
       </w:pPr>
-      <w:hyperlink w:anchor="_Toc242135895" w:history="1">
+      <w:hyperlink w:anchor="_Toc242197153" w:history="1">
         <w:r>
           <w:rPr>
             <w:rStyle w:val="Hipervnculo"/>
@@ -501,7 +501,7 @@
             <w:noProof/>
             <w:webHidden/>
           </w:rPr>
-          <w:instrText xml:space="preserve"> PAGEREF _Toc242135895 \h </w:instrText>
+          <w:instrText xml:space="preserve"> PAGEREF _Toc242197153 \h </w:instrText>
         </w:r>
         <w:r>
           <w:rPr>
@@ -547,7 +547,7 @@
           <w14:ligatures w14:val="standardContextual"/>
         </w:rPr>
       </w:pPr>
-      <w:hyperlink w:anchor="_Toc242135896" w:history="1">
+      <w:hyperlink w:anchor="_Toc242197154" w:history="1">
         <w:r>
           <w:rPr>
             <w:rStyle w:val="Hipervnculo"/>
@@ -574,7 +574,7 @@
             <w:noProof/>
             <w:webHidden/>
           </w:rPr>
-          <w:instrText xml:space="preserve"> PAGEREF _Toc242135896 \h </w:instrText>
+          <w:instrText xml:space="preserve"> PAGEREF _Toc242197154 \h </w:instrText>
         </w:r>
         <w:r>
           <w:rPr>
@@ -617,7 +617,7 @@
           <w14:ligatures w14:val="standardContextual"/>
         </w:rPr>
       </w:pPr>
-      <w:hyperlink w:anchor="_Toc242135897" w:history="1">
+      <w:hyperlink w:anchor="_Toc242197155" w:history="1">
         <w:r>
           <w:rPr>
             <w:rStyle w:val="Hipervnculo"/>
@@ -644,7 +644,7 @@
             <w:noProof/>
             <w:webHidden/>
           </w:rPr>
-          <w:instrText xml:space="preserve"> PAGEREF _Toc242135897 \h </w:instrText>
+          <w:instrText xml:space="preserve"> PAGEREF _Toc242197155 \h </w:instrText>
         </w:r>
         <w:r>
           <w:rPr>
@@ -687,7 +687,7 @@
           <w14:ligatures w14:val="standardContextual"/>
         </w:rPr>
       </w:pPr>
-      <w:hyperlink w:anchor="_Toc242135898" w:history="1">
+      <w:hyperlink w:anchor="_Toc242197156" w:history="1">
         <w:r>
           <w:rPr>
             <w:rStyle w:val="Hipervnculo"/>
@@ -714,7 +714,7 @@
             <w:noProof/>
             <w:webHidden/>
           </w:rPr>
-          <w:instrText xml:space="preserve"> PAGEREF _Toc242135898 \h </w:instrText>
+          <w:instrText xml:space="preserve"> PAGEREF _Toc242197156 \h </w:instrText>
         </w:r>
         <w:r>
           <w:rPr>
@@ -757,7 +757,7 @@
           <w14:ligatures w14:val="standardContextual"/>
         </w:rPr>
       </w:pPr>
-      <w:hyperlink w:anchor="_Toc242135899" w:history="1">
+      <w:hyperlink w:anchor="_Toc242197157" w:history="1">
         <w:r>
           <w:rPr>
             <w:rStyle w:val="Hipervnculo"/>
@@ -784,7 +784,7 @@
             <w:noProof/>
             <w:webHidden/>
           </w:rPr>
-          <w:instrText xml:space="preserve"> PAGEREF _Toc242135899 \h </w:instrText>
+          <w:instrText xml:space="preserve"> PAGEREF _Toc242197157 \h </w:instrText>
         </w:r>
         <w:r>
           <w:rPr>
@@ -827,7 +827,7 @@
           <w14:ligatures w14:val="standardContextual"/>
         </w:rPr>
       </w:pPr>
-      <w:hyperlink w:anchor="_Toc242135900" w:history="1">
+      <w:hyperlink w:anchor="_Toc242197158" w:history="1">
         <w:r>
           <w:rPr>
             <w:rStyle w:val="Hipervnculo"/>
@@ -854,7 +854,7 @@
             <w:noProof/>
             <w:webHidden/>
           </w:rPr>
-          <w:instrText xml:space="preserve"> PAGEREF _Toc242135900 \h </w:instrText>
+          <w:instrText xml:space="preserve"> PAGEREF _Toc242197158 \h </w:instrText>
         </w:r>
         <w:r>
           <w:rPr>
@@ -897,7 +897,7 @@
           <w14:ligatures w14:val="standardContextual"/>
         </w:rPr>
       </w:pPr>
-      <w:hyperlink w:anchor="_Toc242135901" w:history="1">
+      <w:hyperlink w:anchor="_Toc242197159" w:history="1">
         <w:r>
           <w:rPr>
             <w:rStyle w:val="Hipervnculo"/>
@@ -924,7 +924,7 @@
             <w:noProof/>
             <w:webHidden/>
           </w:rPr>
-          <w:instrText xml:space="preserve"> PAGEREF _Toc242135901 \h </w:instrText>
+          <w:instrText xml:space="preserve"> PAGEREF _Toc242197159 \h </w:instrText>
         </w:r>
         <w:r>
           <w:rPr>
@@ -967,7 +967,7 @@
           <w14:ligatures w14:val="standardContextual"/>
         </w:rPr>
       </w:pPr>
-      <w:hyperlink w:anchor="_Toc242135902" w:history="1">
+      <w:hyperlink w:anchor="_Toc242197160" w:history="1">
         <w:r>
           <w:rPr>
             <w:rStyle w:val="Hipervnculo"/>
@@ -994,7 +994,7 @@
             <w:noProof/>
             <w:webHidden/>
           </w:rPr>
-          <w:instrText xml:space="preserve"> PAGEREF _Toc242135902 \h </w:instrText>
+          <w:instrText xml:space="preserve"> PAGEREF _Toc242197160 \h </w:instrText>
         </w:r>
         <w:r>
           <w:rPr>
@@ -1014,7 +1014,7 @@
             <w:noProof/>
             <w:webHidden/>
           </w:rPr>
-          <w:t>9</w:t>
+          <w:t>10</w:t>
         </w:r>
         <w:r>
           <w:rPr>
@@ -1037,7 +1037,7 @@
           <w14:ligatures w14:val="standardContextual"/>
         </w:rPr>
       </w:pPr>
-      <w:hyperlink w:anchor="_Toc242135903" w:history="1">
+      <w:hyperlink w:anchor="_Toc242197161" w:history="1">
         <w:r>
           <w:rPr>
             <w:rStyle w:val="Hipervnculo"/>
@@ -1064,7 +1064,7 @@
             <w:noProof/>
             <w:webHidden/>
           </w:rPr>
-          <w:instrText xml:space="preserve"> PAGEREF _Toc242135903 \h </w:instrText>
+          <w:instrText xml:space="preserve"> PAGEREF _Toc242197161 \h </w:instrText>
         </w:r>
         <w:r>
           <w:rPr>
@@ -1084,7 +1084,7 @@
             <w:noProof/>
             <w:webHidden/>
           </w:rPr>
-          <w:t>10</w:t>
+          <w:t>11</w:t>
         </w:r>
         <w:r>
           <w:rPr>
@@ -1107,7 +1107,7 @@
           <w14:ligatures w14:val="standardContextual"/>
         </w:rPr>
       </w:pPr>
-      <w:hyperlink w:anchor="_Toc242135904" w:history="1">
+      <w:hyperlink w:anchor="_Toc242197162" w:history="1">
         <w:r>
           <w:rPr>
             <w:rStyle w:val="Hipervnculo"/>
@@ -1134,7 +1134,7 @@
             <w:noProof/>
             <w:webHidden/>
           </w:rPr>
-          <w:instrText xml:space="preserve"> PAGEREF _Toc242135904 \h </w:instrText>
+          <w:instrText xml:space="preserve"> PAGEREF _Toc242197162 \h </w:instrText>
         </w:r>
         <w:r>
           <w:rPr>
@@ -1177,7 +1177,7 @@
           <w14:ligatures w14:val="standardContextual"/>
         </w:rPr>
       </w:pPr>
-      <w:hyperlink w:anchor="_Toc242135905" w:history="1">
+      <w:hyperlink w:anchor="_Toc242197163" w:history="1">
         <w:r>
           <w:rPr>
             <w:rStyle w:val="Hipervnculo"/>
@@ -1204,7 +1204,7 @@
             <w:noProof/>
             <w:webHidden/>
           </w:rPr>
-          <w:instrText xml:space="preserve"> PAGEREF _Toc242135905 \h </w:instrText>
+          <w:instrText xml:space="preserve"> PAGEREF _Toc242197163 \h </w:instrText>
         </w:r>
         <w:r>
           <w:rPr>
@@ -1291,7 +1291,7 @@
         <w:pStyle w:val="Ttulo1"/>
       </w:pPr>
       <w:bookmarkStart w:id="0" w:name="_2169bb510914396473aa1c71ab8bc09f79b86cc"/>
-      <w:bookmarkStart w:id="1" w:name="_Toc242135894"/>
+      <w:bookmarkStart w:id="1" w:name="_Toc242197152"/>
       <w:r>
         <w:lastRenderedPageBreak/>
         <w:t>Aislamiento multi-inquilino</w:t>
@@ -1482,7 +1482,7 @@
         <w:t>propietario_clinica</w:t>
       </w:r>
       <w:r>
-        <w:t xml:space="preserve"> (previa verificación del correo al ligar a una clínica nueva). Una misma persona puede tener </w:t>
+        <w:t xml:space="preserve"> (el correo se verifica al crear la cuenta; si ya inició sesión y está verificado, puede elegir otra clínica sin repetir la verificación). Una misma persona puede tener </w:t>
       </w:r>
       <w:r>
         <w:rPr>
@@ -1543,7 +1543,10 @@
         <w:t>mascota_clinica</w:t>
       </w:r>
       <w:r>
-        <w:t xml:space="preserve"> (que guarda además el número de historia clínica de esa clínica). Así una mascota tiene </w:t>
+        <w:t xml:space="preserve"> </w:t>
+      </w:r>
+      <w:r>
+        <w:t xml:space="preserve">(que guarda además el número de historia clínica de esa clínica). Así una mascota tiene </w:t>
       </w:r>
       <w:r>
         <w:rPr>
@@ -1553,56 +1556,56 @@
         <w:t>una sola ficha, un solo carnet y un solo QR</w:t>
       </w:r>
       <w:r>
+        <w:t xml:space="preserve"> en toda la plataforma. La ficha provisional de urgencia es la excepción temporal: se registra sin propietario verificado y con carnet inactivo hasta completarla o consolidarla (RE-4.15.3). El aislamiento se mantiene en los </w:t>
+      </w:r>
+      <w:r>
+        <w:rPr>
+          <w:b/>
+          <w:bCs/>
+        </w:rPr>
+        <w:t>registros clínicos</w:t>
+      </w:r>
+      <w:r>
+        <w:t xml:space="preserve">: </w:t>
+      </w:r>
+      <w:r>
+        <w:rPr>
+          <w:rStyle w:val="VerbatimChar"/>
+        </w:rPr>
+        <w:t>consultas</w:t>
+      </w:r>
+      <w:r>
+        <w:t xml:space="preserve">, </w:t>
+      </w:r>
+      <w:r>
+        <w:rPr>
+          <w:rStyle w:val="VerbatimChar"/>
+        </w:rPr>
+        <w:t>vacunas</w:t>
+      </w:r>
+      <w:r>
+        <w:t xml:space="preserve"> y </w:t>
+      </w:r>
+      <w:r>
+        <w:rPr>
+          <w:rStyle w:val="VerbatimChar"/>
+        </w:rPr>
+        <w:t>desparasitaciones</w:t>
+      </w:r>
+      <w:r>
+        <w:t xml:space="preserve"> llevan el </w:t>
+      </w:r>
+      <w:r>
+        <w:rPr>
+          <w:rStyle w:val="VerbatimChar"/>
+        </w:rPr>
+        <w:t>id_clinica</w:t>
+      </w:r>
+      <w:r>
         <w:t xml:space="preserve"> </w:t>
       </w:r>
       <w:r>
-        <w:t xml:space="preserve">en toda la plataforma. El aislamiento se mantiene en los </w:t>
-      </w:r>
-      <w:r>
-        <w:rPr>
-          <w:b/>
-          <w:bCs/>
-        </w:rPr>
-        <w:t>registros clínicos</w:t>
-      </w:r>
-      <w:r>
-        <w:t xml:space="preserve">: </w:t>
-      </w:r>
-      <w:r>
-        <w:rPr>
-          <w:rStyle w:val="VerbatimChar"/>
-        </w:rPr>
-        <w:t>consultas</w:t>
-      </w:r>
-      <w:r>
-        <w:t xml:space="preserve">, </w:t>
-      </w:r>
-      <w:r>
-        <w:rPr>
-          <w:rStyle w:val="VerbatimChar"/>
-        </w:rPr>
-        <w:t>vacunas</w:t>
-      </w:r>
-      <w:r>
-        <w:t xml:space="preserve"> y </w:t>
-      </w:r>
-      <w:r>
-        <w:rPr>
-          <w:rStyle w:val="VerbatimChar"/>
-        </w:rPr>
-        <w:t>desparasitaciones</w:t>
-      </w:r>
-      <w:r>
-        <w:t xml:space="preserve"> llevan el </w:t>
-      </w:r>
-      <w:r>
-        <w:rPr>
-          <w:rStyle w:val="VerbatimChar"/>
-        </w:rPr>
-        <w:t>id_clinica</w:t>
-      </w:r>
-      <w:r>
-        <w:t xml:space="preserve"> (y el veterinario) de la clínica que los creó, y solo esa clínica puede modificarlos. Otra clínica vinculada ve siempre las alergias y alertas médicas (</w:t>
+        <w:t>(y el veterinario) de la clínica que los creó, y solo esa clínica puede modificarlos. Otra clínica vinculada ve siempre las alergias y alertas médicas (</w:t>
       </w:r>
       <w:r>
         <w:rPr>
@@ -1628,7 +1631,7 @@
         <w:pStyle w:val="Ttulo1"/>
       </w:pPr>
       <w:bookmarkStart w:id="2" w:name="_73c0ee2683bf723e155dc341c5b673c8a0cee0f"/>
-      <w:bookmarkStart w:id="3" w:name="_Toc242135895"/>
+      <w:bookmarkStart w:id="3" w:name="_Toc242197153"/>
       <w:bookmarkEnd w:id="0"/>
       <w:r>
         <w:lastRenderedPageBreak/>
@@ -1669,8 +1672,8 @@
           <w:noProof/>
         </w:rPr>
         <w:drawing>
-          <wp:inline distT="0" distB="0" distL="0" distR="0" wp14:anchorId="2586990D" wp14:editId="2586990E">
-            <wp:extent cx="5939999" cy="1332692"/>
+          <wp:inline distT="0" distB="0" distL="0" distR="0" wp14:anchorId="4A571344" wp14:editId="4A571345">
+            <wp:extent cx="5939999" cy="1346971"/>
             <wp:effectExtent l="0" t="0" r="0" b="0"/>
             <wp:docPr id="14" name="Picture"/>
             <wp:cNvGraphicFramePr/>
@@ -1678,7 +1681,7 @@
               <a:graphicData uri="http://schemas.openxmlformats.org/drawingml/2006/picture">
                 <pic:pic xmlns:pic="http://schemas.openxmlformats.org/drawingml/2006/picture">
                   <pic:nvPicPr>
-                    <pic:cNvPr id="15" name="Picture" descr="C:\Users\Usuario\AppData\Local\Temp\zooki-docs-2DQu3b\mer-figura-1.png"/>
+                    <pic:cNvPr id="15" name="Picture" descr="C:\Users\Usuario\AppData\Local\Temp\zooki-docs-oeMX1P\mer-figura-1.png"/>
                     <pic:cNvPicPr>
                       <a:picLocks noChangeAspect="1" noChangeArrowheads="1"/>
                     </pic:cNvPicPr>
@@ -1692,7 +1695,7 @@
                   <pic:spPr bwMode="auto">
                     <a:xfrm>
                       <a:off x="0" y="0"/>
-                      <a:ext cx="5939999" cy="1332692"/>
+                      <a:ext cx="5939999" cy="1346971"/>
                     </a:xfrm>
                     <a:prstGeom prst="rect">
                       <a:avLst/>
@@ -1716,7 +1719,7 @@
         <w:pStyle w:val="Ttulo1"/>
       </w:pPr>
       <w:bookmarkStart w:id="4" w:name="_175abadf9b0a49af33d36e1016fa2ba4e3dbee1"/>
-      <w:bookmarkStart w:id="5" w:name="_Toc242135896"/>
+      <w:bookmarkStart w:id="5" w:name="_Toc242197154"/>
       <w:bookmarkEnd w:id="2"/>
       <w:r>
         <w:lastRenderedPageBreak/>
@@ -1729,7 +1732,7 @@
         <w:pStyle w:val="Ttulo2"/>
       </w:pPr>
       <w:bookmarkStart w:id="6" w:name="_c2b7a8b81ef31c74ab584612d4a9fe9e5f481bc"/>
-      <w:bookmarkStart w:id="7" w:name="_Toc242135897"/>
+      <w:bookmarkStart w:id="7" w:name="_Toc242197155"/>
       <w:r>
         <w:t>1. Plataforma y suscripción (SaaS) — nuevo</w:t>
       </w:r>
@@ -2012,7 +2015,7 @@
         <w:pStyle w:val="Ttulo2"/>
       </w:pPr>
       <w:bookmarkStart w:id="8" w:name="_d6a9bf6cf0bb3e49f1d107fe570f8a5ddfe3adf"/>
-      <w:bookmarkStart w:id="9" w:name="_Toc242135898"/>
+      <w:bookmarkStart w:id="9" w:name="_Toc242197156"/>
       <w:bookmarkEnd w:id="6"/>
       <w:r>
         <w:t>2. Acceso y usuarios</w:t>
@@ -2503,7 +2506,7 @@
         <w:pStyle w:val="Ttulo2"/>
       </w:pPr>
       <w:bookmarkStart w:id="10" w:name="_1eb549e2a9c91af4bfaebaeb7bc947a2e39f25e"/>
-      <w:bookmarkStart w:id="11" w:name="_Toc242135899"/>
+      <w:bookmarkStart w:id="11" w:name="_Toc242197157"/>
       <w:bookmarkEnd w:id="8"/>
       <w:r>
         <w:t>3. Reputación de veterinarios — nuevo</w:t>
@@ -2619,7 +2622,7 @@
         <w:pStyle w:val="Ttulo2"/>
       </w:pPr>
       <w:bookmarkStart w:id="12" w:name="_fa59eaf9d7724395b60f4af2c2b485b4008604a"/>
-      <w:bookmarkStart w:id="13" w:name="_Toc242135900"/>
+      <w:bookmarkStart w:id="13" w:name="_Toc242197158"/>
       <w:bookmarkEnd w:id="10"/>
       <w:r>
         <w:t>4. Grafo de conocimiento clínico (Grafo I) — nuevo, global</w:t>
@@ -2920,7 +2923,7 @@
         <w:pStyle w:val="Ttulo2"/>
       </w:pPr>
       <w:bookmarkStart w:id="14" w:name="_6eeb017515ec0d317c46fe31a59e3575da4b41c"/>
-      <w:bookmarkStart w:id="15" w:name="_Toc242135901"/>
+      <w:bookmarkStart w:id="15" w:name="_Toc242197159"/>
       <w:bookmarkEnd w:id="12"/>
       <w:r>
         <w:t>5. Pacientes y catálogos taxonómicos</w:t>
@@ -2992,7 +2995,25 @@
         <w:t>usuarios</w:t>
       </w:r>
       <w:r>
-        <w:t xml:space="preserve"> (propietario). </w:t>
+        <w:t xml:space="preserve"> (propietario). En una urgencia roja sin identificación verificable, </w:t>
+      </w:r>
+      <w:r>
+        <w:rPr>
+          <w:rStyle w:val="VerbatimChar"/>
+        </w:rPr>
+        <w:t>id_propietario</w:t>
+      </w:r>
+      <w:r>
+        <w:t xml:space="preserve">, especie, raza, nombre y peso pueden quedar NULL solo con </w:t>
+      </w:r>
+      <w:r>
+        <w:rPr>
+          <w:rStyle w:val="VerbatimChar"/>
+        </w:rPr>
+        <w:t>ficha_por_completar = 1</w:t>
+      </w:r>
+      <w:r>
+        <w:t xml:space="preserve">; la aplicación exige esos datos al completar la ficha ordinaria (RE-4.15.3). </w:t>
       </w:r>
       <w:r>
         <w:rPr>
@@ -3010,7 +3031,7 @@
         <w:t>esterilizado</w:t>
       </w:r>
       <w:r>
-        <w:t xml:space="preserve"> es NULL si no se sabe; el triage lo usa (por ejemplo, una hembra entera con ciertos síntomas sube de nivel, RN-416). </w:t>
+        <w:t xml:space="preserve"> es NULL si no se sabe; el triage lo usa. </w:t>
       </w:r>
       <w:r>
         <w:rPr>
@@ -3019,7 +3040,10 @@
         <w:t>token_carnet</w:t>
       </w:r>
       <w:r>
-        <w:t xml:space="preserve"> es el token aleatorio (≥ 128 bits) que identifica el carnet público por QR; nunca se usa </w:t>
+        <w:t xml:space="preserve"> </w:t>
+      </w:r>
+      <w:r>
+        <w:t xml:space="preserve">es aleatorio (≥ 128 bits) y nunca expone </w:t>
       </w:r>
       <w:r>
         <w:rPr>
@@ -3028,7 +3052,7 @@
         <w:t>id_mascota</w:t>
       </w:r>
       <w:r>
-        <w:t xml:space="preserve"> en la URL (RN-502). </w:t>
+        <w:t xml:space="preserve"> en la URL (RN-502); el carnet de una ficha provisional permanece inactivo. </w:t>
       </w:r>
       <w:r>
         <w:rPr>
@@ -3037,10 +3061,7 @@
         <w:t>id_clinica_registro</w:t>
       </w:r>
       <w:r>
-        <w:t xml:space="preserve"> </w:t>
-      </w:r>
-      <w:r>
-        <w:t xml:space="preserve">guarda la clínica que la registró: junto con el propietario, es la única que puede cambiar especie, raza, sexo y fecha de nacimiento (RN-110). </w:t>
+        <w:t xml:space="preserve"> guarda la clínica que la registró: junto con el propietario, es la única que puede cambiar especie, raza, sexo y fecha de nacimiento (RN-110). </w:t>
       </w:r>
       <w:r>
         <w:rPr>
@@ -3065,37 +3086,41 @@
           <w:b/>
           <w:bCs/>
         </w:rPr>
-        <w:t>alertas_medicas</w:t>
-      </w:r>
-      <w:r>
-        <w:t>: Alergias, condiciones crónicas y medicación continua de la mascota (</w:t>
-      </w:r>
-      <w:r>
-        <w:rPr>
-          <w:rStyle w:val="VerbatimChar"/>
-        </w:rPr>
-        <w:t>tipo</w:t>
-      </w:r>
-      <w:r>
-        <w:t>). Cada alerta guarda la clínica y el veterinario que la registró y, si existe, el nodo del Grafo I al que corresponde (</w:t>
-      </w:r>
-      <w:r>
-        <w:rPr>
-          <w:rStyle w:val="VerbatimChar"/>
-        </w:rPr>
-        <w:t>id_nodo</w:t>
-      </w:r>
-      <w:r>
-        <w:t>), para que el triage y la prescripción la crucen con el grafo. Es global para la mascota: la ven todas las clínicas vinculadas y el carnet público (RN-113, RN-416, RN-503). Una alerta no se borra: se desactiva (</w:t>
-      </w:r>
-      <w:r>
-        <w:rPr>
-          <w:rStyle w:val="VerbatimChar"/>
-        </w:rPr>
-        <w:t>activa = 0</w:t>
-      </w:r>
-      <w:r>
-        <w:t>).</w:t>
+        <w:t>ingresos_emergencia</w:t>
+      </w:r>
+      <w:r>
+        <w:t xml:space="preserve">: Guarda el ingreso </w:t>
+      </w:r>
+      <w:r>
+        <w:rPr>
+          <w:b/>
+          <w:bCs/>
+        </w:rPr>
+        <w:t>presencial</w:t>
+      </w:r>
+      <w:r>
+        <w:t xml:space="preserve"> provisional de una urgencia roja con </w:t>
+      </w:r>
+      <w:r>
+        <w:rPr>
+          <w:rStyle w:val="VerbatimChar"/>
+        </w:rPr>
+        <w:t>id_clinica</w:t>
+      </w:r>
+      <w:r>
+        <w:t xml:space="preserve">, la mascota provisional y los datos disponibles del acompañante, sin atribuirle la propiedad ni crearle una cuenta. </w:t>
+      </w:r>
+      <w:r>
+        <w:rPr>
+          <w:rStyle w:val="VerbatimChar"/>
+        </w:rPr>
+        <w:t>id_mascota_final</w:t>
+      </w:r>
+      <w:r>
+        <w:t xml:space="preserve"> </w:t>
+      </w:r>
+      <w:r>
+        <w:t>identifica la misma mascota al completar la ficha o una ficha existente después de verificar su titularidad y consolidar los actos clínicos en una transacción; la ficha provisional queda inactiva y el ingreso conserva la trazabilidad. Un rojo iniciado en el portal autenticado usa el propietario de la sesión y la mascota seleccionada. También en un ingreso presencial con relación verificada se usan los registros existentes: ninguno de esos casos crea un ingreso provisional (RE-4.15.3, RN-G19, RN-420).</w:t>
       </w:r>
     </w:p>
     <w:p>
@@ -3111,19 +3136,37 @@
           <w:b/>
           <w:bCs/>
         </w:rPr>
-        <w:t>mascota_clinica</w:t>
-      </w:r>
-      <w:r>
-        <w:t xml:space="preserve">: Tabla puente mascota↔clínica. Se crea al registrar o vincular la mascota en una clínica y guarda el </w:t>
-      </w:r>
-      <w:r>
-        <w:rPr>
-          <w:rStyle w:val="VerbatimChar"/>
-        </w:rPr>
-        <w:t>numero_historia_clinica</w:t>
-      </w:r>
-      <w:r>
-        <w:t xml:space="preserve"> de esa clínica (RN-102). Es la base del límite de mascotas del plan.</w:t>
+        <w:t>alertas_medicas</w:t>
+      </w:r>
+      <w:r>
+        <w:t>: Alergias, condiciones crónicas y medicación continua de la mascota (</w:t>
+      </w:r>
+      <w:r>
+        <w:rPr>
+          <w:rStyle w:val="VerbatimChar"/>
+        </w:rPr>
+        <w:t>tipo</w:t>
+      </w:r>
+      <w:r>
+        <w:t>). Cada alerta guarda la clínica y el veterinario que la registró y, si existe, el nodo del Grafo I al que corresponde (</w:t>
+      </w:r>
+      <w:r>
+        <w:rPr>
+          <w:rStyle w:val="VerbatimChar"/>
+        </w:rPr>
+        <w:t>id_nodo</w:t>
+      </w:r>
+      <w:r>
+        <w:t>), para que el triage y la prescripción la crucen con el grafo. Es global para la mascota: la ven todas las clínicas vinculadas y el carnet público (RN-113, RN-416, RN-503). Una alerta no se borra: se desactiva (</w:t>
+      </w:r>
+      <w:r>
+        <w:rPr>
+          <w:rStyle w:val="VerbatimChar"/>
+        </w:rPr>
+        <w:t>activa = 0</w:t>
+      </w:r>
+      <w:r>
+        <w:t>).</w:t>
       </w:r>
     </w:p>
     <w:p>
@@ -3139,10 +3182,28 @@
           <w:b/>
           <w:bCs/>
         </w:rPr>
-        <w:t>carnet_escaneos</w:t>
-      </w:r>
-      <w:r>
-        <w:t>: Registro de cada escaneo del carnet público: fecha, IP anonimizada (hash) y ubicación solo si quien escanea la comparte. Alimenta el aviso al propietario y el límite de consultas por IP (RN-504, RN-505).</w:t>
+        <w:t>mascota_clinica</w:t>
+      </w:r>
+      <w:r>
+        <w:t xml:space="preserve">: Tabla puente mascota↔clínica. Se crea al registrar o vincular la mascota en una clínica; </w:t>
+      </w:r>
+      <w:r>
+        <w:rPr>
+          <w:rStyle w:val="VerbatimChar"/>
+        </w:rPr>
+        <w:t>numero_historia_clinica</w:t>
+      </w:r>
+      <w:r>
+        <w:t xml:space="preserve"> se asigna al guardar la primera consulta en esa clínica (RN-102) y es único por </w:t>
+      </w:r>
+      <w:r>
+        <w:rPr>
+          <w:rStyle w:val="VerbatimChar"/>
+        </w:rPr>
+        <w:t>id_clinica</w:t>
+      </w:r>
+      <w:r>
+        <w:t>. Es la base del límite de mascotas del plan.</w:t>
       </w:r>
     </w:p>
     <w:p>
@@ -3158,6 +3219,26 @@
           <w:b/>
           <w:bCs/>
         </w:rPr>
+        <w:t>carnet_escaneos</w:t>
+      </w:r>
+      <w:r>
+        <w:t>: Registro de cada escaneo del carnet público: fecha, IP anonimizada (hash) y ubicación solo si quien escanea la comparte. Alimenta el aviso al propietario y el límite de consultas por IP (RN-504, RN-505).</w:t>
+      </w:r>
+    </w:p>
+    <w:p>
+      <w:pPr>
+        <w:pStyle w:val="Compact"/>
+        <w:numPr>
+          <w:ilvl w:val="0"/>
+          <w:numId w:val="6"/>
+        </w:numPr>
+      </w:pPr>
+      <w:r>
+        <w:rPr>
+          <w:b/>
+          <w:bCs/>
+        </w:rPr>
+        <w:lastRenderedPageBreak/>
         <w:t>especies</w:t>
       </w:r>
       <w:r>
@@ -3209,7 +3290,7 @@
         <w:pStyle w:val="Ttulo2"/>
       </w:pPr>
       <w:bookmarkStart w:id="16" w:name="_d2e8a251732834f58b38cf075788a677d355bc0"/>
-      <w:bookmarkStart w:id="17" w:name="_Toc242135902"/>
+      <w:bookmarkStart w:id="17" w:name="_Toc242197160"/>
       <w:bookmarkEnd w:id="14"/>
       <w:r>
         <w:t>6. Operación clínica</w:t>
@@ -3260,68 +3341,149 @@
         <w:t>nivel de triage de 4 niveles</w:t>
       </w:r>
       <w:r>
+        <w:t xml:space="preserve"> — </w:t>
+      </w:r>
+      <w:r>
+        <w:t>🔴</w:t>
+      </w:r>
+      <w:r>
+        <w:t xml:space="preserve"> rojo (crítico), </w:t>
+      </w:r>
+      <w:r>
+        <w:t>🟠</w:t>
+      </w:r>
+      <w:r>
+        <w:t xml:space="preserve"> naranja (urgente), </w:t>
+      </w:r>
+      <w:r>
+        <w:t>🟡</w:t>
+      </w:r>
+      <w:r>
+        <w:t xml:space="preserve"> amarillo (prioritario), </w:t>
+      </w:r>
+      <w:r>
+        <w:t>🟢</w:t>
+      </w:r>
+      <w:r>
+        <w:t xml:space="preserve"> verde (no urgente) — </w:t>
+      </w:r>
+      <w:r>
+        <w:rPr>
+          <w:b/>
+          <w:bCs/>
+        </w:rPr>
+        <w:t>calculado por el Grafo I</w:t>
+      </w:r>
+      <w:r>
+        <w:t xml:space="preserve"> a partir de los síntomas; conserva estados, horas reales y control de solapamientos. </w:t>
+      </w:r>
+      <w:r>
+        <w:rPr>
+          <w:rStyle w:val="VerbatimChar"/>
+        </w:rPr>
+        <w:t>prioridad_calculada</w:t>
+      </w:r>
+      <w:r>
+        <w:t xml:space="preserve"> conserva el nivel que dio el Grafo I cuando el veterinario lo ajusta (RN-419); </w:t>
+      </w:r>
+      <w:r>
+        <w:rPr>
+          <w:rStyle w:val="VerbatimChar"/>
+        </w:rPr>
+        <w:t>hora_llegada</w:t>
+      </w:r>
+      <w:r>
+        <w:t xml:space="preserve"> registra la llegada del propietario (RN-426); los estados incluyen </w:t>
+      </w:r>
+      <w:r>
+        <w:rPr>
+          <w:rStyle w:val="VerbatimChar"/>
+        </w:rPr>
+        <w:t>sin_cerrar</w:t>
+      </w:r>
+      <w:r>
+        <w:t xml:space="preserve"> y </w:t>
+      </w:r>
+      <w:r>
+        <w:rPr>
+          <w:rStyle w:val="VerbatimChar"/>
+        </w:rPr>
+        <w:t>pausada</w:t>
+      </w:r>
+      <w:r>
+        <w:t xml:space="preserve"> (RN-427). Los síntomas se guardan de forma estructurada (RN-424): los marcados del catálogo del grafo en </w:t>
+      </w:r>
+      <w:r>
+        <w:rPr>
+          <w:rStyle w:val="VerbatimChar"/>
+        </w:rPr>
+        <w:t>cita_sintomas</w:t>
+      </w:r>
+      <w:r>
+        <w:t xml:space="preserve">, el texto libre en </w:t>
+      </w:r>
+      <w:r>
+        <w:rPr>
+          <w:rStyle w:val="VerbatimChar"/>
+        </w:rPr>
+        <w:t>sintomas_texto</w:t>
+      </w:r>
+      <w:r>
+        <w:t xml:space="preserve"> y su comienzo en </w:t>
+      </w:r>
+      <w:r>
+        <w:rPr>
+          <w:rStyle w:val="VerbatimChar"/>
+        </w:rPr>
+        <w:t>inicio_sintomas</w:t>
+      </w:r>
+      <w:r>
+        <w:t xml:space="preserve">. </w:t>
+      </w:r>
+      <w:r>
+        <w:rPr>
+          <w:rStyle w:val="VerbatimChar"/>
+        </w:rPr>
+        <w:t>motivo_ajuste_prioridad</w:t>
+      </w:r>
+      <w:r>
+        <w:t xml:space="preserve"> es obligatorio cuando el veterinario cambia el nivel (RN-419); </w:t>
+      </w:r>
+      <w:r>
+        <w:rPr>
+          <w:rStyle w:val="VerbatimChar"/>
+        </w:rPr>
+        <w:t>es_sobrecupo</w:t>
+      </w:r>
+      <w:r>
+        <w:t xml:space="preserve"> marca las citas que cuentan contra el tope de sobrecupos del bloque y </w:t>
+      </w:r>
+      <w:r>
+        <w:rPr>
+          <w:rStyle w:val="VerbatimChar"/>
+        </w:rPr>
+        <w:t>orden_sobrecupo</w:t>
+      </w:r>
+      <w:r>
         <w:t xml:space="preserve"> </w:t>
       </w:r>
       <w:r>
-        <w:t xml:space="preserve">— </w:t>
-      </w:r>
-      <w:r>
-        <w:t>🔴</w:t>
-      </w:r>
-      <w:r>
-        <w:t xml:space="preserve"> rojo (crítico), </w:t>
-      </w:r>
-      <w:r>
-        <w:t>🟠</w:t>
-      </w:r>
-      <w:r>
-        <w:t xml:space="preserve"> naranja (urgente), </w:t>
-      </w:r>
-      <w:r>
-        <w:t>🟡</w:t>
-      </w:r>
-      <w:r>
-        <w:t xml:space="preserve"> amarillo (prioritario), </w:t>
-      </w:r>
-      <w:r>
-        <w:t>🟢</w:t>
-      </w:r>
-      <w:r>
-        <w:t xml:space="preserve"> verde (no urgente) — </w:t>
-      </w:r>
-      <w:r>
-        <w:rPr>
-          <w:b/>
-          <w:bCs/>
-        </w:rPr>
-        <w:t>calculado por el Grafo I</w:t>
-      </w:r>
-      <w:r>
-        <w:t xml:space="preserve"> a partir de los síntomas; conserva estados, horas reales y control de solapamientos. </w:t>
-      </w:r>
-      <w:r>
-        <w:rPr>
-          <w:rStyle w:val="VerbatimChar"/>
-        </w:rPr>
-        <w:t>prioridad_calculada</w:t>
-      </w:r>
-      <w:r>
-        <w:t xml:space="preserve"> conserva el nivel que dio el Grafo I cuando el veterinario lo ajusta (RN-419); </w:t>
-      </w:r>
-      <w:r>
-        <w:rPr>
-          <w:rStyle w:val="VerbatimChar"/>
-        </w:rPr>
-        <w:t>hora_llegada</w:t>
-      </w:r>
-      <w:r>
-        <w:t xml:space="preserve"> registra la llegada del propietario (RN-426); los estados incluyen </w:t>
-      </w:r>
-      <w:r>
-        <w:rPr>
-          <w:rStyle w:val="VerbatimChar"/>
-        </w:rPr>
-        <w:t>sin_cerrar</w:t>
+        <w:t xml:space="preserve">conserva su posición, inicialmente por llegada y modificable por veterinario con motivo auditado (RN-422). </w:t>
+      </w:r>
+      <w:r>
+        <w:rPr>
+          <w:rStyle w:val="VerbatimChar"/>
+        </w:rPr>
+        <w:t>id_tipo_cita</w:t>
+      </w:r>
+      <w:r>
+        <w:t xml:space="preserve"> pasa a ser clave foránea. </w:t>
+      </w:r>
+      <w:r>
+        <w:rPr>
+          <w:rStyle w:val="VerbatimChar"/>
+        </w:rPr>
+        <w:t>duracion_minutos</w:t>
       </w:r>
       <w:r>
         <w:t xml:space="preserve"> y </w:t>
@@ -3330,68 +3492,10 @@
         <w:rPr>
           <w:rStyle w:val="VerbatimChar"/>
         </w:rPr>
-        <w:t>pausada</w:t>
-      </w:r>
-      <w:r>
-        <w:t xml:space="preserve"> (RN-427). Los síntomas se guardan de forma estructurada (RN-424): los marcados del catálogo del grafo en </w:t>
-      </w:r>
-      <w:r>
-        <w:rPr>
-          <w:rStyle w:val="VerbatimChar"/>
-        </w:rPr>
-        <w:t>cita_sintomas</w:t>
-      </w:r>
-      <w:r>
-        <w:t xml:space="preserve">, el texto </w:t>
-      </w:r>
-      <w:r>
-        <w:lastRenderedPageBreak/>
-        <w:t xml:space="preserve">libre en </w:t>
-      </w:r>
-      <w:r>
-        <w:rPr>
-          <w:rStyle w:val="VerbatimChar"/>
-        </w:rPr>
-        <w:t>sintomas_texto</w:t>
-      </w:r>
-      <w:r>
-        <w:t xml:space="preserve"> y su comienzo en </w:t>
-      </w:r>
-      <w:r>
-        <w:rPr>
-          <w:rStyle w:val="VerbatimChar"/>
-        </w:rPr>
-        <w:t>inicio_sintomas</w:t>
-      </w:r>
-      <w:r>
-        <w:t xml:space="preserve">. </w:t>
-      </w:r>
-      <w:r>
-        <w:rPr>
-          <w:rStyle w:val="VerbatimChar"/>
-        </w:rPr>
-        <w:t>motivo_ajuste_prioridad</w:t>
-      </w:r>
-      <w:r>
-        <w:t xml:space="preserve"> es obligatorio cuando el veterinario cambia el nivel (RN-419) y </w:t>
-      </w:r>
-      <w:r>
-        <w:rPr>
-          <w:rStyle w:val="VerbatimChar"/>
-        </w:rPr>
-        <w:t>es_sobrecupo</w:t>
-      </w:r>
-      <w:r>
-        <w:t xml:space="preserve"> marca las citas que cuentan contra el tope de sobrecupos del bloque (RN-422). </w:t>
-      </w:r>
-      <w:r>
-        <w:rPr>
-          <w:rStyle w:val="VerbatimChar"/>
-        </w:rPr>
-        <w:t>id_tipo_cita</w:t>
-      </w:r>
-      <w:r>
-        <w:t xml:space="preserve"> pasa a ser clave foránea.</w:t>
+        <w:t>margen_minutos</w:t>
+      </w:r>
+      <w:r>
+        <w:t xml:space="preserve"> guardan los valores aplicados al reservar; cambiar después el tipo no altera las citas existentes.</w:t>
       </w:r>
     </w:p>
     <w:p>
@@ -3429,19 +3533,19 @@
         <w:t>colchón (buffer)</w:t>
       </w:r>
       <w:r>
+        <w:t xml:space="preserve"> por tipo de cita que absorbe los retrasos y alimenta el cálculo de disponibilidad y el reajuste en vivo (Grafo II). </w:t>
+      </w:r>
+      <w:r>
+        <w:rPr>
+          <w:rStyle w:val="VerbatimChar"/>
+        </w:rPr>
+        <w:t>pausable</w:t>
+      </w:r>
+      <w:r>
         <w:t xml:space="preserve"> </w:t>
       </w:r>
       <w:r>
-        <w:t xml:space="preserve">por tipo de cita que absorbe los retrasos y alimenta el cálculo de disponibilidad y el reajuste en vivo (Grafo II). </w:t>
-      </w:r>
-      <w:r>
-        <w:rPr>
-          <w:rStyle w:val="VerbatimChar"/>
-        </w:rPr>
-        <w:t>pausable</w:t>
-      </w:r>
-      <w:r>
-        <w:t xml:space="preserve"> indica si una cita de ese tipo puede interrumpirse por una urgencia (RN-427).</w:t>
+        <w:t>indica si una cita de ese tipo puede interrumpirse por una urgencia (RN-427).</w:t>
       </w:r>
     </w:p>
     <w:p>
@@ -3525,7 +3629,25 @@
         <w:t>ausencias_veterinario</w:t>
       </w:r>
       <w:r>
-        <w:t xml:space="preserve">: Excepciones por clínica y fecha (permiso, incapacidad, "ese día no vino") que tapan la disponibilidad del veterinario en ese rango. </w:t>
+        <w:t xml:space="preserve">: Excepciones por clínica y rango de fecha y hora (permiso, incapacidad, "ese día no vino") que tapan la disponibilidad del veterinario en ese rango. </w:t>
+      </w:r>
+      <w:r>
+        <w:rPr>
+          <w:rStyle w:val="VerbatimChar"/>
+        </w:rPr>
+        <w:t>fecha_hora_inicio</w:t>
+      </w:r>
+      <w:r>
+        <w:t xml:space="preserve"> es inclusiva y </w:t>
+      </w:r>
+      <w:r>
+        <w:rPr>
+          <w:rStyle w:val="VerbatimChar"/>
+        </w:rPr>
+        <w:t>fecha_hora_fin</w:t>
+      </w:r>
+      <w:r>
+        <w:t xml:space="preserve"> exclusiva, en la zona horaria de la clínica; un día completo va de las 00:00 de ese día a las 00:00 del siguiente. </w:t>
       </w:r>
       <w:r>
         <w:rPr>
@@ -3534,20 +3656,20 @@
         <w:t>id_cobertura</w:t>
       </w:r>
       <w:r>
+        <w:t xml:space="preserve"> es la clave foránea del veterinario que lo reemplaza; así un "intercambio de turnos" queda registrado como </w:t>
+      </w:r>
+      <w:r>
+        <w:rPr>
+          <w:b/>
+          <w:bCs/>
+        </w:rPr>
+        <w:t>ausencia del titular + cobertura del reemplazo</w:t>
+      </w:r>
+      <w:r>
         <w:t xml:space="preserve"> </w:t>
       </w:r>
       <w:r>
-        <w:t xml:space="preserve">es la clave foránea del veterinario que lo reemplaza; así un "intercambio de turnos" queda registrado como </w:t>
-      </w:r>
-      <w:r>
-        <w:rPr>
-          <w:b/>
-          <w:bCs/>
-        </w:rPr>
-        <w:t>ausencia del titular + cobertura del reemplazo</w:t>
-      </w:r>
-      <w:r>
-        <w:t xml:space="preserve"> (reasignación de sus citas). La trazabilidad de quién atendió realmente la da la historia clínica, no la agenda.</w:t>
+        <w:t>(reasignación de sus citas). La trazabilidad de quién atendió realmente la da la historia clínica, no la agenda.</w:t>
       </w:r>
     </w:p>
     <w:p>
@@ -3620,10 +3742,7 @@
         <w:t>horarios_veterinario</w:t>
       </w:r>
       <w:r>
-        <w:t xml:space="preserve"> </w:t>
-      </w:r>
-      <w:r>
-        <w:t>y las citas que queden fuera se marcan para reajuste (RN-706).</w:t>
+        <w:t xml:space="preserve"> y las citas que queden fuera se marcan para reajuste (RN-706).</w:t>
       </w:r>
     </w:p>
     <w:p>
@@ -3703,6 +3822,7 @@
           <w:b/>
           <w:bCs/>
         </w:rPr>
+        <w:lastRenderedPageBreak/>
         <w:t>consultas</w:t>
       </w:r>
       <w:r>
@@ -3771,10 +3891,7 @@
         <w:t>consulta_sintomas</w:t>
       </w:r>
       <w:r>
-        <w:t xml:space="preserve"> </w:t>
-      </w:r>
-      <w:r>
-        <w:t xml:space="preserve">guarda los síntomas registrados en la consulta, a partir de los cuales el Grafo I sugiere diagnósticos (RN-210). </w:t>
+        <w:t xml:space="preserve"> guarda los síntomas registrados en la consulta, a partir de los cuales el Grafo I sugiere diagnósticos (RN-210). </w:t>
       </w:r>
       <w:r>
         <w:rPr>
@@ -3829,7 +3946,7 @@
         <w:t>alertas_medicas</w:t>
       </w:r>
       <w:r>
-        <w:t>, y contra ella se revisan las interacciones al prescribir (RN-211).</w:t>
+        <w:t>. El motor evalúa internamente esa medicación de todas las clínicas para RN-211; sin autorización para ver un tratamiento ajeno, la respuesta solo da una alerta genérica y no expone los datos del tratamiento.</w:t>
       </w:r>
     </w:p>
     <w:p>
@@ -3837,7 +3954,7 @@
         <w:pStyle w:val="Ttulo2"/>
       </w:pPr>
       <w:bookmarkStart w:id="18" w:name="_d717dda87a0fa1125b482ed50a29711e040ab78"/>
-      <w:bookmarkStart w:id="19" w:name="_Toc242135903"/>
+      <w:bookmarkStart w:id="19" w:name="_Toc242197161"/>
       <w:bookmarkEnd w:id="16"/>
       <w:r>
         <w:t>7. Prevención</w:t>
@@ -3958,10 +4075,9 @@
         <w:pStyle w:val="Ttulo2"/>
       </w:pPr>
       <w:bookmarkStart w:id="20" w:name="_0560edb7cb7205277d9e3cd97c31da13d513556"/>
-      <w:bookmarkStart w:id="21" w:name="_Toc242135904"/>
+      <w:bookmarkStart w:id="21" w:name="_Toc242197162"/>
       <w:bookmarkEnd w:id="18"/>
       <w:r>
-        <w:lastRenderedPageBreak/>
         <w:t>8. Comunicaciones y auditoría</w:t>
       </w:r>
       <w:bookmarkEnd w:id="21"/>
@@ -4135,7 +4251,7 @@
         <w:pStyle w:val="Ttulo2"/>
       </w:pPr>
       <w:bookmarkStart w:id="22" w:name="_cb1741f9772febdbdca46263dec4ffd4ce97a2d"/>
-      <w:bookmarkStart w:id="23" w:name="_Toc242135905"/>
+      <w:bookmarkStart w:id="23" w:name="_Toc242197163"/>
       <w:bookmarkEnd w:id="20"/>
       <w:r>
         <w:t>9. Infraestructura</w:t>
@@ -4305,7 +4421,7 @@
               <w:noProof/>
             </w:rPr>
             <w:drawing>
-              <wp:inline distT="0" distB="0" distL="0" distR="0" wp14:anchorId="25869919" wp14:editId="2586991A">
+              <wp:inline distT="0" distB="0" distL="0" distR="0" wp14:anchorId="4A571350" wp14:editId="4A571351">
                 <wp:extent cx="324000" cy="324000"/>
                 <wp:effectExtent l="0" t="0" r="0" b="0"/>
                 <wp:docPr id="9001" name="Logo Zooki"/>
@@ -4465,7 +4581,7 @@
   <w:abstractNum w:abstractNumId="0" w15:restartNumberingAfterBreak="0">
     <w:nsid w:val="0000A990"/>
     <w:multiLevelType w:val="multilevel"/>
-    <w:tmpl w:val="6F36068E"/>
+    <w:tmpl w:val="12F82B46"/>
     <w:lvl w:ilvl="0">
       <w:numFmt w:val="bullet"/>
       <w:lvlText w:val=" "/>
@@ -4542,7 +4658,7 @@
   <w:abstractNum w:abstractNumId="1" w15:restartNumberingAfterBreak="0">
     <w:nsid w:val="0000A991"/>
     <w:multiLevelType w:val="multilevel"/>
-    <w:tmpl w:val="C3C6F95A"/>
+    <w:tmpl w:val="D79C3D76"/>
     <w:lvl w:ilvl="0">
       <w:numFmt w:val="bullet"/>
       <w:lvlText w:val=""/>
@@ -4643,34 +4759,34 @@
       </w:rPr>
     </w:lvl>
   </w:abstractNum>
-  <w:num w:numId="1" w16cid:durableId="1996178107">
+  <w:num w:numId="1" w16cid:durableId="1692873902">
     <w:abstractNumId w:val="0"/>
   </w:num>
-  <w:num w:numId="2" w16cid:durableId="422915906">
+  <w:num w:numId="2" w16cid:durableId="25984573">
     <w:abstractNumId w:val="1"/>
   </w:num>
-  <w:num w:numId="3" w16cid:durableId="1940525295">
+  <w:num w:numId="3" w16cid:durableId="852304283">
     <w:abstractNumId w:val="1"/>
   </w:num>
-  <w:num w:numId="4" w16cid:durableId="1665275274">
+  <w:num w:numId="4" w16cid:durableId="463743525">
     <w:abstractNumId w:val="1"/>
   </w:num>
-  <w:num w:numId="5" w16cid:durableId="136774297">
+  <w:num w:numId="5" w16cid:durableId="407114338">
     <w:abstractNumId w:val="1"/>
   </w:num>
-  <w:num w:numId="6" w16cid:durableId="1098252772">
+  <w:num w:numId="6" w16cid:durableId="1481387691">
     <w:abstractNumId w:val="1"/>
   </w:num>
-  <w:num w:numId="7" w16cid:durableId="482890134">
+  <w:num w:numId="7" w16cid:durableId="2081055686">
     <w:abstractNumId w:val="1"/>
   </w:num>
-  <w:num w:numId="8" w16cid:durableId="1945460766">
+  <w:num w:numId="8" w16cid:durableId="471682647">
     <w:abstractNumId w:val="1"/>
   </w:num>
-  <w:num w:numId="9" w16cid:durableId="1388526239">
+  <w:num w:numId="9" w16cid:durableId="1891575763">
     <w:abstractNumId w:val="1"/>
   </w:num>
-  <w:num w:numId="10" w16cid:durableId="2071464797">
+  <w:num w:numId="10" w16cid:durableId="209273019">
     <w:abstractNumId w:val="1"/>
   </w:num>
 </w:numbering>

--- a/public/docs/descargas/mer.docx
+++ b/public/docs/descargas/mer.docx
@@ -85,7 +85,7 @@
           <w:noProof/>
         </w:rPr>
         <w:drawing>
-          <wp:inline distT="0" distB="0" distL="0" distR="0" wp14:anchorId="4A571342" wp14:editId="4A571343">
+          <wp:inline distT="0" distB="0" distL="0" distR="0" wp14:anchorId="4F0876FE" wp14:editId="4F0876FF">
             <wp:extent cx="395999" cy="405503"/>
             <wp:effectExtent l="0" t="0" r="0" b="0"/>
             <wp:docPr id="10" name="Picture"/>
@@ -221,7 +221,7 @@
               <w:pStyle w:val="Celda"/>
             </w:pPr>
             <w:r>
-              <w:t>06/10/2026</w:t>
+              <w:t>07/10/2026</w:t>
             </w:r>
           </w:p>
         </w:tc>
@@ -401,7 +401,7 @@
       <w:r>
         <w:fldChar w:fldCharType="separate"/>
       </w:r>
-      <w:hyperlink w:anchor="_Toc242197152" w:history="1">
+      <w:hyperlink w:anchor="_Toc242225425" w:history="1">
         <w:r>
           <w:rPr>
             <w:rStyle w:val="Hipervnculo"/>
@@ -428,7 +428,7 @@
             <w:noProof/>
             <w:webHidden/>
           </w:rPr>
-          <w:instrText xml:space="preserve"> PAGEREF _Toc242197152 \h </w:instrText>
+          <w:instrText xml:space="preserve"> PAGEREF _Toc242225425 \h </w:instrText>
         </w:r>
         <w:r>
           <w:rPr>
@@ -474,7 +474,7 @@
           <w14:ligatures w14:val="standardContextual"/>
         </w:rPr>
       </w:pPr>
-      <w:hyperlink w:anchor="_Toc242197153" w:history="1">
+      <w:hyperlink w:anchor="_Toc242225426" w:history="1">
         <w:r>
           <w:rPr>
             <w:rStyle w:val="Hipervnculo"/>
@@ -501,7 +501,7 @@
             <w:noProof/>
             <w:webHidden/>
           </w:rPr>
-          <w:instrText xml:space="preserve"> PAGEREF _Toc242197153 \h </w:instrText>
+          <w:instrText xml:space="preserve"> PAGEREF _Toc242225426 \h </w:instrText>
         </w:r>
         <w:r>
           <w:rPr>
@@ -547,7 +547,7 @@
           <w14:ligatures w14:val="standardContextual"/>
         </w:rPr>
       </w:pPr>
-      <w:hyperlink w:anchor="_Toc242197154" w:history="1">
+      <w:hyperlink w:anchor="_Toc242225427" w:history="1">
         <w:r>
           <w:rPr>
             <w:rStyle w:val="Hipervnculo"/>
@@ -574,7 +574,7 @@
             <w:noProof/>
             <w:webHidden/>
           </w:rPr>
-          <w:instrText xml:space="preserve"> PAGEREF _Toc242197154 \h </w:instrText>
+          <w:instrText xml:space="preserve"> PAGEREF _Toc242225427 \h </w:instrText>
         </w:r>
         <w:r>
           <w:rPr>
@@ -617,7 +617,7 @@
           <w14:ligatures w14:val="standardContextual"/>
         </w:rPr>
       </w:pPr>
-      <w:hyperlink w:anchor="_Toc242197155" w:history="1">
+      <w:hyperlink w:anchor="_Toc242225428" w:history="1">
         <w:r>
           <w:rPr>
             <w:rStyle w:val="Hipervnculo"/>
@@ -644,7 +644,7 @@
             <w:noProof/>
             <w:webHidden/>
           </w:rPr>
-          <w:instrText xml:space="preserve"> PAGEREF _Toc242197155 \h </w:instrText>
+          <w:instrText xml:space="preserve"> PAGEREF _Toc242225428 \h </w:instrText>
         </w:r>
         <w:r>
           <w:rPr>
@@ -687,7 +687,7 @@
           <w14:ligatures w14:val="standardContextual"/>
         </w:rPr>
       </w:pPr>
-      <w:hyperlink w:anchor="_Toc242197156" w:history="1">
+      <w:hyperlink w:anchor="_Toc242225429" w:history="1">
         <w:r>
           <w:rPr>
             <w:rStyle w:val="Hipervnculo"/>
@@ -714,7 +714,7 @@
             <w:noProof/>
             <w:webHidden/>
           </w:rPr>
-          <w:instrText xml:space="preserve"> PAGEREF _Toc242197156 \h </w:instrText>
+          <w:instrText xml:space="preserve"> PAGEREF _Toc242225429 \h </w:instrText>
         </w:r>
         <w:r>
           <w:rPr>
@@ -757,7 +757,7 @@
           <w14:ligatures w14:val="standardContextual"/>
         </w:rPr>
       </w:pPr>
-      <w:hyperlink w:anchor="_Toc242197157" w:history="1">
+      <w:hyperlink w:anchor="_Toc242225430" w:history="1">
         <w:r>
           <w:rPr>
             <w:rStyle w:val="Hipervnculo"/>
@@ -784,7 +784,7 @@
             <w:noProof/>
             <w:webHidden/>
           </w:rPr>
-          <w:instrText xml:space="preserve"> PAGEREF _Toc242197157 \h </w:instrText>
+          <w:instrText xml:space="preserve"> PAGEREF _Toc242225430 \h </w:instrText>
         </w:r>
         <w:r>
           <w:rPr>
@@ -827,7 +827,7 @@
           <w14:ligatures w14:val="standardContextual"/>
         </w:rPr>
       </w:pPr>
-      <w:hyperlink w:anchor="_Toc242197158" w:history="1">
+      <w:hyperlink w:anchor="_Toc242225431" w:history="1">
         <w:r>
           <w:rPr>
             <w:rStyle w:val="Hipervnculo"/>
@@ -854,7 +854,7 @@
             <w:noProof/>
             <w:webHidden/>
           </w:rPr>
-          <w:instrText xml:space="preserve"> PAGEREF _Toc242197158 \h </w:instrText>
+          <w:instrText xml:space="preserve"> PAGEREF _Toc242225431 \h </w:instrText>
         </w:r>
         <w:r>
           <w:rPr>
@@ -897,7 +897,7 @@
           <w14:ligatures w14:val="standardContextual"/>
         </w:rPr>
       </w:pPr>
-      <w:hyperlink w:anchor="_Toc242197159" w:history="1">
+      <w:hyperlink w:anchor="_Toc242225432" w:history="1">
         <w:r>
           <w:rPr>
             <w:rStyle w:val="Hipervnculo"/>
@@ -924,7 +924,7 @@
             <w:noProof/>
             <w:webHidden/>
           </w:rPr>
-          <w:instrText xml:space="preserve"> PAGEREF _Toc242197159 \h </w:instrText>
+          <w:instrText xml:space="preserve"> PAGEREF _Toc242225432 \h </w:instrText>
         </w:r>
         <w:r>
           <w:rPr>
@@ -967,7 +967,7 @@
           <w14:ligatures w14:val="standardContextual"/>
         </w:rPr>
       </w:pPr>
-      <w:hyperlink w:anchor="_Toc242197160" w:history="1">
+      <w:hyperlink w:anchor="_Toc242225433" w:history="1">
         <w:r>
           <w:rPr>
             <w:rStyle w:val="Hipervnculo"/>
@@ -994,7 +994,7 @@
             <w:noProof/>
             <w:webHidden/>
           </w:rPr>
-          <w:instrText xml:space="preserve"> PAGEREF _Toc242197160 \h </w:instrText>
+          <w:instrText xml:space="preserve"> PAGEREF _Toc242225433 \h </w:instrText>
         </w:r>
         <w:r>
           <w:rPr>
@@ -1037,7 +1037,7 @@
           <w14:ligatures w14:val="standardContextual"/>
         </w:rPr>
       </w:pPr>
-      <w:hyperlink w:anchor="_Toc242197161" w:history="1">
+      <w:hyperlink w:anchor="_Toc242225434" w:history="1">
         <w:r>
           <w:rPr>
             <w:rStyle w:val="Hipervnculo"/>
@@ -1064,7 +1064,7 @@
             <w:noProof/>
             <w:webHidden/>
           </w:rPr>
-          <w:instrText xml:space="preserve"> PAGEREF _Toc242197161 \h </w:instrText>
+          <w:instrText xml:space="preserve"> PAGEREF _Toc242225434 \h </w:instrText>
         </w:r>
         <w:r>
           <w:rPr>
@@ -1107,7 +1107,7 @@
           <w14:ligatures w14:val="standardContextual"/>
         </w:rPr>
       </w:pPr>
-      <w:hyperlink w:anchor="_Toc242197162" w:history="1">
+      <w:hyperlink w:anchor="_Toc242225435" w:history="1">
         <w:r>
           <w:rPr>
             <w:rStyle w:val="Hipervnculo"/>
@@ -1134,7 +1134,7 @@
             <w:noProof/>
             <w:webHidden/>
           </w:rPr>
-          <w:instrText xml:space="preserve"> PAGEREF _Toc242197162 \h </w:instrText>
+          <w:instrText xml:space="preserve"> PAGEREF _Toc242225435 \h </w:instrText>
         </w:r>
         <w:r>
           <w:rPr>
@@ -1177,7 +1177,7 @@
           <w14:ligatures w14:val="standardContextual"/>
         </w:rPr>
       </w:pPr>
-      <w:hyperlink w:anchor="_Toc242197163" w:history="1">
+      <w:hyperlink w:anchor="_Toc242225436" w:history="1">
         <w:r>
           <w:rPr>
             <w:rStyle w:val="Hipervnculo"/>
@@ -1204,7 +1204,7 @@
             <w:noProof/>
             <w:webHidden/>
           </w:rPr>
-          <w:instrText xml:space="preserve"> PAGEREF _Toc242197163 \h </w:instrText>
+          <w:instrText xml:space="preserve"> PAGEREF _Toc242225436 \h </w:instrText>
         </w:r>
         <w:r>
           <w:rPr>
@@ -1224,7 +1224,77 @@
             <w:noProof/>
             <w:webHidden/>
           </w:rPr>
-          <w:t>11</w:t>
+          <w:t>12</w:t>
+        </w:r>
+        <w:r>
+          <w:rPr>
+            <w:noProof/>
+            <w:webHidden/>
+          </w:rPr>
+          <w:fldChar w:fldCharType="end"/>
+        </w:r>
+      </w:hyperlink>
+    </w:p>
+    <w:p>
+      <w:pPr>
+        <w:pStyle w:val="TDC2"/>
+        <w:rPr>
+          <w:rFonts w:asciiTheme="minorHAnsi" w:eastAsiaTheme="minorEastAsia" w:hAnsiTheme="minorHAnsi" w:cstheme="minorBidi"/>
+          <w:noProof/>
+          <w:kern w:val="2"/>
+          <w:sz w:val="24"/>
+          <w:szCs w:val="24"/>
+          <w14:ligatures w14:val="standardContextual"/>
+        </w:rPr>
+      </w:pPr>
+      <w:hyperlink w:anchor="_Toc242225437" w:history="1">
+        <w:r>
+          <w:rPr>
+            <w:rStyle w:val="Hipervnculo"/>
+            <w:noProof/>
+          </w:rPr>
+          <w:t>10. Índices y restricciones</w:t>
+        </w:r>
+        <w:r>
+          <w:rPr>
+            <w:noProof/>
+            <w:webHidden/>
+          </w:rPr>
+          <w:tab/>
+        </w:r>
+        <w:r>
+          <w:rPr>
+            <w:noProof/>
+            <w:webHidden/>
+          </w:rPr>
+          <w:fldChar w:fldCharType="begin"/>
+        </w:r>
+        <w:r>
+          <w:rPr>
+            <w:noProof/>
+            <w:webHidden/>
+          </w:rPr>
+          <w:instrText xml:space="preserve"> PAGEREF _Toc242225437 \h </w:instrText>
+        </w:r>
+        <w:r>
+          <w:rPr>
+            <w:noProof/>
+            <w:webHidden/>
+          </w:rPr>
+        </w:r>
+        <w:r>
+          <w:rPr>
+            <w:noProof/>
+            <w:webHidden/>
+          </w:rPr>
+          <w:fldChar w:fldCharType="separate"/>
+        </w:r>
+        <w:r>
+          <w:rPr>
+            <w:noProof/>
+            <w:webHidden/>
+          </w:rPr>
+          <w:t>12</w:t>
         </w:r>
         <w:r>
           <w:rPr>
@@ -1291,7 +1361,7 @@
         <w:pStyle w:val="Ttulo1"/>
       </w:pPr>
       <w:bookmarkStart w:id="0" w:name="_2169bb510914396473aa1c71ab8bc09f79b86cc"/>
-      <w:bookmarkStart w:id="1" w:name="_Toc242197152"/>
+      <w:bookmarkStart w:id="1" w:name="_Toc242225425"/>
       <w:r>
         <w:lastRenderedPageBreak/>
         <w:t>Aislamiento multi-inquilino</w:t>
@@ -1631,7 +1701,7 @@
         <w:pStyle w:val="Ttulo1"/>
       </w:pPr>
       <w:bookmarkStart w:id="2" w:name="_73c0ee2683bf723e155dc341c5b673c8a0cee0f"/>
-      <w:bookmarkStart w:id="3" w:name="_Toc242197153"/>
+      <w:bookmarkStart w:id="3" w:name="_Toc242225426"/>
       <w:bookmarkEnd w:id="0"/>
       <w:r>
         <w:lastRenderedPageBreak/>
@@ -1672,8 +1742,8 @@
           <w:noProof/>
         </w:rPr>
         <w:drawing>
-          <wp:inline distT="0" distB="0" distL="0" distR="0" wp14:anchorId="4A571344" wp14:editId="4A571345">
-            <wp:extent cx="5939999" cy="1346971"/>
+          <wp:inline distT="0" distB="0" distL="0" distR="0" wp14:anchorId="4F087700" wp14:editId="4F087701">
+            <wp:extent cx="5939999" cy="1009038"/>
             <wp:effectExtent l="0" t="0" r="0" b="0"/>
             <wp:docPr id="14" name="Picture"/>
             <wp:cNvGraphicFramePr/>
@@ -1681,7 +1751,7 @@
               <a:graphicData uri="http://schemas.openxmlformats.org/drawingml/2006/picture">
                 <pic:pic xmlns:pic="http://schemas.openxmlformats.org/drawingml/2006/picture">
                   <pic:nvPicPr>
-                    <pic:cNvPr id="15" name="Picture" descr="C:\Users\Usuario\AppData\Local\Temp\zooki-docs-oeMX1P\mer-figura-1.png"/>
+                    <pic:cNvPr id="15" name="Picture" descr="C:\Users\Usuario\AppData\Local\Temp\zooki-docs-8UEXrd\mer-figura-1.png"/>
                     <pic:cNvPicPr>
                       <a:picLocks noChangeAspect="1" noChangeArrowheads="1"/>
                     </pic:cNvPicPr>
@@ -1695,7 +1765,7 @@
                   <pic:spPr bwMode="auto">
                     <a:xfrm>
                       <a:off x="0" y="0"/>
-                      <a:ext cx="5939999" cy="1346971"/>
+                      <a:ext cx="5939999" cy="1009038"/>
                     </a:xfrm>
                     <a:prstGeom prst="rect">
                       <a:avLst/>
@@ -1719,7 +1789,7 @@
         <w:pStyle w:val="Ttulo1"/>
       </w:pPr>
       <w:bookmarkStart w:id="4" w:name="_175abadf9b0a49af33d36e1016fa2ba4e3dbee1"/>
-      <w:bookmarkStart w:id="5" w:name="_Toc242197154"/>
+      <w:bookmarkStart w:id="5" w:name="_Toc242225427"/>
       <w:bookmarkEnd w:id="2"/>
       <w:r>
         <w:lastRenderedPageBreak/>
@@ -1732,7 +1802,7 @@
         <w:pStyle w:val="Ttulo2"/>
       </w:pPr>
       <w:bookmarkStart w:id="6" w:name="_c2b7a8b81ef31c74ab584612d4a9fe9e5f481bc"/>
-      <w:bookmarkStart w:id="7" w:name="_Toc242197155"/>
+      <w:bookmarkStart w:id="7" w:name="_Toc242225428"/>
       <w:r>
         <w:t>1. Plataforma y suscripción (SaaS) — nuevo</w:t>
       </w:r>
@@ -2015,7 +2085,7 @@
         <w:pStyle w:val="Ttulo2"/>
       </w:pPr>
       <w:bookmarkStart w:id="8" w:name="_d6a9bf6cf0bb3e49f1d107fe570f8a5ddfe3adf"/>
-      <w:bookmarkStart w:id="9" w:name="_Toc242197156"/>
+      <w:bookmarkStart w:id="9" w:name="_Toc242225429"/>
       <w:bookmarkEnd w:id="6"/>
       <w:r>
         <w:t>2. Acceso y usuarios</w:t>
@@ -2406,7 +2476,34 @@
         <w:t>verificaciones_email</w:t>
       </w:r>
       <w:r>
-        <w:t xml:space="preserve"> guarda el correo que se verifica, así que sirve para el registro y para el cambio de correo: el correo nuevo solo reemplaza al anterior cuando se verifica (RN-G23).</w:t>
+        <w:t xml:space="preserve"> guarda el correo que se verifica, así que sirve para el registro y para el cambio de correo: el correo nuevo solo reemplaza al anterior cuando se verifica (RN-G23). Para vincular un propietario existente, </w:t>
+      </w:r>
+      <w:r>
+        <w:rPr>
+          <w:rStyle w:val="VerbatimChar"/>
+        </w:rPr>
+        <w:t>proposito = vinculo_clinica</w:t>
+      </w:r>
+      <w:r>
+        <w:t xml:space="preserve"> e </w:t>
+      </w:r>
+      <w:r>
+        <w:rPr>
+          <w:rStyle w:val="VerbatimChar"/>
+        </w:rPr>
+        <w:t>id_clinica_vinculo</w:t>
+      </w:r>
+      <w:r>
+        <w:t xml:space="preserve"> identifican la solicitud: solo su confirmación crea </w:t>
+      </w:r>
+      <w:r>
+        <w:rPr>
+          <w:rStyle w:val="VerbatimChar"/>
+        </w:rPr>
+        <w:t>propietario_clinica</w:t>
+      </w:r>
+      <w:r>
+        <w:t xml:space="preserve"> (RN-109); un enlace de registro no sirve para este fin.</w:t>
       </w:r>
     </w:p>
     <w:p>
@@ -2425,7 +2522,16 @@
         <w:t>intentos_login</w:t>
       </w:r>
       <w:r>
-        <w:t xml:space="preserve">: Contadores de intentos fallidos, sin clave foránea. La clave del contador lleva prefijo: </w:t>
+        <w:t>: Contadores de intentos fallidos, sin clave foránea. La clave del contador (</w:t>
+      </w:r>
+      <w:r>
+        <w:rPr>
+          <w:rStyle w:val="VerbatimChar"/>
+        </w:rPr>
+        <w:t>identificador</w:t>
+      </w:r>
+      <w:r>
+        <w:t xml:space="preserve">, única) lleva prefijo: </w:t>
       </w:r>
       <w:r>
         <w:rPr>
@@ -2434,7 +2540,7 @@
         <w:t>ip:&lt;dirección&gt;</w:t>
       </w:r>
       <w:r>
-        <w:t xml:space="preserve"> para el bloqueo por IP y </w:t>
+        <w:t xml:space="preserve"> para el bloqueo por IP, </w:t>
       </w:r>
       <w:r>
         <w:rPr>
@@ -2443,7 +2549,19 @@
         <w:t>cuenta:&lt;id_usuario&gt;</w:t>
       </w:r>
       <w:r>
-        <w:t xml:space="preserve"> para exigir el CAPTCHA por cuenta (RN-G15). El contador por cuenta usa </w:t>
+        <w:t xml:space="preserve"> para exigir el CAPTCHA por cuenta (RN-G15) y </w:t>
+      </w:r>
+      <w:r>
+        <w:rPr>
+          <w:rStyle w:val="VerbatimChar"/>
+        </w:rPr>
+        <w:t>chk:&lt;dirección&gt;</w:t>
+      </w:r>
+      <w:r>
+        <w:t xml:space="preserve"> </w:t>
+      </w:r>
+      <w:r>
+        <w:t xml:space="preserve">para limitar las verificaciones de documento y correo del formulario de registro. El contador por cuenta usa </w:t>
       </w:r>
       <w:r>
         <w:rPr>
@@ -2506,7 +2624,7 @@
         <w:pStyle w:val="Ttulo2"/>
       </w:pPr>
       <w:bookmarkStart w:id="10" w:name="_1eb549e2a9c91af4bfaebaeb7bc947a2e39f25e"/>
-      <w:bookmarkStart w:id="11" w:name="_Toc242197157"/>
+      <w:bookmarkStart w:id="11" w:name="_Toc242225430"/>
       <w:bookmarkEnd w:id="8"/>
       <w:r>
         <w:t>3. Reputación de veterinarios — nuevo</w:t>
@@ -2622,7 +2740,7 @@
         <w:pStyle w:val="Ttulo2"/>
       </w:pPr>
       <w:bookmarkStart w:id="12" w:name="_fa59eaf9d7724395b60f4af2c2b485b4008604a"/>
-      <w:bookmarkStart w:id="13" w:name="_Toc242197158"/>
+      <w:bookmarkStart w:id="13" w:name="_Toc242225431"/>
       <w:bookmarkEnd w:id="10"/>
       <w:r>
         <w:t>4. Grafo de conocimiento clínico (Grafo I) — nuevo, global</w:t>
@@ -2724,6 +2842,7 @@
           <w:b/>
           <w:bCs/>
         </w:rPr>
+        <w:lastRenderedPageBreak/>
         <w:t>grafo_aristas</w:t>
       </w:r>
       <w:r>
@@ -2794,7 +2913,6 @@
         </w:numPr>
       </w:pPr>
       <w:r>
-        <w:lastRenderedPageBreak/>
         <w:t xml:space="preserve">Los datos de cada paciente se cruzan con el grafo por cuatro puntos: </w:t>
       </w:r>
       <w:r>
@@ -2923,7 +3041,7 @@
         <w:pStyle w:val="Ttulo2"/>
       </w:pPr>
       <w:bookmarkStart w:id="14" w:name="_6eeb017515ec0d317c46fe31a59e3575da4b41c"/>
-      <w:bookmarkStart w:id="15" w:name="_Toc242197159"/>
+      <w:bookmarkStart w:id="15" w:name="_Toc242225432"/>
       <w:bookmarkEnd w:id="12"/>
       <w:r>
         <w:t>5. Pacientes y catálogos taxonómicos</w:t>
@@ -3022,7 +3140,16 @@
         <w:t>raza_indicada</w:t>
       </w:r>
       <w:r>
-        <w:t xml:space="preserve"> guarda la raza escrita cuando no está en la lista. </w:t>
+        <w:t xml:space="preserve"> guarda la raza escrita cuando no está en la lista, con el mismo largo que </w:t>
+      </w:r>
+      <w:r>
+        <w:rPr>
+          <w:rStyle w:val="VerbatimChar"/>
+        </w:rPr>
+        <w:t>razas.nombre_raza</w:t>
+      </w:r>
+      <w:r>
+        <w:t xml:space="preserve"> (50 caracteres) para que pueda pasar al catálogo sin recortarse. </w:t>
       </w:r>
       <w:r>
         <w:rPr>
@@ -3040,10 +3167,7 @@
         <w:t>token_carnet</w:t>
       </w:r>
       <w:r>
-        <w:t xml:space="preserve"> </w:t>
-      </w:r>
-      <w:r>
-        <w:t xml:space="preserve">es aleatorio (≥ 128 bits) y nunca expone </w:t>
+        <w:t xml:space="preserve"> es aleatorio (≥ 128 bits) y nunca expone </w:t>
       </w:r>
       <w:r>
         <w:rPr>
@@ -3182,6 +3306,7 @@
           <w:b/>
           <w:bCs/>
         </w:rPr>
+        <w:lastRenderedPageBreak/>
         <w:t>mascota_clinica</w:t>
       </w:r>
       <w:r>
@@ -3238,7 +3363,6 @@
           <w:b/>
           <w:bCs/>
         </w:rPr>
-        <w:lastRenderedPageBreak/>
         <w:t>especies</w:t>
       </w:r>
       <w:r>
@@ -3290,7 +3414,7 @@
         <w:pStyle w:val="Ttulo2"/>
       </w:pPr>
       <w:bookmarkStart w:id="16" w:name="_d2e8a251732834f58b38cf075788a677d355bc0"/>
-      <w:bookmarkStart w:id="17" w:name="_Toc242197160"/>
+      <w:bookmarkStart w:id="17" w:name="_Toc242225433"/>
       <w:bookmarkEnd w:id="14"/>
       <w:r>
         <w:t>6. Operación clínica</w:t>
@@ -3495,7 +3619,64 @@
         <w:t>margen_minutos</w:t>
       </w:r>
       <w:r>
-        <w:t xml:space="preserve"> guardan los valores aplicados al reservar; cambiar después el tipo no altera las citas existentes.</w:t>
+        <w:t xml:space="preserve"> guardan los valores aplicados al reservar; cambiar después el tipo no altera las citas existentes. </w:t>
+      </w:r>
+      <w:r>
+        <w:rPr>
+          <w:rStyle w:val="VerbatimChar"/>
+        </w:rPr>
+        <w:t>aviso_atencion_abierta</w:t>
+      </w:r>
+      <w:r>
+        <w:t xml:space="preserve"> guarda cuándo se avisó que la atención seguía abierta después de su hora de fin, para avisar una sola vez (RN-409). </w:t>
+      </w:r>
+      <w:r>
+        <w:rPr>
+          <w:rStyle w:val="VerbatimChar"/>
+        </w:rPr>
+        <w:t>ocupa_horario</w:t>
+      </w:r>
+      <w:r>
+        <w:t xml:space="preserve"> </w:t>
+      </w:r>
+      <w:r>
+        <w:t>es una columna calculada que vale 1 mientras la cita ocupa su horario y NULL cuando está libre (</w:t>
+      </w:r>
+      <w:r>
+        <w:rPr>
+          <w:rStyle w:val="VerbatimChar"/>
+        </w:rPr>
+        <w:t>cancelada</w:t>
+      </w:r>
+      <w:r>
+        <w:t xml:space="preserve"> o </w:t>
+      </w:r>
+      <w:r>
+        <w:rPr>
+          <w:rStyle w:val="VerbatimChar"/>
+        </w:rPr>
+        <w:t>no_asistio</w:t>
+      </w:r>
+      <w:r>
+        <w:t xml:space="preserve">) o es sobrecupo; con ella, el índice único </w:t>
+      </w:r>
+      <w:r>
+        <w:rPr>
+          <w:rStyle w:val="VerbatimChar"/>
+        </w:rPr>
+        <w:t>(id_veterinario, fecha, hora, ocupa_horario)</w:t>
+      </w:r>
+      <w:r>
+        <w:t xml:space="preserve"> impide en la base dos reservas del mismo veterinario a la misma hora (RN-401). El índice no lleva </w:t>
+      </w:r>
+      <w:r>
+        <w:rPr>
+          <w:rStyle w:val="VerbatimChar"/>
+        </w:rPr>
+        <w:t>id_clinica</w:t>
+      </w:r>
+      <w:r>
+        <w:t>, así que tampoco deja reservar dos veces a un veterinario que trabaja en dos clínicas; el tope de sobrecupos (RN-422) se controla en la transacción de reserva.</w:t>
       </w:r>
     </w:p>
     <w:p>
@@ -3542,10 +3723,7 @@
         <w:t>pausable</w:t>
       </w:r>
       <w:r>
-        <w:t xml:space="preserve"> </w:t>
-      </w:r>
-      <w:r>
-        <w:t>indica si una cita de ese tipo puede interrumpirse por una urgencia (RN-427).</w:t>
+        <w:t xml:space="preserve"> indica si una cita de ese tipo puede interrumpirse por una urgencia (RN-427).</w:t>
       </w:r>
     </w:p>
     <w:p>
@@ -3626,6 +3804,7 @@
           <w:b/>
           <w:bCs/>
         </w:rPr>
+        <w:lastRenderedPageBreak/>
         <w:t>ausencias_veterinario</w:t>
       </w:r>
       <w:r>
@@ -3647,7 +3826,10 @@
         <w:t>fecha_hora_fin</w:t>
       </w:r>
       <w:r>
-        <w:t xml:space="preserve"> exclusiva, en la zona horaria de la clínica; un día completo va de las 00:00 de ese día a las 00:00 del siguiente. </w:t>
+        <w:t xml:space="preserve"> </w:t>
+      </w:r>
+      <w:r>
+        <w:t xml:space="preserve">exclusiva, en la zona horaria de la clínica; un día completo va de las 00:00 de ese día a las 00:00 del siguiente. </w:t>
       </w:r>
       <w:r>
         <w:rPr>
@@ -3666,10 +3848,7 @@
         <w:t>ausencia del titular + cobertura del reemplazo</w:t>
       </w:r>
       <w:r>
-        <w:t xml:space="preserve"> </w:t>
-      </w:r>
-      <w:r>
-        <w:t>(reasignación de sus citas). La trazabilidad de quién atendió realmente la da la historia clínica, no la agenda.</w:t>
+        <w:t xml:space="preserve"> (reasignación de sus citas). La trazabilidad de quién atendió realmente la da la historia clínica, no la agenda.</w:t>
       </w:r>
     </w:p>
     <w:p>
@@ -3822,7 +4001,6 @@
           <w:b/>
           <w:bCs/>
         </w:rPr>
-        <w:lastRenderedPageBreak/>
         <w:t>consultas</w:t>
       </w:r>
       <w:r>
@@ -3954,7 +4132,7 @@
         <w:pStyle w:val="Ttulo2"/>
       </w:pPr>
       <w:bookmarkStart w:id="18" w:name="_d717dda87a0fa1125b482ed50a29711e040ab78"/>
-      <w:bookmarkStart w:id="19" w:name="_Toc242197161"/>
+      <w:bookmarkStart w:id="19" w:name="_Toc242225434"/>
       <w:bookmarkEnd w:id="16"/>
       <w:r>
         <w:t>7. Prevención</w:t>
@@ -3996,10 +4174,7 @@
         <w:t>id_clinica</w:t>
       </w:r>
       <w:r>
-        <w:t xml:space="preserve"> </w:t>
-      </w:r>
-      <w:r>
-        <w:t>y el veterinario que lo aplicó, para mostrar en el carnet y en la historia compartida qué clínica lo hizo (RN-112).</w:t>
+        <w:t xml:space="preserve"> y el veterinario que lo aplicó, para mostrar en el carnet y en la historia compartida qué clínica lo hizo (RN-112).</w:t>
       </w:r>
     </w:p>
     <w:p>
@@ -4025,40 +4200,52 @@
           <w:b/>
           <w:bCs/>
         </w:rPr>
+        <w:t>laboratorios_base</w:t>
+      </w:r>
+      <w:r>
+        <w:t xml:space="preserve">, </w:t>
+      </w:r>
+      <w:r>
+        <w:rPr>
+          <w:b/>
+          <w:bCs/>
+        </w:rPr>
+        <w:t>productos_desparasitacion_base</w:t>
+      </w:r>
+      <w:r>
+        <w:t>: Catálogos configurables</w:t>
+      </w:r>
+      <w:r>
+        <w:t xml:space="preserve"> </w:t>
+      </w:r>
+      <w:r>
+        <w:rPr>
+          <w:b/>
+          <w:bCs/>
+        </w:rPr>
+        <w:t>por clínica</w:t>
+      </w:r>
+      <w:r>
+        <w:t xml:space="preserve"> (</w:t>
+      </w:r>
+      <w:r>
+        <w:rPr>
+          <w:rStyle w:val="VerbatimChar"/>
+        </w:rPr>
+        <w:t>id_clinica</w:t>
+      </w:r>
+      <w:r>
+        <w:t xml:space="preserve">). </w:t>
+      </w:r>
+      <w:r>
+        <w:rPr>
+          <w:b/>
+          <w:bCs/>
+        </w:rPr>
         <w:t>especie_vacunas</w:t>
       </w:r>
       <w:r>
-        <w:t xml:space="preserve">, </w:t>
-      </w:r>
-      <w:r>
-        <w:rPr>
-          <w:b/>
-          <w:bCs/>
-        </w:rPr>
-        <w:t>laboratorios_base</w:t>
-      </w:r>
-      <w:r>
-        <w:t xml:space="preserve">, </w:t>
-      </w:r>
-      <w:r>
-        <w:rPr>
-          <w:b/>
-          <w:bCs/>
-        </w:rPr>
-        <w:t>productos_desparasitacion_base</w:t>
-      </w:r>
-      <w:r>
-        <w:t xml:space="preserve">: Catálogos configurables </w:t>
-      </w:r>
-      <w:r>
-        <w:rPr>
-          <w:b/>
-          <w:bCs/>
-        </w:rPr>
-        <w:t>por clínica</w:t>
-      </w:r>
-      <w:r>
-        <w:t xml:space="preserve"> (</w:t>
+        <w:t xml:space="preserve"> no lleva </w:t>
       </w:r>
       <w:r>
         <w:rPr>
@@ -4067,7 +4254,25 @@
         <w:t>id_clinica</w:t>
       </w:r>
       <w:r>
-        <w:t>).</w:t>
+        <w:t xml:space="preserve">: hereda la clínica de su vacuna base. Al activarse, cada clínica recibe una copia de los valores por defecto de estos catálogos, de </w:t>
+      </w:r>
+      <w:r>
+        <w:rPr>
+          <w:rStyle w:val="VerbatimChar"/>
+        </w:rPr>
+        <w:t>tipos_cita</w:t>
+      </w:r>
+      <w:r>
+        <w:t xml:space="preserve"> y de </w:t>
+      </w:r>
+      <w:r>
+        <w:rPr>
+          <w:rStyle w:val="VerbatimChar"/>
+        </w:rPr>
+        <w:t>horarios_clinica</w:t>
+      </w:r>
+      <w:r>
+        <w:t xml:space="preserve"> (RE-0.2.5).</w:t>
       </w:r>
     </w:p>
     <w:p>
@@ -4075,7 +4280,7 @@
         <w:pStyle w:val="Ttulo2"/>
       </w:pPr>
       <w:bookmarkStart w:id="20" w:name="_0560edb7cb7205277d9e3cd97c31da13d513556"/>
-      <w:bookmarkStart w:id="21" w:name="_Toc242197162"/>
+      <w:bookmarkStart w:id="21" w:name="_Toc242225435"/>
       <w:bookmarkEnd w:id="18"/>
       <w:r>
         <w:t>8. Comunicaciones y auditoría</w:t>
@@ -4174,7 +4379,25 @@
         <w:t>notificaciones_internas</w:t>
       </w:r>
       <w:r>
-        <w:t>: Avisos al personal por usuario o rol, por clínica.</w:t>
+        <w:t xml:space="preserve">: Avisos al personal por usuario o rol, por clínica. </w:t>
+      </w:r>
+      <w:r>
+        <w:rPr>
+          <w:rStyle w:val="VerbatimChar"/>
+        </w:rPr>
+        <w:t>id_cita</w:t>
+      </w:r>
+      <w:r>
+        <w:t xml:space="preserve"> liga el aviso a su cita para retirarlo cuando la cita se cancela, se reprograma o se atiende, y </w:t>
+      </w:r>
+      <w:r>
+        <w:rPr>
+          <w:rStyle w:val="VerbatimChar"/>
+        </w:rPr>
+        <w:t>vigente_hasta</w:t>
+      </w:r>
+      <w:r>
+        <w:t xml:space="preserve"> marca desde cuándo deja de mostrarse (NULL: no caduca).</w:t>
       </w:r>
     </w:p>
     <w:p>
@@ -4190,6 +4413,7 @@
           <w:b/>
           <w:bCs/>
         </w:rPr>
+        <w:lastRenderedPageBreak/>
         <w:t>horarios_clinica</w:t>
       </w:r>
       <w:r>
@@ -4240,10 +4464,7 @@
         <w:t>auditoria_sistema.id_usuario</w:t>
       </w:r>
       <w:r>
-        <w:t xml:space="preserve"> </w:t>
-      </w:r>
-      <w:r>
-        <w:t>pasa a ser clave foránea (NULL cuando el intento no corresponde a una cuenta): como las cuentas nunca se borran, solo se anonimizan, la referencia siempre es válida.</w:t>
+        <w:t xml:space="preserve"> pasa a ser clave foránea (NULL cuando el intento no corresponde a una cuenta): como las cuentas nunca se borran, solo se anonimizan, la referencia siempre es válida.</w:t>
       </w:r>
     </w:p>
     <w:p>
@@ -4251,7 +4472,7 @@
         <w:pStyle w:val="Ttulo2"/>
       </w:pPr>
       <w:bookmarkStart w:id="22" w:name="_cb1741f9772febdbdca46263dec4ffd4ce97a2d"/>
-      <w:bookmarkStart w:id="23" w:name="_Toc242197163"/>
+      <w:bookmarkStart w:id="23" w:name="_Toc242225436"/>
       <w:bookmarkEnd w:id="20"/>
       <w:r>
         <w:t>9. Infraestructura</w:t>
@@ -4274,7 +4495,7 @@
         <w:t>schema_migraciones</w:t>
       </w:r>
       <w:r>
-        <w:t xml:space="preserve">: Migraciones aplicadas; la mantiene </w:t>
+        <w:t xml:space="preserve">: Migraciones aplicadas (archivo y fecha); la crea y mantiene </w:t>
       </w:r>
       <w:r>
         <w:rPr>
@@ -4283,10 +4504,414 @@
         <w:t>scripts/migrar.php</w:t>
       </w:r>
       <w:r>
-        <w:t>. (Sin cambios.)</w:t>
+        <w:t xml:space="preserve">. En la v2 ya no guarda el modo «línea base»: la base nace con </w:t>
+      </w:r>
+      <w:r>
+        <w:rPr>
+          <w:rStyle w:val="VerbatimChar"/>
+        </w:rPr>
+        <w:t>database/01_schema.sql</w:t>
+      </w:r>
+      <w:r>
+        <w:t xml:space="preserve"> y las migraciones empiezan en </w:t>
+      </w:r>
+      <w:r>
+        <w:rPr>
+          <w:rStyle w:val="VerbatimChar"/>
+        </w:rPr>
+        <w:t>03</w:t>
+      </w:r>
+      <w:r>
+        <w:t>. Los datos semilla (</w:t>
+      </w:r>
+      <w:r>
+        <w:rPr>
+          <w:rStyle w:val="VerbatimChar"/>
+        </w:rPr>
+        <w:t>02_semilla.sql</w:t>
+      </w:r>
+      <w:r>
+        <w:t>) no se anotan aquí, porque el migrador los aplica en cada arranque.</w:t>
+      </w:r>
+    </w:p>
+    <w:p>
+      <w:pPr>
+        <w:pStyle w:val="Ttulo2"/>
+      </w:pPr>
+      <w:bookmarkStart w:id="24" w:name="_aa4390657bf3d36805eb33834f45f17803989a9"/>
+      <w:bookmarkStart w:id="25" w:name="_Toc242225437"/>
+      <w:bookmarkEnd w:id="22"/>
+      <w:r>
+        <w:t>10. Índices y restricciones</w:t>
+      </w:r>
+      <w:bookmarkEnd w:id="25"/>
+    </w:p>
+    <w:p>
+      <w:pPr>
+        <w:pStyle w:val="FirstParagraph"/>
+      </w:pPr>
+      <w:r>
+        <w:t>Además de las claves primarias, foráneas y únicas del diagrama, el esquema ejecutable (</w:t>
+      </w:r>
+      <w:r>
+        <w:rPr>
+          <w:rStyle w:val="VerbatimChar"/>
+        </w:rPr>
+        <w:t>database/01_schema.sql</w:t>
+      </w:r>
+      <w:r>
+        <w:t>) declara:</w:t>
+      </w:r>
+    </w:p>
+    <w:p>
+      <w:pPr>
+        <w:pStyle w:val="Compact"/>
+        <w:numPr>
+          <w:ilvl w:val="0"/>
+          <w:numId w:val="11"/>
+        </w:numPr>
+      </w:pPr>
+      <w:r>
+        <w:rPr>
+          <w:b/>
+          <w:bCs/>
+        </w:rPr>
+        <w:t>Unicidad:</w:t>
+      </w:r>
+      <w:r>
+        <w:t xml:space="preserve"> </w:t>
+      </w:r>
+      <w:r>
+        <w:rPr>
+          <w:rStyle w:val="VerbatimChar"/>
+        </w:rPr>
+        <w:t>consultas.id_cita</w:t>
+      </w:r>
+      <w:r>
+        <w:t xml:space="preserve"> (una consulta por cita), </w:t>
+      </w:r>
+      <w:r>
+        <w:rPr>
+          <w:rStyle w:val="VerbatimChar"/>
+        </w:rPr>
+        <w:t>especie_vacunas (id_especie, id_vacuna_base)</w:t>
+      </w:r>
+      <w:r>
+        <w:t xml:space="preserve">, </w:t>
+      </w:r>
+      <w:r>
+        <w:rPr>
+          <w:rStyle w:val="VerbatimChar"/>
+        </w:rPr>
+        <w:t>horarios_clinica (id_clinica, dia_semana)</w:t>
+      </w:r>
+      <w:r>
+        <w:t xml:space="preserve">, </w:t>
+      </w:r>
+      <w:r>
+        <w:rPr>
+          <w:rStyle w:val="VerbatimChar"/>
+        </w:rPr>
+        <w:t>roles.nombre_rol</w:t>
+      </w:r>
+      <w:r>
+        <w:t xml:space="preserve">, </w:t>
+      </w:r>
+      <w:r>
+        <w:rPr>
+          <w:rStyle w:val="VerbatimChar"/>
+        </w:rPr>
+        <w:t>planes.nombre</w:t>
+      </w:r>
+      <w:r>
+        <w:t xml:space="preserve">, </w:t>
+      </w:r>
+      <w:r>
+        <w:rPr>
+          <w:rStyle w:val="VerbatimChar"/>
+        </w:rPr>
+        <w:t>especies.nombre_especie</w:t>
+      </w:r>
+      <w:r>
+        <w:t xml:space="preserve">, </w:t>
+      </w:r>
+      <w:r>
+        <w:rPr>
+          <w:rStyle w:val="VerbatimChar"/>
+        </w:rPr>
+        <w:t>razas (id_especie, nombre_raza)</w:t>
+      </w:r>
+      <w:r>
+        <w:t xml:space="preserve"> y </w:t>
+      </w:r>
+      <w:r>
+        <w:rPr>
+          <w:rStyle w:val="VerbatimChar"/>
+        </w:rPr>
+        <w:t>colores_base.nombre_color</w:t>
+      </w:r>
+      <w:r>
+        <w:t>. Los de los catálogos globales hacen que la semilla se pueda aplicar varias veces sin duplicar filas.</w:t>
+      </w:r>
+    </w:p>
+    <w:p>
+      <w:pPr>
+        <w:pStyle w:val="Compact"/>
+        <w:numPr>
+          <w:ilvl w:val="0"/>
+          <w:numId w:val="11"/>
+        </w:numPr>
+      </w:pPr>
+      <w:r>
+        <w:rPr>
+          <w:b/>
+          <w:bCs/>
+        </w:rPr>
+        <w:t>Doble reserva:</w:t>
+      </w:r>
+      <w:r>
+        <w:t xml:space="preserve"> </w:t>
+      </w:r>
+      <w:r>
+        <w:rPr>
+          <w:rStyle w:val="VerbatimChar"/>
+        </w:rPr>
+        <w:t>citas (id_veterinario, fecha, hora, ocupa_horario)</w:t>
+      </w:r>
+      <w:r>
+        <w:t xml:space="preserve">, único y sin </w:t>
+      </w:r>
+      <w:r>
+        <w:rPr>
+          <w:rStyle w:val="VerbatimChar"/>
+        </w:rPr>
+        <w:t>id_clinica</w:t>
+      </w:r>
+      <w:r>
+        <w:t xml:space="preserve"> (ver §6).</w:t>
+      </w:r>
+    </w:p>
+    <w:p>
+      <w:pPr>
+        <w:pStyle w:val="Compact"/>
+        <w:numPr>
+          <w:ilvl w:val="0"/>
+          <w:numId w:val="11"/>
+        </w:numPr>
+      </w:pPr>
+      <w:r>
+        <w:rPr>
+          <w:b/>
+          <w:bCs/>
+        </w:rPr>
+        <w:t>Aislamiento:</w:t>
+      </w:r>
+      <w:r>
+        <w:t xml:space="preserve"> índices compuestos que empiezan por </w:t>
+      </w:r>
+      <w:r>
+        <w:rPr>
+          <w:rStyle w:val="VerbatimChar"/>
+        </w:rPr>
+        <w:t>id_clinica</w:t>
+      </w:r>
+      <w:r>
+        <w:t xml:space="preserve"> en las tablas de negocio (</w:t>
+      </w:r>
+      <w:r>
+        <w:rPr>
+          <w:rStyle w:val="VerbatimChar"/>
+        </w:rPr>
+        <w:t>citas</w:t>
+      </w:r>
+      <w:r>
+        <w:t xml:space="preserve">, </w:t>
+      </w:r>
+      <w:r>
+        <w:rPr>
+          <w:rStyle w:val="VerbatimChar"/>
+        </w:rPr>
+        <w:t>consultas</w:t>
+      </w:r>
+      <w:r>
+        <w:t xml:space="preserve">, </w:t>
+      </w:r>
+      <w:r>
+        <w:rPr>
+          <w:rStyle w:val="VerbatimChar"/>
+        </w:rPr>
+        <w:t>vacunas</w:t>
+      </w:r>
+      <w:r>
+        <w:t xml:space="preserve">, </w:t>
+      </w:r>
+      <w:r>
+        <w:rPr>
+          <w:rStyle w:val="VerbatimChar"/>
+        </w:rPr>
+        <w:t>desparasitaciones</w:t>
+      </w:r>
+      <w:r>
+        <w:t xml:space="preserve">, </w:t>
+      </w:r>
+      <w:r>
+        <w:rPr>
+          <w:rStyle w:val="VerbatimChar"/>
+        </w:rPr>
+        <w:t>tipos_cita</w:t>
+      </w:r>
+      <w:r>
+        <w:t xml:space="preserve">, </w:t>
+      </w:r>
+      <w:r>
+        <w:rPr>
+          <w:rStyle w:val="VerbatimChar"/>
+        </w:rPr>
+        <w:t>horarios_veterinario</w:t>
+      </w:r>
+      <w:r>
+        <w:t xml:space="preserve">, </w:t>
+      </w:r>
+      <w:r>
+        <w:rPr>
+          <w:rStyle w:val="VerbatimChar"/>
+        </w:rPr>
+        <w:t>ausencias_veterinario</w:t>
+      </w:r>
+      <w:r>
+        <w:t xml:space="preserve">, </w:t>
+      </w:r>
+      <w:r>
+        <w:rPr>
+          <w:rStyle w:val="VerbatimChar"/>
+        </w:rPr>
+        <w:t>propuestas_horario</w:t>
+      </w:r>
+      <w:r>
+        <w:t xml:space="preserve">, catálogos por clínica, </w:t>
+      </w:r>
+      <w:r>
+        <w:rPr>
+          <w:rStyle w:val="VerbatimChar"/>
+        </w:rPr>
+        <w:t>notificaciones</w:t>
+      </w:r>
+      <w:r>
+        <w:t xml:space="preserve">, </w:t>
+      </w:r>
+      <w:r>
+        <w:rPr>
+          <w:rStyle w:val="VerbatimChar"/>
+        </w:rPr>
+        <w:t>notificaciones_internas</w:t>
+      </w:r>
+      <w:r>
+        <w:t xml:space="preserve">, </w:t>
+      </w:r>
+      <w:r>
+        <w:rPr>
+          <w:rStyle w:val="VerbatimChar"/>
+        </w:rPr>
+        <w:t>auditoria_*</w:t>
+      </w:r>
+      <w:r>
+        <w:t xml:space="preserve">, </w:t>
+      </w:r>
+      <w:r>
+        <w:rPr>
+          <w:rStyle w:val="VerbatimChar"/>
+        </w:rPr>
+        <w:t>usuario_clinica</w:t>
+      </w:r>
+      <w:r>
+        <w:t xml:space="preserve">, </w:t>
+      </w:r>
+      <w:r>
+        <w:rPr>
+          <w:rStyle w:val="VerbatimChar"/>
+        </w:rPr>
+        <w:t>propietario_clinica</w:t>
+      </w:r>
+      <w:r>
+        <w:t xml:space="preserve">, </w:t>
+      </w:r>
+      <w:r>
+        <w:rPr>
+          <w:rStyle w:val="VerbatimChar"/>
+        </w:rPr>
+        <w:t>mascota_clinica</w:t>
+      </w:r>
+      <w:r>
+        <w:t xml:space="preserve">, </w:t>
+      </w:r>
+      <w:r>
+        <w:rPr>
+          <w:rStyle w:val="VerbatimChar"/>
+        </w:rPr>
+        <w:t>suscripciones</w:t>
+      </w:r>
+      <w:r>
+        <w:t xml:space="preserve">, </w:t>
+      </w:r>
+      <w:r>
+        <w:rPr>
+          <w:rStyle w:val="VerbatimChar"/>
+        </w:rPr>
+        <w:t>plantillas_comunicacion</w:t>
+      </w:r>
+      <w:r>
+        <w:t xml:space="preserve"> e </w:t>
+      </w:r>
+      <w:r>
+        <w:rPr>
+          <w:rStyle w:val="VerbatimChar"/>
+        </w:rPr>
+        <w:t>ingresos_emergencia</w:t>
+      </w:r>
+      <w:r>
+        <w:t>), para que el filtro por clínica (RNF-11) no recorra la tabla completa.</w:t>
+      </w:r>
+    </w:p>
+    <w:p>
+      <w:pPr>
+        <w:pStyle w:val="Compact"/>
+        <w:numPr>
+          <w:ilvl w:val="0"/>
+          <w:numId w:val="11"/>
+        </w:numPr>
+      </w:pPr>
+      <w:r>
+        <w:t xml:space="preserve">Todas las tablas usan InnoDB y </w:t>
+      </w:r>
+      <w:r>
+        <w:rPr>
+          <w:rStyle w:val="VerbatimChar"/>
+        </w:rPr>
+        <w:t>utf8mb4</w:t>
+      </w:r>
+      <w:r>
+        <w:t xml:space="preserve"> (</w:t>
+      </w:r>
+      <w:r>
+        <w:rPr>
+          <w:rStyle w:val="VerbatimChar"/>
+        </w:rPr>
+        <w:t>utf8mb4_general_ci</w:t>
+      </w:r>
+      <w:r>
+        <w:t xml:space="preserve">). Ninguna clave foránea borra en cascada salvo </w:t>
+      </w:r>
+      <w:r>
+        <w:rPr>
+          <w:rStyle w:val="VerbatimChar"/>
+        </w:rPr>
+        <w:t>mascota_colores</w:t>
+      </w:r>
+      <w:r>
+        <w:t>: las personas, las citas y la historia clínica no se borran (RN-G08, RN-405, RN-206).</w:t>
       </w:r>
       <w:bookmarkEnd w:id="4"/>
-      <w:bookmarkEnd w:id="22"/>
+      <w:bookmarkEnd w:id="24"/>
     </w:p>
     <w:sectPr>
       <w:headerReference w:type="default" r:id="rId9"/>
@@ -4421,7 +5046,7 @@
               <w:noProof/>
             </w:rPr>
             <w:drawing>
-              <wp:inline distT="0" distB="0" distL="0" distR="0" wp14:anchorId="4A571350" wp14:editId="4A571351">
+              <wp:inline distT="0" distB="0" distL="0" distR="0" wp14:anchorId="4F08770C" wp14:editId="4F08770D">
                 <wp:extent cx="324000" cy="324000"/>
                 <wp:effectExtent l="0" t="0" r="0" b="0"/>
                 <wp:docPr id="9001" name="Logo Zooki"/>
@@ -4581,7 +5206,7 @@
   <w:abstractNum w:abstractNumId="0" w15:restartNumberingAfterBreak="0">
     <w:nsid w:val="0000A990"/>
     <w:multiLevelType w:val="multilevel"/>
-    <w:tmpl w:val="12F82B46"/>
+    <w:tmpl w:val="25745D6C"/>
     <w:lvl w:ilvl="0">
       <w:numFmt w:val="bullet"/>
       <w:lvlText w:val=" "/>
@@ -4658,7 +5283,7 @@
   <w:abstractNum w:abstractNumId="1" w15:restartNumberingAfterBreak="0">
     <w:nsid w:val="0000A991"/>
     <w:multiLevelType w:val="multilevel"/>
-    <w:tmpl w:val="D79C3D76"/>
+    <w:tmpl w:val="D9E6E134"/>
     <w:lvl w:ilvl="0">
       <w:numFmt w:val="bullet"/>
       <w:lvlText w:val=""/>
@@ -4759,34 +5384,37 @@
       </w:rPr>
     </w:lvl>
   </w:abstractNum>
-  <w:num w:numId="1" w16cid:durableId="1692873902">
+  <w:num w:numId="1" w16cid:durableId="1560750533">
     <w:abstractNumId w:val="0"/>
   </w:num>
-  <w:num w:numId="2" w16cid:durableId="25984573">
+  <w:num w:numId="2" w16cid:durableId="643005591">
     <w:abstractNumId w:val="1"/>
   </w:num>
-  <w:num w:numId="3" w16cid:durableId="852304283">
+  <w:num w:numId="3" w16cid:durableId="1557816813">
     <w:abstractNumId w:val="1"/>
   </w:num>
-  <w:num w:numId="4" w16cid:durableId="463743525">
+  <w:num w:numId="4" w16cid:durableId="1750343081">
     <w:abstractNumId w:val="1"/>
   </w:num>
-  <w:num w:numId="5" w16cid:durableId="407114338">
+  <w:num w:numId="5" w16cid:durableId="555169364">
     <w:abstractNumId w:val="1"/>
   </w:num>
-  <w:num w:numId="6" w16cid:durableId="1481387691">
+  <w:num w:numId="6" w16cid:durableId="35081340">
     <w:abstractNumId w:val="1"/>
   </w:num>
-  <w:num w:numId="7" w16cid:durableId="2081055686">
+  <w:num w:numId="7" w16cid:durableId="1099905808">
     <w:abstractNumId w:val="1"/>
   </w:num>
-  <w:num w:numId="8" w16cid:durableId="471682647">
+  <w:num w:numId="8" w16cid:durableId="637540915">
     <w:abstractNumId w:val="1"/>
   </w:num>
-  <w:num w:numId="9" w16cid:durableId="1891575763">
+  <w:num w:numId="9" w16cid:durableId="273174513">
     <w:abstractNumId w:val="1"/>
   </w:num>
-  <w:num w:numId="10" w16cid:durableId="209273019">
+  <w:num w:numId="10" w16cid:durableId="547302959">
+    <w:abstractNumId w:val="1"/>
+  </w:num>
+  <w:num w:numId="11" w16cid:durableId="1692300418">
     <w:abstractNumId w:val="1"/>
   </w:num>
 </w:numbering>

--- a/public/docs/descargas/mer.docx
+++ b/public/docs/descargas/mer.docx
@@ -85,7 +85,7 @@
           <w:noProof/>
         </w:rPr>
         <w:drawing>
-          <wp:inline distT="0" distB="0" distL="0" distR="0" wp14:anchorId="78610A40" wp14:editId="78610A41">
+          <wp:inline distT="0" distB="0" distL="0" distR="0" wp14:anchorId="1A5E9916" wp14:editId="1A5E9917">
             <wp:extent cx="395999" cy="405503"/>
             <wp:effectExtent l="0" t="0" r="0" b="0"/>
             <wp:docPr id="10" name="Picture"/>
@@ -221,7 +221,7 @@
               <w:pStyle w:val="Celda"/>
             </w:pPr>
             <w:r>
-              <w:t>14/10/2026</w:t>
+              <w:t>16/10/2026</w:t>
             </w:r>
           </w:p>
         </w:tc>
@@ -401,7 +401,7 @@
       <w:r>
         <w:fldChar w:fldCharType="separate"/>
       </w:r>
-      <w:hyperlink w:anchor="_Toc242830338" w:history="1">
+      <w:hyperlink w:anchor="_Toc243040075" w:history="1">
         <w:r>
           <w:rPr>
             <w:rStyle w:val="Hipervnculo"/>
@@ -428,7 +428,7 @@
             <w:noProof/>
             <w:webHidden/>
           </w:rPr>
-          <w:instrText xml:space="preserve"> PAGEREF _Toc242830338 \h </w:instrText>
+          <w:instrText xml:space="preserve"> PAGEREF _Toc243040075 \h </w:instrText>
         </w:r>
         <w:r>
           <w:rPr>
@@ -474,7 +474,7 @@
           <w14:ligatures w14:val="standardContextual"/>
         </w:rPr>
       </w:pPr>
-      <w:hyperlink w:anchor="_Toc242830339" w:history="1">
+      <w:hyperlink w:anchor="_Toc243040076" w:history="1">
         <w:r>
           <w:rPr>
             <w:rStyle w:val="Hipervnculo"/>
@@ -501,7 +501,7 @@
             <w:noProof/>
             <w:webHidden/>
           </w:rPr>
-          <w:instrText xml:space="preserve"> PAGEREF _Toc242830339 \h </w:instrText>
+          <w:instrText xml:space="preserve"> PAGEREF _Toc243040076 \h </w:instrText>
         </w:r>
         <w:r>
           <w:rPr>
@@ -547,7 +547,7 @@
           <w14:ligatures w14:val="standardContextual"/>
         </w:rPr>
       </w:pPr>
-      <w:hyperlink w:anchor="_Toc242830340" w:history="1">
+      <w:hyperlink w:anchor="_Toc243040077" w:history="1">
         <w:r>
           <w:rPr>
             <w:rStyle w:val="Hipervnculo"/>
@@ -574,7 +574,7 @@
             <w:noProof/>
             <w:webHidden/>
           </w:rPr>
-          <w:instrText xml:space="preserve"> PAGEREF _Toc242830340 \h </w:instrText>
+          <w:instrText xml:space="preserve"> PAGEREF _Toc243040077 \h </w:instrText>
         </w:r>
         <w:r>
           <w:rPr>
@@ -617,7 +617,7 @@
           <w14:ligatures w14:val="standardContextual"/>
         </w:rPr>
       </w:pPr>
-      <w:hyperlink w:anchor="_Toc242830341" w:history="1">
+      <w:hyperlink w:anchor="_Toc243040078" w:history="1">
         <w:r>
           <w:rPr>
             <w:rStyle w:val="Hipervnculo"/>
@@ -644,7 +644,7 @@
             <w:noProof/>
             <w:webHidden/>
           </w:rPr>
-          <w:instrText xml:space="preserve"> PAGEREF _Toc242830341 \h </w:instrText>
+          <w:instrText xml:space="preserve"> PAGEREF _Toc243040078 \h </w:instrText>
         </w:r>
         <w:r>
           <w:rPr>
@@ -687,7 +687,7 @@
           <w14:ligatures w14:val="standardContextual"/>
         </w:rPr>
       </w:pPr>
-      <w:hyperlink w:anchor="_Toc242830342" w:history="1">
+      <w:hyperlink w:anchor="_Toc243040079" w:history="1">
         <w:r>
           <w:rPr>
             <w:rStyle w:val="Hipervnculo"/>
@@ -714,7 +714,7 @@
             <w:noProof/>
             <w:webHidden/>
           </w:rPr>
-          <w:instrText xml:space="preserve"> PAGEREF _Toc242830342 \h </w:instrText>
+          <w:instrText xml:space="preserve"> PAGEREF _Toc243040079 \h </w:instrText>
         </w:r>
         <w:r>
           <w:rPr>
@@ -757,7 +757,7 @@
           <w14:ligatures w14:val="standardContextual"/>
         </w:rPr>
       </w:pPr>
-      <w:hyperlink w:anchor="_Toc242830343" w:history="1">
+      <w:hyperlink w:anchor="_Toc243040080" w:history="1">
         <w:r>
           <w:rPr>
             <w:rStyle w:val="Hipervnculo"/>
@@ -784,7 +784,7 @@
             <w:noProof/>
             <w:webHidden/>
           </w:rPr>
-          <w:instrText xml:space="preserve"> PAGEREF _Toc242830343 \h </w:instrText>
+          <w:instrText xml:space="preserve"> PAGEREF _Toc243040080 \h </w:instrText>
         </w:r>
         <w:r>
           <w:rPr>
@@ -827,7 +827,7 @@
           <w14:ligatures w14:val="standardContextual"/>
         </w:rPr>
       </w:pPr>
-      <w:hyperlink w:anchor="_Toc242830344" w:history="1">
+      <w:hyperlink w:anchor="_Toc243040081" w:history="1">
         <w:r>
           <w:rPr>
             <w:rStyle w:val="Hipervnculo"/>
@@ -854,7 +854,7 @@
             <w:noProof/>
             <w:webHidden/>
           </w:rPr>
-          <w:instrText xml:space="preserve"> PAGEREF _Toc242830344 \h </w:instrText>
+          <w:instrText xml:space="preserve"> PAGEREF _Toc243040081 \h </w:instrText>
         </w:r>
         <w:r>
           <w:rPr>
@@ -897,7 +897,7 @@
           <w14:ligatures w14:val="standardContextual"/>
         </w:rPr>
       </w:pPr>
-      <w:hyperlink w:anchor="_Toc242830345" w:history="1">
+      <w:hyperlink w:anchor="_Toc243040082" w:history="1">
         <w:r>
           <w:rPr>
             <w:rStyle w:val="Hipervnculo"/>
@@ -924,7 +924,7 @@
             <w:noProof/>
             <w:webHidden/>
           </w:rPr>
-          <w:instrText xml:space="preserve"> PAGEREF _Toc242830345 \h </w:instrText>
+          <w:instrText xml:space="preserve"> PAGEREF _Toc243040082 \h </w:instrText>
         </w:r>
         <w:r>
           <w:rPr>
@@ -967,7 +967,7 @@
           <w14:ligatures w14:val="standardContextual"/>
         </w:rPr>
       </w:pPr>
-      <w:hyperlink w:anchor="_Toc242830346" w:history="1">
+      <w:hyperlink w:anchor="_Toc243040083" w:history="1">
         <w:r>
           <w:rPr>
             <w:rStyle w:val="Hipervnculo"/>
@@ -994,7 +994,7 @@
             <w:noProof/>
             <w:webHidden/>
           </w:rPr>
-          <w:instrText xml:space="preserve"> PAGEREF _Toc242830346 \h </w:instrText>
+          <w:instrText xml:space="preserve"> PAGEREF _Toc243040083 \h </w:instrText>
         </w:r>
         <w:r>
           <w:rPr>
@@ -1037,7 +1037,7 @@
           <w14:ligatures w14:val="standardContextual"/>
         </w:rPr>
       </w:pPr>
-      <w:hyperlink w:anchor="_Toc242830347" w:history="1">
+      <w:hyperlink w:anchor="_Toc243040084" w:history="1">
         <w:r>
           <w:rPr>
             <w:rStyle w:val="Hipervnculo"/>
@@ -1064,7 +1064,7 @@
             <w:noProof/>
             <w:webHidden/>
           </w:rPr>
-          <w:instrText xml:space="preserve"> PAGEREF _Toc242830347 \h </w:instrText>
+          <w:instrText xml:space="preserve"> PAGEREF _Toc243040084 \h </w:instrText>
         </w:r>
         <w:r>
           <w:rPr>
@@ -1107,7 +1107,7 @@
           <w14:ligatures w14:val="standardContextual"/>
         </w:rPr>
       </w:pPr>
-      <w:hyperlink w:anchor="_Toc242830348" w:history="1">
+      <w:hyperlink w:anchor="_Toc243040085" w:history="1">
         <w:r>
           <w:rPr>
             <w:rStyle w:val="Hipervnculo"/>
@@ -1134,7 +1134,7 @@
             <w:noProof/>
             <w:webHidden/>
           </w:rPr>
-          <w:instrText xml:space="preserve"> PAGEREF _Toc242830348 \h </w:instrText>
+          <w:instrText xml:space="preserve"> PAGEREF _Toc243040085 \h </w:instrText>
         </w:r>
         <w:r>
           <w:rPr>
@@ -1177,7 +1177,7 @@
           <w14:ligatures w14:val="standardContextual"/>
         </w:rPr>
       </w:pPr>
-      <w:hyperlink w:anchor="_Toc242830349" w:history="1">
+      <w:hyperlink w:anchor="_Toc243040086" w:history="1">
         <w:r>
           <w:rPr>
             <w:rStyle w:val="Hipervnculo"/>
@@ -1204,7 +1204,7 @@
             <w:noProof/>
             <w:webHidden/>
           </w:rPr>
-          <w:instrText xml:space="preserve"> PAGEREF _Toc242830349 \h </w:instrText>
+          <w:instrText xml:space="preserve"> PAGEREF _Toc243040086 \h </w:instrText>
         </w:r>
         <w:r>
           <w:rPr>
@@ -1247,7 +1247,7 @@
           <w14:ligatures w14:val="standardContextual"/>
         </w:rPr>
       </w:pPr>
-      <w:hyperlink w:anchor="_Toc242830350" w:history="1">
+      <w:hyperlink w:anchor="_Toc243040087" w:history="1">
         <w:r>
           <w:rPr>
             <w:rStyle w:val="Hipervnculo"/>
@@ -1274,7 +1274,7 @@
             <w:noProof/>
             <w:webHidden/>
           </w:rPr>
-          <w:instrText xml:space="preserve"> PAGEREF _Toc242830350 \h </w:instrText>
+          <w:instrText xml:space="preserve"> PAGEREF _Toc243040087 \h </w:instrText>
         </w:r>
         <w:r>
           <w:rPr>
@@ -1307,6 +1307,76 @@
     </w:p>
     <w:p>
       <w:pPr>
+        <w:pStyle w:val="TDC2"/>
+        <w:rPr>
+          <w:rFonts w:asciiTheme="minorHAnsi" w:eastAsiaTheme="minorEastAsia" w:hAnsiTheme="minorHAnsi" w:cstheme="minorBidi"/>
+          <w:noProof/>
+          <w:kern w:val="2"/>
+          <w:sz w:val="24"/>
+          <w:szCs w:val="24"/>
+          <w14:ligatures w14:val="standardContextual"/>
+        </w:rPr>
+      </w:pPr>
+      <w:hyperlink w:anchor="_Toc243040088" w:history="1">
+        <w:r>
+          <w:rPr>
+            <w:rStyle w:val="Hipervnculo"/>
+            <w:noProof/>
+          </w:rPr>
+          <w:t>Ampliación del Grafo I — M2 B1</w:t>
+        </w:r>
+        <w:r>
+          <w:rPr>
+            <w:noProof/>
+            <w:webHidden/>
+          </w:rPr>
+          <w:tab/>
+        </w:r>
+        <w:r>
+          <w:rPr>
+            <w:noProof/>
+            <w:webHidden/>
+          </w:rPr>
+          <w:fldChar w:fldCharType="begin"/>
+        </w:r>
+        <w:r>
+          <w:rPr>
+            <w:noProof/>
+            <w:webHidden/>
+          </w:rPr>
+          <w:instrText xml:space="preserve"> PAGEREF _Toc243040088 \h </w:instrText>
+        </w:r>
+        <w:r>
+          <w:rPr>
+            <w:noProof/>
+            <w:webHidden/>
+          </w:rPr>
+        </w:r>
+        <w:r>
+          <w:rPr>
+            <w:noProof/>
+            <w:webHidden/>
+          </w:rPr>
+          <w:fldChar w:fldCharType="separate"/>
+        </w:r>
+        <w:r>
+          <w:rPr>
+            <w:noProof/>
+            <w:webHidden/>
+          </w:rPr>
+          <w:t>13</w:t>
+        </w:r>
+        <w:r>
+          <w:rPr>
+            <w:noProof/>
+            <w:webHidden/>
+          </w:rPr>
+          <w:fldChar w:fldCharType="end"/>
+        </w:r>
+      </w:hyperlink>
+    </w:p>
+    <w:p>
+      <w:pPr>
         <w:pStyle w:val="TDC1"/>
       </w:pPr>
       <w:r>
@@ -1320,10 +1390,25 @@
     </w:p>
     <w:p>
       <w:pPr>
+        <w:pStyle w:val="Textodebloque"/>
+      </w:pPr>
+      <w:r>
+        <w:rPr>
+          <w:b/>
+          <w:bCs/>
+        </w:rPr>
+        <w:lastRenderedPageBreak/>
+        <w:t>Actualización de cierre M2 — 16/10/2026:</w:t>
+      </w:r>
+      <w:r>
+        <w:t xml:space="preserve"> 2.0.0-alpha.4; conocimiento global con fuentes y validación veterinaria pendiente. Esquema de 52 tablas; integración del triage con agenda y urgencias pendiente de M4.</w:t>
+      </w:r>
+    </w:p>
+    <w:p>
+      <w:pPr>
         <w:pStyle w:val="FirstParagraph"/>
       </w:pPr>
       <w:r>
-        <w:lastRenderedPageBreak/>
         <w:t xml:space="preserve">Este documento describe la estructura y relaciones de la base de datos relacional de </w:t>
       </w:r>
       <w:r>
@@ -1334,7 +1419,10 @@
         <w:t>Zooki</w:t>
       </w:r>
       <w:r>
-        <w:t xml:space="preserve"> en su versión </w:t>
+        <w:t xml:space="preserve"> </w:t>
+      </w:r>
+      <w:r>
+        <w:t xml:space="preserve">en su versión </w:t>
       </w:r>
       <w:r>
         <w:rPr>
@@ -1361,7 +1449,7 @@
         <w:pStyle w:val="Ttulo1"/>
       </w:pPr>
       <w:bookmarkStart w:id="0" w:name="_2169bb510914396473aa1c71ab8bc09f79b86cc"/>
-      <w:bookmarkStart w:id="1" w:name="_Toc242830338"/>
+      <w:bookmarkStart w:id="1" w:name="_Toc243040075"/>
       <w:r>
         <w:lastRenderedPageBreak/>
         <w:t>Aislamiento multi-inquilino</w:t>
@@ -1484,6 +1572,24 @@
         <w:t>grafo_aristas</w:t>
       </w:r>
       <w:r>
+        <w:t xml:space="preserve">, </w:t>
+      </w:r>
+      <w:r>
+        <w:rPr>
+          <w:rStyle w:val="VerbatimChar"/>
+        </w:rPr>
+        <w:t>grafo_sinonimos</w:t>
+      </w:r>
+      <w:r>
+        <w:t xml:space="preserve">, </w:t>
+      </w:r>
+      <w:r>
+        <w:rPr>
+          <w:rStyle w:val="VerbatimChar"/>
+        </w:rPr>
+        <w:t>grafo_reglas</w:t>
+      </w:r>
+      <w:r>
         <w:t xml:space="preserve">). El </w:t>
       </w:r>
       <w:r>
@@ -1552,7 +1658,10 @@
         <w:t>propietario_clinica</w:t>
       </w:r>
       <w:r>
-        <w:t xml:space="preserve"> (el correo se verifica al crear la cuenta; si ya inició sesión y está verificado, puede elegir otra clínica sin repetir la verificación). Una misma persona puede tener </w:t>
+        <w:t xml:space="preserve"> </w:t>
+      </w:r>
+      <w:r>
+        <w:t xml:space="preserve">(el correo se verifica al crear la cuenta; si ya inició sesión y está verificado, puede elegir otra clínica sin repetir la verificación). Una misma persona puede tener </w:t>
       </w:r>
       <w:r>
         <w:rPr>
@@ -1613,10 +1722,7 @@
         <w:t>mascota_clinica</w:t>
       </w:r>
       <w:r>
-        <w:t xml:space="preserve"> </w:t>
-      </w:r>
-      <w:r>
-        <w:t xml:space="preserve">(que guarda además el número de historia clínica de esa clínica). Así una mascota tiene </w:t>
+        <w:t xml:space="preserve"> (que guarda además el número de historia clínica de esa clínica). Así una mascota tiene </w:t>
       </w:r>
       <w:r>
         <w:rPr>
@@ -1672,10 +1778,7 @@
         <w:t>id_clinica</w:t>
       </w:r>
       <w:r>
-        <w:t xml:space="preserve"> </w:t>
-      </w:r>
-      <w:r>
-        <w:t>(y el veterinario) de la clínica que los creó, y solo esa clínica puede modificarlos. Otra clínica vinculada ve siempre las alergias y alertas médicas (</w:t>
+        <w:t xml:space="preserve"> (y el veterinario) de la clínica que los creó, y solo esa clínica puede modificarlos. Otra clínica vinculada ve siempre las alergias y alertas médicas (</w:t>
       </w:r>
       <w:r>
         <w:rPr>
@@ -1701,7 +1804,7 @@
         <w:pStyle w:val="Ttulo1"/>
       </w:pPr>
       <w:bookmarkStart w:id="2" w:name="_73c0ee2683bf723e155dc341c5b673c8a0cee0f"/>
-      <w:bookmarkStart w:id="3" w:name="_Toc242830339"/>
+      <w:bookmarkStart w:id="3" w:name="_Toc243040076"/>
       <w:bookmarkEnd w:id="0"/>
       <w:r>
         <w:lastRenderedPageBreak/>
@@ -1742,8 +1845,8 @@
           <w:noProof/>
         </w:rPr>
         <w:drawing>
-          <wp:inline distT="0" distB="0" distL="0" distR="0" wp14:anchorId="78610A42" wp14:editId="78610A43">
-            <wp:extent cx="5939999" cy="994759"/>
+          <wp:inline distT="0" distB="0" distL="0" distR="0" wp14:anchorId="1A5E9918" wp14:editId="1A5E9919">
+            <wp:extent cx="5939999" cy="1085192"/>
             <wp:effectExtent l="0" t="0" r="0" b="0"/>
             <wp:docPr id="14" name="Picture"/>
             <wp:cNvGraphicFramePr/>
@@ -1751,7 +1854,7 @@
               <a:graphicData uri="http://schemas.openxmlformats.org/drawingml/2006/picture">
                 <pic:pic xmlns:pic="http://schemas.openxmlformats.org/drawingml/2006/picture">
                   <pic:nvPicPr>
-                    <pic:cNvPr id="15" name="Picture" descr="C:\Users\Usuario\AppData\Local\Temp\zooki-docs-dDzjxu\mer-figura-1.png"/>
+                    <pic:cNvPr id="15" name="Picture" descr="C:\Users\Usuario\AppData\Local\Temp\zooki-docs-ykfX9U\mer-figura-1.png"/>
                     <pic:cNvPicPr>
                       <a:picLocks noChangeAspect="1" noChangeArrowheads="1"/>
                     </pic:cNvPicPr>
@@ -1765,7 +1868,7 @@
                   <pic:spPr bwMode="auto">
                     <a:xfrm>
                       <a:off x="0" y="0"/>
-                      <a:ext cx="5939999" cy="994759"/>
+                      <a:ext cx="5939999" cy="1085192"/>
                     </a:xfrm>
                     <a:prstGeom prst="rect">
                       <a:avLst/>
@@ -1789,7 +1892,7 @@
         <w:pStyle w:val="Ttulo1"/>
       </w:pPr>
       <w:bookmarkStart w:id="4" w:name="_175abadf9b0a49af33d36e1016fa2ba4e3dbee1"/>
-      <w:bookmarkStart w:id="5" w:name="_Toc242830340"/>
+      <w:bookmarkStart w:id="5" w:name="_Toc243040077"/>
       <w:bookmarkEnd w:id="2"/>
       <w:r>
         <w:lastRenderedPageBreak/>
@@ -1802,7 +1905,7 @@
         <w:pStyle w:val="Ttulo2"/>
       </w:pPr>
       <w:bookmarkStart w:id="6" w:name="_c2b7a8b81ef31c74ab584612d4a9fe9e5f481bc"/>
-      <w:bookmarkStart w:id="7" w:name="_Toc242830341"/>
+      <w:bookmarkStart w:id="7" w:name="_Toc243040078"/>
       <w:r>
         <w:t>1. Plataforma y suscripción (SaaS) — nuevo</w:t>
       </w:r>
@@ -2085,7 +2188,7 @@
         <w:pStyle w:val="Ttulo2"/>
       </w:pPr>
       <w:bookmarkStart w:id="8" w:name="_d6a9bf6cf0bb3e49f1d107fe570f8a5ddfe3adf"/>
-      <w:bookmarkStart w:id="9" w:name="_Toc242830342"/>
+      <w:bookmarkStart w:id="9" w:name="_Toc243040079"/>
       <w:bookmarkEnd w:id="6"/>
       <w:r>
         <w:t>2. Acceso y usuarios</w:t>
@@ -2823,7 +2926,7 @@
         <w:pStyle w:val="Ttulo2"/>
       </w:pPr>
       <w:bookmarkStart w:id="10" w:name="_1eb549e2a9c91af4bfaebaeb7bc947a2e39f25e"/>
-      <w:bookmarkStart w:id="11" w:name="_Toc242830343"/>
+      <w:bookmarkStart w:id="11" w:name="_Toc243040080"/>
       <w:bookmarkEnd w:id="8"/>
       <w:r>
         <w:t>3. Reputación de veterinarios — nuevo</w:t>
@@ -2939,7 +3042,7 @@
         <w:pStyle w:val="Ttulo2"/>
       </w:pPr>
       <w:bookmarkStart w:id="12" w:name="_fa59eaf9d7724395b60f4af2c2b485b4008604a"/>
-      <w:bookmarkStart w:id="13" w:name="_Toc242830344"/>
+      <w:bookmarkStart w:id="13" w:name="_Toc243040081"/>
       <w:bookmarkEnd w:id="10"/>
       <w:r>
         <w:t>4. Grafo de conocimiento clínico (Grafo I) — nuevo, global</w:t>
@@ -3025,7 +3128,16 @@
         <w:t>condicion</w:t>
       </w:r>
       <w:r>
-        <w:t>).</w:t>
+        <w:t xml:space="preserve">, </w:t>
+      </w:r>
+      <w:r>
+        <w:rPr>
+          <w:rStyle w:val="VerbatimChar"/>
+        </w:rPr>
+        <w:t>sustancia</w:t>
+      </w:r>
+      <w:r>
+        <w:t>), con fuentes, validación, código estable, versión y activo.</w:t>
       </w:r>
     </w:p>
     <w:p>
@@ -3099,7 +3211,7 @@
         <w:t>grafo con signo</w:t>
       </w:r>
       <w:r>
-        <w:t>: lo positivo favorece, lo negativo contraindica o veta. Compartido por todas las clínicas.</w:t>
+        <w:t>: lo positivo favorece; un efecto negativo puede advertir o bloquear según su semántica, no solo por su signo. Compartido por todas las clínicas.</w:t>
       </w:r>
     </w:p>
     <w:p>
@@ -3210,7 +3322,10 @@
         <w:t>ausencias_veterinario</w:t>
       </w:r>
       <w:r>
-        <w:t xml:space="preserve"> y los parámetros de la clínica. Solo persiste lo que debe sobrevivir entre una petición y otra: las reasignaciones que esperan confirmación (</w:t>
+        <w:t xml:space="preserve"> </w:t>
+      </w:r>
+      <w:r>
+        <w:t>y los parámetros de la clínica. Solo persiste lo que debe sobrevivir entre una petición y otra: las reasignaciones que esperan confirmación (</w:t>
       </w:r>
       <w:r>
         <w:rPr>
@@ -3236,7 +3351,7 @@
         <w:pStyle w:val="Ttulo2"/>
       </w:pPr>
       <w:bookmarkStart w:id="14" w:name="_6eeb017515ec0d317c46fe31a59e3575da4b41c"/>
-      <w:bookmarkStart w:id="15" w:name="_Toc242830345"/>
+      <w:bookmarkStart w:id="15" w:name="_Toc243040082"/>
       <w:bookmarkEnd w:id="12"/>
       <w:r>
         <w:t>5. Pacientes y catálogos taxonómicos</w:t>
@@ -3332,64 +3447,64 @@
         <w:t>raza_indicada</w:t>
       </w:r>
       <w:r>
+        <w:t xml:space="preserve"> guarda la raza escrita cuando no está en la lista, con el mismo largo que </w:t>
+      </w:r>
+      <w:r>
+        <w:rPr>
+          <w:rStyle w:val="VerbatimChar"/>
+        </w:rPr>
+        <w:t>razas.nombre_raza</w:t>
+      </w:r>
+      <w:r>
+        <w:t xml:space="preserve"> (50 caracteres) para que pueda pasar al catálogo sin recortarse. </w:t>
+      </w:r>
+      <w:r>
+        <w:rPr>
+          <w:rStyle w:val="VerbatimChar"/>
+        </w:rPr>
+        <w:t>esterilizado</w:t>
+      </w:r>
+      <w:r>
+        <w:t xml:space="preserve"> es NULL si no se sabe; el triage lo usa. </w:t>
+      </w:r>
+      <w:r>
+        <w:rPr>
+          <w:rStyle w:val="VerbatimChar"/>
+        </w:rPr>
+        <w:t>token_carnet</w:t>
+      </w:r>
+      <w:r>
+        <w:t xml:space="preserve"> es aleatorio (≥ 128 bits) y nunca expone </w:t>
+      </w:r>
+      <w:r>
+        <w:rPr>
+          <w:rStyle w:val="VerbatimChar"/>
+        </w:rPr>
+        <w:t>id_mascota</w:t>
+      </w:r>
+      <w:r>
+        <w:t xml:space="preserve"> en la URL (RN-502); el carnet de una ficha provisional permanece inactivo. </w:t>
+      </w:r>
+      <w:r>
+        <w:rPr>
+          <w:rStyle w:val="VerbatimChar"/>
+        </w:rPr>
+        <w:t>id_clinica_registro</w:t>
+      </w:r>
+      <w:r>
         <w:t xml:space="preserve"> </w:t>
       </w:r>
       <w:r>
-        <w:t xml:space="preserve">guarda la raza escrita cuando no está en la lista, con el mismo largo que </w:t>
-      </w:r>
-      <w:r>
-        <w:rPr>
-          <w:rStyle w:val="VerbatimChar"/>
-        </w:rPr>
-        <w:t>razas.nombre_raza</w:t>
-      </w:r>
-      <w:r>
-        <w:t xml:space="preserve"> (50 caracteres) para que pueda pasar al catálogo sin recortarse. </w:t>
-      </w:r>
-      <w:r>
-        <w:rPr>
-          <w:rStyle w:val="VerbatimChar"/>
-        </w:rPr>
-        <w:t>esterilizado</w:t>
-      </w:r>
-      <w:r>
-        <w:t xml:space="preserve"> es NULL si no se sabe; el triage lo usa. </w:t>
-      </w:r>
-      <w:r>
-        <w:rPr>
-          <w:rStyle w:val="VerbatimChar"/>
-        </w:rPr>
-        <w:t>token_carnet</w:t>
-      </w:r>
-      <w:r>
-        <w:t xml:space="preserve"> es aleatorio (≥ 128 bits) y nunca expone </w:t>
-      </w:r>
-      <w:r>
-        <w:rPr>
-          <w:rStyle w:val="VerbatimChar"/>
-        </w:rPr>
-        <w:t>id_mascota</w:t>
-      </w:r>
-      <w:r>
-        <w:t xml:space="preserve"> en la URL (RN-502); el carnet de una ficha provisional permanece inactivo. </w:t>
-      </w:r>
-      <w:r>
-        <w:rPr>
-          <w:rStyle w:val="VerbatimChar"/>
-        </w:rPr>
-        <w:t>id_clinica_registro</w:t>
-      </w:r>
-      <w:r>
-        <w:t xml:space="preserve"> </w:t>
-      </w:r>
-      <w:r>
-        <w:t xml:space="preserve">guarda la clínica que la registró: junto con el propietario, es la única que puede cambiar especie, raza, sexo y fecha de nacimiento (RN-110). </w:t>
-      </w:r>
-      <w:r>
-        <w:rPr>
-          <w:rStyle w:val="VerbatimChar"/>
-        </w:rPr>
+        <w:t xml:space="preserve">guarda la clínica que la registró: junto con el propietario, es la </w:t>
+      </w:r>
+      <w:r>
         <w:lastRenderedPageBreak/>
+        <w:t xml:space="preserve">única que puede cambiar especie, raza, sexo y fecha de nacimiento (RN-110). </w:t>
+      </w:r>
+      <w:r>
+        <w:rPr>
+          <w:rStyle w:val="VerbatimChar"/>
+        </w:rPr>
         <w:t>carnet_activo</w:t>
       </w:r>
       <w:r>
@@ -3649,7 +3764,7 @@
         <w:pStyle w:val="Ttulo2"/>
       </w:pPr>
       <w:bookmarkStart w:id="16" w:name="_d2e8a251732834f58b38cf075788a677d355bc0"/>
-      <w:bookmarkStart w:id="17" w:name="_Toc242830346"/>
+      <w:bookmarkStart w:id="17" w:name="_Toc243040083"/>
       <w:bookmarkEnd w:id="14"/>
       <w:r>
         <w:t>6. Operación clínica</w:t>
@@ -3857,13 +3972,16 @@
         <w:t>margen_minutos</w:t>
       </w:r>
       <w:r>
-        <w:t xml:space="preserve"> guardan los valores aplicados al reservar; cambiar después el tipo no altera las citas existentes. </w:t>
-      </w:r>
-      <w:r>
-        <w:rPr>
-          <w:rStyle w:val="VerbatimChar"/>
-        </w:rPr>
+        <w:t xml:space="preserve"> guardan los </w:t>
+      </w:r>
+      <w:r>
         <w:lastRenderedPageBreak/>
+        <w:t xml:space="preserve">valores aplicados al reservar; cambiar después el tipo no altera las citas existentes. </w:t>
+      </w:r>
+      <w:r>
+        <w:rPr>
+          <w:rStyle w:val="VerbatimChar"/>
+        </w:rPr>
         <w:t>aviso_atencion_abierta</w:t>
       </w:r>
       <w:r>
@@ -4373,7 +4491,7 @@
         <w:pStyle w:val="Ttulo2"/>
       </w:pPr>
       <w:bookmarkStart w:id="18" w:name="_d717dda87a0fa1125b482ed50a29711e040ab78"/>
-      <w:bookmarkStart w:id="19" w:name="_Toc242830347"/>
+      <w:bookmarkStart w:id="19" w:name="_Toc243040084"/>
       <w:bookmarkEnd w:id="16"/>
       <w:r>
         <w:lastRenderedPageBreak/>
@@ -4522,7 +4640,7 @@
         <w:pStyle w:val="Ttulo2"/>
       </w:pPr>
       <w:bookmarkStart w:id="20" w:name="_0560edb7cb7205277d9e3cd97c31da13d513556"/>
-      <w:bookmarkStart w:id="21" w:name="_Toc242830348"/>
+      <w:bookmarkStart w:id="21" w:name="_Toc243040085"/>
       <w:bookmarkEnd w:id="18"/>
       <w:r>
         <w:t>8. Comunicaciones y auditoría</w:t>
@@ -4713,7 +4831,7 @@
         <w:pStyle w:val="Ttulo2"/>
       </w:pPr>
       <w:bookmarkStart w:id="22" w:name="_cb1741f9772febdbdca46263dec4ffd4ce97a2d"/>
-      <w:bookmarkStart w:id="23" w:name="_Toc242830349"/>
+      <w:bookmarkStart w:id="23" w:name="_Toc243040086"/>
       <w:bookmarkEnd w:id="20"/>
       <w:r>
         <w:t>9. Infraestructura</w:t>
@@ -4780,7 +4898,7 @@
         <w:pStyle w:val="Ttulo2"/>
       </w:pPr>
       <w:bookmarkStart w:id="24" w:name="_aa4390657bf3d36805eb33834f45f17803989a9"/>
-      <w:bookmarkStart w:id="25" w:name="_Toc242830350"/>
+      <w:bookmarkStart w:id="25" w:name="_Toc243040087"/>
       <w:bookmarkEnd w:id="22"/>
       <w:r>
         <w:t>10. Índices y restricciones</w:t>
@@ -5155,8 +5273,115 @@
       <w:r>
         <w:t>: las personas, las citas y la historia clínica no se borran (RN-G08, RN-405, RN-206).</w:t>
       </w:r>
+    </w:p>
+    <w:p>
+      <w:pPr>
+        <w:pStyle w:val="Ttulo2"/>
+      </w:pPr>
+      <w:bookmarkStart w:id="26" w:name="_0695c15f10912553d4a763a83c28506dc90b60d"/>
+      <w:bookmarkStart w:id="27" w:name="_Toc243040088"/>
+      <w:bookmarkEnd w:id="24"/>
+      <w:r>
+        <w:t>Ampliación del Grafo I — M2 B1</w:t>
+      </w:r>
+      <w:bookmarkEnd w:id="27"/>
+    </w:p>
+    <w:p>
+      <w:pPr>
+        <w:pStyle w:val="FirstParagraph"/>
+      </w:pPr>
+      <w:r>
+        <w:t xml:space="preserve">El conocimiento es global (RN-212), con códigos estables, retiro lógico y versión SHA-256 del conjunto cargado. Nodos, aristas, sinónimos y reglas conservan fuentes JSON y estado de validación; quién y cuándo validó se mantienen en el archivo versionado, sin columnas de persona en la base. </w:t>
+      </w:r>
+      <w:r>
+        <w:rPr>
+          <w:rStyle w:val="VerbatimChar"/>
+        </w:rPr>
+        <w:t>grafo_reglas</w:t>
+      </w:r>
+      <w:r>
+        <w:t xml:space="preserve"> conserva condiciones y resultado declarativos; el evaluador pertenece a C2, no a B1. </w:t>
+      </w:r>
+      <w:r>
+        <w:t xml:space="preserve">El nodo de especie referencia solo </w:t>
+      </w:r>
+      <w:r>
+        <w:rPr>
+          <w:rStyle w:val="VerbatimChar"/>
+        </w:rPr>
+        <w:t>id_especie</w:t>
+      </w:r>
+      <w:r>
+        <w:t xml:space="preserve">; el de raza solo </w:t>
+      </w:r>
+      <w:r>
+        <w:rPr>
+          <w:rStyle w:val="VerbatimChar"/>
+        </w:rPr>
+        <w:t>id_raza</w:t>
+      </w:r>
+      <w:r>
+        <w:t xml:space="preserve">, cuya especie se obtiene de </w:t>
+      </w:r>
+      <w:r>
+        <w:rPr>
+          <w:rStyle w:val="VerbatimChar"/>
+        </w:rPr>
+        <w:t>razas</w:t>
+      </w:r>
+      <w:r>
+        <w:t xml:space="preserve">. Las FK, la unicidad y </w:t>
+      </w:r>
+      <w:r>
+        <w:rPr>
+          <w:rStyle w:val="VerbatimChar"/>
+        </w:rPr>
+        <w:t>ck_nodo_taxonomia</w:t>
+      </w:r>
+      <w:r>
+        <w:t xml:space="preserve"> impiden enlaces inválidos o mezclados en conocimiento nuevo; los conceptos legados inactivos conservan su tipo e ID aunque aún no tengan taxonomía; el cargador comprueba la pareja especie/raza declarada contra el catálogo. </w:t>
+      </w:r>
+      <w:r>
+        <w:rPr>
+          <w:rStyle w:val="VerbatimChar"/>
+        </w:rPr>
+        <w:t>consulta_sintomas.detalles</w:t>
+      </w:r>
+      <w:r>
+        <w:t xml:space="preserve">, </w:t>
+      </w:r>
+      <w:r>
+        <w:rPr>
+          <w:rStyle w:val="VerbatimChar"/>
+        </w:rPr>
+        <w:t>cita_sintomas.detalles</w:t>
+      </w:r>
+      <w:r>
+        <w:t xml:space="preserve"> y </w:t>
+      </w:r>
+      <w:r>
+        <w:rPr>
+          <w:rStyle w:val="VerbatimChar"/>
+        </w:rPr>
+        <w:t>citas.contexto_triage</w:t>
+      </w:r>
+      <w:r>
+        <w:t xml:space="preserve"> </w:t>
+      </w:r>
+      <w:r>
+        <w:t xml:space="preserve">conservan contexto estructurado, sin interpretar notas ni copiar medicación protegida. El tipo </w:t>
+      </w:r>
+      <w:r>
+        <w:rPr>
+          <w:rStyle w:val="VerbatimChar"/>
+        </w:rPr>
+        <w:t>sustancia</w:t>
+      </w:r>
+      <w:r>
+        <w:t xml:space="preserve"> distingue tóxicos de fármacos; ningún signo negativo implica por sí solo un bloqueo.</w:t>
+      </w:r>
       <w:bookmarkEnd w:id="4"/>
-      <w:bookmarkEnd w:id="24"/>
+      <w:bookmarkEnd w:id="26"/>
     </w:p>
     <w:sectPr>
       <w:headerReference w:type="default" r:id="rId9"/>
@@ -5291,7 +5516,7 @@
               <w:noProof/>
             </w:rPr>
             <w:drawing>
-              <wp:inline distT="0" distB="0" distL="0" distR="0" wp14:anchorId="78610A4E" wp14:editId="78610A4F">
+              <wp:inline distT="0" distB="0" distL="0" distR="0" wp14:anchorId="1A5E9924" wp14:editId="1A5E9925">
                 <wp:extent cx="324000" cy="324000"/>
                 <wp:effectExtent l="0" t="0" r="0" b="0"/>
                 <wp:docPr id="9001" name="Logo Zooki"/>
@@ -5451,7 +5676,7 @@
   <w:abstractNum w:abstractNumId="0" w15:restartNumberingAfterBreak="0">
     <w:nsid w:val="0000A990"/>
     <w:multiLevelType w:val="multilevel"/>
-    <w:tmpl w:val="7B58855C"/>
+    <w:tmpl w:val="74287C2A"/>
     <w:lvl w:ilvl="0">
       <w:numFmt w:val="bullet"/>
       <w:lvlText w:val=" "/>
@@ -5528,7 +5753,7 @@
   <w:abstractNum w:abstractNumId="1" w15:restartNumberingAfterBreak="0">
     <w:nsid w:val="0000A991"/>
     <w:multiLevelType w:val="multilevel"/>
-    <w:tmpl w:val="6ED45B48"/>
+    <w:tmpl w:val="62C23752"/>
     <w:lvl w:ilvl="0">
       <w:numFmt w:val="bullet"/>
       <w:lvlText w:val=""/>
@@ -5629,37 +5854,37 @@
       </w:rPr>
     </w:lvl>
   </w:abstractNum>
-  <w:num w:numId="1" w16cid:durableId="1037240375">
+  <w:num w:numId="1" w16cid:durableId="1934437479">
     <w:abstractNumId w:val="0"/>
   </w:num>
-  <w:num w:numId="2" w16cid:durableId="1697653528">
+  <w:num w:numId="2" w16cid:durableId="671569968">
     <w:abstractNumId w:val="1"/>
   </w:num>
-  <w:num w:numId="3" w16cid:durableId="1642613776">
+  <w:num w:numId="3" w16cid:durableId="1007363455">
     <w:abstractNumId w:val="1"/>
   </w:num>
-  <w:num w:numId="4" w16cid:durableId="61410606">
+  <w:num w:numId="4" w16cid:durableId="589890736">
     <w:abstractNumId w:val="1"/>
   </w:num>
-  <w:num w:numId="5" w16cid:durableId="887256729">
+  <w:num w:numId="5" w16cid:durableId="659234527">
     <w:abstractNumId w:val="1"/>
   </w:num>
-  <w:num w:numId="6" w16cid:durableId="306785256">
+  <w:num w:numId="6" w16cid:durableId="376321710">
     <w:abstractNumId w:val="1"/>
   </w:num>
-  <w:num w:numId="7" w16cid:durableId="2098214195">
+  <w:num w:numId="7" w16cid:durableId="1610964753">
     <w:abstractNumId w:val="1"/>
   </w:num>
-  <w:num w:numId="8" w16cid:durableId="836766988">
+  <w:num w:numId="8" w16cid:durableId="582185245">
     <w:abstractNumId w:val="1"/>
   </w:num>
-  <w:num w:numId="9" w16cid:durableId="380059939">
+  <w:num w:numId="9" w16cid:durableId="1261571981">
     <w:abstractNumId w:val="1"/>
   </w:num>
-  <w:num w:numId="10" w16cid:durableId="1142307141">
+  <w:num w:numId="10" w16cid:durableId="389035444">
     <w:abstractNumId w:val="1"/>
   </w:num>
-  <w:num w:numId="11" w16cid:durableId="681931214">
+  <w:num w:numId="11" w16cid:durableId="1902716178">
     <w:abstractNumId w:val="1"/>
   </w:num>
 </w:numbering>

--- a/public/docs/descargas/mer.docx
+++ b/public/docs/descargas/mer.docx
@@ -21,7 +21,7 @@
         <w:pStyle w:val="PortadaProyecto"/>
       </w:pPr>
       <w:r>
-        <w:t>Proyecto: Zooki v2.0</w:t>
+        <w:t>Proyecto: Zooki v2.1</w:t>
       </w:r>
     </w:p>
     <w:p>
@@ -85,7 +85,7 @@
           <w:noProof/>
         </w:rPr>
         <w:drawing>
-          <wp:inline distT="0" distB="0" distL="0" distR="0" wp14:anchorId="1B7636C2" wp14:editId="1B7636C3">
+          <wp:inline distT="0" distB="0" distL="0" distR="0" wp14:anchorId="5BF8E9BB" wp14:editId="5BF8E9BC">
             <wp:extent cx="395999" cy="405503"/>
             <wp:effectExtent l="0" t="0" r="0" b="0"/>
             <wp:docPr id="10" name="Picture"/>
@@ -221,7 +221,7 @@
               <w:pStyle w:val="Celda"/>
             </w:pPr>
             <w:r>
-              <w:t>23/10/2026</w:t>
+              <w:t>25/10/2026</w:t>
             </w:r>
           </w:p>
         </w:tc>
@@ -401,7 +401,7 @@
       <w:r>
         <w:fldChar w:fldCharType="separate"/>
       </w:r>
-      <w:hyperlink w:anchor="_Toc243683913" w:history="1">
+      <w:hyperlink w:anchor="_Toc243863182" w:history="1">
         <w:r>
           <w:rPr>
             <w:rStyle w:val="Hipervnculo"/>
@@ -428,7 +428,7 @@
             <w:noProof/>
             <w:webHidden/>
           </w:rPr>
-          <w:instrText xml:space="preserve"> PAGEREF _Toc243683913 \h </w:instrText>
+          <w:instrText xml:space="preserve"> PAGEREF _Toc243863182 \h </w:instrText>
         </w:r>
         <w:r>
           <w:rPr>
@@ -474,7 +474,7 @@
           <w14:ligatures w14:val="standardContextual"/>
         </w:rPr>
       </w:pPr>
-      <w:hyperlink w:anchor="_Toc243683914" w:history="1">
+      <w:hyperlink w:anchor="_Toc243863183" w:history="1">
         <w:r>
           <w:rPr>
             <w:rStyle w:val="Hipervnculo"/>
@@ -501,7 +501,7 @@
             <w:noProof/>
             <w:webHidden/>
           </w:rPr>
-          <w:instrText xml:space="preserve"> PAGEREF _Toc243683914 \h </w:instrText>
+          <w:instrText xml:space="preserve"> PAGEREF _Toc243863183 \h </w:instrText>
         </w:r>
         <w:r>
           <w:rPr>
@@ -547,7 +547,7 @@
           <w14:ligatures w14:val="standardContextual"/>
         </w:rPr>
       </w:pPr>
-      <w:hyperlink w:anchor="_Toc243683915" w:history="1">
+      <w:hyperlink w:anchor="_Toc243863184" w:history="1">
         <w:r>
           <w:rPr>
             <w:rStyle w:val="Hipervnculo"/>
@@ -574,7 +574,7 @@
             <w:noProof/>
             <w:webHidden/>
           </w:rPr>
-          <w:instrText xml:space="preserve"> PAGEREF _Toc243683915 \h </w:instrText>
+          <w:instrText xml:space="preserve"> PAGEREF _Toc243863184 \h </w:instrText>
         </w:r>
         <w:r>
           <w:rPr>
@@ -617,7 +617,7 @@
           <w14:ligatures w14:val="standardContextual"/>
         </w:rPr>
       </w:pPr>
-      <w:hyperlink w:anchor="_Toc243683916" w:history="1">
+      <w:hyperlink w:anchor="_Toc243863185" w:history="1">
         <w:r>
           <w:rPr>
             <w:rStyle w:val="Hipervnculo"/>
@@ -644,7 +644,7 @@
             <w:noProof/>
             <w:webHidden/>
           </w:rPr>
-          <w:instrText xml:space="preserve"> PAGEREF _Toc243683916 \h </w:instrText>
+          <w:instrText xml:space="preserve"> PAGEREF _Toc243863185 \h </w:instrText>
         </w:r>
         <w:r>
           <w:rPr>
@@ -687,7 +687,7 @@
           <w14:ligatures w14:val="standardContextual"/>
         </w:rPr>
       </w:pPr>
-      <w:hyperlink w:anchor="_Toc243683917" w:history="1">
+      <w:hyperlink w:anchor="_Toc243863186" w:history="1">
         <w:r>
           <w:rPr>
             <w:rStyle w:val="Hipervnculo"/>
@@ -714,7 +714,7 @@
             <w:noProof/>
             <w:webHidden/>
           </w:rPr>
-          <w:instrText xml:space="preserve"> PAGEREF _Toc243683917 \h </w:instrText>
+          <w:instrText xml:space="preserve"> PAGEREF _Toc243863186 \h </w:instrText>
         </w:r>
         <w:r>
           <w:rPr>
@@ -757,7 +757,7 @@
           <w14:ligatures w14:val="standardContextual"/>
         </w:rPr>
       </w:pPr>
-      <w:hyperlink w:anchor="_Toc243683918" w:history="1">
+      <w:hyperlink w:anchor="_Toc243863187" w:history="1">
         <w:r>
           <w:rPr>
             <w:rStyle w:val="Hipervnculo"/>
@@ -784,7 +784,7 @@
             <w:noProof/>
             <w:webHidden/>
           </w:rPr>
-          <w:instrText xml:space="preserve"> PAGEREF _Toc243683918 \h </w:instrText>
+          <w:instrText xml:space="preserve"> PAGEREF _Toc243863187 \h </w:instrText>
         </w:r>
         <w:r>
           <w:rPr>
@@ -827,7 +827,7 @@
           <w14:ligatures w14:val="standardContextual"/>
         </w:rPr>
       </w:pPr>
-      <w:hyperlink w:anchor="_Toc243683919" w:history="1">
+      <w:hyperlink w:anchor="_Toc243863188" w:history="1">
         <w:r>
           <w:rPr>
             <w:rStyle w:val="Hipervnculo"/>
@@ -854,7 +854,7 @@
             <w:noProof/>
             <w:webHidden/>
           </w:rPr>
-          <w:instrText xml:space="preserve"> PAGEREF _Toc243683919 \h </w:instrText>
+          <w:instrText xml:space="preserve"> PAGEREF _Toc243863188 \h </w:instrText>
         </w:r>
         <w:r>
           <w:rPr>
@@ -897,7 +897,7 @@
           <w14:ligatures w14:val="standardContextual"/>
         </w:rPr>
       </w:pPr>
-      <w:hyperlink w:anchor="_Toc243683920" w:history="1">
+      <w:hyperlink w:anchor="_Toc243863189" w:history="1">
         <w:r>
           <w:rPr>
             <w:rStyle w:val="Hipervnculo"/>
@@ -924,7 +924,7 @@
             <w:noProof/>
             <w:webHidden/>
           </w:rPr>
-          <w:instrText xml:space="preserve"> PAGEREF _Toc243683920 \h </w:instrText>
+          <w:instrText xml:space="preserve"> PAGEREF _Toc243863189 \h </w:instrText>
         </w:r>
         <w:r>
           <w:rPr>
@@ -967,7 +967,7 @@
           <w14:ligatures w14:val="standardContextual"/>
         </w:rPr>
       </w:pPr>
-      <w:hyperlink w:anchor="_Toc243683921" w:history="1">
+      <w:hyperlink w:anchor="_Toc243863190" w:history="1">
         <w:r>
           <w:rPr>
             <w:rStyle w:val="Hipervnculo"/>
@@ -994,7 +994,7 @@
             <w:noProof/>
             <w:webHidden/>
           </w:rPr>
-          <w:instrText xml:space="preserve"> PAGEREF _Toc243683921 \h </w:instrText>
+          <w:instrText xml:space="preserve"> PAGEREF _Toc243863190 \h </w:instrText>
         </w:r>
         <w:r>
           <w:rPr>
@@ -1037,7 +1037,7 @@
           <w14:ligatures w14:val="standardContextual"/>
         </w:rPr>
       </w:pPr>
-      <w:hyperlink w:anchor="_Toc243683922" w:history="1">
+      <w:hyperlink w:anchor="_Toc243863191" w:history="1">
         <w:r>
           <w:rPr>
             <w:rStyle w:val="Hipervnculo"/>
@@ -1064,7 +1064,7 @@
             <w:noProof/>
             <w:webHidden/>
           </w:rPr>
-          <w:instrText xml:space="preserve"> PAGEREF _Toc243683922 \h </w:instrText>
+          <w:instrText xml:space="preserve"> PAGEREF _Toc243863191 \h </w:instrText>
         </w:r>
         <w:r>
           <w:rPr>
@@ -1107,7 +1107,7 @@
           <w14:ligatures w14:val="standardContextual"/>
         </w:rPr>
       </w:pPr>
-      <w:hyperlink w:anchor="_Toc243683923" w:history="1">
+      <w:hyperlink w:anchor="_Toc243863192" w:history="1">
         <w:r>
           <w:rPr>
             <w:rStyle w:val="Hipervnculo"/>
@@ -1134,7 +1134,7 @@
             <w:noProof/>
             <w:webHidden/>
           </w:rPr>
-          <w:instrText xml:space="preserve"> PAGEREF _Toc243683923 \h </w:instrText>
+          <w:instrText xml:space="preserve"> PAGEREF _Toc243863192 \h </w:instrText>
         </w:r>
         <w:r>
           <w:rPr>
@@ -1177,7 +1177,7 @@
           <w14:ligatures w14:val="standardContextual"/>
         </w:rPr>
       </w:pPr>
-      <w:hyperlink w:anchor="_Toc243683924" w:history="1">
+      <w:hyperlink w:anchor="_Toc243863193" w:history="1">
         <w:r>
           <w:rPr>
             <w:rStyle w:val="Hipervnculo"/>
@@ -1204,7 +1204,7 @@
             <w:noProof/>
             <w:webHidden/>
           </w:rPr>
-          <w:instrText xml:space="preserve"> PAGEREF _Toc243683924 \h </w:instrText>
+          <w:instrText xml:space="preserve"> PAGEREF _Toc243863193 \h </w:instrText>
         </w:r>
         <w:r>
           <w:rPr>
@@ -1247,7 +1247,7 @@
           <w14:ligatures w14:val="standardContextual"/>
         </w:rPr>
       </w:pPr>
-      <w:hyperlink w:anchor="_Toc243683925" w:history="1">
+      <w:hyperlink w:anchor="_Toc243863194" w:history="1">
         <w:r>
           <w:rPr>
             <w:rStyle w:val="Hipervnculo"/>
@@ -1274,7 +1274,7 @@
             <w:noProof/>
             <w:webHidden/>
           </w:rPr>
-          <w:instrText xml:space="preserve"> PAGEREF _Toc243683925 \h </w:instrText>
+          <w:instrText xml:space="preserve"> PAGEREF _Toc243863194 \h </w:instrText>
         </w:r>
         <w:r>
           <w:rPr>
@@ -1317,7 +1317,7 @@
           <w14:ligatures w14:val="standardContextual"/>
         </w:rPr>
       </w:pPr>
-      <w:hyperlink w:anchor="_Toc243683926" w:history="1">
+      <w:hyperlink w:anchor="_Toc243863195" w:history="1">
         <w:r>
           <w:rPr>
             <w:rStyle w:val="Hipervnculo"/>
@@ -1344,7 +1344,7 @@
             <w:noProof/>
             <w:webHidden/>
           </w:rPr>
-          <w:instrText xml:space="preserve"> PAGEREF _Toc243683926 \h </w:instrText>
+          <w:instrText xml:space="preserve"> PAGEREF _Toc243863195 \h </w:instrText>
         </w:r>
         <w:r>
           <w:rPr>
@@ -1390,7 +1390,7 @@
           <w14:ligatures w14:val="standardContextual"/>
         </w:rPr>
       </w:pPr>
-      <w:hyperlink w:anchor="_Toc243683927" w:history="1">
+      <w:hyperlink w:anchor="_Toc243863196" w:history="1">
         <w:r>
           <w:rPr>
             <w:rStyle w:val="Hipervnculo"/>
@@ -1417,7 +1417,7 @@
             <w:noProof/>
             <w:webHidden/>
           </w:rPr>
-          <w:instrText xml:space="preserve"> PAGEREF _Toc243683927 \h </w:instrText>
+          <w:instrText xml:space="preserve"> PAGEREF _Toc243863196 \h </w:instrText>
         </w:r>
         <w:r>
           <w:rPr>
@@ -1460,7 +1460,7 @@
           <w14:ligatures w14:val="standardContextual"/>
         </w:rPr>
       </w:pPr>
-      <w:hyperlink w:anchor="_Toc243683928" w:history="1">
+      <w:hyperlink w:anchor="_Toc243863197" w:history="1">
         <w:r>
           <w:rPr>
             <w:rStyle w:val="Hipervnculo"/>
@@ -1487,7 +1487,7 @@
             <w:noProof/>
             <w:webHidden/>
           </w:rPr>
-          <w:instrText xml:space="preserve"> PAGEREF _Toc243683928 \h </w:instrText>
+          <w:instrText xml:space="preserve"> PAGEREF _Toc243863197 \h </w:instrText>
         </w:r>
         <w:r>
           <w:rPr>
@@ -1530,7 +1530,7 @@
           <w14:ligatures w14:val="standardContextual"/>
         </w:rPr>
       </w:pPr>
-      <w:hyperlink w:anchor="_Toc243683929" w:history="1">
+      <w:hyperlink w:anchor="_Toc243863198" w:history="1">
         <w:r>
           <w:rPr>
             <w:rStyle w:val="Hipervnculo"/>
@@ -1557,7 +1557,7 @@
             <w:noProof/>
             <w:webHidden/>
           </w:rPr>
-          <w:instrText xml:space="preserve"> PAGEREF _Toc243683929 \h </w:instrText>
+          <w:instrText xml:space="preserve"> PAGEREF _Toc243863198 \h </w:instrText>
         </w:r>
         <w:r>
           <w:rPr>
@@ -1600,7 +1600,7 @@
           <w14:ligatures w14:val="standardContextual"/>
         </w:rPr>
       </w:pPr>
-      <w:hyperlink w:anchor="_Toc243683930" w:history="1">
+      <w:hyperlink w:anchor="_Toc243863199" w:history="1">
         <w:r>
           <w:rPr>
             <w:rStyle w:val="Hipervnculo"/>
@@ -1627,7 +1627,7 @@
             <w:noProof/>
             <w:webHidden/>
           </w:rPr>
-          <w:instrText xml:space="preserve"> PAGEREF _Toc243683930 \h </w:instrText>
+          <w:instrText xml:space="preserve"> PAGEREF _Toc243863199 \h </w:instrText>
         </w:r>
         <w:r>
           <w:rPr>
@@ -1670,7 +1670,7 @@
           <w14:ligatures w14:val="standardContextual"/>
         </w:rPr>
       </w:pPr>
-      <w:hyperlink w:anchor="_Toc243683931" w:history="1">
+      <w:hyperlink w:anchor="_Toc243863200" w:history="1">
         <w:r>
           <w:rPr>
             <w:rStyle w:val="Hipervnculo"/>
@@ -1697,7 +1697,7 @@
             <w:noProof/>
             <w:webHidden/>
           </w:rPr>
-          <w:instrText xml:space="preserve"> PAGEREF _Toc243683931 \h </w:instrText>
+          <w:instrText xml:space="preserve"> PAGEREF _Toc243863200 \h </w:instrText>
         </w:r>
         <w:r>
           <w:rPr>
@@ -1740,7 +1740,7 @@
           <w14:ligatures w14:val="standardContextual"/>
         </w:rPr>
       </w:pPr>
-      <w:hyperlink w:anchor="_Toc243683932" w:history="1">
+      <w:hyperlink w:anchor="_Toc243863201" w:history="1">
         <w:r>
           <w:rPr>
             <w:rStyle w:val="Hipervnculo"/>
@@ -1767,7 +1767,7 @@
             <w:noProof/>
             <w:webHidden/>
           </w:rPr>
-          <w:instrText xml:space="preserve"> PAGEREF _Toc243683932 \h </w:instrText>
+          <w:instrText xml:space="preserve"> PAGEREF _Toc243863201 \h </w:instrText>
         </w:r>
         <w:r>
           <w:rPr>
@@ -1810,7 +1810,7 @@
           <w14:ligatures w14:val="standardContextual"/>
         </w:rPr>
       </w:pPr>
-      <w:hyperlink w:anchor="_Toc243683933" w:history="1">
+      <w:hyperlink w:anchor="_Toc243863202" w:history="1">
         <w:r>
           <w:rPr>
             <w:rStyle w:val="Hipervnculo"/>
@@ -1837,7 +1837,7 @@
             <w:noProof/>
             <w:webHidden/>
           </w:rPr>
-          <w:instrText xml:space="preserve"> PAGEREF _Toc243683933 \h </w:instrText>
+          <w:instrText xml:space="preserve"> PAGEREF _Toc243863202 \h </w:instrText>
         </w:r>
         <w:r>
           <w:rPr>
@@ -1880,7 +1880,7 @@
           <w14:ligatures w14:val="standardContextual"/>
         </w:rPr>
       </w:pPr>
-      <w:hyperlink w:anchor="_Toc243683934" w:history="1">
+      <w:hyperlink w:anchor="_Toc243863203" w:history="1">
         <w:r>
           <w:rPr>
             <w:rStyle w:val="Hipervnculo"/>
@@ -1907,7 +1907,7 @@
             <w:noProof/>
             <w:webHidden/>
           </w:rPr>
-          <w:instrText xml:space="preserve"> PAGEREF _Toc243683934 \h </w:instrText>
+          <w:instrText xml:space="preserve"> PAGEREF _Toc243863203 \h </w:instrText>
         </w:r>
         <w:r>
           <w:rPr>
@@ -1950,7 +1950,7 @@
           <w14:ligatures w14:val="standardContextual"/>
         </w:rPr>
       </w:pPr>
-      <w:hyperlink w:anchor="_Toc243683935" w:history="1">
+      <w:hyperlink w:anchor="_Toc243863204" w:history="1">
         <w:r>
           <w:rPr>
             <w:rStyle w:val="Hipervnculo"/>
@@ -1977,7 +1977,7 @@
             <w:noProof/>
             <w:webHidden/>
           </w:rPr>
-          <w:instrText xml:space="preserve"> PAGEREF _Toc243683935 \h </w:instrText>
+          <w:instrText xml:space="preserve"> PAGEREF _Toc243863204 \h </w:instrText>
         </w:r>
         <w:r>
           <w:rPr>
@@ -2020,7 +2020,7 @@
           <w14:ligatures w14:val="standardContextual"/>
         </w:rPr>
       </w:pPr>
-      <w:hyperlink w:anchor="_Toc243683936" w:history="1">
+      <w:hyperlink w:anchor="_Toc243863205" w:history="1">
         <w:r>
           <w:rPr>
             <w:rStyle w:val="Hipervnculo"/>
@@ -2047,7 +2047,7 @@
             <w:noProof/>
             <w:webHidden/>
           </w:rPr>
-          <w:instrText xml:space="preserve"> PAGEREF _Toc243683936 \h </w:instrText>
+          <w:instrText xml:space="preserve"> PAGEREF _Toc243863205 \h </w:instrText>
         </w:r>
         <w:r>
           <w:rPr>
@@ -2090,7 +2090,7 @@
           <w14:ligatures w14:val="standardContextual"/>
         </w:rPr>
       </w:pPr>
-      <w:hyperlink w:anchor="_Toc243683937" w:history="1">
+      <w:hyperlink w:anchor="_Toc243863206" w:history="1">
         <w:r>
           <w:rPr>
             <w:rStyle w:val="Hipervnculo"/>
@@ -2117,7 +2117,7 @@
             <w:noProof/>
             <w:webHidden/>
           </w:rPr>
-          <w:instrText xml:space="preserve"> PAGEREF _Toc243683937 \h </w:instrText>
+          <w:instrText xml:space="preserve"> PAGEREF _Toc243863206 \h </w:instrText>
         </w:r>
         <w:r>
           <w:rPr>
@@ -2151,6 +2151,79 @@
     <w:p>
       <w:pPr>
         <w:pStyle w:val="TDC1"/>
+        <w:rPr>
+          <w:rFonts w:asciiTheme="minorHAnsi" w:eastAsiaTheme="minorEastAsia" w:hAnsiTheme="minorHAnsi" w:cstheme="minorBidi"/>
+          <w:b w:val="0"/>
+          <w:bCs w:val="0"/>
+          <w:caps w:val="0"/>
+          <w:noProof/>
+          <w:kern w:val="2"/>
+          <w:sz w:val="24"/>
+          <w:szCs w:val="24"/>
+          <w14:ligatures w14:val="standardContextual"/>
+        </w:rPr>
+      </w:pPr>
+      <w:hyperlink w:anchor="_Toc243863207" w:history="1">
+        <w:r>
+          <w:rPr>
+            <w:rStyle w:val="Hipervnculo"/>
+            <w:noProof/>
+          </w:rPr>
+          <w:t>Suscripción y cobro — M0-S S1 (65 tablas)</w:t>
+        </w:r>
+        <w:r>
+          <w:rPr>
+            <w:noProof/>
+            <w:webHidden/>
+          </w:rPr>
+          <w:tab/>
+        </w:r>
+        <w:r>
+          <w:rPr>
+            <w:noProof/>
+            <w:webHidden/>
+          </w:rPr>
+          <w:fldChar w:fldCharType="begin"/>
+        </w:r>
+        <w:r>
+          <w:rPr>
+            <w:noProof/>
+            <w:webHidden/>
+          </w:rPr>
+          <w:instrText xml:space="preserve"> PAGEREF _Toc243863207 \h </w:instrText>
+        </w:r>
+        <w:r>
+          <w:rPr>
+            <w:noProof/>
+            <w:webHidden/>
+          </w:rPr>
+        </w:r>
+        <w:r>
+          <w:rPr>
+            <w:noProof/>
+            <w:webHidden/>
+          </w:rPr>
+          <w:fldChar w:fldCharType="separate"/>
+        </w:r>
+        <w:r>
+          <w:rPr>
+            <w:noProof/>
+            <w:webHidden/>
+          </w:rPr>
+          <w:t>26</w:t>
+        </w:r>
+        <w:r>
+          <w:rPr>
+            <w:noProof/>
+            <w:webHidden/>
+          </w:rPr>
+          <w:fldChar w:fldCharType="end"/>
+        </w:r>
+      </w:hyperlink>
+    </w:p>
+    <w:p>
+      <w:pPr>
+        <w:pStyle w:val="TDC1"/>
       </w:pPr>
       <w:r>
         <w:fldChar w:fldCharType="end"/>
@@ -2171,28 +2244,10 @@
           <w:bCs/>
         </w:rPr>
         <w:lastRenderedPageBreak/>
-        <w:t>Carnet B — 2026-10-23:</w:t>
-      </w:r>
-      <w:r>
-        <w:t xml:space="preserve"> 59 tablas. </w:t>
-      </w:r>
-      <w:r>
-        <w:rPr>
-          <w:rStyle w:val="VerbatimChar"/>
-        </w:rPr>
-        <w:t>carnet_accesos</w:t>
-      </w:r>
-      <w:r>
-        <w:t xml:space="preserve"> cuenta también tokens inválidos sin guardar mascota ni token; </w:t>
-      </w:r>
-      <w:r>
-        <w:rPr>
-          <w:rStyle w:val="VerbatimChar"/>
-        </w:rPr>
-        <w:t>carnet_escaneos</w:t>
-      </w:r>
-      <w:r>
-        <w:t xml:space="preserve"> conserva solo vistas válidas y ubicaciones consentidas. La IP se seudonimiza con HMAC-SHA256 y un secreto del entorno.</w:t>
+        <w:t>Cierre M0-S — 2026-10-25:</w:t>
+      </w:r>
+      <w:r>
+        <w:t xml:space="preserve"> versión 2.1.0 preparada para revisión e integración; HU-0.5 implementada, 96 HU, 464 RE, 126 RN y 65 tablas. Migraciones 12/13, Inicio del administrador (HU-6.2) y panel financiero de plataforma. D8/D10 pendientes antes de dinero real.</w:t>
       </w:r>
     </w:p>
     <w:p>
@@ -2204,13 +2259,43 @@
           <w:b/>
           <w:bCs/>
         </w:rPr>
+        <w:t>Carnet B — 2026-10-23:</w:t>
+      </w:r>
+      <w:r>
+        <w:t xml:space="preserve"> 59 tablas. </w:t>
+      </w:r>
+      <w:r>
+        <w:rPr>
+          <w:rStyle w:val="VerbatimChar"/>
+        </w:rPr>
+        <w:t>carnet_accesos</w:t>
+      </w:r>
+      <w:r>
+        <w:t xml:space="preserve"> cuenta también tokens inválidos sin guardar mascota ni token; </w:t>
+      </w:r>
+      <w:r>
+        <w:rPr>
+          <w:rStyle w:val="VerbatimChar"/>
+        </w:rPr>
+        <w:t>carnet_escaneos</w:t>
+      </w:r>
+      <w:r>
+        <w:t xml:space="preserve"> conserva solo vistas válidas y ubicaciones consentidas. La IP se seudonimiza con HMAC-SHA256 y un secreto del entorno.</w:t>
+      </w:r>
+    </w:p>
+    <w:p>
+      <w:pPr>
+        <w:pStyle w:val="Textodebloque"/>
+      </w:pPr>
+      <w:r>
+        <w:rPr>
+          <w:b/>
+          <w:bCs/>
+        </w:rPr>
         <w:t>Actualización de cierre M2 — 16/10/2026:</w:t>
       </w:r>
       <w:r>
-        <w:t xml:space="preserve"> </w:t>
-      </w:r>
-      <w:r>
-        <w:t>2.0.0-alpha.4; conocimiento global con fuentes y validación veterinaria pendiente. Esquema de 52 tablas; integración del triage con agenda y urgencias pendiente de M4.</w:t>
+        <w:t xml:space="preserve"> 2.0.0-alpha.4; conocimiento global con fuentes y validación veterinaria pendiente. Esquema de 52 tablas; integración del triage con agenda y urgencias pendiente de M4.</w:t>
       </w:r>
     </w:p>
     <w:p>
@@ -2276,7 +2361,7 @@
         <w:pStyle w:val="Ttulo1"/>
       </w:pPr>
       <w:bookmarkStart w:id="0" w:name="_2169bb510914396473aa1c71ab8bc09f79b86cc"/>
-      <w:bookmarkStart w:id="1" w:name="_Toc243683913"/>
+      <w:bookmarkStart w:id="1" w:name="_Toc243863182"/>
       <w:r>
         <w:lastRenderedPageBreak/>
         <w:t>Aislamiento multi-inquilino</w:t>
@@ -2631,7 +2716,7 @@
         <w:pStyle w:val="Ttulo1"/>
       </w:pPr>
       <w:bookmarkStart w:id="2" w:name="_73c0ee2683bf723e155dc341c5b673c8a0cee0f"/>
-      <w:bookmarkStart w:id="3" w:name="_Toc243683914"/>
+      <w:bookmarkStart w:id="3" w:name="_Toc243863183"/>
       <w:bookmarkEnd w:id="0"/>
       <w:r>
         <w:lastRenderedPageBreak/>
@@ -2672,8 +2757,8 @@
           <w:noProof/>
         </w:rPr>
         <w:drawing>
-          <wp:inline distT="0" distB="0" distL="0" distR="0" wp14:anchorId="1B7636C4" wp14:editId="1B7636C5">
-            <wp:extent cx="5939999" cy="1504038"/>
+          <wp:inline distT="0" distB="0" distL="0" distR="0" wp14:anchorId="5BF8E9BD" wp14:editId="5BF8E9BE">
+            <wp:extent cx="5939999" cy="1304134"/>
             <wp:effectExtent l="0" t="0" r="0" b="0"/>
             <wp:docPr id="14" name="Picture"/>
             <wp:cNvGraphicFramePr/>
@@ -2681,7 +2766,7 @@
               <a:graphicData uri="http://schemas.openxmlformats.org/drawingml/2006/picture">
                 <pic:pic xmlns:pic="http://schemas.openxmlformats.org/drawingml/2006/picture">
                   <pic:nvPicPr>
-                    <pic:cNvPr id="15" name="Picture" descr="C:\Users\Usuario\AppData\Local\Temp\zooki-docs-DYcb6x\mer-figura-1.png"/>
+                    <pic:cNvPr id="15" name="Picture" descr="C:\Users\Usuario\AppData\Local\Temp\zooki-docs-zUWuP6\mer-figura-1.png"/>
                     <pic:cNvPicPr>
                       <a:picLocks noChangeAspect="1" noChangeArrowheads="1"/>
                     </pic:cNvPicPr>
@@ -2695,7 +2780,7 @@
                   <pic:spPr bwMode="auto">
                     <a:xfrm>
                       <a:off x="0" y="0"/>
-                      <a:ext cx="5939999" cy="1504038"/>
+                      <a:ext cx="5939999" cy="1304134"/>
                     </a:xfrm>
                     <a:prstGeom prst="rect">
                       <a:avLst/>
@@ -2719,7 +2804,7 @@
         <w:pStyle w:val="Ttulo1"/>
       </w:pPr>
       <w:bookmarkStart w:id="4" w:name="_175abadf9b0a49af33d36e1016fa2ba4e3dbee1"/>
-      <w:bookmarkStart w:id="5" w:name="_Toc243683915"/>
+      <w:bookmarkStart w:id="5" w:name="_Toc243863184"/>
       <w:bookmarkEnd w:id="2"/>
       <w:r>
         <w:lastRenderedPageBreak/>
@@ -2732,7 +2817,7 @@
         <w:pStyle w:val="Ttulo2"/>
       </w:pPr>
       <w:bookmarkStart w:id="6" w:name="_c2b7a8b81ef31c74ab584612d4a9fe9e5f481bc"/>
-      <w:bookmarkStart w:id="7" w:name="_Toc243683916"/>
+      <w:bookmarkStart w:id="7" w:name="_Toc243863185"/>
       <w:r>
         <w:t>1. Plataforma y suscripción (SaaS) — nuevo</w:t>
       </w:r>
@@ -3015,7 +3100,7 @@
         <w:pStyle w:val="Ttulo2"/>
       </w:pPr>
       <w:bookmarkStart w:id="8" w:name="_d6a9bf6cf0bb3e49f1d107fe570f8a5ddfe3adf"/>
-      <w:bookmarkStart w:id="9" w:name="_Toc243683917"/>
+      <w:bookmarkStart w:id="9" w:name="_Toc243863186"/>
       <w:bookmarkEnd w:id="6"/>
       <w:r>
         <w:t>2. Acceso y usuarios</w:t>
@@ -3753,7 +3838,7 @@
         <w:pStyle w:val="Ttulo2"/>
       </w:pPr>
       <w:bookmarkStart w:id="10" w:name="_1eb549e2a9c91af4bfaebaeb7bc947a2e39f25e"/>
-      <w:bookmarkStart w:id="11" w:name="_Toc243683918"/>
+      <w:bookmarkStart w:id="11" w:name="_Toc243863187"/>
       <w:bookmarkEnd w:id="8"/>
       <w:r>
         <w:t>3. Reputación de veterinarios — nuevo</w:t>
@@ -3869,7 +3954,7 @@
         <w:pStyle w:val="Ttulo2"/>
       </w:pPr>
       <w:bookmarkStart w:id="12" w:name="_fa59eaf9d7724395b60f4af2c2b485b4008604a"/>
-      <w:bookmarkStart w:id="13" w:name="_Toc243683919"/>
+      <w:bookmarkStart w:id="13" w:name="_Toc243863188"/>
       <w:bookmarkEnd w:id="10"/>
       <w:r>
         <w:t>4. Grafo de conocimiento clínico (Grafo I) — nuevo, global</w:t>
@@ -4160,7 +4245,7 @@
         <w:pStyle w:val="Ttulo2"/>
       </w:pPr>
       <w:bookmarkStart w:id="14" w:name="_6eeb017515ec0d317c46fe31a59e3575da4b41c"/>
-      <w:bookmarkStart w:id="15" w:name="_Toc243683920"/>
+      <w:bookmarkStart w:id="15" w:name="_Toc243863189"/>
       <w:bookmarkEnd w:id="12"/>
       <w:r>
         <w:t>5. Pacientes y catálogos taxonómicos</w:t>
@@ -4530,7 +4615,7 @@
         <w:t>fecha DATETIME</w:t>
       </w:r>
       <w:r>
-        <w:t xml:space="preserve"> e índice </w:t>
+        <w:t xml:space="preserve"> e índices </w:t>
       </w:r>
       <w:r>
         <w:rPr>
@@ -4539,7 +4624,16 @@
         <w:t>(ip_hash, fecha)</w:t>
       </w:r>
       <w:r>
-        <w:t>. Cuenta toda petición a carnet y ubicación antes de resolver el token, incluso las inválidas. Sin FK, mascota ni token; máximo 30 por hora e eliminación oportunista tras 24 horas (RN-505).</w:t>
+        <w:t xml:space="preserve"> y </w:t>
+      </w:r>
+      <w:r>
+        <w:rPr>
+          <w:rStyle w:val="VerbatimChar"/>
+        </w:rPr>
+        <w:t>(fecha)</w:t>
+      </w:r>
+      <w:r>
+        <w:t>. Cuenta toda petición a carnet y ubicación antes de resolver el token, incluso las inválidas. Sin FK, mascota ni token; máximo 30 por hora; por encima del límite no se registra la petición, y se eliminan oportunistamente las de más de 24 horas (RN-505).</w:t>
       </w:r>
     </w:p>
     <w:p>
@@ -4598,10 +4692,7 @@
         <w:t>globales</w:t>
       </w:r>
       <w:r>
-        <w:t xml:space="preserve"> </w:t>
-      </w:r>
-      <w:r>
-        <w:t xml:space="preserve">de taxonomía y la relación N:M de colores. </w:t>
+        <w:t xml:space="preserve"> de taxonomía y la relación N:M de colores. </w:t>
       </w:r>
       <w:r>
         <w:rPr>
@@ -4646,7 +4737,7 @@
         <w:pStyle w:val="Ttulo2"/>
       </w:pPr>
       <w:bookmarkStart w:id="16" w:name="_d2e8a251732834f58b38cf075788a677d355bc0"/>
-      <w:bookmarkStart w:id="17" w:name="_Toc243683921"/>
+      <w:bookmarkStart w:id="17" w:name="_Toc243863190"/>
       <w:bookmarkEnd w:id="14"/>
       <w:r>
         <w:t>6. Operación clínica</w:t>
@@ -4731,10 +4822,7 @@
         <w:t>calculado por el Grafo I</w:t>
       </w:r>
       <w:r>
-        <w:t xml:space="preserve"> </w:t>
-      </w:r>
-      <w:r>
-        <w:t xml:space="preserve">a partir de los síntomas; conserva estados, horas reales y control de solapamientos. </w:t>
+        <w:t xml:space="preserve"> a partir de los síntomas; conserva estados, horas reales y control de solapamientos. </w:t>
       </w:r>
       <w:r>
         <w:rPr>
@@ -5386,7 +5474,7 @@
         <w:pStyle w:val="Ttulo2"/>
       </w:pPr>
       <w:bookmarkStart w:id="18" w:name="_d717dda87a0fa1125b482ed50a29711e040ab78"/>
-      <w:bookmarkStart w:id="19" w:name="_Toc243683922"/>
+      <w:bookmarkStart w:id="19" w:name="_Toc243863191"/>
       <w:bookmarkEnd w:id="16"/>
       <w:r>
         <w:t>7. Prevención</w:t>
@@ -5534,7 +5622,7 @@
         <w:pStyle w:val="Ttulo2"/>
       </w:pPr>
       <w:bookmarkStart w:id="20" w:name="_0560edb7cb7205277d9e3cd97c31da13d513556"/>
-      <w:bookmarkStart w:id="21" w:name="_Toc243683923"/>
+      <w:bookmarkStart w:id="21" w:name="_Toc243863192"/>
       <w:bookmarkEnd w:id="18"/>
       <w:r>
         <w:t>8. Comunicaciones y auditoría</w:t>
@@ -5725,7 +5813,7 @@
         <w:pStyle w:val="Ttulo2"/>
       </w:pPr>
       <w:bookmarkStart w:id="22" w:name="_cb1741f9772febdbdca46263dec4ffd4ce97a2d"/>
-      <w:bookmarkStart w:id="23" w:name="_Toc243683924"/>
+      <w:bookmarkStart w:id="23" w:name="_Toc243863193"/>
       <w:bookmarkEnd w:id="20"/>
       <w:r>
         <w:t>9. Infraestructura</w:t>
@@ -5792,7 +5880,7 @@
         <w:pStyle w:val="Ttulo2"/>
       </w:pPr>
       <w:bookmarkStart w:id="24" w:name="_aa4390657bf3d36805eb33834f45f17803989a9"/>
-      <w:bookmarkStart w:id="25" w:name="_Toc243683925"/>
+      <w:bookmarkStart w:id="25" w:name="_Toc243863194"/>
       <w:bookmarkEnd w:id="22"/>
       <w:r>
         <w:t>10. Índices y restricciones</w:t>
@@ -6173,7 +6261,7 @@
         <w:pStyle w:val="Ttulo2"/>
       </w:pPr>
       <w:bookmarkStart w:id="26" w:name="_0695c15f10912553d4a763a83c28506dc90b60d"/>
-      <w:bookmarkStart w:id="27" w:name="_Toc243683926"/>
+      <w:bookmarkStart w:id="27" w:name="_Toc243863195"/>
       <w:bookmarkEnd w:id="24"/>
       <w:r>
         <w:t>Ampliación del Grafo I — M2 B1</w:t>
@@ -6280,7 +6368,7 @@
         <w:pStyle w:val="Ttulo1"/>
       </w:pPr>
       <w:bookmarkStart w:id="28" w:name="_058de8aead850e46a9e586eb30e954c5388acf5"/>
-      <w:bookmarkStart w:id="29" w:name="_Toc243683927"/>
+      <w:bookmarkStart w:id="29" w:name="_Toc243863196"/>
       <w:bookmarkEnd w:id="4"/>
       <w:bookmarkEnd w:id="26"/>
       <w:r>
@@ -6305,7 +6393,7 @@
         <w:pStyle w:val="Ttulo2"/>
       </w:pPr>
       <w:bookmarkStart w:id="30" w:name="_5dfb73a1c63ec79cf51c48637fca30228f2abc9"/>
-      <w:bookmarkStart w:id="31" w:name="_Toc243683928"/>
+      <w:bookmarkStart w:id="31" w:name="_Toc243863197"/>
       <w:r>
         <w:t>cierres_clinica — esquema preparado B2, flujo pendiente</w:t>
       </w:r>
@@ -6686,7 +6774,7 @@
         <w:pStyle w:val="Ttulo2"/>
       </w:pPr>
       <w:bookmarkStart w:id="32" w:name="_4e42805c06e3eb1dc8f257eed8018622891e1bc"/>
-      <w:bookmarkStart w:id="33" w:name="_Toc243683929"/>
+      <w:bookmarkStart w:id="33" w:name="_Toc243863198"/>
       <w:bookmarkEnd w:id="30"/>
       <w:r>
         <w:t>bloques_agenda — esquema preparado B2, flujo pendiente</w:t>
@@ -7072,7 +7160,7 @@
         <w:pStyle w:val="Ttulo2"/>
       </w:pPr>
       <w:bookmarkStart w:id="34" w:name="_1b30ee21218e90306ba74dda29388252a8d2db0"/>
-      <w:bookmarkStart w:id="35" w:name="_Toc243683930"/>
+      <w:bookmarkStart w:id="35" w:name="_Toc243863199"/>
       <w:bookmarkEnd w:id="32"/>
       <w:r>
         <w:t>solicitudes_agenda — esquema preparado B2, flujo pendiente</w:t>
@@ -7975,7 +8063,7 @@
         <w:pStyle w:val="Ttulo2"/>
       </w:pPr>
       <w:bookmarkStart w:id="36" w:name="_e62e85b53d15634eeaa8f30c152885b83328cb0"/>
-      <w:bookmarkStart w:id="37" w:name="_Toc243683931"/>
+      <w:bookmarkStart w:id="37" w:name="_Toc243863200"/>
       <w:bookmarkEnd w:id="34"/>
       <w:r>
         <w:t>pausas_cita — esquema preparado B2, flujo pendiente</w:t>
@@ -8391,7 +8479,7 @@
         <w:pStyle w:val="Ttulo2"/>
       </w:pPr>
       <w:bookmarkStart w:id="38" w:name="_fe2b95b751daa198f833a6a8284905af42e44a7"/>
-      <w:bookmarkStart w:id="39" w:name="_Toc243683932"/>
+      <w:bookmarkStart w:id="39" w:name="_Toc243863201"/>
       <w:bookmarkEnd w:id="36"/>
       <w:r>
         <w:t>operaciones_agenda — esquema preparado B2, flujo pendiente</w:t>
@@ -8810,7 +8898,7 @@
         <w:pStyle w:val="Ttulo2"/>
       </w:pPr>
       <w:bookmarkStart w:id="40" w:name="_7ac5f96d4da7d47ae24959ebd8d2c7a7ef08929"/>
-      <w:bookmarkStart w:id="41" w:name="_Toc243683933"/>
+      <w:bookmarkStart w:id="41" w:name="_Toc243863202"/>
       <w:bookmarkEnd w:id="38"/>
       <w:r>
         <w:t>eventos_agenda — esquema preparado B2, flujo pendiente</w:t>
@@ -9559,7 +9647,7 @@
         <w:pStyle w:val="Ttulo2"/>
       </w:pPr>
       <w:bookmarkStart w:id="42" w:name="_fe13269eaad4c59dd2ee5e983c1129d6bb3ab82"/>
-      <w:bookmarkStart w:id="43" w:name="_Toc243683934"/>
+      <w:bookmarkStart w:id="43" w:name="_Toc243863203"/>
       <w:bookmarkEnd w:id="40"/>
       <w:r>
         <w:t>Ampliaciones de entidades existentes — destino pendiente de B2</w:t>
@@ -10898,7 +10986,7 @@
         <w:pStyle w:val="Ttulo2"/>
       </w:pPr>
       <w:bookmarkStart w:id="44" w:name="_3a65e980d85736d7641056d57f359accf869a9d"/>
-      <w:bookmarkStart w:id="45" w:name="_Toc243683935"/>
+      <w:bookmarkStart w:id="45" w:name="_Toc243863204"/>
       <w:bookmarkEnd w:id="42"/>
       <w:r>
         <w:t>Reconstrucción clínica, contacto y datos legados</w:t>
@@ -10930,7 +11018,7 @@
         <w:pStyle w:val="Ttulo2"/>
       </w:pPr>
       <w:bookmarkStart w:id="46" w:name="_ffd18c9de5c28d309a1408929498ba759a058bc"/>
-      <w:bookmarkStart w:id="47" w:name="_Toc243683936"/>
+      <w:bookmarkStart w:id="47" w:name="_Toc243863205"/>
       <w:bookmarkEnd w:id="44"/>
       <w:r>
         <w:lastRenderedPageBreak/>
@@ -11041,7 +11129,7 @@
         <w:pStyle w:val="Ttulo2"/>
       </w:pPr>
       <w:bookmarkStart w:id="48" w:name="_de63352b645bbd863ded9fb0a9ed3075ae772bf"/>
-      <w:bookmarkStart w:id="49" w:name="_Toc243683937"/>
+      <w:bookmarkStart w:id="49" w:name="_Toc243863206"/>
       <w:bookmarkEnd w:id="46"/>
       <w:r>
         <w:t>Materialización B2 — restricciones de datos (2026-10-18)</w:t>
@@ -11587,8 +11675,8862 @@
       <w:r>
         <w:t>No se declara rollback global de DDL: se inspecciona definición antes de cada paso, y conflictos producen M4-08 con objeto/ID; no hay borrado o elección de duplicado. No se recalculan ni consolidan datos clínicos durante 08; los contratos funcionales B1.1 siguen pendientes de C.</w:t>
       </w:r>
+    </w:p>
+    <w:p>
+      <w:pPr>
+        <w:pStyle w:val="Ttulo1"/>
+      </w:pPr>
+      <w:bookmarkStart w:id="50" w:name="_ca4927c5c418f5f0ebf9f3b142ee6f7e4f46426"/>
+      <w:bookmarkStart w:id="51" w:name="_Toc243863207"/>
       <w:bookmarkEnd w:id="28"/>
       <w:bookmarkEnd w:id="48"/>
+      <w:r>
+        <w:lastRenderedPageBreak/>
+        <w:t>Suscripción y cobro — M0-S S1 (65 tablas)</w:t>
+      </w:r>
+      <w:bookmarkEnd w:id="51"/>
+    </w:p>
+    <w:p>
+      <w:pPr>
+        <w:pStyle w:val="FirstParagraph"/>
+      </w:pPr>
+      <w:r>
+        <w:t>La suscripción expresa contrato y acceso efectivo. Una orden representa una obligación con varios intentos y concede un solo periodo inmutable. S2 utiliza pagos/eventos y S3 fuentes/consentimientos, sin modificar la migración 12 publicada. No se guarda PAN, CVC ni token del medio; solo id externo, tipo, marca/últimos cuatro y metadatos de vínculo/consentimiento. Outbox por clínica, vencimiento, tipo y destinatario. Dinero BIGINT en centavos COP, impuesto cero; fechas America/Bogota con inicio incluido y fin</w:t>
+      </w:r>
+      <w:r>
+        <w:t xml:space="preserve"> excluido. Claves/referencias externas ASCII con comparación binaria; FKs RESTRICT. El trabajador y plataforma son excepciones expresas para metadatos RN-G13/019; sin datos clínicos.</w:t>
+      </w:r>
+    </w:p>
+    <w:p>
+      <w:pPr>
+        <w:pStyle w:val="Textoindependiente"/>
+      </w:pPr>
+      <w:r>
+        <w:rPr>
+          <w:b/>
+          <w:bCs/>
+        </w:rPr>
+        <w:t>Atributos nuevos existentes:</w:t>
+      </w:r>
+    </w:p>
+    <w:p>
+      <w:pPr>
+        <w:pStyle w:val="Compact"/>
+        <w:numPr>
+          <w:ilvl w:val="0"/>
+          <w:numId w:val="12"/>
+        </w:numPr>
+      </w:pPr>
+      <w:r>
+        <w:t xml:space="preserve">clinicas: </w:t>
+      </w:r>
+      <w:r>
+        <w:rPr>
+          <w:rStyle w:val="VerbatimChar"/>
+        </w:rPr>
+        <w:t>suscripcion_gracia_dias</w:t>
+      </w:r>
+      <w:r>
+        <w:t xml:space="preserve"> INT NOT NULL DEFAULT 3, </w:t>
+      </w:r>
+      <w:r>
+        <w:rPr>
+          <w:rStyle w:val="VerbatimChar"/>
+        </w:rPr>
+        <w:t>aviso_vencimiento_1_dias</w:t>
+      </w:r>
+      <w:r>
+        <w:t xml:space="preserve"> INT NOT NULL DEFAULT 7, </w:t>
+      </w:r>
+      <w:r>
+        <w:rPr>
+          <w:rStyle w:val="VerbatimChar"/>
+        </w:rPr>
+        <w:t>aviso_vencimiento_2_dias</w:t>
+      </w:r>
+      <w:r>
+        <w:t xml:space="preserve"> INT NOT NULL DEFAULT 1.</w:t>
+      </w:r>
+    </w:p>
+    <w:p>
+      <w:pPr>
+        <w:pStyle w:val="Compact"/>
+        <w:numPr>
+          <w:ilvl w:val="0"/>
+          <w:numId w:val="12"/>
+        </w:numPr>
+      </w:pPr>
+      <w:r>
+        <w:t xml:space="preserve">suscripciones: </w:t>
+      </w:r>
+      <w:r>
+        <w:rPr>
+          <w:rStyle w:val="VerbatimChar"/>
+        </w:rPr>
+        <w:t>gestion_cobro</w:t>
+      </w:r>
+      <w:r>
+        <w:t xml:space="preserve"> ENUM('legado','gestionada') NOT NULL DEFAULT 'legado', </w:t>
+      </w:r>
+      <w:r>
+        <w:rPr>
+          <w:rStyle w:val="VerbatimChar"/>
+        </w:rPr>
+        <w:t>periodo_inicio</w:t>
+      </w:r>
+      <w:r>
+        <w:t xml:space="preserve"> DATETIME DEFAULT NULL, </w:t>
+      </w:r>
+      <w:r>
+        <w:rPr>
+          <w:rStyle w:val="VerbatimChar"/>
+        </w:rPr>
+        <w:t>periodo_fin</w:t>
+      </w:r>
+      <w:r>
+        <w:t xml:space="preserve"> DATETIME DEFAULT NULL, </w:t>
+      </w:r>
+      <w:r>
+        <w:rPr>
+          <w:rStyle w:val="VerbatimChar"/>
+        </w:rPr>
+        <w:t>estado_cobro</w:t>
+      </w:r>
+      <w:r>
+        <w:t xml:space="preserve"> ENUM('sin_vigencia','al_dia','gracia','congelada') NOT NULL DEFAULT 'sin_vigencia', </w:t>
+      </w:r>
+      <w:r>
+        <w:rPr>
+          <w:rStyle w:val="VerbatimChar"/>
+        </w:rPr>
+        <w:t>version_periodo</w:t>
+      </w:r>
+      <w:r>
+        <w:t xml:space="preserve"> INT NOT NULL DEFAULT 0, </w:t>
+      </w:r>
+      <w:r>
+        <w:rPr>
+          <w:rStyle w:val="VerbatimChar"/>
+        </w:rPr>
+        <w:t>cobro_automatico</w:t>
+      </w:r>
+      <w:r>
+        <w:t xml:space="preserve"> </w:t>
+      </w:r>
+      <w:r>
+        <w:t xml:space="preserve">TINYINT NOT NULL DEFAULT 0, </w:t>
+      </w:r>
+      <w:r>
+        <w:rPr>
+          <w:rStyle w:val="VerbatimChar"/>
+        </w:rPr>
+        <w:t>id_fuente_activa</w:t>
+      </w:r>
+      <w:r>
+        <w:t xml:space="preserve"> BIGINT DEFAULT NULL, </w:t>
+      </w:r>
+      <w:r>
+        <w:rPr>
+          <w:rStyle w:val="VerbatimChar"/>
+        </w:rPr>
+        <w:t>autorizado_por</w:t>
+      </w:r>
+      <w:r>
+        <w:t xml:space="preserve"> INT DEFAULT NULL, </w:t>
+      </w:r>
+      <w:r>
+        <w:rPr>
+          <w:rStyle w:val="VerbatimChar"/>
+        </w:rPr>
+        <w:t>autorizado_en</w:t>
+      </w:r>
+      <w:r>
+        <w:t xml:space="preserve"> DATETIME DEFAULT NULL, </w:t>
+      </w:r>
+      <w:r>
+        <w:rPr>
+          <w:rStyle w:val="VerbatimChar"/>
+        </w:rPr>
+        <w:t>retirado_en</w:t>
+      </w:r>
+      <w:r>
+        <w:t xml:space="preserve"> DATETIME DEFAULT NULL, </w:t>
+      </w:r>
+      <w:r>
+        <w:rPr>
+          <w:rStyle w:val="VerbatimChar"/>
+        </w:rPr>
+        <w:t>cambio_ciclo_siguiente</w:t>
+      </w:r>
+      <w:r>
+        <w:t xml:space="preserve"> ENUM('mensual','anual') DEFAULT NULL.</w:t>
+      </w:r>
+    </w:p>
+    <w:p>
+      <w:pPr>
+        <w:pStyle w:val="FirstParagraph"/>
+      </w:pPr>
+      <w:r>
+        <w:t>Hora 07:00, reintentos +24/+48 h (tres totales), cotización 15 minutos: constantes de PoliticaSuscripcion, RN-014/016/017. El legado sin fecha conserva condiciones, no inventa pago ni vencimiento. Al final se enlazan suscripciones.id_fuente_activa con fuentes_pago.id_fuente y autorizado_por con usuarios.id_usuario.</w:t>
+      </w:r>
+    </w:p>
+    <w:p>
+      <w:pPr>
+        <w:pStyle w:val="Textoindependiente"/>
+      </w:pPr>
+      <w:r>
+        <w:rPr>
+          <w:b/>
+          <w:bCs/>
+        </w:rPr>
+        <w:t>S4, migración 13 (RE-0.3.7/RE-0.5.24/26):</w:t>
+      </w:r>
+      <w:r>
+        <w:t xml:space="preserve"> </w:t>
+      </w:r>
+      <w:r>
+        <w:rPr>
+          <w:rStyle w:val="VerbatimChar"/>
+        </w:rPr>
+        <w:t>suscripciones.motivo_automatico_apagado</w:t>
+      </w:r>
+      <w:r>
+        <w:t xml:space="preserve"> VARCHAR(40) NULL identifica </w:t>
+      </w:r>
+      <w:r>
+        <w:rPr>
+          <w:rStyle w:val="VerbatimChar"/>
+        </w:rPr>
+        <w:t>precio</w:t>
+      </w:r>
+      <w:r>
+        <w:t xml:space="preserve">, </w:t>
+      </w:r>
+      <w:r>
+        <w:rPr>
+          <w:rStyle w:val="VerbatimChar"/>
+        </w:rPr>
+        <w:t>condiciones</w:t>
+      </w:r>
+      <w:r>
+        <w:t xml:space="preserve"> o </w:t>
+      </w:r>
+      <w:r>
+        <w:rPr>
+          <w:rStyle w:val="VerbatimChar"/>
+        </w:rPr>
+        <w:t>precio_y_condiciones</w:t>
+      </w:r>
+      <w:r>
+        <w:t xml:space="preserve">. </w:t>
+      </w:r>
+      <w:r>
+        <w:rPr>
+          <w:rStyle w:val="VerbatimChar"/>
+        </w:rPr>
+        <w:t>wompi_eventos.revisado_por</w:t>
+      </w:r>
+      <w:r>
+        <w:t xml:space="preserve"> </w:t>
+      </w:r>
+      <w:r>
+        <w:t xml:space="preserve">INT NULL referencia </w:t>
+      </w:r>
+      <w:r>
+        <w:rPr>
+          <w:rStyle w:val="VerbatimChar"/>
+        </w:rPr>
+        <w:t>usuarios.id_usuario</w:t>
+      </w:r>
+      <w:r>
+        <w:t xml:space="preserve"> con RESTRICT, </w:t>
+      </w:r>
+      <w:r>
+        <w:rPr>
+          <w:rStyle w:val="VerbatimChar"/>
+        </w:rPr>
+        <w:t>revisado_en</w:t>
+      </w:r>
+      <w:r>
+        <w:t xml:space="preserve"> DATETIME NULL y </w:t>
+      </w:r>
+      <w:r>
+        <w:rPr>
+          <w:rStyle w:val="VerbatimChar"/>
+        </w:rPr>
+        <w:t>nota_revision</w:t>
+      </w:r>
+      <w:r>
+        <w:t xml:space="preserve"> TEXT NULL conservan la revisión financiera auditada. No cambia la clasificación original del evento, sus importes ni periodos; no se guarda contenido clínico.</w:t>
+      </w:r>
+    </w:p>
+    <w:p>
+      <w:pPr>
+        <w:pStyle w:val="SourceCode"/>
+      </w:pPr>
+      <w:r>
+        <w:rPr>
+          <w:rStyle w:val="KeywordTok"/>
+        </w:rPr>
+        <w:t>CREATE</w:t>
+      </w:r>
+      <w:r>
+        <w:rPr>
+          <w:rStyle w:val="NormalTok"/>
+        </w:rPr>
+        <w:t xml:space="preserve"> </w:t>
+      </w:r>
+      <w:r>
+        <w:rPr>
+          <w:rStyle w:val="KeywordTok"/>
+        </w:rPr>
+        <w:t>TABLE</w:t>
+      </w:r>
+      <w:r>
+        <w:rPr>
+          <w:rStyle w:val="NormalTok"/>
+        </w:rPr>
+        <w:t xml:space="preserve"> </w:t>
+      </w:r>
+      <w:r>
+        <w:rPr>
+          <w:rStyle w:val="ControlFlowTok"/>
+        </w:rPr>
+        <w:t>IF</w:t>
+      </w:r>
+      <w:r>
+        <w:rPr>
+          <w:rStyle w:val="NormalTok"/>
+        </w:rPr>
+        <w:t xml:space="preserve"> </w:t>
+      </w:r>
+      <w:r>
+        <w:rPr>
+          <w:rStyle w:val="KeywordTok"/>
+        </w:rPr>
+        <w:t>NOT</w:t>
+      </w:r>
+      <w:r>
+        <w:rPr>
+          <w:rStyle w:val="NormalTok"/>
+        </w:rPr>
+        <w:t xml:space="preserve"> </w:t>
+      </w:r>
+      <w:r>
+        <w:rPr>
+          <w:rStyle w:val="KeywordTok"/>
+        </w:rPr>
+        <w:t>EXISTS</w:t>
+      </w:r>
+      <w:r>
+        <w:rPr>
+          <w:rStyle w:val="NormalTok"/>
+        </w:rPr>
+        <w:t xml:space="preserve"> fuentes_pago (</w:t>
+      </w:r>
+      <w:r>
+        <w:br/>
+      </w:r>
+      <w:r>
+        <w:rPr>
+          <w:rStyle w:val="NormalTok"/>
+        </w:rPr>
+        <w:t xml:space="preserve"> id_fuente BIGINT </w:t>
+      </w:r>
+      <w:r>
+        <w:rPr>
+          <w:rStyle w:val="KeywordTok"/>
+        </w:rPr>
+        <w:t>NOT</w:t>
+      </w:r>
+      <w:r>
+        <w:rPr>
+          <w:rStyle w:val="NormalTok"/>
+        </w:rPr>
+        <w:t xml:space="preserve"> </w:t>
+      </w:r>
+      <w:r>
+        <w:rPr>
+          <w:rStyle w:val="KeywordTok"/>
+        </w:rPr>
+        <w:t>NULL</w:t>
+      </w:r>
+      <w:r>
+        <w:rPr>
+          <w:rStyle w:val="NormalTok"/>
+        </w:rPr>
+        <w:t xml:space="preserve"> AUTO_INCREMENT </w:t>
+      </w:r>
+      <w:r>
+        <w:rPr>
+          <w:rStyle w:val="KeywordTok"/>
+        </w:rPr>
+        <w:t>PRIMARY</w:t>
+      </w:r>
+      <w:r>
+        <w:rPr>
+          <w:rStyle w:val="NormalTok"/>
+        </w:rPr>
+        <w:t xml:space="preserve"> </w:t>
+      </w:r>
+      <w:r>
+        <w:rPr>
+          <w:rStyle w:val="KeywordTok"/>
+        </w:rPr>
+        <w:t>KEY</w:t>
+      </w:r>
+      <w:r>
+        <w:rPr>
+          <w:rStyle w:val="NormalTok"/>
+        </w:rPr>
+        <w:t>,</w:t>
+      </w:r>
+      <w:r>
+        <w:br/>
+      </w:r>
+      <w:r>
+        <w:rPr>
+          <w:rStyle w:val="NormalTok"/>
+        </w:rPr>
+        <w:t xml:space="preserve"> id_clinica </w:t>
+      </w:r>
+      <w:r>
+        <w:rPr>
+          <w:rStyle w:val="DataTypeTok"/>
+        </w:rPr>
+        <w:t>INT</w:t>
+      </w:r>
+      <w:r>
+        <w:rPr>
+          <w:rStyle w:val="NormalTok"/>
+        </w:rPr>
+        <w:t xml:space="preserve"> </w:t>
+      </w:r>
+      <w:r>
+        <w:rPr>
+          <w:rStyle w:val="KeywordTok"/>
+        </w:rPr>
+        <w:t>NOT</w:t>
+      </w:r>
+      <w:r>
+        <w:rPr>
+          <w:rStyle w:val="NormalTok"/>
+        </w:rPr>
+        <w:t xml:space="preserve"> </w:t>
+      </w:r>
+      <w:r>
+        <w:rPr>
+          <w:rStyle w:val="KeywordTok"/>
+        </w:rPr>
+        <w:t>NULL</w:t>
+      </w:r>
+      <w:r>
+        <w:rPr>
+          <w:rStyle w:val="NormalTok"/>
+        </w:rPr>
+        <w:t>,</w:t>
+      </w:r>
+      <w:r>
+        <w:br/>
+      </w:r>
+      <w:r>
+        <w:rPr>
+          <w:rStyle w:val="NormalTok"/>
+        </w:rPr>
+        <w:t xml:space="preserve"> entorno ENUM(</w:t>
+      </w:r>
+      <w:r>
+        <w:rPr>
+          <w:rStyle w:val="StringTok"/>
+        </w:rPr>
+        <w:t>'test'</w:t>
+      </w:r>
+      <w:r>
+        <w:rPr>
+          <w:rStyle w:val="NormalTok"/>
+        </w:rPr>
+        <w:t>,</w:t>
+      </w:r>
+      <w:r>
+        <w:rPr>
+          <w:rStyle w:val="StringTok"/>
+        </w:rPr>
+        <w:t>'prod'</w:t>
+      </w:r>
+      <w:r>
+        <w:rPr>
+          <w:rStyle w:val="NormalTok"/>
+        </w:rPr>
+        <w:t xml:space="preserve">) </w:t>
+      </w:r>
+      <w:r>
+        <w:rPr>
+          <w:rStyle w:val="KeywordTok"/>
+        </w:rPr>
+        <w:t>NOT</w:t>
+      </w:r>
+      <w:r>
+        <w:rPr>
+          <w:rStyle w:val="NormalTok"/>
+        </w:rPr>
+        <w:t xml:space="preserve"> </w:t>
+      </w:r>
+      <w:r>
+        <w:rPr>
+          <w:rStyle w:val="KeywordTok"/>
+        </w:rPr>
+        <w:t>NULL</w:t>
+      </w:r>
+      <w:r>
+        <w:rPr>
+          <w:rStyle w:val="NormalTok"/>
+        </w:rPr>
+        <w:t>,</w:t>
+      </w:r>
+      <w:r>
+        <w:br/>
+      </w:r>
+      <w:r>
+        <w:rPr>
+          <w:rStyle w:val="NormalTok"/>
+        </w:rPr>
+        <w:t xml:space="preserve"> id_fuente_wompi </w:t>
+      </w:r>
+      <w:r>
+        <w:rPr>
+          <w:rStyle w:val="DataTypeTok"/>
+        </w:rPr>
+        <w:t>VARCHAR</w:t>
+      </w:r>
+      <w:r>
+        <w:rPr>
+          <w:rStyle w:val="NormalTok"/>
+        </w:rPr>
+        <w:t>(</w:t>
+      </w:r>
+      <w:r>
+        <w:rPr>
+          <w:rStyle w:val="DecValTok"/>
+        </w:rPr>
+        <w:t>128</w:t>
+      </w:r>
+      <w:r>
+        <w:rPr>
+          <w:rStyle w:val="NormalTok"/>
+        </w:rPr>
+        <w:t xml:space="preserve">) </w:t>
+      </w:r>
+      <w:r>
+        <w:rPr>
+          <w:rStyle w:val="DataTypeTok"/>
+        </w:rPr>
+        <w:t>CHARACTER</w:t>
+      </w:r>
+      <w:r>
+        <w:rPr>
+          <w:rStyle w:val="NormalTok"/>
+        </w:rPr>
+        <w:t xml:space="preserve"> </w:t>
+      </w:r>
+      <w:r>
+        <w:rPr>
+          <w:rStyle w:val="KeywordTok"/>
+        </w:rPr>
+        <w:t>SET</w:t>
+      </w:r>
+      <w:r>
+        <w:rPr>
+          <w:rStyle w:val="NormalTok"/>
+        </w:rPr>
+        <w:t xml:space="preserve"> </w:t>
+      </w:r>
+      <w:r>
+        <w:rPr>
+          <w:rStyle w:val="FunctionTok"/>
+        </w:rPr>
+        <w:t>ascii</w:t>
+      </w:r>
+      <w:r>
+        <w:rPr>
+          <w:rStyle w:val="NormalTok"/>
+        </w:rPr>
+        <w:t xml:space="preserve"> COLLATE ascii_bin </w:t>
+      </w:r>
+      <w:r>
+        <w:rPr>
+          <w:rStyle w:val="KeywordTok"/>
+        </w:rPr>
+        <w:t>NOT</w:t>
+      </w:r>
+      <w:r>
+        <w:rPr>
+          <w:rStyle w:val="NormalTok"/>
+        </w:rPr>
+        <w:t xml:space="preserve"> </w:t>
+      </w:r>
+      <w:r>
+        <w:rPr>
+          <w:rStyle w:val="KeywordTok"/>
+        </w:rPr>
+        <w:t>NULL</w:t>
+      </w:r>
+      <w:r>
+        <w:rPr>
+          <w:rStyle w:val="NormalTok"/>
+        </w:rPr>
+        <w:t>,</w:t>
+      </w:r>
+      <w:r>
+        <w:br/>
+      </w:r>
+      <w:r>
+        <w:rPr>
+          <w:rStyle w:val="NormalTok"/>
+        </w:rPr>
+        <w:t xml:space="preserve"> tipo ENUM(</w:t>
+      </w:r>
+      <w:r>
+        <w:rPr>
+          <w:rStyle w:val="StringTok"/>
+        </w:rPr>
+        <w:t>'CARD'</w:t>
+      </w:r>
+      <w:r>
+        <w:rPr>
+          <w:rStyle w:val="NormalTok"/>
+        </w:rPr>
+        <w:t>,</w:t>
+      </w:r>
+      <w:r>
+        <w:rPr>
+          <w:rStyle w:val="StringTok"/>
+        </w:rPr>
+        <w:t>'NEQUI'</w:t>
+      </w:r>
+      <w:r>
+        <w:rPr>
+          <w:rStyle w:val="NormalTok"/>
+        </w:rPr>
+        <w:t xml:space="preserve">) </w:t>
+      </w:r>
+      <w:r>
+        <w:rPr>
+          <w:rStyle w:val="KeywordTok"/>
+        </w:rPr>
+        <w:t>NOT</w:t>
+      </w:r>
+      <w:r>
+        <w:rPr>
+          <w:rStyle w:val="NormalTok"/>
+        </w:rPr>
+        <w:t xml:space="preserve"> </w:t>
+      </w:r>
+      <w:r>
+        <w:rPr>
+          <w:rStyle w:val="KeywordTok"/>
+        </w:rPr>
+        <w:t>NULL</w:t>
+      </w:r>
+      <w:r>
+        <w:rPr>
+          <w:rStyle w:val="NormalTok"/>
+        </w:rPr>
+        <w:t>,</w:t>
+      </w:r>
+      <w:r>
+        <w:br/>
+      </w:r>
+      <w:r>
+        <w:rPr>
+          <w:rStyle w:val="NormalTok"/>
+        </w:rPr>
+        <w:t xml:space="preserve"> marca </w:t>
+      </w:r>
+      <w:r>
+        <w:rPr>
+          <w:rStyle w:val="DataTypeTok"/>
+        </w:rPr>
+        <w:t>VARCHAR</w:t>
+      </w:r>
+      <w:r>
+        <w:rPr>
+          <w:rStyle w:val="NormalTok"/>
+        </w:rPr>
+        <w:t>(</w:t>
+      </w:r>
+      <w:r>
+        <w:rPr>
+          <w:rStyle w:val="DecValTok"/>
+        </w:rPr>
+        <w:t>30</w:t>
+      </w:r>
+      <w:r>
+        <w:rPr>
+          <w:rStyle w:val="NormalTok"/>
+        </w:rPr>
+        <w:t xml:space="preserve">) </w:t>
+      </w:r>
+      <w:r>
+        <w:rPr>
+          <w:rStyle w:val="KeywordTok"/>
+        </w:rPr>
+        <w:t>DEFAULT</w:t>
+      </w:r>
+      <w:r>
+        <w:rPr>
+          <w:rStyle w:val="NormalTok"/>
+        </w:rPr>
+        <w:t xml:space="preserve"> </w:t>
+      </w:r>
+      <w:r>
+        <w:rPr>
+          <w:rStyle w:val="KeywordTok"/>
+        </w:rPr>
+        <w:t>NULL</w:t>
+      </w:r>
+      <w:r>
+        <w:rPr>
+          <w:rStyle w:val="NormalTok"/>
+        </w:rPr>
+        <w:t>,</w:t>
+      </w:r>
+      <w:r>
+        <w:br/>
+      </w:r>
+      <w:r>
+        <w:rPr>
+          <w:rStyle w:val="NormalTok"/>
+        </w:rPr>
+        <w:t xml:space="preserve"> ultimos_cuatro </w:t>
+      </w:r>
+      <w:r>
+        <w:rPr>
+          <w:rStyle w:val="DataTypeTok"/>
+        </w:rPr>
+        <w:t>CHAR</w:t>
+      </w:r>
+      <w:r>
+        <w:rPr>
+          <w:rStyle w:val="NormalTok"/>
+        </w:rPr>
+        <w:t>(</w:t>
+      </w:r>
+      <w:r>
+        <w:rPr>
+          <w:rStyle w:val="DecValTok"/>
+        </w:rPr>
+        <w:t>4</w:t>
+      </w:r>
+      <w:r>
+        <w:rPr>
+          <w:rStyle w:val="NormalTok"/>
+        </w:rPr>
+        <w:t xml:space="preserve">) </w:t>
+      </w:r>
+      <w:r>
+        <w:rPr>
+          <w:rStyle w:val="KeywordTok"/>
+        </w:rPr>
+        <w:t>DEFAULT</w:t>
+      </w:r>
+      <w:r>
+        <w:rPr>
+          <w:rStyle w:val="NormalTok"/>
+        </w:rPr>
+        <w:t xml:space="preserve"> </w:t>
+      </w:r>
+      <w:r>
+        <w:rPr>
+          <w:rStyle w:val="KeywordTok"/>
+        </w:rPr>
+        <w:t>NULL</w:t>
+      </w:r>
+      <w:r>
+        <w:rPr>
+          <w:rStyle w:val="NormalTok"/>
+        </w:rPr>
+        <w:t>,</w:t>
+      </w:r>
+      <w:r>
+        <w:br/>
+      </w:r>
+      <w:r>
+        <w:rPr>
+          <w:rStyle w:val="NormalTok"/>
+        </w:rPr>
+        <w:t xml:space="preserve"> estado ENUM(</w:t>
+      </w:r>
+      <w:r>
+        <w:rPr>
+          <w:rStyle w:val="StringTok"/>
+        </w:rPr>
+        <w:t>'pendiente'</w:t>
+      </w:r>
+      <w:r>
+        <w:rPr>
+          <w:rStyle w:val="NormalTok"/>
+        </w:rPr>
+        <w:t>,</w:t>
+      </w:r>
+      <w:r>
+        <w:rPr>
+          <w:rStyle w:val="StringTok"/>
+        </w:rPr>
+        <w:t>'disponible'</w:t>
+      </w:r>
+      <w:r>
+        <w:rPr>
+          <w:rStyle w:val="NormalTok"/>
+        </w:rPr>
+        <w:t>,</w:t>
+      </w:r>
+      <w:r>
+        <w:rPr>
+          <w:rStyle w:val="StringTok"/>
+        </w:rPr>
+        <w:t>'retirada'</w:t>
+      </w:r>
+      <w:r>
+        <w:rPr>
+          <w:rStyle w:val="NormalTok"/>
+        </w:rPr>
+        <w:t>,</w:t>
+      </w:r>
+      <w:r>
+        <w:rPr>
+          <w:rStyle w:val="StringTok"/>
+        </w:rPr>
+        <w:t>'error'</w:t>
+      </w:r>
+      <w:r>
+        <w:rPr>
+          <w:rStyle w:val="NormalTok"/>
+        </w:rPr>
+        <w:t xml:space="preserve">) </w:t>
+      </w:r>
+      <w:r>
+        <w:rPr>
+          <w:rStyle w:val="KeywordTok"/>
+        </w:rPr>
+        <w:t>NOT</w:t>
+      </w:r>
+      <w:r>
+        <w:rPr>
+          <w:rStyle w:val="NormalTok"/>
+        </w:rPr>
+        <w:t xml:space="preserve"> </w:t>
+      </w:r>
+      <w:r>
+        <w:rPr>
+          <w:rStyle w:val="KeywordTok"/>
+        </w:rPr>
+        <w:t>NULL</w:t>
+      </w:r>
+      <w:r>
+        <w:rPr>
+          <w:rStyle w:val="NormalTok"/>
+        </w:rPr>
+        <w:t xml:space="preserve"> </w:t>
+      </w:r>
+      <w:r>
+        <w:rPr>
+          <w:rStyle w:val="KeywordTok"/>
+        </w:rPr>
+        <w:t>DEFAULT</w:t>
+      </w:r>
+      <w:r>
+        <w:rPr>
+          <w:rStyle w:val="NormalTok"/>
+        </w:rPr>
+        <w:t xml:space="preserve"> </w:t>
+      </w:r>
+      <w:r>
+        <w:rPr>
+          <w:rStyle w:val="StringTok"/>
+        </w:rPr>
+        <w:t>'pendiente'</w:t>
+      </w:r>
+      <w:r>
+        <w:rPr>
+          <w:rStyle w:val="NormalTok"/>
+        </w:rPr>
+        <w:t>,</w:t>
+      </w:r>
+      <w:r>
+        <w:br/>
+      </w:r>
+      <w:r>
+        <w:rPr>
+          <w:rStyle w:val="NormalTok"/>
+        </w:rPr>
+        <w:t xml:space="preserve"> creada_por </w:t>
+      </w:r>
+      <w:r>
+        <w:rPr>
+          <w:rStyle w:val="DataTypeTok"/>
+        </w:rPr>
+        <w:t>INT</w:t>
+      </w:r>
+      <w:r>
+        <w:rPr>
+          <w:rStyle w:val="NormalTok"/>
+        </w:rPr>
+        <w:t xml:space="preserve"> </w:t>
+      </w:r>
+      <w:r>
+        <w:rPr>
+          <w:rStyle w:val="KeywordTok"/>
+        </w:rPr>
+        <w:t>NOT</w:t>
+      </w:r>
+      <w:r>
+        <w:rPr>
+          <w:rStyle w:val="NormalTok"/>
+        </w:rPr>
+        <w:t xml:space="preserve"> </w:t>
+      </w:r>
+      <w:r>
+        <w:rPr>
+          <w:rStyle w:val="KeywordTok"/>
+        </w:rPr>
+        <w:t>NULL</w:t>
+      </w:r>
+      <w:r>
+        <w:rPr>
+          <w:rStyle w:val="NormalTok"/>
+        </w:rPr>
+        <w:t>,</w:t>
+      </w:r>
+      <w:r>
+        <w:br/>
+      </w:r>
+      <w:r>
+        <w:rPr>
+          <w:rStyle w:val="NormalTok"/>
+        </w:rPr>
+        <w:t xml:space="preserve"> creada_en DATETIME </w:t>
+      </w:r>
+      <w:r>
+        <w:rPr>
+          <w:rStyle w:val="KeywordTok"/>
+        </w:rPr>
+        <w:t>NOT</w:t>
+      </w:r>
+      <w:r>
+        <w:rPr>
+          <w:rStyle w:val="NormalTok"/>
+        </w:rPr>
+        <w:t xml:space="preserve"> </w:t>
+      </w:r>
+      <w:r>
+        <w:rPr>
+          <w:rStyle w:val="KeywordTok"/>
+        </w:rPr>
+        <w:t>NULL</w:t>
+      </w:r>
+      <w:r>
+        <w:rPr>
+          <w:rStyle w:val="NormalTok"/>
+        </w:rPr>
+        <w:t>,</w:t>
+      </w:r>
+      <w:r>
+        <w:br/>
+      </w:r>
+      <w:r>
+        <w:rPr>
+          <w:rStyle w:val="NormalTok"/>
+        </w:rPr>
+        <w:t xml:space="preserve"> retirada_en DATETIME </w:t>
+      </w:r>
+      <w:r>
+        <w:rPr>
+          <w:rStyle w:val="KeywordTok"/>
+        </w:rPr>
+        <w:t>DEFAULT</w:t>
+      </w:r>
+      <w:r>
+        <w:rPr>
+          <w:rStyle w:val="NormalTok"/>
+        </w:rPr>
+        <w:t xml:space="preserve"> </w:t>
+      </w:r>
+      <w:r>
+        <w:rPr>
+          <w:rStyle w:val="KeywordTok"/>
+        </w:rPr>
+        <w:t>NULL</w:t>
+      </w:r>
+      <w:r>
+        <w:rPr>
+          <w:rStyle w:val="NormalTok"/>
+        </w:rPr>
+        <w:t>,</w:t>
+      </w:r>
+      <w:r>
+        <w:br/>
+      </w:r>
+      <w:r>
+        <w:rPr>
+          <w:rStyle w:val="NormalTok"/>
+        </w:rPr>
+        <w:t xml:space="preserve"> consentida_en DATETIME </w:t>
+      </w:r>
+      <w:r>
+        <w:rPr>
+          <w:rStyle w:val="KeywordTok"/>
+        </w:rPr>
+        <w:t>DEFAULT</w:t>
+      </w:r>
+      <w:r>
+        <w:rPr>
+          <w:rStyle w:val="NormalTok"/>
+        </w:rPr>
+        <w:t xml:space="preserve"> </w:t>
+      </w:r>
+      <w:r>
+        <w:rPr>
+          <w:rStyle w:val="KeywordTok"/>
+        </w:rPr>
+        <w:t>NULL</w:t>
+      </w:r>
+      <w:r>
+        <w:rPr>
+          <w:rStyle w:val="NormalTok"/>
+        </w:rPr>
+        <w:t>,</w:t>
+      </w:r>
+      <w:r>
+        <w:br/>
+      </w:r>
+      <w:r>
+        <w:rPr>
+          <w:rStyle w:val="NormalTok"/>
+        </w:rPr>
+        <w:lastRenderedPageBreak/>
+        <w:t xml:space="preserve"> version_contratos </w:t>
+      </w:r>
+      <w:r>
+        <w:rPr>
+          <w:rStyle w:val="DataTypeTok"/>
+        </w:rPr>
+        <w:t>VARCHAR</w:t>
+      </w:r>
+      <w:r>
+        <w:rPr>
+          <w:rStyle w:val="NormalTok"/>
+        </w:rPr>
+        <w:t>(</w:t>
+      </w:r>
+      <w:r>
+        <w:rPr>
+          <w:rStyle w:val="DecValTok"/>
+        </w:rPr>
+        <w:t>128</w:t>
+      </w:r>
+      <w:r>
+        <w:rPr>
+          <w:rStyle w:val="NormalTok"/>
+        </w:rPr>
+        <w:t xml:space="preserve">) </w:t>
+      </w:r>
+      <w:r>
+        <w:rPr>
+          <w:rStyle w:val="KeywordTok"/>
+        </w:rPr>
+        <w:t>DEFAULT</w:t>
+      </w:r>
+      <w:r>
+        <w:rPr>
+          <w:rStyle w:val="NormalTok"/>
+        </w:rPr>
+        <w:t xml:space="preserve"> </w:t>
+      </w:r>
+      <w:r>
+        <w:rPr>
+          <w:rStyle w:val="KeywordTok"/>
+        </w:rPr>
+        <w:t>NULL</w:t>
+      </w:r>
+      <w:r>
+        <w:rPr>
+          <w:rStyle w:val="NormalTok"/>
+        </w:rPr>
+        <w:t>,</w:t>
+      </w:r>
+      <w:r>
+        <w:br/>
+      </w:r>
+      <w:r>
+        <w:rPr>
+          <w:rStyle w:val="NormalTok"/>
+        </w:rPr>
+        <w:t xml:space="preserve"> contratos_json JSON </w:t>
+      </w:r>
+      <w:r>
+        <w:rPr>
+          <w:rStyle w:val="KeywordTok"/>
+        </w:rPr>
+        <w:t>DEFAULT</w:t>
+      </w:r>
+      <w:r>
+        <w:rPr>
+          <w:rStyle w:val="NormalTok"/>
+        </w:rPr>
+        <w:t xml:space="preserve"> </w:t>
+      </w:r>
+      <w:r>
+        <w:rPr>
+          <w:rStyle w:val="KeywordTok"/>
+        </w:rPr>
+        <w:t>NULL</w:t>
+      </w:r>
+      <w:r>
+        <w:rPr>
+          <w:rStyle w:val="NormalTok"/>
+        </w:rPr>
+        <w:t>,</w:t>
+      </w:r>
+      <w:r>
+        <w:br/>
+      </w:r>
+      <w:r>
+        <w:rPr>
+          <w:rStyle w:val="NormalTok"/>
+        </w:rPr>
+        <w:t xml:space="preserve"> version_autorizacion </w:t>
+      </w:r>
+      <w:r>
+        <w:rPr>
+          <w:rStyle w:val="DataTypeTok"/>
+        </w:rPr>
+        <w:t>VARCHAR</w:t>
+      </w:r>
+      <w:r>
+        <w:rPr>
+          <w:rStyle w:val="NormalTok"/>
+        </w:rPr>
+        <w:t>(</w:t>
+      </w:r>
+      <w:r>
+        <w:rPr>
+          <w:rStyle w:val="DecValTok"/>
+        </w:rPr>
+        <w:t>128</w:t>
+      </w:r>
+      <w:r>
+        <w:rPr>
+          <w:rStyle w:val="NormalTok"/>
+        </w:rPr>
+        <w:t xml:space="preserve">) </w:t>
+      </w:r>
+      <w:r>
+        <w:rPr>
+          <w:rStyle w:val="KeywordTok"/>
+        </w:rPr>
+        <w:t>DEFAULT</w:t>
+      </w:r>
+      <w:r>
+        <w:rPr>
+          <w:rStyle w:val="NormalTok"/>
+        </w:rPr>
+        <w:t xml:space="preserve"> </w:t>
+      </w:r>
+      <w:r>
+        <w:rPr>
+          <w:rStyle w:val="KeywordTok"/>
+        </w:rPr>
+        <w:t>NULL</w:t>
+      </w:r>
+      <w:r>
+        <w:rPr>
+          <w:rStyle w:val="NormalTok"/>
+        </w:rPr>
+        <w:t>,</w:t>
+      </w:r>
+      <w:r>
+        <w:br/>
+      </w:r>
+      <w:r>
+        <w:rPr>
+          <w:rStyle w:val="NormalTok"/>
+        </w:rPr>
+        <w:t xml:space="preserve"> importe_mensual_autorizado_centavos BIGINT </w:t>
+      </w:r>
+      <w:r>
+        <w:rPr>
+          <w:rStyle w:val="KeywordTok"/>
+        </w:rPr>
+        <w:t>DEFAULT</w:t>
+      </w:r>
+      <w:r>
+        <w:rPr>
+          <w:rStyle w:val="NormalTok"/>
+        </w:rPr>
+        <w:t xml:space="preserve"> </w:t>
+      </w:r>
+      <w:r>
+        <w:rPr>
+          <w:rStyle w:val="KeywordTok"/>
+        </w:rPr>
+        <w:t>NULL</w:t>
+      </w:r>
+      <w:r>
+        <w:rPr>
+          <w:rStyle w:val="NormalTok"/>
+        </w:rPr>
+        <w:t>,</w:t>
+      </w:r>
+      <w:r>
+        <w:br/>
+      </w:r>
+      <w:r>
+        <w:rPr>
+          <w:rStyle w:val="NormalTok"/>
+        </w:rPr>
+        <w:t xml:space="preserve"> </w:t>
+      </w:r>
+      <w:r>
+        <w:rPr>
+          <w:rStyle w:val="KeywordTok"/>
+        </w:rPr>
+        <w:t>UNIQUE</w:t>
+      </w:r>
+      <w:r>
+        <w:rPr>
+          <w:rStyle w:val="NormalTok"/>
+        </w:rPr>
+        <w:t xml:space="preserve"> </w:t>
+      </w:r>
+      <w:r>
+        <w:rPr>
+          <w:rStyle w:val="KeywordTok"/>
+        </w:rPr>
+        <w:t>KEY</w:t>
+      </w:r>
+      <w:r>
+        <w:rPr>
+          <w:rStyle w:val="NormalTok"/>
+        </w:rPr>
+        <w:t xml:space="preserve"> uq_fuente_externa (entorno,id_fuente_wompi),</w:t>
+      </w:r>
+      <w:r>
+        <w:br/>
+      </w:r>
+      <w:r>
+        <w:rPr>
+          <w:rStyle w:val="NormalTok"/>
+        </w:rPr>
+        <w:t xml:space="preserve"> </w:t>
+      </w:r>
+      <w:r>
+        <w:rPr>
+          <w:rStyle w:val="KeywordTok"/>
+        </w:rPr>
+        <w:t>KEY</w:t>
+      </w:r>
+      <w:r>
+        <w:rPr>
+          <w:rStyle w:val="NormalTok"/>
+        </w:rPr>
+        <w:t xml:space="preserve"> idx_fuente_clinica (id_clinica,estado),</w:t>
+      </w:r>
+      <w:r>
+        <w:br/>
+      </w:r>
+      <w:r>
+        <w:rPr>
+          <w:rStyle w:val="NormalTok"/>
+        </w:rPr>
+        <w:t xml:space="preserve"> </w:t>
+      </w:r>
+      <w:r>
+        <w:rPr>
+          <w:rStyle w:val="KeywordTok"/>
+        </w:rPr>
+        <w:t>CONSTRAINT</w:t>
+      </w:r>
+      <w:r>
+        <w:rPr>
+          <w:rStyle w:val="NormalTok"/>
+        </w:rPr>
+        <w:t xml:space="preserve"> fk_fuente_clinica </w:t>
+      </w:r>
+      <w:r>
+        <w:rPr>
+          <w:rStyle w:val="KeywordTok"/>
+        </w:rPr>
+        <w:t>FOREIGN</w:t>
+      </w:r>
+      <w:r>
+        <w:rPr>
+          <w:rStyle w:val="NormalTok"/>
+        </w:rPr>
+        <w:t xml:space="preserve"> </w:t>
+      </w:r>
+      <w:r>
+        <w:rPr>
+          <w:rStyle w:val="KeywordTok"/>
+        </w:rPr>
+        <w:t>KEY</w:t>
+      </w:r>
+      <w:r>
+        <w:rPr>
+          <w:rStyle w:val="NormalTok"/>
+        </w:rPr>
+        <w:t xml:space="preserve"> (id_clinica) </w:t>
+      </w:r>
+      <w:r>
+        <w:rPr>
+          <w:rStyle w:val="KeywordTok"/>
+        </w:rPr>
+        <w:t>REFERENCES</w:t>
+      </w:r>
+      <w:r>
+        <w:rPr>
+          <w:rStyle w:val="NormalTok"/>
+        </w:rPr>
+        <w:t xml:space="preserve"> clinicas (id_clinica),</w:t>
+      </w:r>
+      <w:r>
+        <w:br/>
+      </w:r>
+      <w:r>
+        <w:rPr>
+          <w:rStyle w:val="NormalTok"/>
+        </w:rPr>
+        <w:t xml:space="preserve"> </w:t>
+      </w:r>
+      <w:r>
+        <w:rPr>
+          <w:rStyle w:val="KeywordTok"/>
+        </w:rPr>
+        <w:t>CONSTRAINT</w:t>
+      </w:r>
+      <w:r>
+        <w:rPr>
+          <w:rStyle w:val="NormalTok"/>
+        </w:rPr>
+        <w:t xml:space="preserve"> fk_fuente_actor </w:t>
+      </w:r>
+      <w:r>
+        <w:rPr>
+          <w:rStyle w:val="KeywordTok"/>
+        </w:rPr>
+        <w:t>FOREIGN</w:t>
+      </w:r>
+      <w:r>
+        <w:rPr>
+          <w:rStyle w:val="NormalTok"/>
+        </w:rPr>
+        <w:t xml:space="preserve"> </w:t>
+      </w:r>
+      <w:r>
+        <w:rPr>
+          <w:rStyle w:val="KeywordTok"/>
+        </w:rPr>
+        <w:t>KEY</w:t>
+      </w:r>
+      <w:r>
+        <w:rPr>
+          <w:rStyle w:val="NormalTok"/>
+        </w:rPr>
+        <w:t xml:space="preserve"> (creada_por) </w:t>
+      </w:r>
+      <w:r>
+        <w:rPr>
+          <w:rStyle w:val="KeywordTok"/>
+        </w:rPr>
+        <w:t>REFERENCES</w:t>
+      </w:r>
+      <w:r>
+        <w:rPr>
+          <w:rStyle w:val="NormalTok"/>
+        </w:rPr>
+        <w:t xml:space="preserve"> usuarios (id_usuario)</w:t>
+      </w:r>
+      <w:r>
+        <w:br/>
+      </w:r>
+      <w:r>
+        <w:rPr>
+          <w:rStyle w:val="NormalTok"/>
+        </w:rPr>
+        <w:t>) ENGINE</w:t>
+      </w:r>
+      <w:r>
+        <w:rPr>
+          <w:rStyle w:val="OperatorTok"/>
+        </w:rPr>
+        <w:t>=</w:t>
+      </w:r>
+      <w:r>
+        <w:rPr>
+          <w:rStyle w:val="NormalTok"/>
+        </w:rPr>
+        <w:t xml:space="preserve">InnoDB </w:t>
+      </w:r>
+      <w:r>
+        <w:rPr>
+          <w:rStyle w:val="KeywordTok"/>
+        </w:rPr>
+        <w:t>DEFAULT</w:t>
+      </w:r>
+      <w:r>
+        <w:rPr>
+          <w:rStyle w:val="NormalTok"/>
+        </w:rPr>
+        <w:t xml:space="preserve"> CHARSET</w:t>
+      </w:r>
+      <w:r>
+        <w:rPr>
+          <w:rStyle w:val="OperatorTok"/>
+        </w:rPr>
+        <w:t>=</w:t>
+      </w:r>
+      <w:r>
+        <w:rPr>
+          <w:rStyle w:val="NormalTok"/>
+        </w:rPr>
+        <w:t>utf8mb4 COLLATE</w:t>
+      </w:r>
+      <w:r>
+        <w:rPr>
+          <w:rStyle w:val="OperatorTok"/>
+        </w:rPr>
+        <w:t>=</w:t>
+      </w:r>
+      <w:r>
+        <w:rPr>
+          <w:rStyle w:val="NormalTok"/>
+        </w:rPr>
+        <w:t>utf8mb4_general_ci;</w:t>
+      </w:r>
+      <w:r>
+        <w:br/>
+      </w:r>
+      <w:r>
+        <w:br/>
+      </w:r>
+      <w:r>
+        <w:rPr>
+          <w:rStyle w:val="KeywordTok"/>
+        </w:rPr>
+        <w:t>CREATE</w:t>
+      </w:r>
+      <w:r>
+        <w:rPr>
+          <w:rStyle w:val="NormalTok"/>
+        </w:rPr>
+        <w:t xml:space="preserve"> </w:t>
+      </w:r>
+      <w:r>
+        <w:rPr>
+          <w:rStyle w:val="KeywordTok"/>
+        </w:rPr>
+        <w:t>TABLE</w:t>
+      </w:r>
+      <w:r>
+        <w:rPr>
+          <w:rStyle w:val="NormalTok"/>
+        </w:rPr>
+        <w:t xml:space="preserve"> </w:t>
+      </w:r>
+      <w:r>
+        <w:rPr>
+          <w:rStyle w:val="ControlFlowTok"/>
+        </w:rPr>
+        <w:t>IF</w:t>
+      </w:r>
+      <w:r>
+        <w:rPr>
+          <w:rStyle w:val="NormalTok"/>
+        </w:rPr>
+        <w:t xml:space="preserve"> </w:t>
+      </w:r>
+      <w:r>
+        <w:rPr>
+          <w:rStyle w:val="KeywordTok"/>
+        </w:rPr>
+        <w:t>NOT</w:t>
+      </w:r>
+      <w:r>
+        <w:rPr>
+          <w:rStyle w:val="NormalTok"/>
+        </w:rPr>
+        <w:t xml:space="preserve"> </w:t>
+      </w:r>
+      <w:r>
+        <w:rPr>
+          <w:rStyle w:val="KeywordTok"/>
+        </w:rPr>
+        <w:t>EXISTS</w:t>
+      </w:r>
+      <w:r>
+        <w:rPr>
+          <w:rStyle w:val="NormalTok"/>
+        </w:rPr>
+        <w:t xml:space="preserve"> pagos_suscripcion (</w:t>
+      </w:r>
+      <w:r>
+        <w:br/>
+      </w:r>
+      <w:r>
+        <w:rPr>
+          <w:rStyle w:val="NormalTok"/>
+        </w:rPr>
+        <w:t xml:space="preserve"> id_pago BIGINT </w:t>
+      </w:r>
+      <w:r>
+        <w:rPr>
+          <w:rStyle w:val="KeywordTok"/>
+        </w:rPr>
+        <w:t>NOT</w:t>
+      </w:r>
+      <w:r>
+        <w:rPr>
+          <w:rStyle w:val="NormalTok"/>
+        </w:rPr>
+        <w:t xml:space="preserve"> </w:t>
+      </w:r>
+      <w:r>
+        <w:rPr>
+          <w:rStyle w:val="KeywordTok"/>
+        </w:rPr>
+        <w:t>NULL</w:t>
+      </w:r>
+      <w:r>
+        <w:rPr>
+          <w:rStyle w:val="NormalTok"/>
+        </w:rPr>
+        <w:t xml:space="preserve"> AUTO_INCREMENT </w:t>
+      </w:r>
+      <w:r>
+        <w:rPr>
+          <w:rStyle w:val="KeywordTok"/>
+        </w:rPr>
+        <w:t>PRIMARY</w:t>
+      </w:r>
+      <w:r>
+        <w:rPr>
+          <w:rStyle w:val="NormalTok"/>
+        </w:rPr>
+        <w:t xml:space="preserve"> </w:t>
+      </w:r>
+      <w:r>
+        <w:rPr>
+          <w:rStyle w:val="KeywordTok"/>
+        </w:rPr>
+        <w:t>KEY</w:t>
+      </w:r>
+      <w:r>
+        <w:rPr>
+          <w:rStyle w:val="NormalTok"/>
+        </w:rPr>
+        <w:t>,</w:t>
+      </w:r>
+      <w:r>
+        <w:br/>
+      </w:r>
+      <w:r>
+        <w:rPr>
+          <w:rStyle w:val="NormalTok"/>
+        </w:rPr>
+        <w:t xml:space="preserve"> id_clinica </w:t>
+      </w:r>
+      <w:r>
+        <w:rPr>
+          <w:rStyle w:val="DataTypeTok"/>
+        </w:rPr>
+        <w:t>INT</w:t>
+      </w:r>
+      <w:r>
+        <w:rPr>
+          <w:rStyle w:val="NormalTok"/>
+        </w:rPr>
+        <w:t xml:space="preserve"> </w:t>
+      </w:r>
+      <w:r>
+        <w:rPr>
+          <w:rStyle w:val="KeywordTok"/>
+        </w:rPr>
+        <w:t>NOT</w:t>
+      </w:r>
+      <w:r>
+        <w:rPr>
+          <w:rStyle w:val="NormalTok"/>
+        </w:rPr>
+        <w:t xml:space="preserve"> </w:t>
+      </w:r>
+      <w:r>
+        <w:rPr>
+          <w:rStyle w:val="KeywordTok"/>
+        </w:rPr>
+        <w:t>NULL</w:t>
+      </w:r>
+      <w:r>
+        <w:rPr>
+          <w:rStyle w:val="NormalTok"/>
+        </w:rPr>
+        <w:t>,</w:t>
+      </w:r>
+      <w:r>
+        <w:br/>
+      </w:r>
+      <w:r>
+        <w:rPr>
+          <w:rStyle w:val="NormalTok"/>
+        </w:rPr>
+        <w:t xml:space="preserve"> id_suscripcion </w:t>
+      </w:r>
+      <w:r>
+        <w:rPr>
+          <w:rStyle w:val="DataTypeTok"/>
+        </w:rPr>
+        <w:t>INT</w:t>
+      </w:r>
+      <w:r>
+        <w:rPr>
+          <w:rStyle w:val="NormalTok"/>
+        </w:rPr>
+        <w:t xml:space="preserve"> </w:t>
+      </w:r>
+      <w:r>
+        <w:rPr>
+          <w:rStyle w:val="KeywordTok"/>
+        </w:rPr>
+        <w:t>NOT</w:t>
+      </w:r>
+      <w:r>
+        <w:rPr>
+          <w:rStyle w:val="NormalTok"/>
+        </w:rPr>
+        <w:t xml:space="preserve"> </w:t>
+      </w:r>
+      <w:r>
+        <w:rPr>
+          <w:rStyle w:val="KeywordTok"/>
+        </w:rPr>
+        <w:t>NULL</w:t>
+      </w:r>
+      <w:r>
+        <w:rPr>
+          <w:rStyle w:val="NormalTok"/>
+        </w:rPr>
+        <w:t>,</w:t>
+      </w:r>
+      <w:r>
+        <w:br/>
+      </w:r>
+      <w:r>
+        <w:rPr>
+          <w:rStyle w:val="NormalTok"/>
+        </w:rPr>
+        <w:t xml:space="preserve"> id_plan </w:t>
+      </w:r>
+      <w:r>
+        <w:rPr>
+          <w:rStyle w:val="DataTypeTok"/>
+        </w:rPr>
+        <w:t>INT</w:t>
+      </w:r>
+      <w:r>
+        <w:rPr>
+          <w:rStyle w:val="NormalTok"/>
+        </w:rPr>
+        <w:t xml:space="preserve"> </w:t>
+      </w:r>
+      <w:r>
+        <w:rPr>
+          <w:rStyle w:val="KeywordTok"/>
+        </w:rPr>
+        <w:t>NOT</w:t>
+      </w:r>
+      <w:r>
+        <w:rPr>
+          <w:rStyle w:val="NormalTok"/>
+        </w:rPr>
+        <w:t xml:space="preserve"> </w:t>
+      </w:r>
+      <w:r>
+        <w:rPr>
+          <w:rStyle w:val="KeywordTok"/>
+        </w:rPr>
+        <w:t>NULL</w:t>
+      </w:r>
+      <w:r>
+        <w:rPr>
+          <w:rStyle w:val="NormalTok"/>
+        </w:rPr>
+        <w:t>,</w:t>
+      </w:r>
+      <w:r>
+        <w:br/>
+      </w:r>
+      <w:r>
+        <w:rPr>
+          <w:rStyle w:val="NormalTok"/>
+        </w:rPr>
+        <w:t xml:space="preserve"> clave_obligacion </w:t>
+      </w:r>
+      <w:r>
+        <w:rPr>
+          <w:rStyle w:val="DataTypeTok"/>
+        </w:rPr>
+        <w:t>CHAR</w:t>
+      </w:r>
+      <w:r>
+        <w:rPr>
+          <w:rStyle w:val="NormalTok"/>
+        </w:rPr>
+        <w:t>(</w:t>
+      </w:r>
+      <w:r>
+        <w:rPr>
+          <w:rStyle w:val="DecValTok"/>
+        </w:rPr>
+        <w:t>64</w:t>
+      </w:r>
+      <w:r>
+        <w:rPr>
+          <w:rStyle w:val="NormalTok"/>
+        </w:rPr>
+        <w:t xml:space="preserve">) </w:t>
+      </w:r>
+      <w:r>
+        <w:rPr>
+          <w:rStyle w:val="DataTypeTok"/>
+        </w:rPr>
+        <w:t>CHARACTER</w:t>
+      </w:r>
+      <w:r>
+        <w:rPr>
+          <w:rStyle w:val="NormalTok"/>
+        </w:rPr>
+        <w:t xml:space="preserve"> </w:t>
+      </w:r>
+      <w:r>
+        <w:rPr>
+          <w:rStyle w:val="KeywordTok"/>
+        </w:rPr>
+        <w:t>SET</w:t>
+      </w:r>
+      <w:r>
+        <w:rPr>
+          <w:rStyle w:val="NormalTok"/>
+        </w:rPr>
+        <w:t xml:space="preserve"> </w:t>
+      </w:r>
+      <w:r>
+        <w:rPr>
+          <w:rStyle w:val="FunctionTok"/>
+        </w:rPr>
+        <w:t>ascii</w:t>
+      </w:r>
+      <w:r>
+        <w:rPr>
+          <w:rStyle w:val="NormalTok"/>
+        </w:rPr>
+        <w:t xml:space="preserve"> COLLATE ascii_bin </w:t>
+      </w:r>
+      <w:r>
+        <w:rPr>
+          <w:rStyle w:val="KeywordTok"/>
+        </w:rPr>
+        <w:t>NOT</w:t>
+      </w:r>
+      <w:r>
+        <w:rPr>
+          <w:rStyle w:val="NormalTok"/>
+        </w:rPr>
+        <w:t xml:space="preserve"> </w:t>
+      </w:r>
+      <w:r>
+        <w:rPr>
+          <w:rStyle w:val="KeywordTok"/>
+        </w:rPr>
+        <w:t>NULL</w:t>
+      </w:r>
+      <w:r>
+        <w:rPr>
+          <w:rStyle w:val="NormalTok"/>
+        </w:rPr>
+        <w:t>,</w:t>
+      </w:r>
+      <w:r>
+        <w:br/>
+      </w:r>
+      <w:r>
+        <w:rPr>
+          <w:rStyle w:val="NormalTok"/>
+        </w:rPr>
+        <w:t xml:space="preserve"> version_periodo_base </w:t>
+      </w:r>
+      <w:r>
+        <w:rPr>
+          <w:rStyle w:val="DataTypeTok"/>
+        </w:rPr>
+        <w:t>INT</w:t>
+      </w:r>
+      <w:r>
+        <w:rPr>
+          <w:rStyle w:val="NormalTok"/>
+        </w:rPr>
+        <w:t xml:space="preserve"> </w:t>
+      </w:r>
+      <w:r>
+        <w:rPr>
+          <w:rStyle w:val="KeywordTok"/>
+        </w:rPr>
+        <w:t>NOT</w:t>
+      </w:r>
+      <w:r>
+        <w:rPr>
+          <w:rStyle w:val="NormalTok"/>
+        </w:rPr>
+        <w:t xml:space="preserve"> </w:t>
+      </w:r>
+      <w:r>
+        <w:rPr>
+          <w:rStyle w:val="KeywordTok"/>
+        </w:rPr>
+        <w:t>NULL</w:t>
+      </w:r>
+      <w:r>
+        <w:rPr>
+          <w:rStyle w:val="NormalTok"/>
+        </w:rPr>
+        <w:t>,</w:t>
+      </w:r>
+      <w:r>
+        <w:br/>
+      </w:r>
+      <w:r>
+        <w:rPr>
+          <w:rStyle w:val="NormalTok"/>
+        </w:rPr>
+        <w:t xml:space="preserve"> ciclo ENUM(</w:t>
+      </w:r>
+      <w:r>
+        <w:rPr>
+          <w:rStyle w:val="StringTok"/>
+        </w:rPr>
+        <w:t>'mensual'</w:t>
+      </w:r>
+      <w:r>
+        <w:rPr>
+          <w:rStyle w:val="NormalTok"/>
+        </w:rPr>
+        <w:t>,</w:t>
+      </w:r>
+      <w:r>
+        <w:rPr>
+          <w:rStyle w:val="StringTok"/>
+        </w:rPr>
+        <w:t>'anual'</w:t>
+      </w:r>
+      <w:r>
+        <w:rPr>
+          <w:rStyle w:val="NormalTok"/>
+        </w:rPr>
+        <w:t xml:space="preserve">) </w:t>
+      </w:r>
+      <w:r>
+        <w:rPr>
+          <w:rStyle w:val="KeywordTok"/>
+        </w:rPr>
+        <w:t>NOT</w:t>
+      </w:r>
+      <w:r>
+        <w:rPr>
+          <w:rStyle w:val="NormalTok"/>
+        </w:rPr>
+        <w:t xml:space="preserve"> </w:t>
+      </w:r>
+      <w:r>
+        <w:rPr>
+          <w:rStyle w:val="KeywordTok"/>
+        </w:rPr>
+        <w:t>NULL</w:t>
+      </w:r>
+      <w:r>
+        <w:rPr>
+          <w:rStyle w:val="NormalTok"/>
+        </w:rPr>
+        <w:t>,</w:t>
+      </w:r>
+      <w:r>
+        <w:br/>
+      </w:r>
+      <w:r>
+        <w:rPr>
+          <w:rStyle w:val="NormalTok"/>
+        </w:rPr>
+        <w:t xml:space="preserve"> moneda </w:t>
+      </w:r>
+      <w:r>
+        <w:rPr>
+          <w:rStyle w:val="DataTypeTok"/>
+        </w:rPr>
+        <w:t>CHAR</w:t>
+      </w:r>
+      <w:r>
+        <w:rPr>
+          <w:rStyle w:val="NormalTok"/>
+        </w:rPr>
+        <w:t>(</w:t>
+      </w:r>
+      <w:r>
+        <w:rPr>
+          <w:rStyle w:val="DecValTok"/>
+        </w:rPr>
+        <w:t>3</w:t>
+      </w:r>
+      <w:r>
+        <w:rPr>
+          <w:rStyle w:val="NormalTok"/>
+        </w:rPr>
+        <w:t xml:space="preserve">) </w:t>
+      </w:r>
+      <w:r>
+        <w:rPr>
+          <w:rStyle w:val="KeywordTok"/>
+        </w:rPr>
+        <w:t>NOT</w:t>
+      </w:r>
+      <w:r>
+        <w:rPr>
+          <w:rStyle w:val="NormalTok"/>
+        </w:rPr>
+        <w:t xml:space="preserve"> </w:t>
+      </w:r>
+      <w:r>
+        <w:rPr>
+          <w:rStyle w:val="KeywordTok"/>
+        </w:rPr>
+        <w:t>NULL</w:t>
+      </w:r>
+      <w:r>
+        <w:rPr>
+          <w:rStyle w:val="NormalTok"/>
+        </w:rPr>
+        <w:t xml:space="preserve"> </w:t>
+      </w:r>
+      <w:r>
+        <w:rPr>
+          <w:rStyle w:val="KeywordTok"/>
+        </w:rPr>
+        <w:t>DEFAULT</w:t>
+      </w:r>
+      <w:r>
+        <w:rPr>
+          <w:rStyle w:val="NormalTok"/>
+        </w:rPr>
+        <w:t xml:space="preserve"> </w:t>
+      </w:r>
+      <w:r>
+        <w:rPr>
+          <w:rStyle w:val="StringTok"/>
+        </w:rPr>
+        <w:t>'COP'</w:t>
+      </w:r>
+      <w:r>
+        <w:rPr>
+          <w:rStyle w:val="NormalTok"/>
+        </w:rPr>
+        <w:t>,</w:t>
+      </w:r>
+      <w:r>
+        <w:br/>
+      </w:r>
+      <w:r>
+        <w:rPr>
+          <w:rStyle w:val="NormalTok"/>
+        </w:rPr>
+        <w:t xml:space="preserve"> subtotal_centavos BIGINT </w:t>
+      </w:r>
+      <w:r>
+        <w:rPr>
+          <w:rStyle w:val="KeywordTok"/>
+        </w:rPr>
+        <w:t>NOT</w:t>
+      </w:r>
+      <w:r>
+        <w:rPr>
+          <w:rStyle w:val="NormalTok"/>
+        </w:rPr>
+        <w:t xml:space="preserve"> </w:t>
+      </w:r>
+      <w:r>
+        <w:rPr>
+          <w:rStyle w:val="KeywordTok"/>
+        </w:rPr>
+        <w:t>NULL</w:t>
+      </w:r>
+      <w:r>
+        <w:rPr>
+          <w:rStyle w:val="NormalTok"/>
+        </w:rPr>
+        <w:t>,</w:t>
+      </w:r>
+      <w:r>
+        <w:br/>
+      </w:r>
+      <w:r>
+        <w:rPr>
+          <w:rStyle w:val="NormalTok"/>
+        </w:rPr>
+        <w:t xml:space="preserve"> impuesto_centavos BIGINT </w:t>
+      </w:r>
+      <w:r>
+        <w:rPr>
+          <w:rStyle w:val="KeywordTok"/>
+        </w:rPr>
+        <w:t>NOT</w:t>
+      </w:r>
+      <w:r>
+        <w:rPr>
+          <w:rStyle w:val="NormalTok"/>
+        </w:rPr>
+        <w:t xml:space="preserve"> </w:t>
+      </w:r>
+      <w:r>
+        <w:rPr>
+          <w:rStyle w:val="KeywordTok"/>
+        </w:rPr>
+        <w:t>NULL</w:t>
+      </w:r>
+      <w:r>
+        <w:rPr>
+          <w:rStyle w:val="NormalTok"/>
+        </w:rPr>
+        <w:t xml:space="preserve"> </w:t>
+      </w:r>
+      <w:r>
+        <w:rPr>
+          <w:rStyle w:val="KeywordTok"/>
+        </w:rPr>
+        <w:t>DEFAULT</w:t>
+      </w:r>
+      <w:r>
+        <w:rPr>
+          <w:rStyle w:val="NormalTok"/>
+        </w:rPr>
+        <w:t xml:space="preserve"> </w:t>
+      </w:r>
+      <w:r>
+        <w:rPr>
+          <w:rStyle w:val="DecValTok"/>
+        </w:rPr>
+        <w:t>0</w:t>
+      </w:r>
+      <w:r>
+        <w:rPr>
+          <w:rStyle w:val="NormalTok"/>
+        </w:rPr>
+        <w:t>,</w:t>
+      </w:r>
+      <w:r>
+        <w:br/>
+      </w:r>
+      <w:r>
+        <w:rPr>
+          <w:rStyle w:val="NormalTok"/>
+        </w:rPr>
+        <w:t xml:space="preserve"> total_centavos BIGINT </w:t>
+      </w:r>
+      <w:r>
+        <w:rPr>
+          <w:rStyle w:val="KeywordTok"/>
+        </w:rPr>
+        <w:t>NOT</w:t>
+      </w:r>
+      <w:r>
+        <w:rPr>
+          <w:rStyle w:val="NormalTok"/>
+        </w:rPr>
+        <w:t xml:space="preserve"> </w:t>
+      </w:r>
+      <w:r>
+        <w:rPr>
+          <w:rStyle w:val="KeywordTok"/>
+        </w:rPr>
+        <w:t>NULL</w:t>
+      </w:r>
+      <w:r>
+        <w:rPr>
+          <w:rStyle w:val="NormalTok"/>
+        </w:rPr>
+        <w:t>,</w:t>
+      </w:r>
+      <w:r>
+        <w:br/>
+      </w:r>
+      <w:r>
+        <w:rPr>
+          <w:rStyle w:val="NormalTok"/>
+        </w:rPr>
+        <w:t xml:space="preserve"> tarifa_version </w:t>
+      </w:r>
+      <w:r>
+        <w:rPr>
+          <w:rStyle w:val="DataTypeTok"/>
+        </w:rPr>
+        <w:t>VARCHAR</w:t>
+      </w:r>
+      <w:r>
+        <w:rPr>
+          <w:rStyle w:val="NormalTok"/>
+        </w:rPr>
+        <w:t>(</w:t>
+      </w:r>
+      <w:r>
+        <w:rPr>
+          <w:rStyle w:val="DecValTok"/>
+        </w:rPr>
+        <w:t>50</w:t>
+      </w:r>
+      <w:r>
+        <w:rPr>
+          <w:rStyle w:val="NormalTok"/>
+        </w:rPr>
+        <w:t xml:space="preserve">) </w:t>
+      </w:r>
+      <w:r>
+        <w:rPr>
+          <w:rStyle w:val="KeywordTok"/>
+        </w:rPr>
+        <w:t>NOT</w:t>
+      </w:r>
+      <w:r>
+        <w:rPr>
+          <w:rStyle w:val="NormalTok"/>
+        </w:rPr>
+        <w:t xml:space="preserve"> </w:t>
+      </w:r>
+      <w:r>
+        <w:rPr>
+          <w:rStyle w:val="KeywordTok"/>
+        </w:rPr>
+        <w:t>NULL</w:t>
+      </w:r>
+      <w:r>
+        <w:rPr>
+          <w:rStyle w:val="NormalTok"/>
+        </w:rPr>
+        <w:t>,</w:t>
+      </w:r>
+      <w:r>
+        <w:br/>
+      </w:r>
+      <w:r>
+        <w:rPr>
+          <w:rStyle w:val="NormalTok"/>
+        </w:rPr>
+        <w:t xml:space="preserve"> clave_operacion </w:t>
+      </w:r>
+      <w:r>
+        <w:rPr>
+          <w:rStyle w:val="DataTypeTok"/>
+        </w:rPr>
+        <w:t>CHAR</w:t>
+      </w:r>
+      <w:r>
+        <w:rPr>
+          <w:rStyle w:val="NormalTok"/>
+        </w:rPr>
+        <w:t>(</w:t>
+      </w:r>
+      <w:r>
+        <w:rPr>
+          <w:rStyle w:val="DecValTok"/>
+        </w:rPr>
+        <w:t>64</w:t>
+      </w:r>
+      <w:r>
+        <w:rPr>
+          <w:rStyle w:val="NormalTok"/>
+        </w:rPr>
+        <w:t xml:space="preserve">) </w:t>
+      </w:r>
+      <w:r>
+        <w:rPr>
+          <w:rStyle w:val="DataTypeTok"/>
+        </w:rPr>
+        <w:t>CHARACTER</w:t>
+      </w:r>
+      <w:r>
+        <w:rPr>
+          <w:rStyle w:val="NormalTok"/>
+        </w:rPr>
+        <w:t xml:space="preserve"> </w:t>
+      </w:r>
+      <w:r>
+        <w:rPr>
+          <w:rStyle w:val="KeywordTok"/>
+        </w:rPr>
+        <w:t>SET</w:t>
+      </w:r>
+      <w:r>
+        <w:rPr>
+          <w:rStyle w:val="NormalTok"/>
+        </w:rPr>
+        <w:t xml:space="preserve"> </w:t>
+      </w:r>
+      <w:r>
+        <w:rPr>
+          <w:rStyle w:val="FunctionTok"/>
+        </w:rPr>
+        <w:t>ascii</w:t>
+      </w:r>
+      <w:r>
+        <w:rPr>
+          <w:rStyle w:val="NormalTok"/>
+        </w:rPr>
+        <w:t xml:space="preserve"> COLLATE ascii_bin </w:t>
+      </w:r>
+      <w:r>
+        <w:rPr>
+          <w:rStyle w:val="KeywordTok"/>
+        </w:rPr>
+        <w:t>NOT</w:t>
+      </w:r>
+      <w:r>
+        <w:rPr>
+          <w:rStyle w:val="NormalTok"/>
+        </w:rPr>
+        <w:t xml:space="preserve"> </w:t>
+      </w:r>
+      <w:r>
+        <w:rPr>
+          <w:rStyle w:val="KeywordTok"/>
+        </w:rPr>
+        <w:t>NULL</w:t>
+      </w:r>
+      <w:r>
+        <w:rPr>
+          <w:rStyle w:val="NormalTok"/>
+        </w:rPr>
+        <w:t>,</w:t>
+      </w:r>
+      <w:r>
+        <w:br/>
+      </w:r>
+      <w:r>
+        <w:rPr>
+          <w:rStyle w:val="NormalTok"/>
+        </w:rPr>
+        <w:t xml:space="preserve"> cotizacion_hasta DATETIME </w:t>
+      </w:r>
+      <w:r>
+        <w:rPr>
+          <w:rStyle w:val="KeywordTok"/>
+        </w:rPr>
+        <w:t>NOT</w:t>
+      </w:r>
+      <w:r>
+        <w:rPr>
+          <w:rStyle w:val="NormalTok"/>
+        </w:rPr>
+        <w:t xml:space="preserve"> </w:t>
+      </w:r>
+      <w:r>
+        <w:rPr>
+          <w:rStyle w:val="KeywordTok"/>
+        </w:rPr>
+        <w:t>NULL</w:t>
+      </w:r>
+      <w:r>
+        <w:rPr>
+          <w:rStyle w:val="NormalTok"/>
+        </w:rPr>
+        <w:t>,</w:t>
+      </w:r>
+      <w:r>
+        <w:br/>
+      </w:r>
+      <w:r>
+        <w:rPr>
+          <w:rStyle w:val="NormalTok"/>
+        </w:rPr>
+        <w:t xml:space="preserve"> estado ENUM(</w:t>
+      </w:r>
+      <w:r>
+        <w:rPr>
+          <w:rStyle w:val="StringTok"/>
+        </w:rPr>
+        <w:t>'pendiente'</w:t>
+      </w:r>
+      <w:r>
+        <w:rPr>
+          <w:rStyle w:val="NormalTok"/>
+        </w:rPr>
+        <w:t>,</w:t>
+      </w:r>
+      <w:r>
+        <w:rPr>
+          <w:rStyle w:val="StringTok"/>
+        </w:rPr>
+        <w:t>'confirmado'</w:t>
+      </w:r>
+      <w:r>
+        <w:rPr>
+          <w:rStyle w:val="NormalTok"/>
+        </w:rPr>
+        <w:t>,</w:t>
+      </w:r>
+      <w:r>
+        <w:rPr>
+          <w:rStyle w:val="StringTok"/>
+        </w:rPr>
+        <w:t>'cancelado'</w:t>
+      </w:r>
+      <w:r>
+        <w:rPr>
+          <w:rStyle w:val="NormalTok"/>
+        </w:rPr>
+        <w:t>,</w:t>
+      </w:r>
+      <w:r>
+        <w:rPr>
+          <w:rStyle w:val="StringTok"/>
+        </w:rPr>
+        <w:t>'revision'</w:t>
+      </w:r>
+      <w:r>
+        <w:rPr>
+          <w:rStyle w:val="NormalTok"/>
+        </w:rPr>
+        <w:t xml:space="preserve">) </w:t>
+      </w:r>
+      <w:r>
+        <w:rPr>
+          <w:rStyle w:val="KeywordTok"/>
+        </w:rPr>
+        <w:t>NOT</w:t>
+      </w:r>
+      <w:r>
+        <w:rPr>
+          <w:rStyle w:val="NormalTok"/>
+        </w:rPr>
+        <w:t xml:space="preserve"> </w:t>
+      </w:r>
+      <w:r>
+        <w:rPr>
+          <w:rStyle w:val="KeywordTok"/>
+        </w:rPr>
+        <w:t>NULL</w:t>
+      </w:r>
+      <w:r>
+        <w:rPr>
+          <w:rStyle w:val="NormalTok"/>
+        </w:rPr>
+        <w:t xml:space="preserve"> </w:t>
+      </w:r>
+      <w:r>
+        <w:rPr>
+          <w:rStyle w:val="KeywordTok"/>
+        </w:rPr>
+        <w:t>DEFAULT</w:t>
+      </w:r>
+      <w:r>
+        <w:rPr>
+          <w:rStyle w:val="NormalTok"/>
+        </w:rPr>
+        <w:t xml:space="preserve"> </w:t>
+      </w:r>
+      <w:r>
+        <w:rPr>
+          <w:rStyle w:val="StringTok"/>
+        </w:rPr>
+        <w:t>'pendiente'</w:t>
+      </w:r>
+      <w:r>
+        <w:rPr>
+          <w:rStyle w:val="NormalTok"/>
+        </w:rPr>
+        <w:t>,</w:t>
+      </w:r>
+      <w:r>
+        <w:br/>
+      </w:r>
+      <w:r>
+        <w:rPr>
+          <w:rStyle w:val="NormalTok"/>
+        </w:rPr>
+        <w:t xml:space="preserve"> proximo_intento DATETIME </w:t>
+      </w:r>
+      <w:r>
+        <w:rPr>
+          <w:rStyle w:val="KeywordTok"/>
+        </w:rPr>
+        <w:t>DEFAULT</w:t>
+      </w:r>
+      <w:r>
+        <w:rPr>
+          <w:rStyle w:val="NormalTok"/>
+        </w:rPr>
+        <w:t xml:space="preserve"> </w:t>
+      </w:r>
+      <w:r>
+        <w:rPr>
+          <w:rStyle w:val="KeywordTok"/>
+        </w:rPr>
+        <w:t>NULL</w:t>
+      </w:r>
+      <w:r>
+        <w:rPr>
+          <w:rStyle w:val="NormalTok"/>
+        </w:rPr>
+        <w:t>,</w:t>
+      </w:r>
+      <w:r>
+        <w:br/>
+      </w:r>
+      <w:r>
+        <w:rPr>
+          <w:rStyle w:val="NormalTok"/>
+        </w:rPr>
+        <w:t xml:space="preserve"> id_usuario_solicitante </w:t>
+      </w:r>
+      <w:r>
+        <w:rPr>
+          <w:rStyle w:val="DataTypeTok"/>
+        </w:rPr>
+        <w:t>INT</w:t>
+      </w:r>
+      <w:r>
+        <w:rPr>
+          <w:rStyle w:val="NormalTok"/>
+        </w:rPr>
+        <w:t xml:space="preserve"> </w:t>
+      </w:r>
+      <w:r>
+        <w:rPr>
+          <w:rStyle w:val="KeywordTok"/>
+        </w:rPr>
+        <w:t>DEFAULT</w:t>
+      </w:r>
+      <w:r>
+        <w:rPr>
+          <w:rStyle w:val="NormalTok"/>
+        </w:rPr>
+        <w:t xml:space="preserve"> </w:t>
+      </w:r>
+      <w:r>
+        <w:rPr>
+          <w:rStyle w:val="KeywordTok"/>
+        </w:rPr>
+        <w:t>NULL</w:t>
+      </w:r>
+      <w:r>
+        <w:rPr>
+          <w:rStyle w:val="NormalTok"/>
+        </w:rPr>
+        <w:t>,</w:t>
+      </w:r>
+      <w:r>
+        <w:br/>
+      </w:r>
+      <w:r>
+        <w:rPr>
+          <w:rStyle w:val="NormalTok"/>
+        </w:rPr>
+        <w:t xml:space="preserve"> creado_en DATETIME </w:t>
+      </w:r>
+      <w:r>
+        <w:rPr>
+          <w:rStyle w:val="KeywordTok"/>
+        </w:rPr>
+        <w:t>NOT</w:t>
+      </w:r>
+      <w:r>
+        <w:rPr>
+          <w:rStyle w:val="NormalTok"/>
+        </w:rPr>
+        <w:t xml:space="preserve"> </w:t>
+      </w:r>
+      <w:r>
+        <w:rPr>
+          <w:rStyle w:val="KeywordTok"/>
+        </w:rPr>
+        <w:t>NULL</w:t>
+      </w:r>
+      <w:r>
+        <w:rPr>
+          <w:rStyle w:val="NormalTok"/>
+        </w:rPr>
+        <w:t>,</w:t>
+      </w:r>
+      <w:r>
+        <w:br/>
+      </w:r>
+      <w:r>
+        <w:rPr>
+          <w:rStyle w:val="NormalTok"/>
+        </w:rPr>
+        <w:t xml:space="preserve"> confirmado_en DATETIME </w:t>
+      </w:r>
+      <w:r>
+        <w:rPr>
+          <w:rStyle w:val="KeywordTok"/>
+        </w:rPr>
+        <w:t>DEFAULT</w:t>
+      </w:r>
+      <w:r>
+        <w:rPr>
+          <w:rStyle w:val="NormalTok"/>
+        </w:rPr>
+        <w:t xml:space="preserve"> </w:t>
+      </w:r>
+      <w:r>
+        <w:rPr>
+          <w:rStyle w:val="KeywordTok"/>
+        </w:rPr>
+        <w:t>NULL</w:t>
+      </w:r>
+      <w:r>
+        <w:rPr>
+          <w:rStyle w:val="NormalTok"/>
+        </w:rPr>
+        <w:t>,</w:t>
+      </w:r>
+      <w:r>
+        <w:br/>
+      </w:r>
+      <w:r>
+        <w:rPr>
+          <w:rStyle w:val="NormalTok"/>
+        </w:rPr>
+        <w:t xml:space="preserve"> </w:t>
+      </w:r>
+      <w:r>
+        <w:rPr>
+          <w:rStyle w:val="KeywordTok"/>
+        </w:rPr>
+        <w:t>UNIQUE</w:t>
+      </w:r>
+      <w:r>
+        <w:rPr>
+          <w:rStyle w:val="NormalTok"/>
+        </w:rPr>
+        <w:t xml:space="preserve"> </w:t>
+      </w:r>
+      <w:r>
+        <w:rPr>
+          <w:rStyle w:val="KeywordTok"/>
+        </w:rPr>
+        <w:t>KEY</w:t>
+      </w:r>
+      <w:r>
+        <w:rPr>
+          <w:rStyle w:val="NormalTok"/>
+        </w:rPr>
+        <w:t xml:space="preserve"> uq_pago_obligacion (clave_obligacion),</w:t>
+      </w:r>
+      <w:r>
+        <w:br/>
+      </w:r>
+      <w:r>
+        <w:rPr>
+          <w:rStyle w:val="NormalTok"/>
+        </w:rPr>
+        <w:t xml:space="preserve"> </w:t>
+      </w:r>
+      <w:r>
+        <w:rPr>
+          <w:rStyle w:val="KeywordTok"/>
+        </w:rPr>
+        <w:t>UNIQUE</w:t>
+      </w:r>
+      <w:r>
+        <w:rPr>
+          <w:rStyle w:val="NormalTok"/>
+        </w:rPr>
+        <w:t xml:space="preserve"> </w:t>
+      </w:r>
+      <w:r>
+        <w:rPr>
+          <w:rStyle w:val="KeywordTok"/>
+        </w:rPr>
+        <w:t>KEY</w:t>
+      </w:r>
+      <w:r>
+        <w:rPr>
+          <w:rStyle w:val="NormalTok"/>
+        </w:rPr>
+        <w:t xml:space="preserve"> uq_pago_operacion (id_clinica,clave_operacion),</w:t>
+      </w:r>
+      <w:r>
+        <w:br/>
+      </w:r>
+      <w:r>
+        <w:rPr>
+          <w:rStyle w:val="NormalTok"/>
+        </w:rPr>
+        <w:t xml:space="preserve"> </w:t>
+      </w:r>
+      <w:r>
+        <w:rPr>
+          <w:rStyle w:val="KeywordTok"/>
+        </w:rPr>
+        <w:t>KEY</w:t>
+      </w:r>
+      <w:r>
+        <w:rPr>
+          <w:rStyle w:val="NormalTok"/>
+        </w:rPr>
+        <w:t xml:space="preserve"> idx_pago_clinica (id_clinica,creado_en),</w:t>
+      </w:r>
+      <w:r>
+        <w:br/>
+      </w:r>
+      <w:r>
+        <w:rPr>
+          <w:rStyle w:val="NormalTok"/>
+        </w:rPr>
+        <w:t xml:space="preserve"> </w:t>
+      </w:r>
+      <w:r>
+        <w:rPr>
+          <w:rStyle w:val="KeywordTok"/>
+        </w:rPr>
+        <w:t>KEY</w:t>
+      </w:r>
+      <w:r>
+        <w:rPr>
+          <w:rStyle w:val="NormalTok"/>
+        </w:rPr>
+        <w:t xml:space="preserve"> idx_pago_proximo (estado,proximo_intento),</w:t>
+      </w:r>
+      <w:r>
+        <w:br/>
+      </w:r>
+      <w:r>
+        <w:rPr>
+          <w:rStyle w:val="NormalTok"/>
+        </w:rPr>
+        <w:t xml:space="preserve"> </w:t>
+      </w:r>
+      <w:r>
+        <w:rPr>
+          <w:rStyle w:val="KeywordTok"/>
+        </w:rPr>
+        <w:t>CONSTRAINT</w:t>
+      </w:r>
+      <w:r>
+        <w:rPr>
+          <w:rStyle w:val="NormalTok"/>
+        </w:rPr>
+        <w:t xml:space="preserve"> fk_pago_clinica </w:t>
+      </w:r>
+      <w:r>
+        <w:rPr>
+          <w:rStyle w:val="KeywordTok"/>
+        </w:rPr>
+        <w:t>FOREIGN</w:t>
+      </w:r>
+      <w:r>
+        <w:rPr>
+          <w:rStyle w:val="NormalTok"/>
+        </w:rPr>
+        <w:t xml:space="preserve"> </w:t>
+      </w:r>
+      <w:r>
+        <w:rPr>
+          <w:rStyle w:val="KeywordTok"/>
+        </w:rPr>
+        <w:t>KEY</w:t>
+      </w:r>
+      <w:r>
+        <w:rPr>
+          <w:rStyle w:val="NormalTok"/>
+        </w:rPr>
+        <w:t xml:space="preserve"> (id_clinica) </w:t>
+      </w:r>
+      <w:r>
+        <w:rPr>
+          <w:rStyle w:val="KeywordTok"/>
+        </w:rPr>
+        <w:t>REFERENCES</w:t>
+      </w:r>
+      <w:r>
+        <w:rPr>
+          <w:rStyle w:val="NormalTok"/>
+        </w:rPr>
+        <w:t xml:space="preserve"> clinicas (id_clinica),</w:t>
+      </w:r>
+      <w:r>
+        <w:br/>
+      </w:r>
+      <w:r>
+        <w:rPr>
+          <w:rStyle w:val="NormalTok"/>
+        </w:rPr>
+        <w:t xml:space="preserve"> </w:t>
+      </w:r>
+      <w:r>
+        <w:rPr>
+          <w:rStyle w:val="KeywordTok"/>
+        </w:rPr>
+        <w:t>CONSTRAINT</w:t>
+      </w:r>
+      <w:r>
+        <w:rPr>
+          <w:rStyle w:val="NormalTok"/>
+        </w:rPr>
+        <w:t xml:space="preserve"> fk_pago_suscripcion </w:t>
+      </w:r>
+      <w:r>
+        <w:rPr>
+          <w:rStyle w:val="KeywordTok"/>
+        </w:rPr>
+        <w:t>FOREIGN</w:t>
+      </w:r>
+      <w:r>
+        <w:rPr>
+          <w:rStyle w:val="NormalTok"/>
+        </w:rPr>
+        <w:t xml:space="preserve"> </w:t>
+      </w:r>
+      <w:r>
+        <w:rPr>
+          <w:rStyle w:val="KeywordTok"/>
+        </w:rPr>
+        <w:t>KEY</w:t>
+      </w:r>
+      <w:r>
+        <w:rPr>
+          <w:rStyle w:val="NormalTok"/>
+        </w:rPr>
+        <w:t xml:space="preserve"> (id_suscripcion) </w:t>
+      </w:r>
+      <w:r>
+        <w:rPr>
+          <w:rStyle w:val="KeywordTok"/>
+        </w:rPr>
+        <w:t>REFERENCES</w:t>
+      </w:r>
+      <w:r>
+        <w:rPr>
+          <w:rStyle w:val="NormalTok"/>
+        </w:rPr>
+        <w:t xml:space="preserve"> suscripciones (id_suscripcion),</w:t>
+      </w:r>
+      <w:r>
+        <w:br/>
+      </w:r>
+      <w:r>
+        <w:rPr>
+          <w:rStyle w:val="NormalTok"/>
+        </w:rPr>
+        <w:t xml:space="preserve"> </w:t>
+      </w:r>
+      <w:r>
+        <w:rPr>
+          <w:rStyle w:val="KeywordTok"/>
+        </w:rPr>
+        <w:t>CONSTRAINT</w:t>
+      </w:r>
+      <w:r>
+        <w:rPr>
+          <w:rStyle w:val="NormalTok"/>
+        </w:rPr>
+        <w:t xml:space="preserve"> fk_pago_plan </w:t>
+      </w:r>
+      <w:r>
+        <w:rPr>
+          <w:rStyle w:val="KeywordTok"/>
+        </w:rPr>
+        <w:t>FOREIGN</w:t>
+      </w:r>
+      <w:r>
+        <w:rPr>
+          <w:rStyle w:val="NormalTok"/>
+        </w:rPr>
+        <w:t xml:space="preserve"> </w:t>
+      </w:r>
+      <w:r>
+        <w:rPr>
+          <w:rStyle w:val="KeywordTok"/>
+        </w:rPr>
+        <w:t>KEY</w:t>
+      </w:r>
+      <w:r>
+        <w:rPr>
+          <w:rStyle w:val="NormalTok"/>
+        </w:rPr>
+        <w:t xml:space="preserve"> (id_plan) </w:t>
+      </w:r>
+      <w:r>
+        <w:rPr>
+          <w:rStyle w:val="KeywordTok"/>
+        </w:rPr>
+        <w:t>REFERENCES</w:t>
+      </w:r>
+      <w:r>
+        <w:rPr>
+          <w:rStyle w:val="NormalTok"/>
+        </w:rPr>
+        <w:t xml:space="preserve"> planes (id_plan),</w:t>
+      </w:r>
+      <w:r>
+        <w:br/>
+      </w:r>
+      <w:r>
+        <w:rPr>
+          <w:rStyle w:val="NormalTok"/>
+        </w:rPr>
+        <w:t xml:space="preserve"> </w:t>
+      </w:r>
+      <w:r>
+        <w:rPr>
+          <w:rStyle w:val="KeywordTok"/>
+        </w:rPr>
+        <w:t>CONSTRAINT</w:t>
+      </w:r>
+      <w:r>
+        <w:rPr>
+          <w:rStyle w:val="NormalTok"/>
+        </w:rPr>
+        <w:t xml:space="preserve"> fk_pago_actor </w:t>
+      </w:r>
+      <w:r>
+        <w:rPr>
+          <w:rStyle w:val="KeywordTok"/>
+        </w:rPr>
+        <w:t>FOREIGN</w:t>
+      </w:r>
+      <w:r>
+        <w:rPr>
+          <w:rStyle w:val="NormalTok"/>
+        </w:rPr>
+        <w:t xml:space="preserve"> </w:t>
+      </w:r>
+      <w:r>
+        <w:rPr>
+          <w:rStyle w:val="KeywordTok"/>
+        </w:rPr>
+        <w:t>KEY</w:t>
+      </w:r>
+      <w:r>
+        <w:rPr>
+          <w:rStyle w:val="NormalTok"/>
+        </w:rPr>
+        <w:t xml:space="preserve"> (id_usuario_solicitante) </w:t>
+      </w:r>
+      <w:r>
+        <w:rPr>
+          <w:rStyle w:val="KeywordTok"/>
+        </w:rPr>
+        <w:t>REFERENCES</w:t>
+      </w:r>
+      <w:r>
+        <w:rPr>
+          <w:rStyle w:val="NormalTok"/>
+        </w:rPr>
+        <w:t xml:space="preserve"> usuarios (id_usuario)</w:t>
+      </w:r>
+      <w:r>
+        <w:br/>
+      </w:r>
+      <w:r>
+        <w:rPr>
+          <w:rStyle w:val="NormalTok"/>
+        </w:rPr>
+        <w:t>) ENGINE</w:t>
+      </w:r>
+      <w:r>
+        <w:rPr>
+          <w:rStyle w:val="OperatorTok"/>
+        </w:rPr>
+        <w:t>=</w:t>
+      </w:r>
+      <w:r>
+        <w:rPr>
+          <w:rStyle w:val="NormalTok"/>
+        </w:rPr>
+        <w:t xml:space="preserve">InnoDB </w:t>
+      </w:r>
+      <w:r>
+        <w:rPr>
+          <w:rStyle w:val="KeywordTok"/>
+        </w:rPr>
+        <w:t>DEFAULT</w:t>
+      </w:r>
+      <w:r>
+        <w:rPr>
+          <w:rStyle w:val="NormalTok"/>
+        </w:rPr>
+        <w:t xml:space="preserve"> CHARSET</w:t>
+      </w:r>
+      <w:r>
+        <w:rPr>
+          <w:rStyle w:val="OperatorTok"/>
+        </w:rPr>
+        <w:t>=</w:t>
+      </w:r>
+      <w:r>
+        <w:rPr>
+          <w:rStyle w:val="NormalTok"/>
+        </w:rPr>
+        <w:t>utf8mb4 COLLATE</w:t>
+      </w:r>
+      <w:r>
+        <w:rPr>
+          <w:rStyle w:val="OperatorTok"/>
+        </w:rPr>
+        <w:t>=</w:t>
+      </w:r>
+      <w:r>
+        <w:rPr>
+          <w:rStyle w:val="NormalTok"/>
+        </w:rPr>
+        <w:t>utf8mb4_general_ci;</w:t>
+      </w:r>
+      <w:r>
+        <w:br/>
+      </w:r>
+      <w:r>
+        <w:br/>
+      </w:r>
+      <w:r>
+        <w:rPr>
+          <w:rStyle w:val="KeywordTok"/>
+        </w:rPr>
+        <w:t>CREATE</w:t>
+      </w:r>
+      <w:r>
+        <w:rPr>
+          <w:rStyle w:val="NormalTok"/>
+        </w:rPr>
+        <w:t xml:space="preserve"> </w:t>
+      </w:r>
+      <w:r>
+        <w:rPr>
+          <w:rStyle w:val="KeywordTok"/>
+        </w:rPr>
+        <w:t>TABLE</w:t>
+      </w:r>
+      <w:r>
+        <w:rPr>
+          <w:rStyle w:val="NormalTok"/>
+        </w:rPr>
+        <w:t xml:space="preserve"> </w:t>
+      </w:r>
+      <w:r>
+        <w:rPr>
+          <w:rStyle w:val="ControlFlowTok"/>
+        </w:rPr>
+        <w:t>IF</w:t>
+      </w:r>
+      <w:r>
+        <w:rPr>
+          <w:rStyle w:val="NormalTok"/>
+        </w:rPr>
+        <w:t xml:space="preserve"> </w:t>
+      </w:r>
+      <w:r>
+        <w:rPr>
+          <w:rStyle w:val="KeywordTok"/>
+        </w:rPr>
+        <w:t>NOT</w:t>
+      </w:r>
+      <w:r>
+        <w:rPr>
+          <w:rStyle w:val="NormalTok"/>
+        </w:rPr>
+        <w:t xml:space="preserve"> </w:t>
+      </w:r>
+      <w:r>
+        <w:rPr>
+          <w:rStyle w:val="KeywordTok"/>
+        </w:rPr>
+        <w:t>EXISTS</w:t>
+      </w:r>
+      <w:r>
+        <w:rPr>
+          <w:rStyle w:val="NormalTok"/>
+        </w:rPr>
+        <w:t xml:space="preserve"> intentos_pago (</w:t>
+      </w:r>
+      <w:r>
+        <w:br/>
+      </w:r>
+      <w:r>
+        <w:rPr>
+          <w:rStyle w:val="NormalTok"/>
+        </w:rPr>
+        <w:t xml:space="preserve"> id_intento BIGINT </w:t>
+      </w:r>
+      <w:r>
+        <w:rPr>
+          <w:rStyle w:val="KeywordTok"/>
+        </w:rPr>
+        <w:t>NOT</w:t>
+      </w:r>
+      <w:r>
+        <w:rPr>
+          <w:rStyle w:val="NormalTok"/>
+        </w:rPr>
+        <w:t xml:space="preserve"> </w:t>
+      </w:r>
+      <w:r>
+        <w:rPr>
+          <w:rStyle w:val="KeywordTok"/>
+        </w:rPr>
+        <w:t>NULL</w:t>
+      </w:r>
+      <w:r>
+        <w:rPr>
+          <w:rStyle w:val="NormalTok"/>
+        </w:rPr>
+        <w:t xml:space="preserve"> AUTO_INCREMENT </w:t>
+      </w:r>
+      <w:r>
+        <w:rPr>
+          <w:rStyle w:val="KeywordTok"/>
+        </w:rPr>
+        <w:t>PRIMARY</w:t>
+      </w:r>
+      <w:r>
+        <w:rPr>
+          <w:rStyle w:val="NormalTok"/>
+        </w:rPr>
+        <w:t xml:space="preserve"> </w:t>
+      </w:r>
+      <w:r>
+        <w:rPr>
+          <w:rStyle w:val="KeywordTok"/>
+        </w:rPr>
+        <w:t>KEY</w:t>
+      </w:r>
+      <w:r>
+        <w:rPr>
+          <w:rStyle w:val="NormalTok"/>
+        </w:rPr>
+        <w:t>,</w:t>
+      </w:r>
+      <w:r>
+        <w:br/>
+      </w:r>
+      <w:r>
+        <w:rPr>
+          <w:rStyle w:val="NormalTok"/>
+        </w:rPr>
+        <w:t xml:space="preserve"> id_pago BIGINT </w:t>
+      </w:r>
+      <w:r>
+        <w:rPr>
+          <w:rStyle w:val="KeywordTok"/>
+        </w:rPr>
+        <w:t>NOT</w:t>
+      </w:r>
+      <w:r>
+        <w:rPr>
+          <w:rStyle w:val="NormalTok"/>
+        </w:rPr>
+        <w:t xml:space="preserve"> </w:t>
+      </w:r>
+      <w:r>
+        <w:rPr>
+          <w:rStyle w:val="KeywordTok"/>
+        </w:rPr>
+        <w:t>NULL</w:t>
+      </w:r>
+      <w:r>
+        <w:rPr>
+          <w:rStyle w:val="NormalTok"/>
+        </w:rPr>
+        <w:t>,</w:t>
+      </w:r>
+      <w:r>
+        <w:br/>
+      </w:r>
+      <w:r>
+        <w:rPr>
+          <w:rStyle w:val="NormalTok"/>
+        </w:rPr>
+        <w:t xml:space="preserve"> numero </w:t>
+      </w:r>
+      <w:r>
+        <w:rPr>
+          <w:rStyle w:val="DataTypeTok"/>
+        </w:rPr>
+        <w:t>INT</w:t>
+      </w:r>
+      <w:r>
+        <w:rPr>
+          <w:rStyle w:val="NormalTok"/>
+        </w:rPr>
+        <w:t xml:space="preserve"> </w:t>
+      </w:r>
+      <w:r>
+        <w:rPr>
+          <w:rStyle w:val="KeywordTok"/>
+        </w:rPr>
+        <w:t>NOT</w:t>
+      </w:r>
+      <w:r>
+        <w:rPr>
+          <w:rStyle w:val="NormalTok"/>
+        </w:rPr>
+        <w:t xml:space="preserve"> </w:t>
+      </w:r>
+      <w:r>
+        <w:rPr>
+          <w:rStyle w:val="KeywordTok"/>
+        </w:rPr>
+        <w:t>NULL</w:t>
+      </w:r>
+      <w:r>
+        <w:rPr>
+          <w:rStyle w:val="NormalTok"/>
+        </w:rPr>
+        <w:t>,</w:t>
+      </w:r>
+      <w:r>
+        <w:br/>
+      </w:r>
+      <w:r>
+        <w:rPr>
+          <w:rStyle w:val="NormalTok"/>
+        </w:rPr>
+        <w:t xml:space="preserve"> entorno ENUM(</w:t>
+      </w:r>
+      <w:r>
+        <w:rPr>
+          <w:rStyle w:val="StringTok"/>
+        </w:rPr>
+        <w:t>'test'</w:t>
+      </w:r>
+      <w:r>
+        <w:rPr>
+          <w:rStyle w:val="NormalTok"/>
+        </w:rPr>
+        <w:t>,</w:t>
+      </w:r>
+      <w:r>
+        <w:rPr>
+          <w:rStyle w:val="StringTok"/>
+        </w:rPr>
+        <w:t>'prod'</w:t>
+      </w:r>
+      <w:r>
+        <w:rPr>
+          <w:rStyle w:val="NormalTok"/>
+        </w:rPr>
+        <w:t xml:space="preserve">) </w:t>
+      </w:r>
+      <w:r>
+        <w:rPr>
+          <w:rStyle w:val="KeywordTok"/>
+        </w:rPr>
+        <w:t>NOT</w:t>
+      </w:r>
+      <w:r>
+        <w:rPr>
+          <w:rStyle w:val="NormalTok"/>
+        </w:rPr>
+        <w:t xml:space="preserve"> </w:t>
+      </w:r>
+      <w:r>
+        <w:rPr>
+          <w:rStyle w:val="KeywordTok"/>
+        </w:rPr>
+        <w:t>NULL</w:t>
+      </w:r>
+      <w:r>
+        <w:rPr>
+          <w:rStyle w:val="NormalTok"/>
+        </w:rPr>
+        <w:t>,</w:t>
+      </w:r>
+      <w:r>
+        <w:br/>
+      </w:r>
+      <w:r>
+        <w:rPr>
+          <w:rStyle w:val="NormalTok"/>
+        </w:rPr>
+        <w:t xml:space="preserve"> referencia </w:t>
+      </w:r>
+      <w:r>
+        <w:rPr>
+          <w:rStyle w:val="DataTypeTok"/>
+        </w:rPr>
+        <w:t>VARCHAR</w:t>
+      </w:r>
+      <w:r>
+        <w:rPr>
+          <w:rStyle w:val="NormalTok"/>
+        </w:rPr>
+        <w:t>(</w:t>
+      </w:r>
+      <w:r>
+        <w:rPr>
+          <w:rStyle w:val="DecValTok"/>
+        </w:rPr>
+        <w:t>128</w:t>
+      </w:r>
+      <w:r>
+        <w:rPr>
+          <w:rStyle w:val="NormalTok"/>
+        </w:rPr>
+        <w:t xml:space="preserve">) </w:t>
+      </w:r>
+      <w:r>
+        <w:rPr>
+          <w:rStyle w:val="DataTypeTok"/>
+        </w:rPr>
+        <w:t>CHARACTER</w:t>
+      </w:r>
+      <w:r>
+        <w:rPr>
+          <w:rStyle w:val="NormalTok"/>
+        </w:rPr>
+        <w:t xml:space="preserve"> </w:t>
+      </w:r>
+      <w:r>
+        <w:rPr>
+          <w:rStyle w:val="KeywordTok"/>
+        </w:rPr>
+        <w:t>SET</w:t>
+      </w:r>
+      <w:r>
+        <w:rPr>
+          <w:rStyle w:val="NormalTok"/>
+        </w:rPr>
+        <w:t xml:space="preserve"> </w:t>
+      </w:r>
+      <w:r>
+        <w:rPr>
+          <w:rStyle w:val="FunctionTok"/>
+        </w:rPr>
+        <w:t>ascii</w:t>
+      </w:r>
+      <w:r>
+        <w:rPr>
+          <w:rStyle w:val="NormalTok"/>
+        </w:rPr>
+        <w:t xml:space="preserve"> COLLATE ascii_bin </w:t>
+      </w:r>
+      <w:r>
+        <w:rPr>
+          <w:rStyle w:val="KeywordTok"/>
+        </w:rPr>
+        <w:t>NOT</w:t>
+      </w:r>
+      <w:r>
+        <w:rPr>
+          <w:rStyle w:val="NormalTok"/>
+        </w:rPr>
+        <w:t xml:space="preserve"> </w:t>
+      </w:r>
+      <w:r>
+        <w:rPr>
+          <w:rStyle w:val="KeywordTok"/>
+        </w:rPr>
+        <w:t>NULL</w:t>
+      </w:r>
+      <w:r>
+        <w:rPr>
+          <w:rStyle w:val="NormalTok"/>
+        </w:rPr>
+        <w:t>,</w:t>
+      </w:r>
+      <w:r>
+        <w:br/>
+      </w:r>
+      <w:r>
+        <w:rPr>
+          <w:rStyle w:val="NormalTok"/>
+        </w:rPr>
+        <w:t xml:space="preserve"> id_transaccion_wompi </w:t>
+      </w:r>
+      <w:r>
+        <w:rPr>
+          <w:rStyle w:val="DataTypeTok"/>
+        </w:rPr>
+        <w:t>VARCHAR</w:t>
+      </w:r>
+      <w:r>
+        <w:rPr>
+          <w:rStyle w:val="NormalTok"/>
+        </w:rPr>
+        <w:t>(</w:t>
+      </w:r>
+      <w:r>
+        <w:rPr>
+          <w:rStyle w:val="DecValTok"/>
+        </w:rPr>
+        <w:t>128</w:t>
+      </w:r>
+      <w:r>
+        <w:rPr>
+          <w:rStyle w:val="NormalTok"/>
+        </w:rPr>
+        <w:t xml:space="preserve">) </w:t>
+      </w:r>
+      <w:r>
+        <w:rPr>
+          <w:rStyle w:val="DataTypeTok"/>
+        </w:rPr>
+        <w:t>CHARACTER</w:t>
+      </w:r>
+      <w:r>
+        <w:rPr>
+          <w:rStyle w:val="NormalTok"/>
+        </w:rPr>
+        <w:t xml:space="preserve"> </w:t>
+      </w:r>
+      <w:r>
+        <w:rPr>
+          <w:rStyle w:val="KeywordTok"/>
+        </w:rPr>
+        <w:t>SET</w:t>
+      </w:r>
+      <w:r>
+        <w:rPr>
+          <w:rStyle w:val="NormalTok"/>
+        </w:rPr>
+        <w:t xml:space="preserve"> </w:t>
+      </w:r>
+      <w:r>
+        <w:rPr>
+          <w:rStyle w:val="FunctionTok"/>
+        </w:rPr>
+        <w:t>ascii</w:t>
+      </w:r>
+      <w:r>
+        <w:rPr>
+          <w:rStyle w:val="NormalTok"/>
+        </w:rPr>
+        <w:t xml:space="preserve"> COLLATE ascii_bin </w:t>
+      </w:r>
+      <w:r>
+        <w:rPr>
+          <w:rStyle w:val="KeywordTok"/>
+        </w:rPr>
+        <w:t>DEFAULT</w:t>
+      </w:r>
+      <w:r>
+        <w:rPr>
+          <w:rStyle w:val="NormalTok"/>
+        </w:rPr>
+        <w:t xml:space="preserve"> </w:t>
+      </w:r>
+      <w:r>
+        <w:rPr>
+          <w:rStyle w:val="KeywordTok"/>
+        </w:rPr>
+        <w:t>NULL</w:t>
+      </w:r>
+      <w:r>
+        <w:rPr>
+          <w:rStyle w:val="NormalTok"/>
+        </w:rPr>
+        <w:t>,</w:t>
+      </w:r>
+      <w:r>
+        <w:br/>
+      </w:r>
+      <w:r>
+        <w:rPr>
+          <w:rStyle w:val="NormalTok"/>
+        </w:rPr>
+        <w:lastRenderedPageBreak/>
+        <w:t xml:space="preserve"> id_fuente BIGINT </w:t>
+      </w:r>
+      <w:r>
+        <w:rPr>
+          <w:rStyle w:val="KeywordTok"/>
+        </w:rPr>
+        <w:t>DEFAULT</w:t>
+      </w:r>
+      <w:r>
+        <w:rPr>
+          <w:rStyle w:val="NormalTok"/>
+        </w:rPr>
+        <w:t xml:space="preserve"> </w:t>
+      </w:r>
+      <w:r>
+        <w:rPr>
+          <w:rStyle w:val="KeywordTok"/>
+        </w:rPr>
+        <w:t>NULL</w:t>
+      </w:r>
+      <w:r>
+        <w:rPr>
+          <w:rStyle w:val="NormalTok"/>
+        </w:rPr>
+        <w:t>,</w:t>
+      </w:r>
+      <w:r>
+        <w:br/>
+      </w:r>
+      <w:r>
+        <w:rPr>
+          <w:rStyle w:val="NormalTok"/>
+        </w:rPr>
+        <w:t xml:space="preserve"> origen ENUM(</w:t>
+      </w:r>
+      <w:r>
+        <w:rPr>
+          <w:rStyle w:val="StringTok"/>
+        </w:rPr>
+        <w:t>'boton'</w:t>
+      </w:r>
+      <w:r>
+        <w:rPr>
+          <w:rStyle w:val="NormalTok"/>
+        </w:rPr>
+        <w:t>,</w:t>
+      </w:r>
+      <w:r>
+        <w:rPr>
+          <w:rStyle w:val="StringTok"/>
+        </w:rPr>
+        <w:t>'automatico'</w:t>
+      </w:r>
+      <w:r>
+        <w:rPr>
+          <w:rStyle w:val="NormalTok"/>
+        </w:rPr>
+        <w:t xml:space="preserve">) </w:t>
+      </w:r>
+      <w:r>
+        <w:rPr>
+          <w:rStyle w:val="KeywordTok"/>
+        </w:rPr>
+        <w:t>NOT</w:t>
+      </w:r>
+      <w:r>
+        <w:rPr>
+          <w:rStyle w:val="NormalTok"/>
+        </w:rPr>
+        <w:t xml:space="preserve"> </w:t>
+      </w:r>
+      <w:r>
+        <w:rPr>
+          <w:rStyle w:val="KeywordTok"/>
+        </w:rPr>
+        <w:t>NULL</w:t>
+      </w:r>
+      <w:r>
+        <w:rPr>
+          <w:rStyle w:val="NormalTok"/>
+        </w:rPr>
+        <w:t>,</w:t>
+      </w:r>
+      <w:r>
+        <w:br/>
+      </w:r>
+      <w:r>
+        <w:rPr>
+          <w:rStyle w:val="NormalTok"/>
+        </w:rPr>
+        <w:t xml:space="preserve"> estado ENUM(</w:t>
+      </w:r>
+      <w:r>
+        <w:rPr>
+          <w:rStyle w:val="StringTok"/>
+        </w:rPr>
+        <w:t>'creado'</w:t>
+      </w:r>
+      <w:r>
+        <w:rPr>
+          <w:rStyle w:val="NormalTok"/>
+        </w:rPr>
+        <w:t>,</w:t>
+      </w:r>
+      <w:r>
+        <w:rPr>
+          <w:rStyle w:val="StringTok"/>
+        </w:rPr>
+        <w:t>'enviando'</w:t>
+      </w:r>
+      <w:r>
+        <w:rPr>
+          <w:rStyle w:val="NormalTok"/>
+        </w:rPr>
+        <w:t>,</w:t>
+      </w:r>
+      <w:r>
+        <w:rPr>
+          <w:rStyle w:val="StringTok"/>
+        </w:rPr>
+        <w:t>'pendiente'</w:t>
+      </w:r>
+      <w:r>
+        <w:rPr>
+          <w:rStyle w:val="NormalTok"/>
+        </w:rPr>
+        <w:t>,</w:t>
+      </w:r>
+      <w:r>
+        <w:rPr>
+          <w:rStyle w:val="StringTok"/>
+        </w:rPr>
+        <w:t>'aprobado'</w:t>
+      </w:r>
+      <w:r>
+        <w:rPr>
+          <w:rStyle w:val="NormalTok"/>
+        </w:rPr>
+        <w:t>,</w:t>
+      </w:r>
+      <w:r>
+        <w:rPr>
+          <w:rStyle w:val="StringTok"/>
+        </w:rPr>
+        <w:t>'declinado'</w:t>
+      </w:r>
+      <w:r>
+        <w:rPr>
+          <w:rStyle w:val="NormalTok"/>
+        </w:rPr>
+        <w:t>,</w:t>
+      </w:r>
+      <w:r>
+        <w:rPr>
+          <w:rStyle w:val="StringTok"/>
+        </w:rPr>
+        <w:t>'error'</w:t>
+      </w:r>
+      <w:r>
+        <w:rPr>
+          <w:rStyle w:val="NormalTok"/>
+        </w:rPr>
+        <w:t>,</w:t>
+      </w:r>
+      <w:r>
+        <w:rPr>
+          <w:rStyle w:val="StringTok"/>
+        </w:rPr>
+        <w:t>'anulado'</w:t>
+      </w:r>
+      <w:r>
+        <w:rPr>
+          <w:rStyle w:val="NormalTok"/>
+        </w:rPr>
+        <w:t>,</w:t>
+      </w:r>
+      <w:r>
+        <w:rPr>
+          <w:rStyle w:val="StringTok"/>
+        </w:rPr>
+        <w:t>'incierto'</w:t>
+      </w:r>
+      <w:r>
+        <w:rPr>
+          <w:rStyle w:val="NormalTok"/>
+        </w:rPr>
+        <w:t xml:space="preserve">) </w:t>
+      </w:r>
+      <w:r>
+        <w:rPr>
+          <w:rStyle w:val="KeywordTok"/>
+        </w:rPr>
+        <w:t>NOT</w:t>
+      </w:r>
+      <w:r>
+        <w:rPr>
+          <w:rStyle w:val="NormalTok"/>
+        </w:rPr>
+        <w:t xml:space="preserve"> </w:t>
+      </w:r>
+      <w:r>
+        <w:rPr>
+          <w:rStyle w:val="KeywordTok"/>
+        </w:rPr>
+        <w:t>NULL</w:t>
+      </w:r>
+      <w:r>
+        <w:rPr>
+          <w:rStyle w:val="NormalTok"/>
+        </w:rPr>
+        <w:t xml:space="preserve"> </w:t>
+      </w:r>
+      <w:r>
+        <w:rPr>
+          <w:rStyle w:val="KeywordTok"/>
+        </w:rPr>
+        <w:t>DEFAULT</w:t>
+      </w:r>
+      <w:r>
+        <w:rPr>
+          <w:rStyle w:val="NormalTok"/>
+        </w:rPr>
+        <w:t xml:space="preserve"> </w:t>
+      </w:r>
+      <w:r>
+        <w:rPr>
+          <w:rStyle w:val="StringTok"/>
+        </w:rPr>
+        <w:t>'creado'</w:t>
+      </w:r>
+      <w:r>
+        <w:rPr>
+          <w:rStyle w:val="NormalTok"/>
+        </w:rPr>
+        <w:t>,</w:t>
+      </w:r>
+      <w:r>
+        <w:br/>
+      </w:r>
+      <w:r>
+        <w:rPr>
+          <w:rStyle w:val="NormalTok"/>
+        </w:rPr>
+        <w:t xml:space="preserve"> codigo_error </w:t>
+      </w:r>
+      <w:r>
+        <w:rPr>
+          <w:rStyle w:val="DataTypeTok"/>
+        </w:rPr>
+        <w:t>VARCHAR</w:t>
+      </w:r>
+      <w:r>
+        <w:rPr>
+          <w:rStyle w:val="NormalTok"/>
+        </w:rPr>
+        <w:t>(</w:t>
+      </w:r>
+      <w:r>
+        <w:rPr>
+          <w:rStyle w:val="DecValTok"/>
+        </w:rPr>
+        <w:t>80</w:t>
+      </w:r>
+      <w:r>
+        <w:rPr>
+          <w:rStyle w:val="NormalTok"/>
+        </w:rPr>
+        <w:t xml:space="preserve">) </w:t>
+      </w:r>
+      <w:r>
+        <w:rPr>
+          <w:rStyle w:val="KeywordTok"/>
+        </w:rPr>
+        <w:t>DEFAULT</w:t>
+      </w:r>
+      <w:r>
+        <w:rPr>
+          <w:rStyle w:val="NormalTok"/>
+        </w:rPr>
+        <w:t xml:space="preserve"> </w:t>
+      </w:r>
+      <w:r>
+        <w:rPr>
+          <w:rStyle w:val="KeywordTok"/>
+        </w:rPr>
+        <w:t>NULL</w:t>
+      </w:r>
+      <w:r>
+        <w:rPr>
+          <w:rStyle w:val="NormalTok"/>
+        </w:rPr>
+        <w:t>,</w:t>
+      </w:r>
+      <w:r>
+        <w:br/>
+      </w:r>
+      <w:r>
+        <w:rPr>
+          <w:rStyle w:val="NormalTok"/>
+        </w:rPr>
+        <w:t xml:space="preserve"> creado_en DATETIME </w:t>
+      </w:r>
+      <w:r>
+        <w:rPr>
+          <w:rStyle w:val="KeywordTok"/>
+        </w:rPr>
+        <w:t>NOT</w:t>
+      </w:r>
+      <w:r>
+        <w:rPr>
+          <w:rStyle w:val="NormalTok"/>
+        </w:rPr>
+        <w:t xml:space="preserve"> </w:t>
+      </w:r>
+      <w:r>
+        <w:rPr>
+          <w:rStyle w:val="KeywordTok"/>
+        </w:rPr>
+        <w:t>NULL</w:t>
+      </w:r>
+      <w:r>
+        <w:rPr>
+          <w:rStyle w:val="NormalTok"/>
+        </w:rPr>
+        <w:t>,</w:t>
+      </w:r>
+      <w:r>
+        <w:br/>
+      </w:r>
+      <w:r>
+        <w:rPr>
+          <w:rStyle w:val="NormalTok"/>
+        </w:rPr>
+        <w:t xml:space="preserve"> enviado_en DATETIME </w:t>
+      </w:r>
+      <w:r>
+        <w:rPr>
+          <w:rStyle w:val="KeywordTok"/>
+        </w:rPr>
+        <w:t>DEFAULT</w:t>
+      </w:r>
+      <w:r>
+        <w:rPr>
+          <w:rStyle w:val="NormalTok"/>
+        </w:rPr>
+        <w:t xml:space="preserve"> </w:t>
+      </w:r>
+      <w:r>
+        <w:rPr>
+          <w:rStyle w:val="KeywordTok"/>
+        </w:rPr>
+        <w:t>NULL</w:t>
+      </w:r>
+      <w:r>
+        <w:rPr>
+          <w:rStyle w:val="NormalTok"/>
+        </w:rPr>
+        <w:t>,</w:t>
+      </w:r>
+      <w:r>
+        <w:br/>
+      </w:r>
+      <w:r>
+        <w:rPr>
+          <w:rStyle w:val="NormalTok"/>
+        </w:rPr>
+        <w:t xml:space="preserve"> consultado_en DATETIME </w:t>
+      </w:r>
+      <w:r>
+        <w:rPr>
+          <w:rStyle w:val="KeywordTok"/>
+        </w:rPr>
+        <w:t>DEFAULT</w:t>
+      </w:r>
+      <w:r>
+        <w:rPr>
+          <w:rStyle w:val="NormalTok"/>
+        </w:rPr>
+        <w:t xml:space="preserve"> </w:t>
+      </w:r>
+      <w:r>
+        <w:rPr>
+          <w:rStyle w:val="KeywordTok"/>
+        </w:rPr>
+        <w:t>NULL</w:t>
+      </w:r>
+      <w:r>
+        <w:rPr>
+          <w:rStyle w:val="NormalTok"/>
+        </w:rPr>
+        <w:t>,</w:t>
+      </w:r>
+      <w:r>
+        <w:br/>
+      </w:r>
+      <w:r>
+        <w:rPr>
+          <w:rStyle w:val="NormalTok"/>
+        </w:rPr>
+        <w:t xml:space="preserve"> lease_token </w:t>
+      </w:r>
+      <w:r>
+        <w:rPr>
+          <w:rStyle w:val="DataTypeTok"/>
+        </w:rPr>
+        <w:t>CHAR</w:t>
+      </w:r>
+      <w:r>
+        <w:rPr>
+          <w:rStyle w:val="NormalTok"/>
+        </w:rPr>
+        <w:t>(</w:t>
+      </w:r>
+      <w:r>
+        <w:rPr>
+          <w:rStyle w:val="DecValTok"/>
+        </w:rPr>
+        <w:t>64</w:t>
+      </w:r>
+      <w:r>
+        <w:rPr>
+          <w:rStyle w:val="NormalTok"/>
+        </w:rPr>
+        <w:t xml:space="preserve">) </w:t>
+      </w:r>
+      <w:r>
+        <w:rPr>
+          <w:rStyle w:val="DataTypeTok"/>
+        </w:rPr>
+        <w:t>CHARACTER</w:t>
+      </w:r>
+      <w:r>
+        <w:rPr>
+          <w:rStyle w:val="NormalTok"/>
+        </w:rPr>
+        <w:t xml:space="preserve"> </w:t>
+      </w:r>
+      <w:r>
+        <w:rPr>
+          <w:rStyle w:val="KeywordTok"/>
+        </w:rPr>
+        <w:t>SET</w:t>
+      </w:r>
+      <w:r>
+        <w:rPr>
+          <w:rStyle w:val="NormalTok"/>
+        </w:rPr>
+        <w:t xml:space="preserve"> </w:t>
+      </w:r>
+      <w:r>
+        <w:rPr>
+          <w:rStyle w:val="FunctionTok"/>
+        </w:rPr>
+        <w:t>ascii</w:t>
+      </w:r>
+      <w:r>
+        <w:rPr>
+          <w:rStyle w:val="NormalTok"/>
+        </w:rPr>
+        <w:t xml:space="preserve"> COLLATE ascii_bin </w:t>
+      </w:r>
+      <w:r>
+        <w:rPr>
+          <w:rStyle w:val="KeywordTok"/>
+        </w:rPr>
+        <w:t>DEFAULT</w:t>
+      </w:r>
+      <w:r>
+        <w:rPr>
+          <w:rStyle w:val="NormalTok"/>
+        </w:rPr>
+        <w:t xml:space="preserve"> </w:t>
+      </w:r>
+      <w:r>
+        <w:rPr>
+          <w:rStyle w:val="KeywordTok"/>
+        </w:rPr>
+        <w:t>NULL</w:t>
+      </w:r>
+      <w:r>
+        <w:rPr>
+          <w:rStyle w:val="NormalTok"/>
+        </w:rPr>
+        <w:t>,</w:t>
+      </w:r>
+      <w:r>
+        <w:br/>
+      </w:r>
+      <w:r>
+        <w:rPr>
+          <w:rStyle w:val="NormalTok"/>
+        </w:rPr>
+        <w:t xml:space="preserve"> lease_hasta DATETIME </w:t>
+      </w:r>
+      <w:r>
+        <w:rPr>
+          <w:rStyle w:val="KeywordTok"/>
+        </w:rPr>
+        <w:t>DEFAULT</w:t>
+      </w:r>
+      <w:r>
+        <w:rPr>
+          <w:rStyle w:val="NormalTok"/>
+        </w:rPr>
+        <w:t xml:space="preserve"> </w:t>
+      </w:r>
+      <w:r>
+        <w:rPr>
+          <w:rStyle w:val="KeywordTok"/>
+        </w:rPr>
+        <w:t>NULL</w:t>
+      </w:r>
+      <w:r>
+        <w:rPr>
+          <w:rStyle w:val="NormalTok"/>
+        </w:rPr>
+        <w:t>,</w:t>
+      </w:r>
+      <w:r>
+        <w:br/>
+      </w:r>
+      <w:r>
+        <w:rPr>
+          <w:rStyle w:val="NormalTok"/>
+        </w:rPr>
+        <w:t xml:space="preserve"> </w:t>
+      </w:r>
+      <w:r>
+        <w:rPr>
+          <w:rStyle w:val="KeywordTok"/>
+        </w:rPr>
+        <w:t>UNIQUE</w:t>
+      </w:r>
+      <w:r>
+        <w:rPr>
+          <w:rStyle w:val="NormalTok"/>
+        </w:rPr>
+        <w:t xml:space="preserve"> </w:t>
+      </w:r>
+      <w:r>
+        <w:rPr>
+          <w:rStyle w:val="KeywordTok"/>
+        </w:rPr>
+        <w:t>KEY</w:t>
+      </w:r>
+      <w:r>
+        <w:rPr>
+          <w:rStyle w:val="NormalTok"/>
+        </w:rPr>
+        <w:t xml:space="preserve"> uq_intento_numero (id_pago,numero),</w:t>
+      </w:r>
+      <w:r>
+        <w:br/>
+      </w:r>
+      <w:r>
+        <w:rPr>
+          <w:rStyle w:val="NormalTok"/>
+        </w:rPr>
+        <w:t xml:space="preserve"> </w:t>
+      </w:r>
+      <w:r>
+        <w:rPr>
+          <w:rStyle w:val="KeywordTok"/>
+        </w:rPr>
+        <w:t>UNIQUE</w:t>
+      </w:r>
+      <w:r>
+        <w:rPr>
+          <w:rStyle w:val="NormalTok"/>
+        </w:rPr>
+        <w:t xml:space="preserve"> </w:t>
+      </w:r>
+      <w:r>
+        <w:rPr>
+          <w:rStyle w:val="KeywordTok"/>
+        </w:rPr>
+        <w:t>KEY</w:t>
+      </w:r>
+      <w:r>
+        <w:rPr>
+          <w:rStyle w:val="NormalTok"/>
+        </w:rPr>
+        <w:t xml:space="preserve"> uq_intento_referencia (entorno,referencia),</w:t>
+      </w:r>
+      <w:r>
+        <w:br/>
+      </w:r>
+      <w:r>
+        <w:rPr>
+          <w:rStyle w:val="NormalTok"/>
+        </w:rPr>
+        <w:t xml:space="preserve"> </w:t>
+      </w:r>
+      <w:r>
+        <w:rPr>
+          <w:rStyle w:val="KeywordTok"/>
+        </w:rPr>
+        <w:t>UNIQUE</w:t>
+      </w:r>
+      <w:r>
+        <w:rPr>
+          <w:rStyle w:val="NormalTok"/>
+        </w:rPr>
+        <w:t xml:space="preserve"> </w:t>
+      </w:r>
+      <w:r>
+        <w:rPr>
+          <w:rStyle w:val="KeywordTok"/>
+        </w:rPr>
+        <w:t>KEY</w:t>
+      </w:r>
+      <w:r>
+        <w:rPr>
+          <w:rStyle w:val="NormalTok"/>
+        </w:rPr>
+        <w:t xml:space="preserve"> uq_intento_transaccion (entorno,id_transaccion_wompi),</w:t>
+      </w:r>
+      <w:r>
+        <w:br/>
+      </w:r>
+      <w:r>
+        <w:rPr>
+          <w:rStyle w:val="NormalTok"/>
+        </w:rPr>
+        <w:t xml:space="preserve"> </w:t>
+      </w:r>
+      <w:r>
+        <w:rPr>
+          <w:rStyle w:val="KeywordTok"/>
+        </w:rPr>
+        <w:t>KEY</w:t>
+      </w:r>
+      <w:r>
+        <w:rPr>
+          <w:rStyle w:val="NormalTok"/>
+        </w:rPr>
+        <w:t xml:space="preserve"> idx_intento_estado (estado,lease_hasta),</w:t>
+      </w:r>
+      <w:r>
+        <w:br/>
+      </w:r>
+      <w:r>
+        <w:rPr>
+          <w:rStyle w:val="NormalTok"/>
+        </w:rPr>
+        <w:t xml:space="preserve"> </w:t>
+      </w:r>
+      <w:r>
+        <w:rPr>
+          <w:rStyle w:val="KeywordTok"/>
+        </w:rPr>
+        <w:t>CONSTRAINT</w:t>
+      </w:r>
+      <w:r>
+        <w:rPr>
+          <w:rStyle w:val="NormalTok"/>
+        </w:rPr>
+        <w:t xml:space="preserve"> fk_intento_pago </w:t>
+      </w:r>
+      <w:r>
+        <w:rPr>
+          <w:rStyle w:val="KeywordTok"/>
+        </w:rPr>
+        <w:t>FOREIGN</w:t>
+      </w:r>
+      <w:r>
+        <w:rPr>
+          <w:rStyle w:val="NormalTok"/>
+        </w:rPr>
+        <w:t xml:space="preserve"> </w:t>
+      </w:r>
+      <w:r>
+        <w:rPr>
+          <w:rStyle w:val="KeywordTok"/>
+        </w:rPr>
+        <w:t>KEY</w:t>
+      </w:r>
+      <w:r>
+        <w:rPr>
+          <w:rStyle w:val="NormalTok"/>
+        </w:rPr>
+        <w:t xml:space="preserve"> (id_pago) </w:t>
+      </w:r>
+      <w:r>
+        <w:rPr>
+          <w:rStyle w:val="KeywordTok"/>
+        </w:rPr>
+        <w:t>REFERENCES</w:t>
+      </w:r>
+      <w:r>
+        <w:rPr>
+          <w:rStyle w:val="NormalTok"/>
+        </w:rPr>
+        <w:t xml:space="preserve"> pagos_suscripcion (id_pago),</w:t>
+      </w:r>
+      <w:r>
+        <w:br/>
+      </w:r>
+      <w:r>
+        <w:rPr>
+          <w:rStyle w:val="NormalTok"/>
+        </w:rPr>
+        <w:t xml:space="preserve"> </w:t>
+      </w:r>
+      <w:r>
+        <w:rPr>
+          <w:rStyle w:val="KeywordTok"/>
+        </w:rPr>
+        <w:t>CONSTRAINT</w:t>
+      </w:r>
+      <w:r>
+        <w:rPr>
+          <w:rStyle w:val="NormalTok"/>
+        </w:rPr>
+        <w:t xml:space="preserve"> fk_intento_fuente </w:t>
+      </w:r>
+      <w:r>
+        <w:rPr>
+          <w:rStyle w:val="KeywordTok"/>
+        </w:rPr>
+        <w:t>FOREIGN</w:t>
+      </w:r>
+      <w:r>
+        <w:rPr>
+          <w:rStyle w:val="NormalTok"/>
+        </w:rPr>
+        <w:t xml:space="preserve"> </w:t>
+      </w:r>
+      <w:r>
+        <w:rPr>
+          <w:rStyle w:val="KeywordTok"/>
+        </w:rPr>
+        <w:t>KEY</w:t>
+      </w:r>
+      <w:r>
+        <w:rPr>
+          <w:rStyle w:val="NormalTok"/>
+        </w:rPr>
+        <w:t xml:space="preserve"> (id_fuente) </w:t>
+      </w:r>
+      <w:r>
+        <w:rPr>
+          <w:rStyle w:val="KeywordTok"/>
+        </w:rPr>
+        <w:t>REFERENCES</w:t>
+      </w:r>
+      <w:r>
+        <w:rPr>
+          <w:rStyle w:val="NormalTok"/>
+        </w:rPr>
+        <w:t xml:space="preserve"> fuentes_pago (id_fuente)</w:t>
+      </w:r>
+      <w:r>
+        <w:br/>
+      </w:r>
+      <w:r>
+        <w:rPr>
+          <w:rStyle w:val="NormalTok"/>
+        </w:rPr>
+        <w:t>) ENGINE</w:t>
+      </w:r>
+      <w:r>
+        <w:rPr>
+          <w:rStyle w:val="OperatorTok"/>
+        </w:rPr>
+        <w:t>=</w:t>
+      </w:r>
+      <w:r>
+        <w:rPr>
+          <w:rStyle w:val="NormalTok"/>
+        </w:rPr>
+        <w:t xml:space="preserve">InnoDB </w:t>
+      </w:r>
+      <w:r>
+        <w:rPr>
+          <w:rStyle w:val="KeywordTok"/>
+        </w:rPr>
+        <w:t>DEFAULT</w:t>
+      </w:r>
+      <w:r>
+        <w:rPr>
+          <w:rStyle w:val="NormalTok"/>
+        </w:rPr>
+        <w:t xml:space="preserve"> CHARSET</w:t>
+      </w:r>
+      <w:r>
+        <w:rPr>
+          <w:rStyle w:val="OperatorTok"/>
+        </w:rPr>
+        <w:t>=</w:t>
+      </w:r>
+      <w:r>
+        <w:rPr>
+          <w:rStyle w:val="NormalTok"/>
+        </w:rPr>
+        <w:t>utf8mb4 COLLATE</w:t>
+      </w:r>
+      <w:r>
+        <w:rPr>
+          <w:rStyle w:val="OperatorTok"/>
+        </w:rPr>
+        <w:t>=</w:t>
+      </w:r>
+      <w:r>
+        <w:rPr>
+          <w:rStyle w:val="NormalTok"/>
+        </w:rPr>
+        <w:t>utf8mb4_general_ci;</w:t>
+      </w:r>
+      <w:r>
+        <w:br/>
+      </w:r>
+      <w:r>
+        <w:br/>
+      </w:r>
+      <w:r>
+        <w:rPr>
+          <w:rStyle w:val="KeywordTok"/>
+        </w:rPr>
+        <w:t>CREATE</w:t>
+      </w:r>
+      <w:r>
+        <w:rPr>
+          <w:rStyle w:val="NormalTok"/>
+        </w:rPr>
+        <w:t xml:space="preserve"> </w:t>
+      </w:r>
+      <w:r>
+        <w:rPr>
+          <w:rStyle w:val="KeywordTok"/>
+        </w:rPr>
+        <w:t>TABLE</w:t>
+      </w:r>
+      <w:r>
+        <w:rPr>
+          <w:rStyle w:val="NormalTok"/>
+        </w:rPr>
+        <w:t xml:space="preserve"> </w:t>
+      </w:r>
+      <w:r>
+        <w:rPr>
+          <w:rStyle w:val="ControlFlowTok"/>
+        </w:rPr>
+        <w:t>IF</w:t>
+      </w:r>
+      <w:r>
+        <w:rPr>
+          <w:rStyle w:val="NormalTok"/>
+        </w:rPr>
+        <w:t xml:space="preserve"> </w:t>
+      </w:r>
+      <w:r>
+        <w:rPr>
+          <w:rStyle w:val="KeywordTok"/>
+        </w:rPr>
+        <w:t>NOT</w:t>
+      </w:r>
+      <w:r>
+        <w:rPr>
+          <w:rStyle w:val="NormalTok"/>
+        </w:rPr>
+        <w:t xml:space="preserve"> </w:t>
+      </w:r>
+      <w:r>
+        <w:rPr>
+          <w:rStyle w:val="KeywordTok"/>
+        </w:rPr>
+        <w:t>EXISTS</w:t>
+      </w:r>
+      <w:r>
+        <w:rPr>
+          <w:rStyle w:val="NormalTok"/>
+        </w:rPr>
+        <w:t xml:space="preserve"> wompi_eventos (</w:t>
+      </w:r>
+      <w:r>
+        <w:br/>
+      </w:r>
+      <w:r>
+        <w:rPr>
+          <w:rStyle w:val="NormalTok"/>
+        </w:rPr>
+        <w:t xml:space="preserve"> id_evento BIGINT </w:t>
+      </w:r>
+      <w:r>
+        <w:rPr>
+          <w:rStyle w:val="KeywordTok"/>
+        </w:rPr>
+        <w:t>NOT</w:t>
+      </w:r>
+      <w:r>
+        <w:rPr>
+          <w:rStyle w:val="NormalTok"/>
+        </w:rPr>
+        <w:t xml:space="preserve"> </w:t>
+      </w:r>
+      <w:r>
+        <w:rPr>
+          <w:rStyle w:val="KeywordTok"/>
+        </w:rPr>
+        <w:t>NULL</w:t>
+      </w:r>
+      <w:r>
+        <w:rPr>
+          <w:rStyle w:val="NormalTok"/>
+        </w:rPr>
+        <w:t xml:space="preserve"> AUTO_INCREMENT </w:t>
+      </w:r>
+      <w:r>
+        <w:rPr>
+          <w:rStyle w:val="KeywordTok"/>
+        </w:rPr>
+        <w:t>PRIMARY</w:t>
+      </w:r>
+      <w:r>
+        <w:rPr>
+          <w:rStyle w:val="NormalTok"/>
+        </w:rPr>
+        <w:t xml:space="preserve"> </w:t>
+      </w:r>
+      <w:r>
+        <w:rPr>
+          <w:rStyle w:val="KeywordTok"/>
+        </w:rPr>
+        <w:t>KEY</w:t>
+      </w:r>
+      <w:r>
+        <w:rPr>
+          <w:rStyle w:val="NormalTok"/>
+        </w:rPr>
+        <w:t>,</w:t>
+      </w:r>
+      <w:r>
+        <w:br/>
+      </w:r>
+      <w:r>
+        <w:rPr>
+          <w:rStyle w:val="NormalTok"/>
+        </w:rPr>
+        <w:t xml:space="preserve"> clave_evento </w:t>
+      </w:r>
+      <w:r>
+        <w:rPr>
+          <w:rStyle w:val="DataTypeTok"/>
+        </w:rPr>
+        <w:t>CHAR</w:t>
+      </w:r>
+      <w:r>
+        <w:rPr>
+          <w:rStyle w:val="NormalTok"/>
+        </w:rPr>
+        <w:t>(</w:t>
+      </w:r>
+      <w:r>
+        <w:rPr>
+          <w:rStyle w:val="DecValTok"/>
+        </w:rPr>
+        <w:t>64</w:t>
+      </w:r>
+      <w:r>
+        <w:rPr>
+          <w:rStyle w:val="NormalTok"/>
+        </w:rPr>
+        <w:t xml:space="preserve">) </w:t>
+      </w:r>
+      <w:r>
+        <w:rPr>
+          <w:rStyle w:val="DataTypeTok"/>
+        </w:rPr>
+        <w:t>CHARACTER</w:t>
+      </w:r>
+      <w:r>
+        <w:rPr>
+          <w:rStyle w:val="NormalTok"/>
+        </w:rPr>
+        <w:t xml:space="preserve"> </w:t>
+      </w:r>
+      <w:r>
+        <w:rPr>
+          <w:rStyle w:val="KeywordTok"/>
+        </w:rPr>
+        <w:t>SET</w:t>
+      </w:r>
+      <w:r>
+        <w:rPr>
+          <w:rStyle w:val="NormalTok"/>
+        </w:rPr>
+        <w:t xml:space="preserve"> </w:t>
+      </w:r>
+      <w:r>
+        <w:rPr>
+          <w:rStyle w:val="FunctionTok"/>
+        </w:rPr>
+        <w:t>ascii</w:t>
+      </w:r>
+      <w:r>
+        <w:rPr>
+          <w:rStyle w:val="NormalTok"/>
+        </w:rPr>
+        <w:t xml:space="preserve"> COLLATE ascii_bin </w:t>
+      </w:r>
+      <w:r>
+        <w:rPr>
+          <w:rStyle w:val="KeywordTok"/>
+        </w:rPr>
+        <w:t>NOT</w:t>
+      </w:r>
+      <w:r>
+        <w:rPr>
+          <w:rStyle w:val="NormalTok"/>
+        </w:rPr>
+        <w:t xml:space="preserve"> </w:t>
+      </w:r>
+      <w:r>
+        <w:rPr>
+          <w:rStyle w:val="KeywordTok"/>
+        </w:rPr>
+        <w:t>NULL</w:t>
+      </w:r>
+      <w:r>
+        <w:rPr>
+          <w:rStyle w:val="NormalTok"/>
+        </w:rPr>
+        <w:t>,</w:t>
+      </w:r>
+      <w:r>
+        <w:br/>
+      </w:r>
+      <w:r>
+        <w:rPr>
+          <w:rStyle w:val="NormalTok"/>
+        </w:rPr>
+        <w:t xml:space="preserve"> id_evento_proveedor </w:t>
+      </w:r>
+      <w:r>
+        <w:rPr>
+          <w:rStyle w:val="DataTypeTok"/>
+        </w:rPr>
+        <w:t>VARCHAR</w:t>
+      </w:r>
+      <w:r>
+        <w:rPr>
+          <w:rStyle w:val="NormalTok"/>
+        </w:rPr>
+        <w:t>(</w:t>
+      </w:r>
+      <w:r>
+        <w:rPr>
+          <w:rStyle w:val="DecValTok"/>
+        </w:rPr>
+        <w:t>128</w:t>
+      </w:r>
+      <w:r>
+        <w:rPr>
+          <w:rStyle w:val="NormalTok"/>
+        </w:rPr>
+        <w:t xml:space="preserve">) </w:t>
+      </w:r>
+      <w:r>
+        <w:rPr>
+          <w:rStyle w:val="DataTypeTok"/>
+        </w:rPr>
+        <w:t>CHARACTER</w:t>
+      </w:r>
+      <w:r>
+        <w:rPr>
+          <w:rStyle w:val="NormalTok"/>
+        </w:rPr>
+        <w:t xml:space="preserve"> </w:t>
+      </w:r>
+      <w:r>
+        <w:rPr>
+          <w:rStyle w:val="KeywordTok"/>
+        </w:rPr>
+        <w:t>SET</w:t>
+      </w:r>
+      <w:r>
+        <w:rPr>
+          <w:rStyle w:val="NormalTok"/>
+        </w:rPr>
+        <w:t xml:space="preserve"> </w:t>
+      </w:r>
+      <w:r>
+        <w:rPr>
+          <w:rStyle w:val="FunctionTok"/>
+        </w:rPr>
+        <w:t>ascii</w:t>
+      </w:r>
+      <w:r>
+        <w:rPr>
+          <w:rStyle w:val="NormalTok"/>
+        </w:rPr>
+        <w:t xml:space="preserve"> COLLATE ascii_bin </w:t>
+      </w:r>
+      <w:r>
+        <w:rPr>
+          <w:rStyle w:val="KeywordTok"/>
+        </w:rPr>
+        <w:t>DEFAULT</w:t>
+      </w:r>
+      <w:r>
+        <w:rPr>
+          <w:rStyle w:val="NormalTok"/>
+        </w:rPr>
+        <w:t xml:space="preserve"> </w:t>
+      </w:r>
+      <w:r>
+        <w:rPr>
+          <w:rStyle w:val="KeywordTok"/>
+        </w:rPr>
+        <w:t>NULL</w:t>
+      </w:r>
+      <w:r>
+        <w:rPr>
+          <w:rStyle w:val="NormalTok"/>
+        </w:rPr>
+        <w:t>,</w:t>
+      </w:r>
+      <w:r>
+        <w:br/>
+      </w:r>
+      <w:r>
+        <w:rPr>
+          <w:rStyle w:val="NormalTok"/>
+        </w:rPr>
+        <w:t xml:space="preserve"> entorno ENUM(</w:t>
+      </w:r>
+      <w:r>
+        <w:rPr>
+          <w:rStyle w:val="StringTok"/>
+        </w:rPr>
+        <w:t>'test'</w:t>
+      </w:r>
+      <w:r>
+        <w:rPr>
+          <w:rStyle w:val="NormalTok"/>
+        </w:rPr>
+        <w:t>,</w:t>
+      </w:r>
+      <w:r>
+        <w:rPr>
+          <w:rStyle w:val="StringTok"/>
+        </w:rPr>
+        <w:t>'prod'</w:t>
+      </w:r>
+      <w:r>
+        <w:rPr>
+          <w:rStyle w:val="NormalTok"/>
+        </w:rPr>
+        <w:t xml:space="preserve">) </w:t>
+      </w:r>
+      <w:r>
+        <w:rPr>
+          <w:rStyle w:val="KeywordTok"/>
+        </w:rPr>
+        <w:t>NOT</w:t>
+      </w:r>
+      <w:r>
+        <w:rPr>
+          <w:rStyle w:val="NormalTok"/>
+        </w:rPr>
+        <w:t xml:space="preserve"> </w:t>
+      </w:r>
+      <w:r>
+        <w:rPr>
+          <w:rStyle w:val="KeywordTok"/>
+        </w:rPr>
+        <w:t>NULL</w:t>
+      </w:r>
+      <w:r>
+        <w:rPr>
+          <w:rStyle w:val="NormalTok"/>
+        </w:rPr>
+        <w:t>,</w:t>
+      </w:r>
+      <w:r>
+        <w:br/>
+      </w:r>
+      <w:r>
+        <w:rPr>
+          <w:rStyle w:val="NormalTok"/>
+        </w:rPr>
+        <w:t xml:space="preserve"> tipo </w:t>
+      </w:r>
+      <w:r>
+        <w:rPr>
+          <w:rStyle w:val="DataTypeTok"/>
+        </w:rPr>
+        <w:t>VARCHAR</w:t>
+      </w:r>
+      <w:r>
+        <w:rPr>
+          <w:rStyle w:val="NormalTok"/>
+        </w:rPr>
+        <w:t>(</w:t>
+      </w:r>
+      <w:r>
+        <w:rPr>
+          <w:rStyle w:val="DecValTok"/>
+        </w:rPr>
+        <w:t>80</w:t>
+      </w:r>
+      <w:r>
+        <w:rPr>
+          <w:rStyle w:val="NormalTok"/>
+        </w:rPr>
+        <w:t xml:space="preserve">) </w:t>
+      </w:r>
+      <w:r>
+        <w:rPr>
+          <w:rStyle w:val="KeywordTok"/>
+        </w:rPr>
+        <w:t>NOT</w:t>
+      </w:r>
+      <w:r>
+        <w:rPr>
+          <w:rStyle w:val="NormalTok"/>
+        </w:rPr>
+        <w:t xml:space="preserve"> </w:t>
+      </w:r>
+      <w:r>
+        <w:rPr>
+          <w:rStyle w:val="KeywordTok"/>
+        </w:rPr>
+        <w:t>NULL</w:t>
+      </w:r>
+      <w:r>
+        <w:rPr>
+          <w:rStyle w:val="NormalTok"/>
+        </w:rPr>
+        <w:t>,</w:t>
+      </w:r>
+      <w:r>
+        <w:br/>
+      </w:r>
+      <w:r>
+        <w:rPr>
+          <w:rStyle w:val="NormalTok"/>
+        </w:rPr>
+        <w:t xml:space="preserve"> id_transaccion_wompi </w:t>
+      </w:r>
+      <w:r>
+        <w:rPr>
+          <w:rStyle w:val="DataTypeTok"/>
+        </w:rPr>
+        <w:t>VARCHAR</w:t>
+      </w:r>
+      <w:r>
+        <w:rPr>
+          <w:rStyle w:val="NormalTok"/>
+        </w:rPr>
+        <w:t>(</w:t>
+      </w:r>
+      <w:r>
+        <w:rPr>
+          <w:rStyle w:val="DecValTok"/>
+        </w:rPr>
+        <w:t>128</w:t>
+      </w:r>
+      <w:r>
+        <w:rPr>
+          <w:rStyle w:val="NormalTok"/>
+        </w:rPr>
+        <w:t xml:space="preserve">) </w:t>
+      </w:r>
+      <w:r>
+        <w:rPr>
+          <w:rStyle w:val="DataTypeTok"/>
+        </w:rPr>
+        <w:t>CHARACTER</w:t>
+      </w:r>
+      <w:r>
+        <w:rPr>
+          <w:rStyle w:val="NormalTok"/>
+        </w:rPr>
+        <w:t xml:space="preserve"> </w:t>
+      </w:r>
+      <w:r>
+        <w:rPr>
+          <w:rStyle w:val="KeywordTok"/>
+        </w:rPr>
+        <w:t>SET</w:t>
+      </w:r>
+      <w:r>
+        <w:rPr>
+          <w:rStyle w:val="NormalTok"/>
+        </w:rPr>
+        <w:t xml:space="preserve"> </w:t>
+      </w:r>
+      <w:r>
+        <w:rPr>
+          <w:rStyle w:val="FunctionTok"/>
+        </w:rPr>
+        <w:t>ascii</w:t>
+      </w:r>
+      <w:r>
+        <w:rPr>
+          <w:rStyle w:val="NormalTok"/>
+        </w:rPr>
+        <w:t xml:space="preserve"> COLLATE ascii_bin </w:t>
+      </w:r>
+      <w:r>
+        <w:rPr>
+          <w:rStyle w:val="KeywordTok"/>
+        </w:rPr>
+        <w:t>NOT</w:t>
+      </w:r>
+      <w:r>
+        <w:rPr>
+          <w:rStyle w:val="NormalTok"/>
+        </w:rPr>
+        <w:t xml:space="preserve"> </w:t>
+      </w:r>
+      <w:r>
+        <w:rPr>
+          <w:rStyle w:val="KeywordTok"/>
+        </w:rPr>
+        <w:t>NULL</w:t>
+      </w:r>
+      <w:r>
+        <w:rPr>
+          <w:rStyle w:val="NormalTok"/>
+        </w:rPr>
+        <w:t>,</w:t>
+      </w:r>
+      <w:r>
+        <w:br/>
+      </w:r>
+      <w:r>
+        <w:rPr>
+          <w:rStyle w:val="NormalTok"/>
+        </w:rPr>
+        <w:t xml:space="preserve"> timestamp_proveedor BIGINT </w:t>
+      </w:r>
+      <w:r>
+        <w:rPr>
+          <w:rStyle w:val="KeywordTok"/>
+        </w:rPr>
+        <w:t>NOT</w:t>
+      </w:r>
+      <w:r>
+        <w:rPr>
+          <w:rStyle w:val="NormalTok"/>
+        </w:rPr>
+        <w:t xml:space="preserve"> </w:t>
+      </w:r>
+      <w:r>
+        <w:rPr>
+          <w:rStyle w:val="KeywordTok"/>
+        </w:rPr>
+        <w:t>NULL</w:t>
+      </w:r>
+      <w:r>
+        <w:rPr>
+          <w:rStyle w:val="NormalTok"/>
+        </w:rPr>
+        <w:t>,</w:t>
+      </w:r>
+      <w:r>
+        <w:br/>
+      </w:r>
+      <w:r>
+        <w:rPr>
+          <w:rStyle w:val="NormalTok"/>
+        </w:rPr>
+        <w:t xml:space="preserve"> checksum </w:t>
+      </w:r>
+      <w:r>
+        <w:rPr>
+          <w:rStyle w:val="DataTypeTok"/>
+        </w:rPr>
+        <w:t>CHAR</w:t>
+      </w:r>
+      <w:r>
+        <w:rPr>
+          <w:rStyle w:val="NormalTok"/>
+        </w:rPr>
+        <w:t>(</w:t>
+      </w:r>
+      <w:r>
+        <w:rPr>
+          <w:rStyle w:val="DecValTok"/>
+        </w:rPr>
+        <w:t>64</w:t>
+      </w:r>
+      <w:r>
+        <w:rPr>
+          <w:rStyle w:val="NormalTok"/>
+        </w:rPr>
+        <w:t xml:space="preserve">) </w:t>
+      </w:r>
+      <w:r>
+        <w:rPr>
+          <w:rStyle w:val="DataTypeTok"/>
+        </w:rPr>
+        <w:t>CHARACTER</w:t>
+      </w:r>
+      <w:r>
+        <w:rPr>
+          <w:rStyle w:val="NormalTok"/>
+        </w:rPr>
+        <w:t xml:space="preserve"> </w:t>
+      </w:r>
+      <w:r>
+        <w:rPr>
+          <w:rStyle w:val="KeywordTok"/>
+        </w:rPr>
+        <w:t>SET</w:t>
+      </w:r>
+      <w:r>
+        <w:rPr>
+          <w:rStyle w:val="NormalTok"/>
+        </w:rPr>
+        <w:t xml:space="preserve"> </w:t>
+      </w:r>
+      <w:r>
+        <w:rPr>
+          <w:rStyle w:val="FunctionTok"/>
+        </w:rPr>
+        <w:t>ascii</w:t>
+      </w:r>
+      <w:r>
+        <w:rPr>
+          <w:rStyle w:val="NormalTok"/>
+        </w:rPr>
+        <w:t xml:space="preserve"> COLLATE ascii_bin </w:t>
+      </w:r>
+      <w:r>
+        <w:rPr>
+          <w:rStyle w:val="KeywordTok"/>
+        </w:rPr>
+        <w:t>NOT</w:t>
+      </w:r>
+      <w:r>
+        <w:rPr>
+          <w:rStyle w:val="NormalTok"/>
+        </w:rPr>
+        <w:t xml:space="preserve"> </w:t>
+      </w:r>
+      <w:r>
+        <w:rPr>
+          <w:rStyle w:val="KeywordTok"/>
+        </w:rPr>
+        <w:t>NULL</w:t>
+      </w:r>
+      <w:r>
+        <w:rPr>
+          <w:rStyle w:val="NormalTok"/>
+        </w:rPr>
+        <w:t>,</w:t>
+      </w:r>
+      <w:r>
+        <w:br/>
+      </w:r>
+      <w:r>
+        <w:rPr>
+          <w:rStyle w:val="NormalTok"/>
+        </w:rPr>
+        <w:t xml:space="preserve"> huella_datos_firmados </w:t>
+      </w:r>
+      <w:r>
+        <w:rPr>
+          <w:rStyle w:val="DataTypeTok"/>
+        </w:rPr>
+        <w:t>CHAR</w:t>
+      </w:r>
+      <w:r>
+        <w:rPr>
+          <w:rStyle w:val="NormalTok"/>
+        </w:rPr>
+        <w:t>(</w:t>
+      </w:r>
+      <w:r>
+        <w:rPr>
+          <w:rStyle w:val="DecValTok"/>
+        </w:rPr>
+        <w:t>64</w:t>
+      </w:r>
+      <w:r>
+        <w:rPr>
+          <w:rStyle w:val="NormalTok"/>
+        </w:rPr>
+        <w:t xml:space="preserve">) </w:t>
+      </w:r>
+      <w:r>
+        <w:rPr>
+          <w:rStyle w:val="DataTypeTok"/>
+        </w:rPr>
+        <w:t>CHARACTER</w:t>
+      </w:r>
+      <w:r>
+        <w:rPr>
+          <w:rStyle w:val="NormalTok"/>
+        </w:rPr>
+        <w:t xml:space="preserve"> </w:t>
+      </w:r>
+      <w:r>
+        <w:rPr>
+          <w:rStyle w:val="KeywordTok"/>
+        </w:rPr>
+        <w:t>SET</w:t>
+      </w:r>
+      <w:r>
+        <w:rPr>
+          <w:rStyle w:val="NormalTok"/>
+        </w:rPr>
+        <w:t xml:space="preserve"> </w:t>
+      </w:r>
+      <w:r>
+        <w:rPr>
+          <w:rStyle w:val="FunctionTok"/>
+        </w:rPr>
+        <w:t>ascii</w:t>
+      </w:r>
+      <w:r>
+        <w:rPr>
+          <w:rStyle w:val="NormalTok"/>
+        </w:rPr>
+        <w:t xml:space="preserve"> COLLATE ascii_bin </w:t>
+      </w:r>
+      <w:r>
+        <w:rPr>
+          <w:rStyle w:val="KeywordTok"/>
+        </w:rPr>
+        <w:t>NOT</w:t>
+      </w:r>
+      <w:r>
+        <w:rPr>
+          <w:rStyle w:val="NormalTok"/>
+        </w:rPr>
+        <w:t xml:space="preserve"> </w:t>
+      </w:r>
+      <w:r>
+        <w:rPr>
+          <w:rStyle w:val="KeywordTok"/>
+        </w:rPr>
+        <w:t>NULL</w:t>
+      </w:r>
+      <w:r>
+        <w:rPr>
+          <w:rStyle w:val="NormalTok"/>
+        </w:rPr>
+        <w:t>,</w:t>
+      </w:r>
+      <w:r>
+        <w:br/>
+      </w:r>
+      <w:r>
+        <w:rPr>
+          <w:rStyle w:val="NormalTok"/>
+        </w:rPr>
+        <w:t xml:space="preserve"> datos_minimos JSON </w:t>
+      </w:r>
+      <w:r>
+        <w:rPr>
+          <w:rStyle w:val="KeywordTok"/>
+        </w:rPr>
+        <w:t>DEFAULT</w:t>
+      </w:r>
+      <w:r>
+        <w:rPr>
+          <w:rStyle w:val="NormalTok"/>
+        </w:rPr>
+        <w:t xml:space="preserve"> </w:t>
+      </w:r>
+      <w:r>
+        <w:rPr>
+          <w:rStyle w:val="KeywordTok"/>
+        </w:rPr>
+        <w:t>NULL</w:t>
+      </w:r>
+      <w:r>
+        <w:rPr>
+          <w:rStyle w:val="NormalTok"/>
+        </w:rPr>
+        <w:t>,</w:t>
+      </w:r>
+      <w:r>
+        <w:br/>
+      </w:r>
+      <w:r>
+        <w:rPr>
+          <w:rStyle w:val="NormalTok"/>
+        </w:rPr>
+        <w:t xml:space="preserve"> id_intento BIGINT </w:t>
+      </w:r>
+      <w:r>
+        <w:rPr>
+          <w:rStyle w:val="KeywordTok"/>
+        </w:rPr>
+        <w:t>DEFAULT</w:t>
+      </w:r>
+      <w:r>
+        <w:rPr>
+          <w:rStyle w:val="NormalTok"/>
+        </w:rPr>
+        <w:t xml:space="preserve"> </w:t>
+      </w:r>
+      <w:r>
+        <w:rPr>
+          <w:rStyle w:val="KeywordTok"/>
+        </w:rPr>
+        <w:t>NULL</w:t>
+      </w:r>
+      <w:r>
+        <w:rPr>
+          <w:rStyle w:val="NormalTok"/>
+        </w:rPr>
+        <w:t>,</w:t>
+      </w:r>
+      <w:r>
+        <w:br/>
+      </w:r>
+      <w:r>
+        <w:rPr>
+          <w:rStyle w:val="NormalTok"/>
+        </w:rPr>
+        <w:t xml:space="preserve"> estado ENUM(</w:t>
+      </w:r>
+      <w:r>
+        <w:rPr>
+          <w:rStyle w:val="StringTok"/>
+        </w:rPr>
+        <w:t>'pendiente'</w:t>
+      </w:r>
+      <w:r>
+        <w:rPr>
+          <w:rStyle w:val="NormalTok"/>
+        </w:rPr>
+        <w:t>,</w:t>
+      </w:r>
+      <w:r>
+        <w:rPr>
+          <w:rStyle w:val="StringTok"/>
+        </w:rPr>
+        <w:t>'procesando'</w:t>
+      </w:r>
+      <w:r>
+        <w:rPr>
+          <w:rStyle w:val="NormalTok"/>
+        </w:rPr>
+        <w:t>,</w:t>
+      </w:r>
+      <w:r>
+        <w:rPr>
+          <w:rStyle w:val="StringTok"/>
+        </w:rPr>
+        <w:t>'procesado'</w:t>
+      </w:r>
+      <w:r>
+        <w:rPr>
+          <w:rStyle w:val="NormalTok"/>
+        </w:rPr>
+        <w:t>,</w:t>
+      </w:r>
+      <w:r>
+        <w:rPr>
+          <w:rStyle w:val="StringTok"/>
+        </w:rPr>
+        <w:t>'ignorado'</w:t>
+      </w:r>
+      <w:r>
+        <w:rPr>
+          <w:rStyle w:val="NormalTok"/>
+        </w:rPr>
+        <w:t>,</w:t>
+      </w:r>
+      <w:r>
+        <w:rPr>
+          <w:rStyle w:val="StringTok"/>
+        </w:rPr>
+        <w:t>'error'</w:t>
+      </w:r>
+      <w:r>
+        <w:rPr>
+          <w:rStyle w:val="NormalTok"/>
+        </w:rPr>
+        <w:t>,</w:t>
+      </w:r>
+      <w:r>
+        <w:rPr>
+          <w:rStyle w:val="StringTok"/>
+        </w:rPr>
+        <w:t>'revision'</w:t>
+      </w:r>
+      <w:r>
+        <w:rPr>
+          <w:rStyle w:val="NormalTok"/>
+        </w:rPr>
+        <w:t xml:space="preserve">) </w:t>
+      </w:r>
+      <w:r>
+        <w:rPr>
+          <w:rStyle w:val="KeywordTok"/>
+        </w:rPr>
+        <w:t>NOT</w:t>
+      </w:r>
+      <w:r>
+        <w:rPr>
+          <w:rStyle w:val="NormalTok"/>
+        </w:rPr>
+        <w:t xml:space="preserve"> </w:t>
+      </w:r>
+      <w:r>
+        <w:rPr>
+          <w:rStyle w:val="KeywordTok"/>
+        </w:rPr>
+        <w:t>NULL</w:t>
+      </w:r>
+      <w:r>
+        <w:rPr>
+          <w:rStyle w:val="NormalTok"/>
+        </w:rPr>
+        <w:t xml:space="preserve"> </w:t>
+      </w:r>
+      <w:r>
+        <w:rPr>
+          <w:rStyle w:val="KeywordTok"/>
+        </w:rPr>
+        <w:t>DEFAULT</w:t>
+      </w:r>
+      <w:r>
+        <w:rPr>
+          <w:rStyle w:val="NormalTok"/>
+        </w:rPr>
+        <w:t xml:space="preserve"> </w:t>
+      </w:r>
+      <w:r>
+        <w:rPr>
+          <w:rStyle w:val="StringTok"/>
+        </w:rPr>
+        <w:t>'pendiente'</w:t>
+      </w:r>
+      <w:r>
+        <w:rPr>
+          <w:rStyle w:val="NormalTok"/>
+        </w:rPr>
+        <w:t>,</w:t>
+      </w:r>
+      <w:r>
+        <w:br/>
+      </w:r>
+      <w:r>
+        <w:rPr>
+          <w:rStyle w:val="NormalTok"/>
+        </w:rPr>
+        <w:t xml:space="preserve"> recibido_en DATETIME </w:t>
+      </w:r>
+      <w:r>
+        <w:rPr>
+          <w:rStyle w:val="KeywordTok"/>
+        </w:rPr>
+        <w:t>NOT</w:t>
+      </w:r>
+      <w:r>
+        <w:rPr>
+          <w:rStyle w:val="NormalTok"/>
+        </w:rPr>
+        <w:t xml:space="preserve"> </w:t>
+      </w:r>
+      <w:r>
+        <w:rPr>
+          <w:rStyle w:val="KeywordTok"/>
+        </w:rPr>
+        <w:t>NULL</w:t>
+      </w:r>
+      <w:r>
+        <w:rPr>
+          <w:rStyle w:val="NormalTok"/>
+        </w:rPr>
+        <w:t>,</w:t>
+      </w:r>
+      <w:r>
+        <w:br/>
+      </w:r>
+      <w:r>
+        <w:rPr>
+          <w:rStyle w:val="NormalTok"/>
+        </w:rPr>
+        <w:t xml:space="preserve"> procesado_en DATETIME </w:t>
+      </w:r>
+      <w:r>
+        <w:rPr>
+          <w:rStyle w:val="KeywordTok"/>
+        </w:rPr>
+        <w:t>DEFAULT</w:t>
+      </w:r>
+      <w:r>
+        <w:rPr>
+          <w:rStyle w:val="NormalTok"/>
+        </w:rPr>
+        <w:t xml:space="preserve"> </w:t>
+      </w:r>
+      <w:r>
+        <w:rPr>
+          <w:rStyle w:val="KeywordTok"/>
+        </w:rPr>
+        <w:t>NULL</w:t>
+      </w:r>
+      <w:r>
+        <w:rPr>
+          <w:rStyle w:val="NormalTok"/>
+        </w:rPr>
+        <w:t>,</w:t>
+      </w:r>
+      <w:r>
+        <w:br/>
+      </w:r>
+      <w:r>
+        <w:rPr>
+          <w:rStyle w:val="NormalTok"/>
+        </w:rPr>
+        <w:t xml:space="preserve"> revisado_por </w:t>
+      </w:r>
+      <w:r>
+        <w:rPr>
+          <w:rStyle w:val="DataTypeTok"/>
+        </w:rPr>
+        <w:t>INT</w:t>
+      </w:r>
+      <w:r>
+        <w:rPr>
+          <w:rStyle w:val="NormalTok"/>
+        </w:rPr>
+        <w:t xml:space="preserve"> </w:t>
+      </w:r>
+      <w:r>
+        <w:rPr>
+          <w:rStyle w:val="KeywordTok"/>
+        </w:rPr>
+        <w:t>DEFAULT</w:t>
+      </w:r>
+      <w:r>
+        <w:rPr>
+          <w:rStyle w:val="NormalTok"/>
+        </w:rPr>
+        <w:t xml:space="preserve"> </w:t>
+      </w:r>
+      <w:r>
+        <w:rPr>
+          <w:rStyle w:val="KeywordTok"/>
+        </w:rPr>
+        <w:t>NULL</w:t>
+      </w:r>
+      <w:r>
+        <w:rPr>
+          <w:rStyle w:val="NormalTok"/>
+        </w:rPr>
+        <w:t>,</w:t>
+      </w:r>
+      <w:r>
+        <w:br/>
+      </w:r>
+      <w:r>
+        <w:rPr>
+          <w:rStyle w:val="NormalTok"/>
+        </w:rPr>
+        <w:t xml:space="preserve"> revisado_en DATETIME </w:t>
+      </w:r>
+      <w:r>
+        <w:rPr>
+          <w:rStyle w:val="KeywordTok"/>
+        </w:rPr>
+        <w:t>DEFAULT</w:t>
+      </w:r>
+      <w:r>
+        <w:rPr>
+          <w:rStyle w:val="NormalTok"/>
+        </w:rPr>
+        <w:t xml:space="preserve"> </w:t>
+      </w:r>
+      <w:r>
+        <w:rPr>
+          <w:rStyle w:val="KeywordTok"/>
+        </w:rPr>
+        <w:t>NULL</w:t>
+      </w:r>
+      <w:r>
+        <w:rPr>
+          <w:rStyle w:val="NormalTok"/>
+        </w:rPr>
+        <w:t>,</w:t>
+      </w:r>
+      <w:r>
+        <w:br/>
+      </w:r>
+      <w:r>
+        <w:rPr>
+          <w:rStyle w:val="NormalTok"/>
+        </w:rPr>
+        <w:t xml:space="preserve"> nota_revision TEXT </w:t>
+      </w:r>
+      <w:r>
+        <w:rPr>
+          <w:rStyle w:val="KeywordTok"/>
+        </w:rPr>
+        <w:t>DEFAULT</w:t>
+      </w:r>
+      <w:r>
+        <w:rPr>
+          <w:rStyle w:val="NormalTok"/>
+        </w:rPr>
+        <w:t xml:space="preserve"> </w:t>
+      </w:r>
+      <w:r>
+        <w:rPr>
+          <w:rStyle w:val="KeywordTok"/>
+        </w:rPr>
+        <w:t>NULL</w:t>
+      </w:r>
+      <w:r>
+        <w:rPr>
+          <w:rStyle w:val="NormalTok"/>
+        </w:rPr>
+        <w:t>,</w:t>
+      </w:r>
+      <w:r>
+        <w:br/>
+      </w:r>
+      <w:r>
+        <w:rPr>
+          <w:rStyle w:val="NormalTok"/>
+        </w:rPr>
+        <w:t xml:space="preserve"> lease_token </w:t>
+      </w:r>
+      <w:r>
+        <w:rPr>
+          <w:rStyle w:val="DataTypeTok"/>
+        </w:rPr>
+        <w:t>CHAR</w:t>
+      </w:r>
+      <w:r>
+        <w:rPr>
+          <w:rStyle w:val="NormalTok"/>
+        </w:rPr>
+        <w:t>(</w:t>
+      </w:r>
+      <w:r>
+        <w:rPr>
+          <w:rStyle w:val="DecValTok"/>
+        </w:rPr>
+        <w:t>64</w:t>
+      </w:r>
+      <w:r>
+        <w:rPr>
+          <w:rStyle w:val="NormalTok"/>
+        </w:rPr>
+        <w:t xml:space="preserve">) </w:t>
+      </w:r>
+      <w:r>
+        <w:rPr>
+          <w:rStyle w:val="DataTypeTok"/>
+        </w:rPr>
+        <w:t>CHARACTER</w:t>
+      </w:r>
+      <w:r>
+        <w:rPr>
+          <w:rStyle w:val="NormalTok"/>
+        </w:rPr>
+        <w:t xml:space="preserve"> </w:t>
+      </w:r>
+      <w:r>
+        <w:rPr>
+          <w:rStyle w:val="KeywordTok"/>
+        </w:rPr>
+        <w:t>SET</w:t>
+      </w:r>
+      <w:r>
+        <w:rPr>
+          <w:rStyle w:val="NormalTok"/>
+        </w:rPr>
+        <w:t xml:space="preserve"> </w:t>
+      </w:r>
+      <w:r>
+        <w:rPr>
+          <w:rStyle w:val="FunctionTok"/>
+        </w:rPr>
+        <w:t>ascii</w:t>
+      </w:r>
+      <w:r>
+        <w:rPr>
+          <w:rStyle w:val="NormalTok"/>
+        </w:rPr>
+        <w:t xml:space="preserve"> COLLATE ascii_bin </w:t>
+      </w:r>
+      <w:r>
+        <w:rPr>
+          <w:rStyle w:val="KeywordTok"/>
+        </w:rPr>
+        <w:t>DEFAULT</w:t>
+      </w:r>
+      <w:r>
+        <w:rPr>
+          <w:rStyle w:val="NormalTok"/>
+        </w:rPr>
+        <w:t xml:space="preserve"> </w:t>
+      </w:r>
+      <w:r>
+        <w:rPr>
+          <w:rStyle w:val="KeywordTok"/>
+        </w:rPr>
+        <w:t>NULL</w:t>
+      </w:r>
+      <w:r>
+        <w:rPr>
+          <w:rStyle w:val="NormalTok"/>
+        </w:rPr>
+        <w:t>,</w:t>
+      </w:r>
+      <w:r>
+        <w:br/>
+      </w:r>
+      <w:r>
+        <w:rPr>
+          <w:rStyle w:val="NormalTok"/>
+        </w:rPr>
+        <w:t xml:space="preserve"> lease_hasta DATETIME </w:t>
+      </w:r>
+      <w:r>
+        <w:rPr>
+          <w:rStyle w:val="KeywordTok"/>
+        </w:rPr>
+        <w:t>DEFAULT</w:t>
+      </w:r>
+      <w:r>
+        <w:rPr>
+          <w:rStyle w:val="NormalTok"/>
+        </w:rPr>
+        <w:t xml:space="preserve"> </w:t>
+      </w:r>
+      <w:r>
+        <w:rPr>
+          <w:rStyle w:val="KeywordTok"/>
+        </w:rPr>
+        <w:t>NULL</w:t>
+      </w:r>
+      <w:r>
+        <w:rPr>
+          <w:rStyle w:val="NormalTok"/>
+        </w:rPr>
+        <w:t>,</w:t>
+      </w:r>
+      <w:r>
+        <w:br/>
+      </w:r>
+      <w:r>
+        <w:rPr>
+          <w:rStyle w:val="NormalTok"/>
+        </w:rPr>
+        <w:t xml:space="preserve"> intentos_proceso </w:t>
+      </w:r>
+      <w:r>
+        <w:rPr>
+          <w:rStyle w:val="DataTypeTok"/>
+        </w:rPr>
+        <w:t>INT</w:t>
+      </w:r>
+      <w:r>
+        <w:rPr>
+          <w:rStyle w:val="NormalTok"/>
+        </w:rPr>
+        <w:t xml:space="preserve"> </w:t>
+      </w:r>
+      <w:r>
+        <w:rPr>
+          <w:rStyle w:val="KeywordTok"/>
+        </w:rPr>
+        <w:t>NOT</w:t>
+      </w:r>
+      <w:r>
+        <w:rPr>
+          <w:rStyle w:val="NormalTok"/>
+        </w:rPr>
+        <w:t xml:space="preserve"> </w:t>
+      </w:r>
+      <w:r>
+        <w:rPr>
+          <w:rStyle w:val="KeywordTok"/>
+        </w:rPr>
+        <w:t>NULL</w:t>
+      </w:r>
+      <w:r>
+        <w:rPr>
+          <w:rStyle w:val="NormalTok"/>
+        </w:rPr>
+        <w:t xml:space="preserve"> </w:t>
+      </w:r>
+      <w:r>
+        <w:rPr>
+          <w:rStyle w:val="KeywordTok"/>
+        </w:rPr>
+        <w:t>DEFAULT</w:t>
+      </w:r>
+      <w:r>
+        <w:rPr>
+          <w:rStyle w:val="NormalTok"/>
+        </w:rPr>
+        <w:t xml:space="preserve"> </w:t>
+      </w:r>
+      <w:r>
+        <w:rPr>
+          <w:rStyle w:val="DecValTok"/>
+        </w:rPr>
+        <w:t>0</w:t>
+      </w:r>
+      <w:r>
+        <w:rPr>
+          <w:rStyle w:val="NormalTok"/>
+        </w:rPr>
+        <w:t>,</w:t>
+      </w:r>
+      <w:r>
+        <w:br/>
+      </w:r>
+      <w:r>
+        <w:rPr>
+          <w:rStyle w:val="NormalTok"/>
+        </w:rPr>
+        <w:t xml:space="preserve"> proxima_revision DATETIME </w:t>
+      </w:r>
+      <w:r>
+        <w:rPr>
+          <w:rStyle w:val="KeywordTok"/>
+        </w:rPr>
+        <w:t>DEFAULT</w:t>
+      </w:r>
+      <w:r>
+        <w:rPr>
+          <w:rStyle w:val="NormalTok"/>
+        </w:rPr>
+        <w:t xml:space="preserve"> </w:t>
+      </w:r>
+      <w:r>
+        <w:rPr>
+          <w:rStyle w:val="KeywordTok"/>
+        </w:rPr>
+        <w:t>NULL</w:t>
+      </w:r>
+      <w:r>
+        <w:rPr>
+          <w:rStyle w:val="NormalTok"/>
+        </w:rPr>
+        <w:t>,</w:t>
+      </w:r>
+      <w:r>
+        <w:br/>
+      </w:r>
+      <w:r>
+        <w:rPr>
+          <w:rStyle w:val="NormalTok"/>
+        </w:rPr>
+        <w:t xml:space="preserve"> codigo_error </w:t>
+      </w:r>
+      <w:r>
+        <w:rPr>
+          <w:rStyle w:val="DataTypeTok"/>
+        </w:rPr>
+        <w:t>VARCHAR</w:t>
+      </w:r>
+      <w:r>
+        <w:rPr>
+          <w:rStyle w:val="NormalTok"/>
+        </w:rPr>
+        <w:t>(</w:t>
+      </w:r>
+      <w:r>
+        <w:rPr>
+          <w:rStyle w:val="DecValTok"/>
+        </w:rPr>
+        <w:t>80</w:t>
+      </w:r>
+      <w:r>
+        <w:rPr>
+          <w:rStyle w:val="NormalTok"/>
+        </w:rPr>
+        <w:t xml:space="preserve">) </w:t>
+      </w:r>
+      <w:r>
+        <w:rPr>
+          <w:rStyle w:val="KeywordTok"/>
+        </w:rPr>
+        <w:t>DEFAULT</w:t>
+      </w:r>
+      <w:r>
+        <w:rPr>
+          <w:rStyle w:val="NormalTok"/>
+        </w:rPr>
+        <w:t xml:space="preserve"> </w:t>
+      </w:r>
+      <w:r>
+        <w:rPr>
+          <w:rStyle w:val="KeywordTok"/>
+        </w:rPr>
+        <w:t>NULL</w:t>
+      </w:r>
+      <w:r>
+        <w:rPr>
+          <w:rStyle w:val="NormalTok"/>
+        </w:rPr>
+        <w:t>,</w:t>
+      </w:r>
+      <w:r>
+        <w:br/>
+      </w:r>
+      <w:r>
+        <w:rPr>
+          <w:rStyle w:val="NormalTok"/>
+        </w:rPr>
+        <w:t xml:space="preserve"> </w:t>
+      </w:r>
+      <w:r>
+        <w:rPr>
+          <w:rStyle w:val="KeywordTok"/>
+        </w:rPr>
+        <w:t>UNIQUE</w:t>
+      </w:r>
+      <w:r>
+        <w:rPr>
+          <w:rStyle w:val="NormalTok"/>
+        </w:rPr>
+        <w:t xml:space="preserve"> </w:t>
+      </w:r>
+      <w:r>
+        <w:rPr>
+          <w:rStyle w:val="KeywordTok"/>
+        </w:rPr>
+        <w:t>KEY</w:t>
+      </w:r>
+      <w:r>
+        <w:rPr>
+          <w:rStyle w:val="NormalTok"/>
+        </w:rPr>
+        <w:t xml:space="preserve"> uq_wompi_evento (entorno,clave_evento),</w:t>
+      </w:r>
+      <w:r>
+        <w:br/>
+      </w:r>
+      <w:r>
+        <w:rPr>
+          <w:rStyle w:val="NormalTok"/>
+        </w:rPr>
+        <w:t xml:space="preserve"> </w:t>
+      </w:r>
+      <w:r>
+        <w:rPr>
+          <w:rStyle w:val="KeywordTok"/>
+        </w:rPr>
+        <w:t>KEY</w:t>
+      </w:r>
+      <w:r>
+        <w:rPr>
+          <w:rStyle w:val="NormalTok"/>
+        </w:rPr>
+        <w:t xml:space="preserve"> idx_wompi_transaccion (entorno,id_transaccion_wompi),</w:t>
+      </w:r>
+      <w:r>
+        <w:br/>
+      </w:r>
+      <w:r>
+        <w:rPr>
+          <w:rStyle w:val="NormalTok"/>
+        </w:rPr>
+        <w:t xml:space="preserve"> </w:t>
+      </w:r>
+      <w:r>
+        <w:rPr>
+          <w:rStyle w:val="KeywordTok"/>
+        </w:rPr>
+        <w:t>KEY</w:t>
+      </w:r>
+      <w:r>
+        <w:rPr>
+          <w:rStyle w:val="NormalTok"/>
+        </w:rPr>
+        <w:t xml:space="preserve"> idx_wompi_revision (estado,proxima_revision),</w:t>
+      </w:r>
+      <w:r>
+        <w:br/>
+      </w:r>
+      <w:r>
+        <w:rPr>
+          <w:rStyle w:val="NormalTok"/>
+        </w:rPr>
+        <w:t xml:space="preserve"> </w:t>
+      </w:r>
+      <w:r>
+        <w:rPr>
+          <w:rStyle w:val="KeywordTok"/>
+        </w:rPr>
+        <w:t>CONSTRAINT</w:t>
+      </w:r>
+      <w:r>
+        <w:rPr>
+          <w:rStyle w:val="NormalTok"/>
+        </w:rPr>
+        <w:t xml:space="preserve"> fk_evento_revisor </w:t>
+      </w:r>
+      <w:r>
+        <w:rPr>
+          <w:rStyle w:val="KeywordTok"/>
+        </w:rPr>
+        <w:t>FOREIGN</w:t>
+      </w:r>
+      <w:r>
+        <w:rPr>
+          <w:rStyle w:val="NormalTok"/>
+        </w:rPr>
+        <w:t xml:space="preserve"> </w:t>
+      </w:r>
+      <w:r>
+        <w:rPr>
+          <w:rStyle w:val="KeywordTok"/>
+        </w:rPr>
+        <w:t>KEY</w:t>
+      </w:r>
+      <w:r>
+        <w:rPr>
+          <w:rStyle w:val="NormalTok"/>
+        </w:rPr>
+        <w:t xml:space="preserve"> (revisado_por) </w:t>
+      </w:r>
+      <w:r>
+        <w:rPr>
+          <w:rStyle w:val="KeywordTok"/>
+        </w:rPr>
+        <w:t>REFERENCES</w:t>
+      </w:r>
+      <w:r>
+        <w:rPr>
+          <w:rStyle w:val="NormalTok"/>
+        </w:rPr>
+        <w:t xml:space="preserve"> usuarios (id_usuario),</w:t>
+      </w:r>
+      <w:r>
+        <w:br/>
+      </w:r>
+      <w:r>
+        <w:rPr>
+          <w:rStyle w:val="NormalTok"/>
+        </w:rPr>
+        <w:t xml:space="preserve"> </w:t>
+      </w:r>
+      <w:r>
+        <w:rPr>
+          <w:rStyle w:val="KeywordTok"/>
+        </w:rPr>
+        <w:t>CONSTRAINT</w:t>
+      </w:r>
+      <w:r>
+        <w:rPr>
+          <w:rStyle w:val="NormalTok"/>
+        </w:rPr>
+        <w:t xml:space="preserve"> fk_evento_intento </w:t>
+      </w:r>
+      <w:r>
+        <w:rPr>
+          <w:rStyle w:val="KeywordTok"/>
+        </w:rPr>
+        <w:t>FOREIGN</w:t>
+      </w:r>
+      <w:r>
+        <w:rPr>
+          <w:rStyle w:val="NormalTok"/>
+        </w:rPr>
+        <w:t xml:space="preserve"> </w:t>
+      </w:r>
+      <w:r>
+        <w:rPr>
+          <w:rStyle w:val="KeywordTok"/>
+        </w:rPr>
+        <w:t>KEY</w:t>
+      </w:r>
+      <w:r>
+        <w:rPr>
+          <w:rStyle w:val="NormalTok"/>
+        </w:rPr>
+        <w:t xml:space="preserve"> (id_intento) </w:t>
+      </w:r>
+      <w:r>
+        <w:rPr>
+          <w:rStyle w:val="KeywordTok"/>
+        </w:rPr>
+        <w:t>REFERENCES</w:t>
+      </w:r>
+      <w:r>
+        <w:rPr>
+          <w:rStyle w:val="NormalTok"/>
+        </w:rPr>
+        <w:t xml:space="preserve"> intentos_pago (id_intento)</w:t>
+      </w:r>
+      <w:r>
+        <w:br/>
+      </w:r>
+      <w:r>
+        <w:rPr>
+          <w:rStyle w:val="NormalTok"/>
+        </w:rPr>
+        <w:t>) ENGINE</w:t>
+      </w:r>
+      <w:r>
+        <w:rPr>
+          <w:rStyle w:val="OperatorTok"/>
+        </w:rPr>
+        <w:t>=</w:t>
+      </w:r>
+      <w:r>
+        <w:rPr>
+          <w:rStyle w:val="NormalTok"/>
+        </w:rPr>
+        <w:t xml:space="preserve">InnoDB </w:t>
+      </w:r>
+      <w:r>
+        <w:rPr>
+          <w:rStyle w:val="KeywordTok"/>
+        </w:rPr>
+        <w:t>DEFAULT</w:t>
+      </w:r>
+      <w:r>
+        <w:rPr>
+          <w:rStyle w:val="NormalTok"/>
+        </w:rPr>
+        <w:t xml:space="preserve"> CHARSET</w:t>
+      </w:r>
+      <w:r>
+        <w:rPr>
+          <w:rStyle w:val="OperatorTok"/>
+        </w:rPr>
+        <w:t>=</w:t>
+      </w:r>
+      <w:r>
+        <w:rPr>
+          <w:rStyle w:val="NormalTok"/>
+        </w:rPr>
+        <w:t>utf8mb4 COLLATE</w:t>
+      </w:r>
+      <w:r>
+        <w:rPr>
+          <w:rStyle w:val="OperatorTok"/>
+        </w:rPr>
+        <w:t>=</w:t>
+      </w:r>
+      <w:r>
+        <w:rPr>
+          <w:rStyle w:val="NormalTok"/>
+        </w:rPr>
+        <w:t>utf8mb4_general_ci;</w:t>
+      </w:r>
+      <w:r>
+        <w:br/>
+      </w:r>
+      <w:r>
+        <w:lastRenderedPageBreak/>
+        <w:br/>
+      </w:r>
+      <w:r>
+        <w:rPr>
+          <w:rStyle w:val="KeywordTok"/>
+        </w:rPr>
+        <w:t>CREATE</w:t>
+      </w:r>
+      <w:r>
+        <w:rPr>
+          <w:rStyle w:val="NormalTok"/>
+        </w:rPr>
+        <w:t xml:space="preserve"> </w:t>
+      </w:r>
+      <w:r>
+        <w:rPr>
+          <w:rStyle w:val="KeywordTok"/>
+        </w:rPr>
+        <w:t>TABLE</w:t>
+      </w:r>
+      <w:r>
+        <w:rPr>
+          <w:rStyle w:val="NormalTok"/>
+        </w:rPr>
+        <w:t xml:space="preserve"> </w:t>
+      </w:r>
+      <w:r>
+        <w:rPr>
+          <w:rStyle w:val="ControlFlowTok"/>
+        </w:rPr>
+        <w:t>IF</w:t>
+      </w:r>
+      <w:r>
+        <w:rPr>
+          <w:rStyle w:val="NormalTok"/>
+        </w:rPr>
+        <w:t xml:space="preserve"> </w:t>
+      </w:r>
+      <w:r>
+        <w:rPr>
+          <w:rStyle w:val="KeywordTok"/>
+        </w:rPr>
+        <w:t>NOT</w:t>
+      </w:r>
+      <w:r>
+        <w:rPr>
+          <w:rStyle w:val="NormalTok"/>
+        </w:rPr>
+        <w:t xml:space="preserve"> </w:t>
+      </w:r>
+      <w:r>
+        <w:rPr>
+          <w:rStyle w:val="KeywordTok"/>
+        </w:rPr>
+        <w:t>EXISTS</w:t>
+      </w:r>
+      <w:r>
+        <w:rPr>
+          <w:rStyle w:val="NormalTok"/>
+        </w:rPr>
+        <w:t xml:space="preserve"> suscripcion_periodos (</w:t>
+      </w:r>
+      <w:r>
+        <w:br/>
+      </w:r>
+      <w:r>
+        <w:rPr>
+          <w:rStyle w:val="NormalTok"/>
+        </w:rPr>
+        <w:t xml:space="preserve"> id_periodo BIGINT </w:t>
+      </w:r>
+      <w:r>
+        <w:rPr>
+          <w:rStyle w:val="KeywordTok"/>
+        </w:rPr>
+        <w:t>NOT</w:t>
+      </w:r>
+      <w:r>
+        <w:rPr>
+          <w:rStyle w:val="NormalTok"/>
+        </w:rPr>
+        <w:t xml:space="preserve"> </w:t>
+      </w:r>
+      <w:r>
+        <w:rPr>
+          <w:rStyle w:val="KeywordTok"/>
+        </w:rPr>
+        <w:t>NULL</w:t>
+      </w:r>
+      <w:r>
+        <w:rPr>
+          <w:rStyle w:val="NormalTok"/>
+        </w:rPr>
+        <w:t xml:space="preserve"> AUTO_INCREMENT </w:t>
+      </w:r>
+      <w:r>
+        <w:rPr>
+          <w:rStyle w:val="KeywordTok"/>
+        </w:rPr>
+        <w:t>PRIMARY</w:t>
+      </w:r>
+      <w:r>
+        <w:rPr>
+          <w:rStyle w:val="NormalTok"/>
+        </w:rPr>
+        <w:t xml:space="preserve"> </w:t>
+      </w:r>
+      <w:r>
+        <w:rPr>
+          <w:rStyle w:val="KeywordTok"/>
+        </w:rPr>
+        <w:t>KEY</w:t>
+      </w:r>
+      <w:r>
+        <w:rPr>
+          <w:rStyle w:val="NormalTok"/>
+        </w:rPr>
+        <w:t>,</w:t>
+      </w:r>
+      <w:r>
+        <w:br/>
+      </w:r>
+      <w:r>
+        <w:rPr>
+          <w:rStyle w:val="NormalTok"/>
+        </w:rPr>
+        <w:t xml:space="preserve"> id_clinica </w:t>
+      </w:r>
+      <w:r>
+        <w:rPr>
+          <w:rStyle w:val="DataTypeTok"/>
+        </w:rPr>
+        <w:t>INT</w:t>
+      </w:r>
+      <w:r>
+        <w:rPr>
+          <w:rStyle w:val="NormalTok"/>
+        </w:rPr>
+        <w:t xml:space="preserve"> </w:t>
+      </w:r>
+      <w:r>
+        <w:rPr>
+          <w:rStyle w:val="KeywordTok"/>
+        </w:rPr>
+        <w:t>NOT</w:t>
+      </w:r>
+      <w:r>
+        <w:rPr>
+          <w:rStyle w:val="NormalTok"/>
+        </w:rPr>
+        <w:t xml:space="preserve"> </w:t>
+      </w:r>
+      <w:r>
+        <w:rPr>
+          <w:rStyle w:val="KeywordTok"/>
+        </w:rPr>
+        <w:t>NULL</w:t>
+      </w:r>
+      <w:r>
+        <w:rPr>
+          <w:rStyle w:val="NormalTok"/>
+        </w:rPr>
+        <w:t>,</w:t>
+      </w:r>
+      <w:r>
+        <w:br/>
+      </w:r>
+      <w:r>
+        <w:rPr>
+          <w:rStyle w:val="NormalTok"/>
+        </w:rPr>
+        <w:t xml:space="preserve"> id_suscripcion </w:t>
+      </w:r>
+      <w:r>
+        <w:rPr>
+          <w:rStyle w:val="DataTypeTok"/>
+        </w:rPr>
+        <w:t>INT</w:t>
+      </w:r>
+      <w:r>
+        <w:rPr>
+          <w:rStyle w:val="NormalTok"/>
+        </w:rPr>
+        <w:t xml:space="preserve"> </w:t>
+      </w:r>
+      <w:r>
+        <w:rPr>
+          <w:rStyle w:val="KeywordTok"/>
+        </w:rPr>
+        <w:t>NOT</w:t>
+      </w:r>
+      <w:r>
+        <w:rPr>
+          <w:rStyle w:val="NormalTok"/>
+        </w:rPr>
+        <w:t xml:space="preserve"> </w:t>
+      </w:r>
+      <w:r>
+        <w:rPr>
+          <w:rStyle w:val="KeywordTok"/>
+        </w:rPr>
+        <w:t>NULL</w:t>
+      </w:r>
+      <w:r>
+        <w:rPr>
+          <w:rStyle w:val="NormalTok"/>
+        </w:rPr>
+        <w:t>,</w:t>
+      </w:r>
+      <w:r>
+        <w:br/>
+      </w:r>
+      <w:r>
+        <w:rPr>
+          <w:rStyle w:val="NormalTok"/>
+        </w:rPr>
+        <w:t xml:space="preserve"> id_plan </w:t>
+      </w:r>
+      <w:r>
+        <w:rPr>
+          <w:rStyle w:val="DataTypeTok"/>
+        </w:rPr>
+        <w:t>INT</w:t>
+      </w:r>
+      <w:r>
+        <w:rPr>
+          <w:rStyle w:val="NormalTok"/>
+        </w:rPr>
+        <w:t xml:space="preserve"> </w:t>
+      </w:r>
+      <w:r>
+        <w:rPr>
+          <w:rStyle w:val="KeywordTok"/>
+        </w:rPr>
+        <w:t>NOT</w:t>
+      </w:r>
+      <w:r>
+        <w:rPr>
+          <w:rStyle w:val="NormalTok"/>
+        </w:rPr>
+        <w:t xml:space="preserve"> </w:t>
+      </w:r>
+      <w:r>
+        <w:rPr>
+          <w:rStyle w:val="KeywordTok"/>
+        </w:rPr>
+        <w:t>NULL</w:t>
+      </w:r>
+      <w:r>
+        <w:rPr>
+          <w:rStyle w:val="NormalTok"/>
+        </w:rPr>
+        <w:t>,</w:t>
+      </w:r>
+      <w:r>
+        <w:br/>
+      </w:r>
+      <w:r>
+        <w:rPr>
+          <w:rStyle w:val="NormalTok"/>
+        </w:rPr>
+        <w:t xml:space="preserve"> id_pago BIGINT </w:t>
+      </w:r>
+      <w:r>
+        <w:rPr>
+          <w:rStyle w:val="KeywordTok"/>
+        </w:rPr>
+        <w:t>DEFAULT</w:t>
+      </w:r>
+      <w:r>
+        <w:rPr>
+          <w:rStyle w:val="NormalTok"/>
+        </w:rPr>
+        <w:t xml:space="preserve"> </w:t>
+      </w:r>
+      <w:r>
+        <w:rPr>
+          <w:rStyle w:val="KeywordTok"/>
+        </w:rPr>
+        <w:t>NULL</w:t>
+      </w:r>
+      <w:r>
+        <w:rPr>
+          <w:rStyle w:val="NormalTok"/>
+        </w:rPr>
+        <w:t>,</w:t>
+      </w:r>
+      <w:r>
+        <w:br/>
+      </w:r>
+      <w:r>
+        <w:rPr>
+          <w:rStyle w:val="NormalTok"/>
+        </w:rPr>
+        <w:t xml:space="preserve"> origen ENUM(</w:t>
+      </w:r>
+      <w:r>
+        <w:rPr>
+          <w:rStyle w:val="StringTok"/>
+        </w:rPr>
+        <w:t>'wompi'</w:t>
+      </w:r>
+      <w:r>
+        <w:rPr>
+          <w:rStyle w:val="NormalTok"/>
+        </w:rPr>
+        <w:t>,</w:t>
+      </w:r>
+      <w:r>
+        <w:rPr>
+          <w:rStyle w:val="StringTok"/>
+        </w:rPr>
+        <w:t>'administrativo'</w:t>
+      </w:r>
+      <w:r>
+        <w:rPr>
+          <w:rStyle w:val="NormalTok"/>
+        </w:rPr>
+        <w:t>,</w:t>
+      </w:r>
+      <w:r>
+        <w:rPr>
+          <w:rStyle w:val="StringTok"/>
+        </w:rPr>
+        <w:t>'legado'</w:t>
+      </w:r>
+      <w:r>
+        <w:rPr>
+          <w:rStyle w:val="NormalTok"/>
+        </w:rPr>
+        <w:t xml:space="preserve">) </w:t>
+      </w:r>
+      <w:r>
+        <w:rPr>
+          <w:rStyle w:val="KeywordTok"/>
+        </w:rPr>
+        <w:t>NOT</w:t>
+      </w:r>
+      <w:r>
+        <w:rPr>
+          <w:rStyle w:val="NormalTok"/>
+        </w:rPr>
+        <w:t xml:space="preserve"> </w:t>
+      </w:r>
+      <w:r>
+        <w:rPr>
+          <w:rStyle w:val="KeywordTok"/>
+        </w:rPr>
+        <w:t>NULL</w:t>
+      </w:r>
+      <w:r>
+        <w:rPr>
+          <w:rStyle w:val="NormalTok"/>
+        </w:rPr>
+        <w:t>,</w:t>
+      </w:r>
+      <w:r>
+        <w:br/>
+      </w:r>
+      <w:r>
+        <w:rPr>
+          <w:rStyle w:val="NormalTok"/>
+        </w:rPr>
+        <w:t xml:space="preserve"> ciclo ENUM(</w:t>
+      </w:r>
+      <w:r>
+        <w:rPr>
+          <w:rStyle w:val="StringTok"/>
+        </w:rPr>
+        <w:t>'mensual'</w:t>
+      </w:r>
+      <w:r>
+        <w:rPr>
+          <w:rStyle w:val="NormalTok"/>
+        </w:rPr>
+        <w:t>,</w:t>
+      </w:r>
+      <w:r>
+        <w:rPr>
+          <w:rStyle w:val="StringTok"/>
+        </w:rPr>
+        <w:t>'anual'</w:t>
+      </w:r>
+      <w:r>
+        <w:rPr>
+          <w:rStyle w:val="NormalTok"/>
+        </w:rPr>
+        <w:t xml:space="preserve">) </w:t>
+      </w:r>
+      <w:r>
+        <w:rPr>
+          <w:rStyle w:val="KeywordTok"/>
+        </w:rPr>
+        <w:t>NOT</w:t>
+      </w:r>
+      <w:r>
+        <w:rPr>
+          <w:rStyle w:val="NormalTok"/>
+        </w:rPr>
+        <w:t xml:space="preserve"> </w:t>
+      </w:r>
+      <w:r>
+        <w:rPr>
+          <w:rStyle w:val="KeywordTok"/>
+        </w:rPr>
+        <w:t>NULL</w:t>
+      </w:r>
+      <w:r>
+        <w:rPr>
+          <w:rStyle w:val="NormalTok"/>
+        </w:rPr>
+        <w:t>,</w:t>
+      </w:r>
+      <w:r>
+        <w:br/>
+      </w:r>
+      <w:r>
+        <w:rPr>
+          <w:rStyle w:val="NormalTok"/>
+        </w:rPr>
+        <w:t xml:space="preserve"> inicio DATETIME </w:t>
+      </w:r>
+      <w:r>
+        <w:rPr>
+          <w:rStyle w:val="KeywordTok"/>
+        </w:rPr>
+        <w:t>NOT</w:t>
+      </w:r>
+      <w:r>
+        <w:rPr>
+          <w:rStyle w:val="NormalTok"/>
+        </w:rPr>
+        <w:t xml:space="preserve"> </w:t>
+      </w:r>
+      <w:r>
+        <w:rPr>
+          <w:rStyle w:val="KeywordTok"/>
+        </w:rPr>
+        <w:t>NULL</w:t>
+      </w:r>
+      <w:r>
+        <w:rPr>
+          <w:rStyle w:val="NormalTok"/>
+        </w:rPr>
+        <w:t>,</w:t>
+      </w:r>
+      <w:r>
+        <w:br/>
+      </w:r>
+      <w:r>
+        <w:rPr>
+          <w:rStyle w:val="NormalTok"/>
+        </w:rPr>
+        <w:t xml:space="preserve"> fin DATETIME </w:t>
+      </w:r>
+      <w:r>
+        <w:rPr>
+          <w:rStyle w:val="KeywordTok"/>
+        </w:rPr>
+        <w:t>NOT</w:t>
+      </w:r>
+      <w:r>
+        <w:rPr>
+          <w:rStyle w:val="NormalTok"/>
+        </w:rPr>
+        <w:t xml:space="preserve"> </w:t>
+      </w:r>
+      <w:r>
+        <w:rPr>
+          <w:rStyle w:val="KeywordTok"/>
+        </w:rPr>
+        <w:t>NULL</w:t>
+      </w:r>
+      <w:r>
+        <w:rPr>
+          <w:rStyle w:val="NormalTok"/>
+        </w:rPr>
+        <w:t>,</w:t>
+      </w:r>
+      <w:r>
+        <w:br/>
+      </w:r>
+      <w:r>
+        <w:rPr>
+          <w:rStyle w:val="NormalTok"/>
+        </w:rPr>
+        <w:t xml:space="preserve"> dia_ancla </w:t>
+      </w:r>
+      <w:r>
+        <w:rPr>
+          <w:rStyle w:val="DataTypeTok"/>
+        </w:rPr>
+        <w:t>INT</w:t>
+      </w:r>
+      <w:r>
+        <w:rPr>
+          <w:rStyle w:val="NormalTok"/>
+        </w:rPr>
+        <w:t xml:space="preserve"> </w:t>
+      </w:r>
+      <w:r>
+        <w:rPr>
+          <w:rStyle w:val="KeywordTok"/>
+        </w:rPr>
+        <w:t>NOT</w:t>
+      </w:r>
+      <w:r>
+        <w:rPr>
+          <w:rStyle w:val="NormalTok"/>
+        </w:rPr>
+        <w:t xml:space="preserve"> </w:t>
+      </w:r>
+      <w:r>
+        <w:rPr>
+          <w:rStyle w:val="KeywordTok"/>
+        </w:rPr>
+        <w:t>NULL</w:t>
+      </w:r>
+      <w:r>
+        <w:rPr>
+          <w:rStyle w:val="NormalTok"/>
+        </w:rPr>
+        <w:t>,</w:t>
+      </w:r>
+      <w:r>
+        <w:br/>
+      </w:r>
+      <w:r>
+        <w:rPr>
+          <w:rStyle w:val="NormalTok"/>
+        </w:rPr>
+        <w:t xml:space="preserve"> mes_ancla </w:t>
+      </w:r>
+      <w:r>
+        <w:rPr>
+          <w:rStyle w:val="DataTypeTok"/>
+        </w:rPr>
+        <w:t>INT</w:t>
+      </w:r>
+      <w:r>
+        <w:rPr>
+          <w:rStyle w:val="NormalTok"/>
+        </w:rPr>
+        <w:t xml:space="preserve"> </w:t>
+      </w:r>
+      <w:r>
+        <w:rPr>
+          <w:rStyle w:val="KeywordTok"/>
+        </w:rPr>
+        <w:t>NOT</w:t>
+      </w:r>
+      <w:r>
+        <w:rPr>
+          <w:rStyle w:val="NormalTok"/>
+        </w:rPr>
+        <w:t xml:space="preserve"> </w:t>
+      </w:r>
+      <w:r>
+        <w:rPr>
+          <w:rStyle w:val="KeywordTok"/>
+        </w:rPr>
+        <w:t>NULL</w:t>
+      </w:r>
+      <w:r>
+        <w:rPr>
+          <w:rStyle w:val="NormalTok"/>
+        </w:rPr>
+        <w:t>,</w:t>
+      </w:r>
+      <w:r>
+        <w:br/>
+      </w:r>
+      <w:r>
+        <w:rPr>
+          <w:rStyle w:val="NormalTok"/>
+        </w:rPr>
+        <w:t xml:space="preserve"> hora_ancla </w:t>
+      </w:r>
+      <w:r>
+        <w:rPr>
+          <w:rStyle w:val="DataTypeTok"/>
+        </w:rPr>
+        <w:t>TIME</w:t>
+      </w:r>
+      <w:r>
+        <w:rPr>
+          <w:rStyle w:val="NormalTok"/>
+        </w:rPr>
+        <w:t xml:space="preserve"> </w:t>
+      </w:r>
+      <w:r>
+        <w:rPr>
+          <w:rStyle w:val="KeywordTok"/>
+        </w:rPr>
+        <w:t>NOT</w:t>
+      </w:r>
+      <w:r>
+        <w:rPr>
+          <w:rStyle w:val="NormalTok"/>
+        </w:rPr>
+        <w:t xml:space="preserve"> </w:t>
+      </w:r>
+      <w:r>
+        <w:rPr>
+          <w:rStyle w:val="KeywordTok"/>
+        </w:rPr>
+        <w:t>NULL</w:t>
+      </w:r>
+      <w:r>
+        <w:rPr>
+          <w:rStyle w:val="NormalTok"/>
+        </w:rPr>
+        <w:t>,</w:t>
+      </w:r>
+      <w:r>
+        <w:br/>
+      </w:r>
+      <w:r>
+        <w:rPr>
+          <w:rStyle w:val="NormalTok"/>
+        </w:rPr>
+        <w:t xml:space="preserve"> total_centavos BIGINT </w:t>
+      </w:r>
+      <w:r>
+        <w:rPr>
+          <w:rStyle w:val="KeywordTok"/>
+        </w:rPr>
+        <w:t>DEFAULT</w:t>
+      </w:r>
+      <w:r>
+        <w:rPr>
+          <w:rStyle w:val="NormalTok"/>
+        </w:rPr>
+        <w:t xml:space="preserve"> </w:t>
+      </w:r>
+      <w:r>
+        <w:rPr>
+          <w:rStyle w:val="KeywordTok"/>
+        </w:rPr>
+        <w:t>NULL</w:t>
+      </w:r>
+      <w:r>
+        <w:rPr>
+          <w:rStyle w:val="NormalTok"/>
+        </w:rPr>
+        <w:t>,</w:t>
+      </w:r>
+      <w:r>
+        <w:br/>
+      </w:r>
+      <w:r>
+        <w:rPr>
+          <w:rStyle w:val="NormalTok"/>
+        </w:rPr>
+        <w:t xml:space="preserve"> moneda </w:t>
+      </w:r>
+      <w:r>
+        <w:rPr>
+          <w:rStyle w:val="DataTypeTok"/>
+        </w:rPr>
+        <w:t>CHAR</w:t>
+      </w:r>
+      <w:r>
+        <w:rPr>
+          <w:rStyle w:val="NormalTok"/>
+        </w:rPr>
+        <w:t>(</w:t>
+      </w:r>
+      <w:r>
+        <w:rPr>
+          <w:rStyle w:val="DecValTok"/>
+        </w:rPr>
+        <w:t>3</w:t>
+      </w:r>
+      <w:r>
+        <w:rPr>
+          <w:rStyle w:val="NormalTok"/>
+        </w:rPr>
+        <w:t xml:space="preserve">) </w:t>
+      </w:r>
+      <w:r>
+        <w:rPr>
+          <w:rStyle w:val="KeywordTok"/>
+        </w:rPr>
+        <w:t>NOT</w:t>
+      </w:r>
+      <w:r>
+        <w:rPr>
+          <w:rStyle w:val="NormalTok"/>
+        </w:rPr>
+        <w:t xml:space="preserve"> </w:t>
+      </w:r>
+      <w:r>
+        <w:rPr>
+          <w:rStyle w:val="KeywordTok"/>
+        </w:rPr>
+        <w:t>NULL</w:t>
+      </w:r>
+      <w:r>
+        <w:rPr>
+          <w:rStyle w:val="NormalTok"/>
+        </w:rPr>
+        <w:t xml:space="preserve"> </w:t>
+      </w:r>
+      <w:r>
+        <w:rPr>
+          <w:rStyle w:val="KeywordTok"/>
+        </w:rPr>
+        <w:t>DEFAULT</w:t>
+      </w:r>
+      <w:r>
+        <w:rPr>
+          <w:rStyle w:val="NormalTok"/>
+        </w:rPr>
+        <w:t xml:space="preserve"> </w:t>
+      </w:r>
+      <w:r>
+        <w:rPr>
+          <w:rStyle w:val="StringTok"/>
+        </w:rPr>
+        <w:t>'COP'</w:t>
+      </w:r>
+      <w:r>
+        <w:rPr>
+          <w:rStyle w:val="NormalTok"/>
+        </w:rPr>
+        <w:t>,</w:t>
+      </w:r>
+      <w:r>
+        <w:br/>
+      </w:r>
+      <w:r>
+        <w:rPr>
+          <w:rStyle w:val="NormalTok"/>
+        </w:rPr>
+        <w:t xml:space="preserve"> creado_en DATETIME </w:t>
+      </w:r>
+      <w:r>
+        <w:rPr>
+          <w:rStyle w:val="KeywordTok"/>
+        </w:rPr>
+        <w:t>NOT</w:t>
+      </w:r>
+      <w:r>
+        <w:rPr>
+          <w:rStyle w:val="NormalTok"/>
+        </w:rPr>
+        <w:t xml:space="preserve"> </w:t>
+      </w:r>
+      <w:r>
+        <w:rPr>
+          <w:rStyle w:val="KeywordTok"/>
+        </w:rPr>
+        <w:t>NULL</w:t>
+      </w:r>
+      <w:r>
+        <w:rPr>
+          <w:rStyle w:val="NormalTok"/>
+        </w:rPr>
+        <w:t>,</w:t>
+      </w:r>
+      <w:r>
+        <w:br/>
+      </w:r>
+      <w:r>
+        <w:rPr>
+          <w:rStyle w:val="NormalTok"/>
+        </w:rPr>
+        <w:t xml:space="preserve"> id_usuario_actor </w:t>
+      </w:r>
+      <w:r>
+        <w:rPr>
+          <w:rStyle w:val="DataTypeTok"/>
+        </w:rPr>
+        <w:t>INT</w:t>
+      </w:r>
+      <w:r>
+        <w:rPr>
+          <w:rStyle w:val="NormalTok"/>
+        </w:rPr>
+        <w:t xml:space="preserve"> </w:t>
+      </w:r>
+      <w:r>
+        <w:rPr>
+          <w:rStyle w:val="KeywordTok"/>
+        </w:rPr>
+        <w:t>DEFAULT</w:t>
+      </w:r>
+      <w:r>
+        <w:rPr>
+          <w:rStyle w:val="NormalTok"/>
+        </w:rPr>
+        <w:t xml:space="preserve"> </w:t>
+      </w:r>
+      <w:r>
+        <w:rPr>
+          <w:rStyle w:val="KeywordTok"/>
+        </w:rPr>
+        <w:t>NULL</w:t>
+      </w:r>
+      <w:r>
+        <w:rPr>
+          <w:rStyle w:val="NormalTok"/>
+        </w:rPr>
+        <w:t>,</w:t>
+      </w:r>
+      <w:r>
+        <w:br/>
+      </w:r>
+      <w:r>
+        <w:rPr>
+          <w:rStyle w:val="NormalTok"/>
+        </w:rPr>
+        <w:t xml:space="preserve"> motivo TEXT </w:t>
+      </w:r>
+      <w:r>
+        <w:rPr>
+          <w:rStyle w:val="KeywordTok"/>
+        </w:rPr>
+        <w:t>DEFAULT</w:t>
+      </w:r>
+      <w:r>
+        <w:rPr>
+          <w:rStyle w:val="NormalTok"/>
+        </w:rPr>
+        <w:t xml:space="preserve"> </w:t>
+      </w:r>
+      <w:r>
+        <w:rPr>
+          <w:rStyle w:val="KeywordTok"/>
+        </w:rPr>
+        <w:t>NULL</w:t>
+      </w:r>
+      <w:r>
+        <w:rPr>
+          <w:rStyle w:val="NormalTok"/>
+        </w:rPr>
+        <w:t>,</w:t>
+      </w:r>
+      <w:r>
+        <w:br/>
+      </w:r>
+      <w:r>
+        <w:rPr>
+          <w:rStyle w:val="NormalTok"/>
+        </w:rPr>
+        <w:t xml:space="preserve"> </w:t>
+      </w:r>
+      <w:r>
+        <w:rPr>
+          <w:rStyle w:val="KeywordTok"/>
+        </w:rPr>
+        <w:t>UNIQUE</w:t>
+      </w:r>
+      <w:r>
+        <w:rPr>
+          <w:rStyle w:val="NormalTok"/>
+        </w:rPr>
+        <w:t xml:space="preserve"> </w:t>
+      </w:r>
+      <w:r>
+        <w:rPr>
+          <w:rStyle w:val="KeywordTok"/>
+        </w:rPr>
+        <w:t>KEY</w:t>
+      </w:r>
+      <w:r>
+        <w:rPr>
+          <w:rStyle w:val="NormalTok"/>
+        </w:rPr>
+        <w:t xml:space="preserve"> uq_periodo_pago (id_pago),</w:t>
+      </w:r>
+      <w:r>
+        <w:br/>
+      </w:r>
+      <w:r>
+        <w:rPr>
+          <w:rStyle w:val="NormalTok"/>
+        </w:rPr>
+        <w:t xml:space="preserve"> </w:t>
+      </w:r>
+      <w:r>
+        <w:rPr>
+          <w:rStyle w:val="KeywordTok"/>
+        </w:rPr>
+        <w:t>KEY</w:t>
+      </w:r>
+      <w:r>
+        <w:rPr>
+          <w:rStyle w:val="NormalTok"/>
+        </w:rPr>
+        <w:t xml:space="preserve"> idx_periodo_suscripcion (id_suscripcion,inicio,fin),</w:t>
+      </w:r>
+      <w:r>
+        <w:br/>
+      </w:r>
+      <w:r>
+        <w:rPr>
+          <w:rStyle w:val="NormalTok"/>
+        </w:rPr>
+        <w:t xml:space="preserve"> </w:t>
+      </w:r>
+      <w:r>
+        <w:rPr>
+          <w:rStyle w:val="KeywordTok"/>
+        </w:rPr>
+        <w:t>KEY</w:t>
+      </w:r>
+      <w:r>
+        <w:rPr>
+          <w:rStyle w:val="NormalTok"/>
+        </w:rPr>
+        <w:t xml:space="preserve"> idx_periodo_clinica (id_clinica,fin),</w:t>
+      </w:r>
+      <w:r>
+        <w:br/>
+      </w:r>
+      <w:r>
+        <w:rPr>
+          <w:rStyle w:val="NormalTok"/>
+        </w:rPr>
+        <w:t xml:space="preserve"> </w:t>
+      </w:r>
+      <w:r>
+        <w:rPr>
+          <w:rStyle w:val="KeywordTok"/>
+        </w:rPr>
+        <w:t>CONSTRAINT</w:t>
+      </w:r>
+      <w:r>
+        <w:rPr>
+          <w:rStyle w:val="NormalTok"/>
+        </w:rPr>
+        <w:t xml:space="preserve"> fk_periodo_clinica </w:t>
+      </w:r>
+      <w:r>
+        <w:rPr>
+          <w:rStyle w:val="KeywordTok"/>
+        </w:rPr>
+        <w:t>FOREIGN</w:t>
+      </w:r>
+      <w:r>
+        <w:rPr>
+          <w:rStyle w:val="NormalTok"/>
+        </w:rPr>
+        <w:t xml:space="preserve"> </w:t>
+      </w:r>
+      <w:r>
+        <w:rPr>
+          <w:rStyle w:val="KeywordTok"/>
+        </w:rPr>
+        <w:t>KEY</w:t>
+      </w:r>
+      <w:r>
+        <w:rPr>
+          <w:rStyle w:val="NormalTok"/>
+        </w:rPr>
+        <w:t xml:space="preserve"> (id_clinica) </w:t>
+      </w:r>
+      <w:r>
+        <w:rPr>
+          <w:rStyle w:val="KeywordTok"/>
+        </w:rPr>
+        <w:t>REFERENCES</w:t>
+      </w:r>
+      <w:r>
+        <w:rPr>
+          <w:rStyle w:val="NormalTok"/>
+        </w:rPr>
+        <w:t xml:space="preserve"> clinicas (id_clinica),</w:t>
+      </w:r>
+      <w:r>
+        <w:br/>
+      </w:r>
+      <w:r>
+        <w:rPr>
+          <w:rStyle w:val="NormalTok"/>
+        </w:rPr>
+        <w:t xml:space="preserve"> </w:t>
+      </w:r>
+      <w:r>
+        <w:rPr>
+          <w:rStyle w:val="KeywordTok"/>
+        </w:rPr>
+        <w:t>CONSTRAINT</w:t>
+      </w:r>
+      <w:r>
+        <w:rPr>
+          <w:rStyle w:val="NormalTok"/>
+        </w:rPr>
+        <w:t xml:space="preserve"> fk_periodo_suscripcion </w:t>
+      </w:r>
+      <w:r>
+        <w:rPr>
+          <w:rStyle w:val="KeywordTok"/>
+        </w:rPr>
+        <w:t>FOREIGN</w:t>
+      </w:r>
+      <w:r>
+        <w:rPr>
+          <w:rStyle w:val="NormalTok"/>
+        </w:rPr>
+        <w:t xml:space="preserve"> </w:t>
+      </w:r>
+      <w:r>
+        <w:rPr>
+          <w:rStyle w:val="KeywordTok"/>
+        </w:rPr>
+        <w:t>KEY</w:t>
+      </w:r>
+      <w:r>
+        <w:rPr>
+          <w:rStyle w:val="NormalTok"/>
+        </w:rPr>
+        <w:t xml:space="preserve"> (id_suscripcion) </w:t>
+      </w:r>
+      <w:r>
+        <w:rPr>
+          <w:rStyle w:val="KeywordTok"/>
+        </w:rPr>
+        <w:t>REFERENCES</w:t>
+      </w:r>
+      <w:r>
+        <w:rPr>
+          <w:rStyle w:val="NormalTok"/>
+        </w:rPr>
+        <w:t xml:space="preserve"> suscripciones (id_suscripcion),</w:t>
+      </w:r>
+      <w:r>
+        <w:br/>
+      </w:r>
+      <w:r>
+        <w:rPr>
+          <w:rStyle w:val="NormalTok"/>
+        </w:rPr>
+        <w:t xml:space="preserve"> </w:t>
+      </w:r>
+      <w:r>
+        <w:rPr>
+          <w:rStyle w:val="KeywordTok"/>
+        </w:rPr>
+        <w:t>CONSTRAINT</w:t>
+      </w:r>
+      <w:r>
+        <w:rPr>
+          <w:rStyle w:val="NormalTok"/>
+        </w:rPr>
+        <w:t xml:space="preserve"> fk_periodo_plan </w:t>
+      </w:r>
+      <w:r>
+        <w:rPr>
+          <w:rStyle w:val="KeywordTok"/>
+        </w:rPr>
+        <w:t>FOREIGN</w:t>
+      </w:r>
+      <w:r>
+        <w:rPr>
+          <w:rStyle w:val="NormalTok"/>
+        </w:rPr>
+        <w:t xml:space="preserve"> </w:t>
+      </w:r>
+      <w:r>
+        <w:rPr>
+          <w:rStyle w:val="KeywordTok"/>
+        </w:rPr>
+        <w:t>KEY</w:t>
+      </w:r>
+      <w:r>
+        <w:rPr>
+          <w:rStyle w:val="NormalTok"/>
+        </w:rPr>
+        <w:t xml:space="preserve"> (id_plan) </w:t>
+      </w:r>
+      <w:r>
+        <w:rPr>
+          <w:rStyle w:val="KeywordTok"/>
+        </w:rPr>
+        <w:t>REFERENCES</w:t>
+      </w:r>
+      <w:r>
+        <w:rPr>
+          <w:rStyle w:val="NormalTok"/>
+        </w:rPr>
+        <w:t xml:space="preserve"> planes (id_plan),</w:t>
+      </w:r>
+      <w:r>
+        <w:br/>
+      </w:r>
+      <w:r>
+        <w:rPr>
+          <w:rStyle w:val="NormalTok"/>
+        </w:rPr>
+        <w:t xml:space="preserve"> </w:t>
+      </w:r>
+      <w:r>
+        <w:rPr>
+          <w:rStyle w:val="KeywordTok"/>
+        </w:rPr>
+        <w:t>CONSTRAINT</w:t>
+      </w:r>
+      <w:r>
+        <w:rPr>
+          <w:rStyle w:val="NormalTok"/>
+        </w:rPr>
+        <w:t xml:space="preserve"> fk_periodo_pago </w:t>
+      </w:r>
+      <w:r>
+        <w:rPr>
+          <w:rStyle w:val="KeywordTok"/>
+        </w:rPr>
+        <w:t>FOREIGN</w:t>
+      </w:r>
+      <w:r>
+        <w:rPr>
+          <w:rStyle w:val="NormalTok"/>
+        </w:rPr>
+        <w:t xml:space="preserve"> </w:t>
+      </w:r>
+      <w:r>
+        <w:rPr>
+          <w:rStyle w:val="KeywordTok"/>
+        </w:rPr>
+        <w:t>KEY</w:t>
+      </w:r>
+      <w:r>
+        <w:rPr>
+          <w:rStyle w:val="NormalTok"/>
+        </w:rPr>
+        <w:t xml:space="preserve"> (id_pago) </w:t>
+      </w:r>
+      <w:r>
+        <w:rPr>
+          <w:rStyle w:val="KeywordTok"/>
+        </w:rPr>
+        <w:t>REFERENCES</w:t>
+      </w:r>
+      <w:r>
+        <w:rPr>
+          <w:rStyle w:val="NormalTok"/>
+        </w:rPr>
+        <w:t xml:space="preserve"> pagos_suscripcion (id_pago),</w:t>
+      </w:r>
+      <w:r>
+        <w:br/>
+      </w:r>
+      <w:r>
+        <w:rPr>
+          <w:rStyle w:val="NormalTok"/>
+        </w:rPr>
+        <w:t xml:space="preserve"> </w:t>
+      </w:r>
+      <w:r>
+        <w:rPr>
+          <w:rStyle w:val="KeywordTok"/>
+        </w:rPr>
+        <w:t>CONSTRAINT</w:t>
+      </w:r>
+      <w:r>
+        <w:rPr>
+          <w:rStyle w:val="NormalTok"/>
+        </w:rPr>
+        <w:t xml:space="preserve"> fk_periodo_actor </w:t>
+      </w:r>
+      <w:r>
+        <w:rPr>
+          <w:rStyle w:val="KeywordTok"/>
+        </w:rPr>
+        <w:t>FOREIGN</w:t>
+      </w:r>
+      <w:r>
+        <w:rPr>
+          <w:rStyle w:val="NormalTok"/>
+        </w:rPr>
+        <w:t xml:space="preserve"> </w:t>
+      </w:r>
+      <w:r>
+        <w:rPr>
+          <w:rStyle w:val="KeywordTok"/>
+        </w:rPr>
+        <w:t>KEY</w:t>
+      </w:r>
+      <w:r>
+        <w:rPr>
+          <w:rStyle w:val="NormalTok"/>
+        </w:rPr>
+        <w:t xml:space="preserve"> (id_usuario_actor) </w:t>
+      </w:r>
+      <w:r>
+        <w:rPr>
+          <w:rStyle w:val="KeywordTok"/>
+        </w:rPr>
+        <w:t>REFERENCES</w:t>
+      </w:r>
+      <w:r>
+        <w:rPr>
+          <w:rStyle w:val="NormalTok"/>
+        </w:rPr>
+        <w:t xml:space="preserve"> usuarios (id_usuario)</w:t>
+      </w:r>
+      <w:r>
+        <w:br/>
+      </w:r>
+      <w:r>
+        <w:rPr>
+          <w:rStyle w:val="NormalTok"/>
+        </w:rPr>
+        <w:t>) ENGINE</w:t>
+      </w:r>
+      <w:r>
+        <w:rPr>
+          <w:rStyle w:val="OperatorTok"/>
+        </w:rPr>
+        <w:t>=</w:t>
+      </w:r>
+      <w:r>
+        <w:rPr>
+          <w:rStyle w:val="NormalTok"/>
+        </w:rPr>
+        <w:t xml:space="preserve">InnoDB </w:t>
+      </w:r>
+      <w:r>
+        <w:rPr>
+          <w:rStyle w:val="KeywordTok"/>
+        </w:rPr>
+        <w:t>DEFAULT</w:t>
+      </w:r>
+      <w:r>
+        <w:rPr>
+          <w:rStyle w:val="NormalTok"/>
+        </w:rPr>
+        <w:t xml:space="preserve"> CHARSET</w:t>
+      </w:r>
+      <w:r>
+        <w:rPr>
+          <w:rStyle w:val="OperatorTok"/>
+        </w:rPr>
+        <w:t>=</w:t>
+      </w:r>
+      <w:r>
+        <w:rPr>
+          <w:rStyle w:val="NormalTok"/>
+        </w:rPr>
+        <w:t>utf8mb4 COLLATE</w:t>
+      </w:r>
+      <w:r>
+        <w:rPr>
+          <w:rStyle w:val="OperatorTok"/>
+        </w:rPr>
+        <w:t>=</w:t>
+      </w:r>
+      <w:r>
+        <w:rPr>
+          <w:rStyle w:val="NormalTok"/>
+        </w:rPr>
+        <w:t>utf8mb4_general_ci;</w:t>
+      </w:r>
+      <w:r>
+        <w:br/>
+      </w:r>
+      <w:r>
+        <w:br/>
+      </w:r>
+      <w:r>
+        <w:rPr>
+          <w:rStyle w:val="KeywordTok"/>
+        </w:rPr>
+        <w:t>CREATE</w:t>
+      </w:r>
+      <w:r>
+        <w:rPr>
+          <w:rStyle w:val="NormalTok"/>
+        </w:rPr>
+        <w:t xml:space="preserve"> </w:t>
+      </w:r>
+      <w:r>
+        <w:rPr>
+          <w:rStyle w:val="KeywordTok"/>
+        </w:rPr>
+        <w:t>TABLE</w:t>
+      </w:r>
+      <w:r>
+        <w:rPr>
+          <w:rStyle w:val="NormalTok"/>
+        </w:rPr>
+        <w:t xml:space="preserve"> </w:t>
+      </w:r>
+      <w:r>
+        <w:rPr>
+          <w:rStyle w:val="ControlFlowTok"/>
+        </w:rPr>
+        <w:t>IF</w:t>
+      </w:r>
+      <w:r>
+        <w:rPr>
+          <w:rStyle w:val="NormalTok"/>
+        </w:rPr>
+        <w:t xml:space="preserve"> </w:t>
+      </w:r>
+      <w:r>
+        <w:rPr>
+          <w:rStyle w:val="KeywordTok"/>
+        </w:rPr>
+        <w:t>NOT</w:t>
+      </w:r>
+      <w:r>
+        <w:rPr>
+          <w:rStyle w:val="NormalTok"/>
+        </w:rPr>
+        <w:t xml:space="preserve"> </w:t>
+      </w:r>
+      <w:r>
+        <w:rPr>
+          <w:rStyle w:val="KeywordTok"/>
+        </w:rPr>
+        <w:t>EXISTS</w:t>
+      </w:r>
+      <w:r>
+        <w:rPr>
+          <w:rStyle w:val="NormalTok"/>
+        </w:rPr>
+        <w:t xml:space="preserve"> avisos_suscripcion (</w:t>
+      </w:r>
+      <w:r>
+        <w:br/>
+      </w:r>
+      <w:r>
+        <w:rPr>
+          <w:rStyle w:val="NormalTok"/>
+        </w:rPr>
+        <w:t xml:space="preserve"> id_aviso BIGINT </w:t>
+      </w:r>
+      <w:r>
+        <w:rPr>
+          <w:rStyle w:val="KeywordTok"/>
+        </w:rPr>
+        <w:t>NOT</w:t>
+      </w:r>
+      <w:r>
+        <w:rPr>
+          <w:rStyle w:val="NormalTok"/>
+        </w:rPr>
+        <w:t xml:space="preserve"> </w:t>
+      </w:r>
+      <w:r>
+        <w:rPr>
+          <w:rStyle w:val="KeywordTok"/>
+        </w:rPr>
+        <w:t>NULL</w:t>
+      </w:r>
+      <w:r>
+        <w:rPr>
+          <w:rStyle w:val="NormalTok"/>
+        </w:rPr>
+        <w:t xml:space="preserve"> AUTO_INCREMENT </w:t>
+      </w:r>
+      <w:r>
+        <w:rPr>
+          <w:rStyle w:val="KeywordTok"/>
+        </w:rPr>
+        <w:t>PRIMARY</w:t>
+      </w:r>
+      <w:r>
+        <w:rPr>
+          <w:rStyle w:val="NormalTok"/>
+        </w:rPr>
+        <w:t xml:space="preserve"> </w:t>
+      </w:r>
+      <w:r>
+        <w:rPr>
+          <w:rStyle w:val="KeywordTok"/>
+        </w:rPr>
+        <w:t>KEY</w:t>
+      </w:r>
+      <w:r>
+        <w:rPr>
+          <w:rStyle w:val="NormalTok"/>
+        </w:rPr>
+        <w:t>,</w:t>
+      </w:r>
+      <w:r>
+        <w:br/>
+      </w:r>
+      <w:r>
+        <w:rPr>
+          <w:rStyle w:val="NormalTok"/>
+        </w:rPr>
+        <w:t xml:space="preserve"> id_clinica </w:t>
+      </w:r>
+      <w:r>
+        <w:rPr>
+          <w:rStyle w:val="DataTypeTok"/>
+        </w:rPr>
+        <w:t>INT</w:t>
+      </w:r>
+      <w:r>
+        <w:rPr>
+          <w:rStyle w:val="NormalTok"/>
+        </w:rPr>
+        <w:t xml:space="preserve"> </w:t>
+      </w:r>
+      <w:r>
+        <w:rPr>
+          <w:rStyle w:val="KeywordTok"/>
+        </w:rPr>
+        <w:t>NOT</w:t>
+      </w:r>
+      <w:r>
+        <w:rPr>
+          <w:rStyle w:val="NormalTok"/>
+        </w:rPr>
+        <w:t xml:space="preserve"> </w:t>
+      </w:r>
+      <w:r>
+        <w:rPr>
+          <w:rStyle w:val="KeywordTok"/>
+        </w:rPr>
+        <w:t>NULL</w:t>
+      </w:r>
+      <w:r>
+        <w:rPr>
+          <w:rStyle w:val="NormalTok"/>
+        </w:rPr>
+        <w:t>,</w:t>
+      </w:r>
+      <w:r>
+        <w:br/>
+      </w:r>
+      <w:r>
+        <w:rPr>
+          <w:rStyle w:val="NormalTok"/>
+        </w:rPr>
+        <w:t xml:space="preserve"> id_suscripcion </w:t>
+      </w:r>
+      <w:r>
+        <w:rPr>
+          <w:rStyle w:val="DataTypeTok"/>
+        </w:rPr>
+        <w:t>INT</w:t>
+      </w:r>
+      <w:r>
+        <w:rPr>
+          <w:rStyle w:val="NormalTok"/>
+        </w:rPr>
+        <w:t xml:space="preserve"> </w:t>
+      </w:r>
+      <w:r>
+        <w:rPr>
+          <w:rStyle w:val="KeywordTok"/>
+        </w:rPr>
+        <w:t>NOT</w:t>
+      </w:r>
+      <w:r>
+        <w:rPr>
+          <w:rStyle w:val="NormalTok"/>
+        </w:rPr>
+        <w:t xml:space="preserve"> </w:t>
+      </w:r>
+      <w:r>
+        <w:rPr>
+          <w:rStyle w:val="KeywordTok"/>
+        </w:rPr>
+        <w:t>NULL</w:t>
+      </w:r>
+      <w:r>
+        <w:rPr>
+          <w:rStyle w:val="NormalTok"/>
+        </w:rPr>
+        <w:t>,</w:t>
+      </w:r>
+      <w:r>
+        <w:br/>
+      </w:r>
+      <w:r>
+        <w:rPr>
+          <w:rStyle w:val="NormalTok"/>
+        </w:rPr>
+        <w:t xml:space="preserve"> id_pago BIGINT </w:t>
+      </w:r>
+      <w:r>
+        <w:rPr>
+          <w:rStyle w:val="KeywordTok"/>
+        </w:rPr>
+        <w:t>DEFAULT</w:t>
+      </w:r>
+      <w:r>
+        <w:rPr>
+          <w:rStyle w:val="NormalTok"/>
+        </w:rPr>
+        <w:t xml:space="preserve"> </w:t>
+      </w:r>
+      <w:r>
+        <w:rPr>
+          <w:rStyle w:val="KeywordTok"/>
+        </w:rPr>
+        <w:t>NULL</w:t>
+      </w:r>
+      <w:r>
+        <w:rPr>
+          <w:rStyle w:val="NormalTok"/>
+        </w:rPr>
+        <w:t>,</w:t>
+      </w:r>
+      <w:r>
+        <w:br/>
+      </w:r>
+      <w:r>
+        <w:rPr>
+          <w:rStyle w:val="NormalTok"/>
+        </w:rPr>
+        <w:t xml:space="preserve"> id_intento BIGINT </w:t>
+      </w:r>
+      <w:r>
+        <w:rPr>
+          <w:rStyle w:val="KeywordTok"/>
+        </w:rPr>
+        <w:t>DEFAULT</w:t>
+      </w:r>
+      <w:r>
+        <w:rPr>
+          <w:rStyle w:val="NormalTok"/>
+        </w:rPr>
+        <w:t xml:space="preserve"> </w:t>
+      </w:r>
+      <w:r>
+        <w:rPr>
+          <w:rStyle w:val="KeywordTok"/>
+        </w:rPr>
+        <w:t>NULL</w:t>
+      </w:r>
+      <w:r>
+        <w:rPr>
+          <w:rStyle w:val="NormalTok"/>
+        </w:rPr>
+        <w:t>,</w:t>
+      </w:r>
+      <w:r>
+        <w:br/>
+      </w:r>
+      <w:r>
+        <w:rPr>
+          <w:rStyle w:val="NormalTok"/>
+        </w:rPr>
+        <w:t xml:space="preserve"> id_usuario_destinatario </w:t>
+      </w:r>
+      <w:r>
+        <w:rPr>
+          <w:rStyle w:val="DataTypeTok"/>
+        </w:rPr>
+        <w:t>INT</w:t>
+      </w:r>
+      <w:r>
+        <w:rPr>
+          <w:rStyle w:val="NormalTok"/>
+        </w:rPr>
+        <w:t xml:space="preserve"> </w:t>
+      </w:r>
+      <w:r>
+        <w:rPr>
+          <w:rStyle w:val="KeywordTok"/>
+        </w:rPr>
+        <w:t>NOT</w:t>
+      </w:r>
+      <w:r>
+        <w:rPr>
+          <w:rStyle w:val="NormalTok"/>
+        </w:rPr>
+        <w:t xml:space="preserve"> </w:t>
+      </w:r>
+      <w:r>
+        <w:rPr>
+          <w:rStyle w:val="KeywordTok"/>
+        </w:rPr>
+        <w:t>NULL</w:t>
+      </w:r>
+      <w:r>
+        <w:rPr>
+          <w:rStyle w:val="NormalTok"/>
+        </w:rPr>
+        <w:t>,</w:t>
+      </w:r>
+      <w:r>
+        <w:br/>
+      </w:r>
+      <w:r>
+        <w:rPr>
+          <w:rStyle w:val="NormalTok"/>
+        </w:rPr>
+        <w:t xml:space="preserve"> tipo ENUM(</w:t>
+      </w:r>
+      <w:r>
+        <w:rPr>
+          <w:rStyle w:val="StringTok"/>
+        </w:rPr>
+        <w:t>'vence_7'</w:t>
+      </w:r>
+      <w:r>
+        <w:rPr>
+          <w:rStyle w:val="NormalTok"/>
+        </w:rPr>
+        <w:t>,</w:t>
+      </w:r>
+      <w:r>
+        <w:rPr>
+          <w:rStyle w:val="StringTok"/>
+        </w:rPr>
+        <w:t>'vence_1'</w:t>
+      </w:r>
+      <w:r>
+        <w:rPr>
+          <w:rStyle w:val="NormalTok"/>
+        </w:rPr>
+        <w:t>,</w:t>
+      </w:r>
+      <w:r>
+        <w:rPr>
+          <w:rStyle w:val="StringTok"/>
+        </w:rPr>
+        <w:t>'congelada'</w:t>
+      </w:r>
+      <w:r>
+        <w:rPr>
+          <w:rStyle w:val="NormalTok"/>
+        </w:rPr>
+        <w:t>,</w:t>
+      </w:r>
+      <w:r>
+        <w:rPr>
+          <w:rStyle w:val="StringTok"/>
+        </w:rPr>
+        <w:t>'cobro_fallido'</w:t>
+      </w:r>
+      <w:r>
+        <w:rPr>
+          <w:rStyle w:val="NormalTok"/>
+        </w:rPr>
+        <w:t>,</w:t>
+      </w:r>
+      <w:r>
+        <w:rPr>
+          <w:rStyle w:val="StringTok"/>
+        </w:rPr>
+        <w:t>'pago_confirmado'</w:t>
+      </w:r>
+      <w:r>
+        <w:rPr>
+          <w:rStyle w:val="NormalTok"/>
+        </w:rPr>
+        <w:t xml:space="preserve">) </w:t>
+      </w:r>
+      <w:r>
+        <w:rPr>
+          <w:rStyle w:val="KeywordTok"/>
+        </w:rPr>
+        <w:t>NOT</w:t>
+      </w:r>
+      <w:r>
+        <w:rPr>
+          <w:rStyle w:val="NormalTok"/>
+        </w:rPr>
+        <w:t xml:space="preserve"> </w:t>
+      </w:r>
+      <w:r>
+        <w:rPr>
+          <w:rStyle w:val="KeywordTok"/>
+        </w:rPr>
+        <w:t>NULL</w:t>
+      </w:r>
+      <w:r>
+        <w:rPr>
+          <w:rStyle w:val="NormalTok"/>
+        </w:rPr>
+        <w:t>,</w:t>
+      </w:r>
+      <w:r>
+        <w:br/>
+      </w:r>
+      <w:r>
+        <w:rPr>
+          <w:rStyle w:val="NormalTok"/>
+        </w:rPr>
+        <w:t xml:space="preserve"> medio_pago </w:t>
+      </w:r>
+      <w:r>
+        <w:rPr>
+          <w:rStyle w:val="DataTypeTok"/>
+        </w:rPr>
+        <w:t>VARCHAR</w:t>
+      </w:r>
+      <w:r>
+        <w:rPr>
+          <w:rStyle w:val="NormalTok"/>
+        </w:rPr>
+        <w:t>(</w:t>
+      </w:r>
+      <w:r>
+        <w:rPr>
+          <w:rStyle w:val="DecValTok"/>
+        </w:rPr>
+        <w:t>32</w:t>
+      </w:r>
+      <w:r>
+        <w:rPr>
+          <w:rStyle w:val="NormalTok"/>
+        </w:rPr>
+        <w:t xml:space="preserve">) </w:t>
+      </w:r>
+      <w:r>
+        <w:rPr>
+          <w:rStyle w:val="KeywordTok"/>
+        </w:rPr>
+        <w:t>DEFAULT</w:t>
+      </w:r>
+      <w:r>
+        <w:rPr>
+          <w:rStyle w:val="NormalTok"/>
+        </w:rPr>
+        <w:t xml:space="preserve"> </w:t>
+      </w:r>
+      <w:r>
+        <w:rPr>
+          <w:rStyle w:val="KeywordTok"/>
+        </w:rPr>
+        <w:t>NULL</w:t>
+      </w:r>
+      <w:r>
+        <w:rPr>
+          <w:rStyle w:val="NormalTok"/>
+        </w:rPr>
+        <w:t>,</w:t>
+      </w:r>
+      <w:r>
+        <w:br/>
+      </w:r>
+      <w:r>
+        <w:rPr>
+          <w:rStyle w:val="NormalTok"/>
+        </w:rPr>
+        <w:t xml:space="preserve"> clave_aviso </w:t>
+      </w:r>
+      <w:r>
+        <w:rPr>
+          <w:rStyle w:val="DataTypeTok"/>
+        </w:rPr>
+        <w:t>CHAR</w:t>
+      </w:r>
+      <w:r>
+        <w:rPr>
+          <w:rStyle w:val="NormalTok"/>
+        </w:rPr>
+        <w:t>(</w:t>
+      </w:r>
+      <w:r>
+        <w:rPr>
+          <w:rStyle w:val="DecValTok"/>
+        </w:rPr>
+        <w:t>64</w:t>
+      </w:r>
+      <w:r>
+        <w:rPr>
+          <w:rStyle w:val="NormalTok"/>
+        </w:rPr>
+        <w:t xml:space="preserve">) </w:t>
+      </w:r>
+      <w:r>
+        <w:rPr>
+          <w:rStyle w:val="DataTypeTok"/>
+        </w:rPr>
+        <w:t>CHARACTER</w:t>
+      </w:r>
+      <w:r>
+        <w:rPr>
+          <w:rStyle w:val="NormalTok"/>
+        </w:rPr>
+        <w:t xml:space="preserve"> </w:t>
+      </w:r>
+      <w:r>
+        <w:rPr>
+          <w:rStyle w:val="KeywordTok"/>
+        </w:rPr>
+        <w:t>SET</w:t>
+      </w:r>
+      <w:r>
+        <w:rPr>
+          <w:rStyle w:val="NormalTok"/>
+        </w:rPr>
+        <w:t xml:space="preserve"> </w:t>
+      </w:r>
+      <w:r>
+        <w:rPr>
+          <w:rStyle w:val="FunctionTok"/>
+        </w:rPr>
+        <w:t>ascii</w:t>
+      </w:r>
+      <w:r>
+        <w:rPr>
+          <w:rStyle w:val="NormalTok"/>
+        </w:rPr>
+        <w:t xml:space="preserve"> COLLATE ascii_bin </w:t>
+      </w:r>
+      <w:r>
+        <w:rPr>
+          <w:rStyle w:val="KeywordTok"/>
+        </w:rPr>
+        <w:t>NOT</w:t>
+      </w:r>
+      <w:r>
+        <w:rPr>
+          <w:rStyle w:val="NormalTok"/>
+        </w:rPr>
+        <w:t xml:space="preserve"> </w:t>
+      </w:r>
+      <w:r>
+        <w:rPr>
+          <w:rStyle w:val="KeywordTok"/>
+        </w:rPr>
+        <w:t>NULL</w:t>
+      </w:r>
+      <w:r>
+        <w:rPr>
+          <w:rStyle w:val="NormalTok"/>
+        </w:rPr>
+        <w:t>,</w:t>
+      </w:r>
+      <w:r>
+        <w:br/>
+      </w:r>
+      <w:r>
+        <w:rPr>
+          <w:rStyle w:val="NormalTok"/>
+        </w:rPr>
+        <w:t xml:space="preserve"> vencimiento_objetivo DATETIME </w:t>
+      </w:r>
+      <w:r>
+        <w:rPr>
+          <w:rStyle w:val="KeywordTok"/>
+        </w:rPr>
+        <w:t>NOT</w:t>
+      </w:r>
+      <w:r>
+        <w:rPr>
+          <w:rStyle w:val="NormalTok"/>
+        </w:rPr>
+        <w:t xml:space="preserve"> </w:t>
+      </w:r>
+      <w:r>
+        <w:rPr>
+          <w:rStyle w:val="KeywordTok"/>
+        </w:rPr>
+        <w:t>NULL</w:t>
+      </w:r>
+      <w:r>
+        <w:rPr>
+          <w:rStyle w:val="NormalTok"/>
+        </w:rPr>
+        <w:t>,</w:t>
+      </w:r>
+      <w:r>
+        <w:br/>
+      </w:r>
+      <w:r>
+        <w:rPr>
+          <w:rStyle w:val="NormalTok"/>
+        </w:rPr>
+        <w:t xml:space="preserve"> programado_en DATETIME </w:t>
+      </w:r>
+      <w:r>
+        <w:rPr>
+          <w:rStyle w:val="KeywordTok"/>
+        </w:rPr>
+        <w:t>NOT</w:t>
+      </w:r>
+      <w:r>
+        <w:rPr>
+          <w:rStyle w:val="NormalTok"/>
+        </w:rPr>
+        <w:t xml:space="preserve"> </w:t>
+      </w:r>
+      <w:r>
+        <w:rPr>
+          <w:rStyle w:val="KeywordTok"/>
+        </w:rPr>
+        <w:t>NULL</w:t>
+      </w:r>
+      <w:r>
+        <w:rPr>
+          <w:rStyle w:val="NormalTok"/>
+        </w:rPr>
+        <w:t>,</w:t>
+      </w:r>
+      <w:r>
+        <w:br/>
+      </w:r>
+      <w:r>
+        <w:rPr>
+          <w:rStyle w:val="NormalTok"/>
+        </w:rPr>
+        <w:t xml:space="preserve"> estado ENUM(</w:t>
+      </w:r>
+      <w:r>
+        <w:rPr>
+          <w:rStyle w:val="StringTok"/>
+        </w:rPr>
+        <w:t>'pendiente'</w:t>
+      </w:r>
+      <w:r>
+        <w:rPr>
+          <w:rStyle w:val="NormalTok"/>
+        </w:rPr>
+        <w:t>,</w:t>
+      </w:r>
+      <w:r>
+        <w:rPr>
+          <w:rStyle w:val="StringTok"/>
+        </w:rPr>
+        <w:t>'reclamado'</w:t>
+      </w:r>
+      <w:r>
+        <w:rPr>
+          <w:rStyle w:val="NormalTok"/>
+        </w:rPr>
+        <w:t>,</w:t>
+      </w:r>
+      <w:r>
+        <w:rPr>
+          <w:rStyle w:val="StringTok"/>
+        </w:rPr>
+        <w:t>'enviado'</w:t>
+      </w:r>
+      <w:r>
+        <w:rPr>
+          <w:rStyle w:val="NormalTok"/>
+        </w:rPr>
+        <w:t>,</w:t>
+      </w:r>
+      <w:r>
+        <w:rPr>
+          <w:rStyle w:val="StringTok"/>
+        </w:rPr>
+        <w:t>'error'</w:t>
+      </w:r>
+      <w:r>
+        <w:rPr>
+          <w:rStyle w:val="NormalTok"/>
+        </w:rPr>
+        <w:t>,</w:t>
+      </w:r>
+      <w:r>
+        <w:rPr>
+          <w:rStyle w:val="StringTok"/>
+        </w:rPr>
+        <w:t>'incierto'</w:t>
+      </w:r>
+      <w:r>
+        <w:rPr>
+          <w:rStyle w:val="NormalTok"/>
+        </w:rPr>
+        <w:t>,</w:t>
+      </w:r>
+      <w:r>
+        <w:rPr>
+          <w:rStyle w:val="StringTok"/>
+        </w:rPr>
+        <w:t>'obsoleto'</w:t>
+      </w:r>
+      <w:r>
+        <w:rPr>
+          <w:rStyle w:val="NormalTok"/>
+        </w:rPr>
+        <w:t xml:space="preserve">) </w:t>
+      </w:r>
+      <w:r>
+        <w:rPr>
+          <w:rStyle w:val="KeywordTok"/>
+        </w:rPr>
+        <w:t>NOT</w:t>
+      </w:r>
+      <w:r>
+        <w:rPr>
+          <w:rStyle w:val="NormalTok"/>
+        </w:rPr>
+        <w:t xml:space="preserve"> </w:t>
+      </w:r>
+      <w:r>
+        <w:rPr>
+          <w:rStyle w:val="KeywordTok"/>
+        </w:rPr>
+        <w:t>NULL</w:t>
+      </w:r>
+      <w:r>
+        <w:rPr>
+          <w:rStyle w:val="NormalTok"/>
+        </w:rPr>
+        <w:t xml:space="preserve"> </w:t>
+      </w:r>
+      <w:r>
+        <w:rPr>
+          <w:rStyle w:val="KeywordTok"/>
+        </w:rPr>
+        <w:t>DEFAULT</w:t>
+      </w:r>
+      <w:r>
+        <w:rPr>
+          <w:rStyle w:val="NormalTok"/>
+        </w:rPr>
+        <w:t xml:space="preserve"> </w:t>
+      </w:r>
+      <w:r>
+        <w:rPr>
+          <w:rStyle w:val="StringTok"/>
+        </w:rPr>
+        <w:t>'pendiente'</w:t>
+      </w:r>
+      <w:r>
+        <w:rPr>
+          <w:rStyle w:val="NormalTok"/>
+        </w:rPr>
+        <w:t>,</w:t>
+      </w:r>
+      <w:r>
+        <w:br/>
+      </w:r>
+      <w:r>
+        <w:rPr>
+          <w:rStyle w:val="NormalTok"/>
+        </w:rPr>
+        <w:t xml:space="preserve"> id_notificacion </w:t>
+      </w:r>
+      <w:r>
+        <w:rPr>
+          <w:rStyle w:val="DataTypeTok"/>
+        </w:rPr>
+        <w:t>INT</w:t>
+      </w:r>
+      <w:r>
+        <w:rPr>
+          <w:rStyle w:val="NormalTok"/>
+        </w:rPr>
+        <w:t xml:space="preserve"> </w:t>
+      </w:r>
+      <w:r>
+        <w:rPr>
+          <w:rStyle w:val="KeywordTok"/>
+        </w:rPr>
+        <w:t>DEFAULT</w:t>
+      </w:r>
+      <w:r>
+        <w:rPr>
+          <w:rStyle w:val="NormalTok"/>
+        </w:rPr>
+        <w:t xml:space="preserve"> </w:t>
+      </w:r>
+      <w:r>
+        <w:rPr>
+          <w:rStyle w:val="KeywordTok"/>
+        </w:rPr>
+        <w:t>NULL</w:t>
+      </w:r>
+      <w:r>
+        <w:rPr>
+          <w:rStyle w:val="NormalTok"/>
+        </w:rPr>
+        <w:t>,</w:t>
+      </w:r>
+      <w:r>
+        <w:br/>
+      </w:r>
+      <w:r>
+        <w:rPr>
+          <w:rStyle w:val="NormalTok"/>
+        </w:rPr>
+        <w:t xml:space="preserve"> lease_token </w:t>
+      </w:r>
+      <w:r>
+        <w:rPr>
+          <w:rStyle w:val="DataTypeTok"/>
+        </w:rPr>
+        <w:t>CHAR</w:t>
+      </w:r>
+      <w:r>
+        <w:rPr>
+          <w:rStyle w:val="NormalTok"/>
+        </w:rPr>
+        <w:t>(</w:t>
+      </w:r>
+      <w:r>
+        <w:rPr>
+          <w:rStyle w:val="DecValTok"/>
+        </w:rPr>
+        <w:t>64</w:t>
+      </w:r>
+      <w:r>
+        <w:rPr>
+          <w:rStyle w:val="NormalTok"/>
+        </w:rPr>
+        <w:t xml:space="preserve">) </w:t>
+      </w:r>
+      <w:r>
+        <w:rPr>
+          <w:rStyle w:val="DataTypeTok"/>
+        </w:rPr>
+        <w:t>CHARACTER</w:t>
+      </w:r>
+      <w:r>
+        <w:rPr>
+          <w:rStyle w:val="NormalTok"/>
+        </w:rPr>
+        <w:t xml:space="preserve"> </w:t>
+      </w:r>
+      <w:r>
+        <w:rPr>
+          <w:rStyle w:val="KeywordTok"/>
+        </w:rPr>
+        <w:t>SET</w:t>
+      </w:r>
+      <w:r>
+        <w:rPr>
+          <w:rStyle w:val="NormalTok"/>
+        </w:rPr>
+        <w:t xml:space="preserve"> </w:t>
+      </w:r>
+      <w:r>
+        <w:rPr>
+          <w:rStyle w:val="FunctionTok"/>
+        </w:rPr>
+        <w:t>ascii</w:t>
+      </w:r>
+      <w:r>
+        <w:rPr>
+          <w:rStyle w:val="NormalTok"/>
+        </w:rPr>
+        <w:t xml:space="preserve"> COLLATE ascii_bin </w:t>
+      </w:r>
+      <w:r>
+        <w:rPr>
+          <w:rStyle w:val="KeywordTok"/>
+        </w:rPr>
+        <w:t>DEFAULT</w:t>
+      </w:r>
+      <w:r>
+        <w:rPr>
+          <w:rStyle w:val="NormalTok"/>
+        </w:rPr>
+        <w:t xml:space="preserve"> </w:t>
+      </w:r>
+      <w:r>
+        <w:rPr>
+          <w:rStyle w:val="KeywordTok"/>
+        </w:rPr>
+        <w:t>NULL</w:t>
+      </w:r>
+      <w:r>
+        <w:rPr>
+          <w:rStyle w:val="NormalTok"/>
+        </w:rPr>
+        <w:t>,</w:t>
+      </w:r>
+      <w:r>
+        <w:br/>
+      </w:r>
+      <w:r>
+        <w:rPr>
+          <w:rStyle w:val="NormalTok"/>
+        </w:rPr>
+        <w:t xml:space="preserve"> lease_hasta DATETIME </w:t>
+      </w:r>
+      <w:r>
+        <w:rPr>
+          <w:rStyle w:val="KeywordTok"/>
+        </w:rPr>
+        <w:t>DEFAULT</w:t>
+      </w:r>
+      <w:r>
+        <w:rPr>
+          <w:rStyle w:val="NormalTok"/>
+        </w:rPr>
+        <w:t xml:space="preserve"> </w:t>
+      </w:r>
+      <w:r>
+        <w:rPr>
+          <w:rStyle w:val="KeywordTok"/>
+        </w:rPr>
+        <w:t>NULL</w:t>
+      </w:r>
+      <w:r>
+        <w:rPr>
+          <w:rStyle w:val="NormalTok"/>
+        </w:rPr>
+        <w:t>,</w:t>
+      </w:r>
+      <w:r>
+        <w:br/>
+      </w:r>
+      <w:r>
+        <w:rPr>
+          <w:rStyle w:val="NormalTok"/>
+        </w:rPr>
+        <w:t xml:space="preserve"> intentos </w:t>
+      </w:r>
+      <w:r>
+        <w:rPr>
+          <w:rStyle w:val="DataTypeTok"/>
+        </w:rPr>
+        <w:t>INT</w:t>
+      </w:r>
+      <w:r>
+        <w:rPr>
+          <w:rStyle w:val="NormalTok"/>
+        </w:rPr>
+        <w:t xml:space="preserve"> </w:t>
+      </w:r>
+      <w:r>
+        <w:rPr>
+          <w:rStyle w:val="KeywordTok"/>
+        </w:rPr>
+        <w:t>NOT</w:t>
+      </w:r>
+      <w:r>
+        <w:rPr>
+          <w:rStyle w:val="NormalTok"/>
+        </w:rPr>
+        <w:t xml:space="preserve"> </w:t>
+      </w:r>
+      <w:r>
+        <w:rPr>
+          <w:rStyle w:val="KeywordTok"/>
+        </w:rPr>
+        <w:t>NULL</w:t>
+      </w:r>
+      <w:r>
+        <w:rPr>
+          <w:rStyle w:val="NormalTok"/>
+        </w:rPr>
+        <w:t xml:space="preserve"> </w:t>
+      </w:r>
+      <w:r>
+        <w:rPr>
+          <w:rStyle w:val="KeywordTok"/>
+        </w:rPr>
+        <w:t>DEFAULT</w:t>
+      </w:r>
+      <w:r>
+        <w:rPr>
+          <w:rStyle w:val="NormalTok"/>
+        </w:rPr>
+        <w:t xml:space="preserve"> </w:t>
+      </w:r>
+      <w:r>
+        <w:rPr>
+          <w:rStyle w:val="DecValTok"/>
+        </w:rPr>
+        <w:t>0</w:t>
+      </w:r>
+      <w:r>
+        <w:rPr>
+          <w:rStyle w:val="NormalTok"/>
+        </w:rPr>
+        <w:t>,</w:t>
+      </w:r>
+      <w:r>
+        <w:br/>
+      </w:r>
+      <w:r>
+        <w:rPr>
+          <w:rStyle w:val="NormalTok"/>
+        </w:rPr>
+        <w:t xml:space="preserve"> enviado_en DATETIME </w:t>
+      </w:r>
+      <w:r>
+        <w:rPr>
+          <w:rStyle w:val="KeywordTok"/>
+        </w:rPr>
+        <w:t>DEFAULT</w:t>
+      </w:r>
+      <w:r>
+        <w:rPr>
+          <w:rStyle w:val="NormalTok"/>
+        </w:rPr>
+        <w:t xml:space="preserve"> </w:t>
+      </w:r>
+      <w:r>
+        <w:rPr>
+          <w:rStyle w:val="KeywordTok"/>
+        </w:rPr>
+        <w:t>NULL</w:t>
+      </w:r>
+      <w:r>
+        <w:rPr>
+          <w:rStyle w:val="NormalTok"/>
+        </w:rPr>
+        <w:t>,</w:t>
+      </w:r>
+      <w:r>
+        <w:br/>
+      </w:r>
+      <w:r>
+        <w:rPr>
+          <w:rStyle w:val="NormalTok"/>
+        </w:rPr>
+        <w:lastRenderedPageBreak/>
+        <w:t xml:space="preserve"> </w:t>
+      </w:r>
+      <w:r>
+        <w:rPr>
+          <w:rStyle w:val="KeywordTok"/>
+        </w:rPr>
+        <w:t>UNIQUE</w:t>
+      </w:r>
+      <w:r>
+        <w:rPr>
+          <w:rStyle w:val="NormalTok"/>
+        </w:rPr>
+        <w:t xml:space="preserve"> </w:t>
+      </w:r>
+      <w:r>
+        <w:rPr>
+          <w:rStyle w:val="KeywordTok"/>
+        </w:rPr>
+        <w:t>KEY</w:t>
+      </w:r>
+      <w:r>
+        <w:rPr>
+          <w:rStyle w:val="NormalTok"/>
+        </w:rPr>
+        <w:t xml:space="preserve"> uq_aviso_suscripcion (clave_aviso),</w:t>
+      </w:r>
+      <w:r>
+        <w:br/>
+      </w:r>
+      <w:r>
+        <w:rPr>
+          <w:rStyle w:val="NormalTok"/>
+        </w:rPr>
+        <w:t xml:space="preserve"> </w:t>
+      </w:r>
+      <w:r>
+        <w:rPr>
+          <w:rStyle w:val="KeywordTok"/>
+        </w:rPr>
+        <w:t>KEY</w:t>
+      </w:r>
+      <w:r>
+        <w:rPr>
+          <w:rStyle w:val="NormalTok"/>
+        </w:rPr>
+        <w:t xml:space="preserve"> idx_aviso_programado (estado,programado_en),</w:t>
+      </w:r>
+      <w:r>
+        <w:br/>
+      </w:r>
+      <w:r>
+        <w:rPr>
+          <w:rStyle w:val="NormalTok"/>
+        </w:rPr>
+        <w:t xml:space="preserve"> </w:t>
+      </w:r>
+      <w:r>
+        <w:rPr>
+          <w:rStyle w:val="KeywordTok"/>
+        </w:rPr>
+        <w:t>KEY</w:t>
+      </w:r>
+      <w:r>
+        <w:rPr>
+          <w:rStyle w:val="NormalTok"/>
+        </w:rPr>
+        <w:t xml:space="preserve"> idx_aviso_clinica (id_clinica,programado_en),</w:t>
+      </w:r>
+      <w:r>
+        <w:br/>
+      </w:r>
+      <w:r>
+        <w:rPr>
+          <w:rStyle w:val="NormalTok"/>
+        </w:rPr>
+        <w:t xml:space="preserve"> </w:t>
+      </w:r>
+      <w:r>
+        <w:rPr>
+          <w:rStyle w:val="KeywordTok"/>
+        </w:rPr>
+        <w:t>CONSTRAINT</w:t>
+      </w:r>
+      <w:r>
+        <w:rPr>
+          <w:rStyle w:val="NormalTok"/>
+        </w:rPr>
+        <w:t xml:space="preserve"> fk_aviso_clinica </w:t>
+      </w:r>
+      <w:r>
+        <w:rPr>
+          <w:rStyle w:val="KeywordTok"/>
+        </w:rPr>
+        <w:t>FOREIGN</w:t>
+      </w:r>
+      <w:r>
+        <w:rPr>
+          <w:rStyle w:val="NormalTok"/>
+        </w:rPr>
+        <w:t xml:space="preserve"> </w:t>
+      </w:r>
+      <w:r>
+        <w:rPr>
+          <w:rStyle w:val="KeywordTok"/>
+        </w:rPr>
+        <w:t>KEY</w:t>
+      </w:r>
+      <w:r>
+        <w:rPr>
+          <w:rStyle w:val="NormalTok"/>
+        </w:rPr>
+        <w:t xml:space="preserve"> (id_clinica) </w:t>
+      </w:r>
+      <w:r>
+        <w:rPr>
+          <w:rStyle w:val="KeywordTok"/>
+        </w:rPr>
+        <w:t>REFERENCES</w:t>
+      </w:r>
+      <w:r>
+        <w:rPr>
+          <w:rStyle w:val="NormalTok"/>
+        </w:rPr>
+        <w:t xml:space="preserve"> clinicas (id_clinica),</w:t>
+      </w:r>
+      <w:r>
+        <w:br/>
+      </w:r>
+      <w:r>
+        <w:rPr>
+          <w:rStyle w:val="NormalTok"/>
+        </w:rPr>
+        <w:t xml:space="preserve"> </w:t>
+      </w:r>
+      <w:r>
+        <w:rPr>
+          <w:rStyle w:val="KeywordTok"/>
+        </w:rPr>
+        <w:t>CONSTRAINT</w:t>
+      </w:r>
+      <w:r>
+        <w:rPr>
+          <w:rStyle w:val="NormalTok"/>
+        </w:rPr>
+        <w:t xml:space="preserve"> fk_aviso_suscripcion </w:t>
+      </w:r>
+      <w:r>
+        <w:rPr>
+          <w:rStyle w:val="KeywordTok"/>
+        </w:rPr>
+        <w:t>FOREIGN</w:t>
+      </w:r>
+      <w:r>
+        <w:rPr>
+          <w:rStyle w:val="NormalTok"/>
+        </w:rPr>
+        <w:t xml:space="preserve"> </w:t>
+      </w:r>
+      <w:r>
+        <w:rPr>
+          <w:rStyle w:val="KeywordTok"/>
+        </w:rPr>
+        <w:t>KEY</w:t>
+      </w:r>
+      <w:r>
+        <w:rPr>
+          <w:rStyle w:val="NormalTok"/>
+        </w:rPr>
+        <w:t xml:space="preserve"> (id_suscripcion) </w:t>
+      </w:r>
+      <w:r>
+        <w:rPr>
+          <w:rStyle w:val="KeywordTok"/>
+        </w:rPr>
+        <w:t>REFERENCES</w:t>
+      </w:r>
+      <w:r>
+        <w:rPr>
+          <w:rStyle w:val="NormalTok"/>
+        </w:rPr>
+        <w:t xml:space="preserve"> suscripciones (id_suscripcion),</w:t>
+      </w:r>
+      <w:r>
+        <w:br/>
+      </w:r>
+      <w:r>
+        <w:rPr>
+          <w:rStyle w:val="NormalTok"/>
+        </w:rPr>
+        <w:t xml:space="preserve"> </w:t>
+      </w:r>
+      <w:r>
+        <w:rPr>
+          <w:rStyle w:val="KeywordTok"/>
+        </w:rPr>
+        <w:t>CONSTRAINT</w:t>
+      </w:r>
+      <w:r>
+        <w:rPr>
+          <w:rStyle w:val="NormalTok"/>
+        </w:rPr>
+        <w:t xml:space="preserve"> fk_aviso_pago </w:t>
+      </w:r>
+      <w:r>
+        <w:rPr>
+          <w:rStyle w:val="KeywordTok"/>
+        </w:rPr>
+        <w:t>FOREIGN</w:t>
+      </w:r>
+      <w:r>
+        <w:rPr>
+          <w:rStyle w:val="NormalTok"/>
+        </w:rPr>
+        <w:t xml:space="preserve"> </w:t>
+      </w:r>
+      <w:r>
+        <w:rPr>
+          <w:rStyle w:val="KeywordTok"/>
+        </w:rPr>
+        <w:t>KEY</w:t>
+      </w:r>
+      <w:r>
+        <w:rPr>
+          <w:rStyle w:val="NormalTok"/>
+        </w:rPr>
+        <w:t xml:space="preserve"> (id_pago) </w:t>
+      </w:r>
+      <w:r>
+        <w:rPr>
+          <w:rStyle w:val="KeywordTok"/>
+        </w:rPr>
+        <w:t>REFERENCES</w:t>
+      </w:r>
+      <w:r>
+        <w:rPr>
+          <w:rStyle w:val="NormalTok"/>
+        </w:rPr>
+        <w:t xml:space="preserve"> pagos_suscripcion (id_pago),</w:t>
+      </w:r>
+      <w:r>
+        <w:br/>
+      </w:r>
+      <w:r>
+        <w:rPr>
+          <w:rStyle w:val="NormalTok"/>
+        </w:rPr>
+        <w:t xml:space="preserve"> </w:t>
+      </w:r>
+      <w:r>
+        <w:rPr>
+          <w:rStyle w:val="KeywordTok"/>
+        </w:rPr>
+        <w:t>CONSTRAINT</w:t>
+      </w:r>
+      <w:r>
+        <w:rPr>
+          <w:rStyle w:val="NormalTok"/>
+        </w:rPr>
+        <w:t xml:space="preserve"> fk_aviso_intento </w:t>
+      </w:r>
+      <w:r>
+        <w:rPr>
+          <w:rStyle w:val="KeywordTok"/>
+        </w:rPr>
+        <w:t>FOREIGN</w:t>
+      </w:r>
+      <w:r>
+        <w:rPr>
+          <w:rStyle w:val="NormalTok"/>
+        </w:rPr>
+        <w:t xml:space="preserve"> </w:t>
+      </w:r>
+      <w:r>
+        <w:rPr>
+          <w:rStyle w:val="KeywordTok"/>
+        </w:rPr>
+        <w:t>KEY</w:t>
+      </w:r>
+      <w:r>
+        <w:rPr>
+          <w:rStyle w:val="NormalTok"/>
+        </w:rPr>
+        <w:t xml:space="preserve"> (id_intento) </w:t>
+      </w:r>
+      <w:r>
+        <w:rPr>
+          <w:rStyle w:val="KeywordTok"/>
+        </w:rPr>
+        <w:t>REFERENCES</w:t>
+      </w:r>
+      <w:r>
+        <w:rPr>
+          <w:rStyle w:val="NormalTok"/>
+        </w:rPr>
+        <w:t xml:space="preserve"> intentos_pago (id_intento),</w:t>
+      </w:r>
+      <w:r>
+        <w:br/>
+      </w:r>
+      <w:r>
+        <w:rPr>
+          <w:rStyle w:val="NormalTok"/>
+        </w:rPr>
+        <w:t xml:space="preserve"> </w:t>
+      </w:r>
+      <w:r>
+        <w:rPr>
+          <w:rStyle w:val="KeywordTok"/>
+        </w:rPr>
+        <w:t>CONSTRAINT</w:t>
+      </w:r>
+      <w:r>
+        <w:rPr>
+          <w:rStyle w:val="NormalTok"/>
+        </w:rPr>
+        <w:t xml:space="preserve"> fk_aviso_usuario </w:t>
+      </w:r>
+      <w:r>
+        <w:rPr>
+          <w:rStyle w:val="KeywordTok"/>
+        </w:rPr>
+        <w:t>FOREIGN</w:t>
+      </w:r>
+      <w:r>
+        <w:rPr>
+          <w:rStyle w:val="NormalTok"/>
+        </w:rPr>
+        <w:t xml:space="preserve"> </w:t>
+      </w:r>
+      <w:r>
+        <w:rPr>
+          <w:rStyle w:val="KeywordTok"/>
+        </w:rPr>
+        <w:t>KEY</w:t>
+      </w:r>
+      <w:r>
+        <w:rPr>
+          <w:rStyle w:val="NormalTok"/>
+        </w:rPr>
+        <w:t xml:space="preserve"> (id_usuario_destinatario) </w:t>
+      </w:r>
+      <w:r>
+        <w:rPr>
+          <w:rStyle w:val="KeywordTok"/>
+        </w:rPr>
+        <w:t>REFERENCES</w:t>
+      </w:r>
+      <w:r>
+        <w:rPr>
+          <w:rStyle w:val="NormalTok"/>
+        </w:rPr>
+        <w:t xml:space="preserve"> usuarios (id_usuario),</w:t>
+      </w:r>
+      <w:r>
+        <w:br/>
+      </w:r>
+      <w:r>
+        <w:rPr>
+          <w:rStyle w:val="NormalTok"/>
+        </w:rPr>
+        <w:t xml:space="preserve"> </w:t>
+      </w:r>
+      <w:r>
+        <w:rPr>
+          <w:rStyle w:val="KeywordTok"/>
+        </w:rPr>
+        <w:t>CONSTRAINT</w:t>
+      </w:r>
+      <w:r>
+        <w:rPr>
+          <w:rStyle w:val="NormalTok"/>
+        </w:rPr>
+        <w:t xml:space="preserve"> fk_aviso_notificacion </w:t>
+      </w:r>
+      <w:r>
+        <w:rPr>
+          <w:rStyle w:val="KeywordTok"/>
+        </w:rPr>
+        <w:t>FOREIGN</w:t>
+      </w:r>
+      <w:r>
+        <w:rPr>
+          <w:rStyle w:val="NormalTok"/>
+        </w:rPr>
+        <w:t xml:space="preserve"> </w:t>
+      </w:r>
+      <w:r>
+        <w:rPr>
+          <w:rStyle w:val="KeywordTok"/>
+        </w:rPr>
+        <w:t>KEY</w:t>
+      </w:r>
+      <w:r>
+        <w:rPr>
+          <w:rStyle w:val="NormalTok"/>
+        </w:rPr>
+        <w:t xml:space="preserve"> (id_notificacion) </w:t>
+      </w:r>
+      <w:r>
+        <w:rPr>
+          <w:rStyle w:val="KeywordTok"/>
+        </w:rPr>
+        <w:t>REFERENCES</w:t>
+      </w:r>
+      <w:r>
+        <w:rPr>
+          <w:rStyle w:val="NormalTok"/>
+        </w:rPr>
+        <w:t xml:space="preserve"> notificaciones (id_notificacion)</w:t>
+      </w:r>
+      <w:r>
+        <w:br/>
+      </w:r>
+      <w:r>
+        <w:rPr>
+          <w:rStyle w:val="NormalTok"/>
+        </w:rPr>
+        <w:t>) ENGINE</w:t>
+      </w:r>
+      <w:r>
+        <w:rPr>
+          <w:rStyle w:val="OperatorTok"/>
+        </w:rPr>
+        <w:t>=</w:t>
+      </w:r>
+      <w:r>
+        <w:rPr>
+          <w:rStyle w:val="NormalTok"/>
+        </w:rPr>
+        <w:t xml:space="preserve">InnoDB </w:t>
+      </w:r>
+      <w:r>
+        <w:rPr>
+          <w:rStyle w:val="KeywordTok"/>
+        </w:rPr>
+        <w:t>DEFAULT</w:t>
+      </w:r>
+      <w:r>
+        <w:rPr>
+          <w:rStyle w:val="NormalTok"/>
+        </w:rPr>
+        <w:t xml:space="preserve"> CHARSET</w:t>
+      </w:r>
+      <w:r>
+        <w:rPr>
+          <w:rStyle w:val="OperatorTok"/>
+        </w:rPr>
+        <w:t>=</w:t>
+      </w:r>
+      <w:r>
+        <w:rPr>
+          <w:rStyle w:val="NormalTok"/>
+        </w:rPr>
+        <w:t>utf8mb4 COLLATE</w:t>
+      </w:r>
+      <w:r>
+        <w:rPr>
+          <w:rStyle w:val="OperatorTok"/>
+        </w:rPr>
+        <w:t>=</w:t>
+      </w:r>
+      <w:r>
+        <w:rPr>
+          <w:rStyle w:val="NormalTok"/>
+        </w:rPr>
+        <w:t>utf8mb4_general_ci;</w:t>
+      </w:r>
+      <w:r>
+        <w:br/>
+      </w:r>
+      <w:r>
+        <w:rPr>
+          <w:rStyle w:val="KeywordTok"/>
+        </w:rPr>
+        <w:t>ALTER</w:t>
+      </w:r>
+      <w:r>
+        <w:rPr>
+          <w:rStyle w:val="NormalTok"/>
+        </w:rPr>
+        <w:t xml:space="preserve"> </w:t>
+      </w:r>
+      <w:r>
+        <w:rPr>
+          <w:rStyle w:val="KeywordTok"/>
+        </w:rPr>
+        <w:t>TABLE</w:t>
+      </w:r>
+      <w:r>
+        <w:rPr>
+          <w:rStyle w:val="NormalTok"/>
+        </w:rPr>
+        <w:t xml:space="preserve"> suscripciones </w:t>
+      </w:r>
+      <w:r>
+        <w:rPr>
+          <w:rStyle w:val="KeywordTok"/>
+        </w:rPr>
+        <w:t>ADD</w:t>
+      </w:r>
+      <w:r>
+        <w:rPr>
+          <w:rStyle w:val="NormalTok"/>
+        </w:rPr>
+        <w:t xml:space="preserve"> </w:t>
+      </w:r>
+      <w:r>
+        <w:rPr>
+          <w:rStyle w:val="KeywordTok"/>
+        </w:rPr>
+        <w:t>CONSTRAINT</w:t>
+      </w:r>
+      <w:r>
+        <w:rPr>
+          <w:rStyle w:val="NormalTok"/>
+        </w:rPr>
+        <w:t xml:space="preserve"> fk_suscripcion_fuente </w:t>
+      </w:r>
+      <w:r>
+        <w:rPr>
+          <w:rStyle w:val="KeywordTok"/>
+        </w:rPr>
+        <w:t>FOREIGN</w:t>
+      </w:r>
+      <w:r>
+        <w:rPr>
+          <w:rStyle w:val="NormalTok"/>
+        </w:rPr>
+        <w:t xml:space="preserve"> </w:t>
+      </w:r>
+      <w:r>
+        <w:rPr>
+          <w:rStyle w:val="KeywordTok"/>
+        </w:rPr>
+        <w:t>KEY</w:t>
+      </w:r>
+      <w:r>
+        <w:rPr>
+          <w:rStyle w:val="NormalTok"/>
+        </w:rPr>
+        <w:t xml:space="preserve"> (id_fuente_activa) </w:t>
+      </w:r>
+      <w:r>
+        <w:rPr>
+          <w:rStyle w:val="KeywordTok"/>
+        </w:rPr>
+        <w:t>REFERENCES</w:t>
+      </w:r>
+      <w:r>
+        <w:rPr>
+          <w:rStyle w:val="NormalTok"/>
+        </w:rPr>
+        <w:t xml:space="preserve"> fuentes_pago (id_fuente);</w:t>
+      </w:r>
+      <w:r>
+        <w:br/>
+      </w:r>
+      <w:r>
+        <w:rPr>
+          <w:rStyle w:val="KeywordTok"/>
+        </w:rPr>
+        <w:t>ALTER</w:t>
+      </w:r>
+      <w:r>
+        <w:rPr>
+          <w:rStyle w:val="NormalTok"/>
+        </w:rPr>
+        <w:t xml:space="preserve"> </w:t>
+      </w:r>
+      <w:r>
+        <w:rPr>
+          <w:rStyle w:val="KeywordTok"/>
+        </w:rPr>
+        <w:t>TABLE</w:t>
+      </w:r>
+      <w:r>
+        <w:rPr>
+          <w:rStyle w:val="NormalTok"/>
+        </w:rPr>
+        <w:t xml:space="preserve"> suscripciones </w:t>
+      </w:r>
+      <w:r>
+        <w:rPr>
+          <w:rStyle w:val="KeywordTok"/>
+        </w:rPr>
+        <w:t>ADD</w:t>
+      </w:r>
+      <w:r>
+        <w:rPr>
+          <w:rStyle w:val="NormalTok"/>
+        </w:rPr>
+        <w:t xml:space="preserve"> </w:t>
+      </w:r>
+      <w:r>
+        <w:rPr>
+          <w:rStyle w:val="KeywordTok"/>
+        </w:rPr>
+        <w:t>CONSTRAINT</w:t>
+      </w:r>
+      <w:r>
+        <w:rPr>
+          <w:rStyle w:val="NormalTok"/>
+        </w:rPr>
+        <w:t xml:space="preserve"> fk_suscripcion_autor </w:t>
+      </w:r>
+      <w:r>
+        <w:rPr>
+          <w:rStyle w:val="KeywordTok"/>
+        </w:rPr>
+        <w:t>FOREIGN</w:t>
+      </w:r>
+      <w:r>
+        <w:rPr>
+          <w:rStyle w:val="NormalTok"/>
+        </w:rPr>
+        <w:t xml:space="preserve"> </w:t>
+      </w:r>
+      <w:r>
+        <w:rPr>
+          <w:rStyle w:val="KeywordTok"/>
+        </w:rPr>
+        <w:t>KEY</w:t>
+      </w:r>
+      <w:r>
+        <w:rPr>
+          <w:rStyle w:val="NormalTok"/>
+        </w:rPr>
+        <w:t xml:space="preserve"> (autorizado_por) </w:t>
+      </w:r>
+      <w:r>
+        <w:rPr>
+          <w:rStyle w:val="KeywordTok"/>
+        </w:rPr>
+        <w:t>REFERENCES</w:t>
+      </w:r>
+      <w:r>
+        <w:rPr>
+          <w:rStyle w:val="NormalTok"/>
+        </w:rPr>
+        <w:t xml:space="preserve"> usuarios (id_usuario);</w:t>
+      </w:r>
+    </w:p>
+    <w:p>
+      <w:pPr>
+        <w:pStyle w:val="FirstParagraph"/>
+      </w:pPr>
+      <w:r>
+        <w:rPr>
+          <w:b/>
+          <w:bCs/>
+        </w:rPr>
+        <w:t>S4 — correo confirmado (migración 14):</w:t>
+      </w:r>
+      <w:r>
+        <w:t xml:space="preserve"> </w:t>
+      </w:r>
+      <w:r>
+        <w:rPr>
+          <w:rStyle w:val="VerbatimChar"/>
+        </w:rPr>
+        <w:t>avisos_suscripcion.tipo</w:t>
+      </w:r>
+      <w:r>
+        <w:t xml:space="preserve"> admite </w:t>
+      </w:r>
+      <w:r>
+        <w:rPr>
+          <w:rStyle w:val="VerbatimChar"/>
+        </w:rPr>
+        <w:t>pago_confirmado</w:t>
+      </w:r>
+      <w:r>
+        <w:t xml:space="preserve"> y </w:t>
+      </w:r>
+      <w:r>
+        <w:rPr>
+          <w:rStyle w:val="VerbatimChar"/>
+        </w:rPr>
+        <w:t>medio_pago VARCHAR(32) NULL</w:t>
+      </w:r>
+      <w:r>
+        <w:t xml:space="preserve"> </w:t>
+      </w:r>
+      <w:r>
+        <w:t xml:space="preserve">conserva exclusivamente la etiqueta saneada del medio; el fin objetivo es el concedido por ese pago. La clave única por pago/destinatario evita duplicar correos. </w:t>
+      </w:r>
+      <w:r>
+        <w:rPr>
+          <w:rStyle w:val="VerbatimChar"/>
+        </w:rPr>
+        <w:t>wompi_eventos.tipo=transaction.consultada</w:t>
+      </w:r>
+      <w:r>
+        <w:t xml:space="preserve"> identifica evidencia interna de GET autenticado, sin confundirla con una firma del proveedor.</w:t>
+      </w:r>
+    </w:p>
+    <w:p>
+      <w:pPr>
+        <w:pStyle w:val="Textoindependiente"/>
+      </w:pPr>
+      <w:r>
+        <w:rPr>
+          <w:b/>
+          <w:bCs/>
+        </w:rPr>
+        <w:t>Excepción de instalación aprobada por el dueño (2026-10-25):</w:t>
+      </w:r>
+      <w:r>
+        <w:t xml:space="preserve"> </w:t>
+      </w:r>
+      <w:r>
+        <w:rPr>
+          <w:rStyle w:val="VerbatimChar"/>
+        </w:rPr>
+        <w:t>01_schema.sql</w:t>
+      </w:r>
+      <w:r>
+        <w:t xml:space="preserve"> conserva el ENUM original de avisos para pasar la validación exacta de la migración 12 publicada. La 14 lo amplía a </w:t>
+      </w:r>
+      <w:r>
+        <w:rPr>
+          <w:rStyle w:val="VerbatimChar"/>
+        </w:rPr>
+        <w:t>pago_confirmado</w:t>
+      </w:r>
+      <w:r>
+        <w:t xml:space="preserve"> </w:t>
+      </w:r>
+      <w:r>
+        <w:t>antes de servir la aplicación; este MER y drawDB representan ese destino final.</w:t>
+      </w:r>
+    </w:p>
+    <w:p>
+      <w:pPr>
+        <w:pStyle w:val="Textoindependiente"/>
+      </w:pPr>
+      <w:r>
+        <w:t>El dueño autorizó además (2026-10-25) que únicamente esa validación de la migración 12 acepte el dominio original o el ampliado; así admite la segunda pasada del migrador tras la inicialización SQL de Docker. No cambia datos ni ninguna otra lógica de la migración publicada.</w:t>
+      </w:r>
+      <w:bookmarkEnd w:id="50"/>
     </w:p>
     <w:sectPr>
       <w:headerReference w:type="default" r:id="rId9"/>
@@ -11723,7 +20665,7 @@
               <w:noProof/>
             </w:rPr>
             <w:drawing>
-              <wp:inline distT="0" distB="0" distL="0" distR="0" wp14:anchorId="1B7636D0" wp14:editId="1B7636D1">
+              <wp:inline distT="0" distB="0" distL="0" distR="0" wp14:anchorId="5BF8E9C9" wp14:editId="5BF8E9CA">
                 <wp:extent cx="324000" cy="324000"/>
                 <wp:effectExtent l="0" t="0" r="0" b="0"/>
                 <wp:docPr id="9001" name="Logo Zooki"/>
@@ -11783,7 +20725,7 @@
               <w:sz w:val="17"/>
               <w:szCs w:val="17"/>
             </w:rPr>
-            <w:t>Zooki v2.0</w:t>
+            <w:t>Zooki v2.1</w:t>
           </w:r>
         </w:p>
         <w:p>
@@ -11883,7 +20825,7 @@
   <w:abstractNum w:abstractNumId="0" w15:restartNumberingAfterBreak="0">
     <w:nsid w:val="0000A990"/>
     <w:multiLevelType w:val="multilevel"/>
-    <w:tmpl w:val="419449B6"/>
+    <w:tmpl w:val="44C0D842"/>
     <w:lvl w:ilvl="0">
       <w:numFmt w:val="bullet"/>
       <w:lvlText w:val=" "/>
@@ -11960,7 +20902,7 @@
   <w:abstractNum w:abstractNumId="1" w15:restartNumberingAfterBreak="0">
     <w:nsid w:val="0000A991"/>
     <w:multiLevelType w:val="multilevel"/>
-    <w:tmpl w:val="B2E6C906"/>
+    <w:tmpl w:val="D3DE9F16"/>
     <w:lvl w:ilvl="0">
       <w:numFmt w:val="bullet"/>
       <w:lvlText w:val=""/>
@@ -12061,37 +21003,40 @@
       </w:rPr>
     </w:lvl>
   </w:abstractNum>
-  <w:num w:numId="1" w16cid:durableId="1572499984">
+  <w:num w:numId="1" w16cid:durableId="913473381">
     <w:abstractNumId w:val="0"/>
   </w:num>
-  <w:num w:numId="2" w16cid:durableId="1531645987">
+  <w:num w:numId="2" w16cid:durableId="381447130">
     <w:abstractNumId w:val="1"/>
   </w:num>
-  <w:num w:numId="3" w16cid:durableId="1356273387">
+  <w:num w:numId="3" w16cid:durableId="1110705235">
     <w:abstractNumId w:val="1"/>
   </w:num>
-  <w:num w:numId="4" w16cid:durableId="64958321">
+  <w:num w:numId="4" w16cid:durableId="397940262">
     <w:abstractNumId w:val="1"/>
   </w:num>
-  <w:num w:numId="5" w16cid:durableId="96025897">
+  <w:num w:numId="5" w16cid:durableId="1075008711">
     <w:abstractNumId w:val="1"/>
   </w:num>
-  <w:num w:numId="6" w16cid:durableId="581331298">
+  <w:num w:numId="6" w16cid:durableId="1202284802">
     <w:abstractNumId w:val="1"/>
   </w:num>
-  <w:num w:numId="7" w16cid:durableId="261881884">
+  <w:num w:numId="7" w16cid:durableId="1891070758">
     <w:abstractNumId w:val="1"/>
   </w:num>
-  <w:num w:numId="8" w16cid:durableId="1707019073">
+  <w:num w:numId="8" w16cid:durableId="2070492793">
     <w:abstractNumId w:val="1"/>
   </w:num>
-  <w:num w:numId="9" w16cid:durableId="14356589">
+  <w:num w:numId="9" w16cid:durableId="1497266632">
     <w:abstractNumId w:val="1"/>
   </w:num>
-  <w:num w:numId="10" w16cid:durableId="475224598">
+  <w:num w:numId="10" w16cid:durableId="817309441">
     <w:abstractNumId w:val="1"/>
   </w:num>
-  <w:num w:numId="11" w16cid:durableId="1919904258">
+  <w:num w:numId="11" w16cid:durableId="548616908">
+    <w:abstractNumId w:val="1"/>
+  </w:num>
+  <w:num w:numId="12" w16cid:durableId="790711285">
     <w:abstractNumId w:val="1"/>
   </w:num>
 </w:numbering>

--- a/public/docs/descargas/mer.docx
+++ b/public/docs/descargas/mer.docx
@@ -21,7 +21,7 @@
         <w:pStyle w:val="PortadaProyecto"/>
       </w:pPr>
       <w:r>
-        <w:t>Proyecto: Zooki v2.1</w:t>
+        <w:t>Proyecto: Zooki v2.2</w:t>
       </w:r>
     </w:p>
     <w:p>
@@ -85,7 +85,7 @@
           <w:noProof/>
         </w:rPr>
         <w:drawing>
-          <wp:inline distT="0" distB="0" distL="0" distR="0" wp14:anchorId="5BF8E9BB" wp14:editId="5BF8E9BC">
+          <wp:inline distT="0" distB="0" distL="0" distR="0" wp14:anchorId="632F3101" wp14:editId="2477D200">
             <wp:extent cx="395999" cy="405503"/>
             <wp:effectExtent l="0" t="0" r="0" b="0"/>
             <wp:docPr id="10" name="Picture"/>
@@ -221,7 +221,7 @@
               <w:pStyle w:val="Celda"/>
             </w:pPr>
             <w:r>
-              <w:t>25/10/2026</w:t>
+              <w:t>26/10/2026</w:t>
             </w:r>
           </w:p>
         </w:tc>
@@ -401,7 +401,7 @@
       <w:r>
         <w:fldChar w:fldCharType="separate"/>
       </w:r>
-      <w:hyperlink w:anchor="_Toc243863182" w:history="1">
+      <w:hyperlink w:anchor="_Toc243902364" w:history="1">
         <w:r>
           <w:rPr>
             <w:rStyle w:val="Hipervnculo"/>
@@ -428,7 +428,7 @@
             <w:noProof/>
             <w:webHidden/>
           </w:rPr>
-          <w:instrText xml:space="preserve"> PAGEREF _Toc243863182 \h </w:instrText>
+          <w:instrText xml:space="preserve"> PAGEREF _Toc243902364 \h </w:instrText>
         </w:r>
         <w:r>
           <w:rPr>
@@ -474,7 +474,7 @@
           <w14:ligatures w14:val="standardContextual"/>
         </w:rPr>
       </w:pPr>
-      <w:hyperlink w:anchor="_Toc243863183" w:history="1">
+      <w:hyperlink w:anchor="_Toc243902365" w:history="1">
         <w:r>
           <w:rPr>
             <w:rStyle w:val="Hipervnculo"/>
@@ -501,7 +501,7 @@
             <w:noProof/>
             <w:webHidden/>
           </w:rPr>
-          <w:instrText xml:space="preserve"> PAGEREF _Toc243863183 \h </w:instrText>
+          <w:instrText xml:space="preserve"> PAGEREF _Toc243902365 \h </w:instrText>
         </w:r>
         <w:r>
           <w:rPr>
@@ -547,7 +547,7 @@
           <w14:ligatures w14:val="standardContextual"/>
         </w:rPr>
       </w:pPr>
-      <w:hyperlink w:anchor="_Toc243863184" w:history="1">
+      <w:hyperlink w:anchor="_Toc243902366" w:history="1">
         <w:r>
           <w:rPr>
             <w:rStyle w:val="Hipervnculo"/>
@@ -574,7 +574,7 @@
             <w:noProof/>
             <w:webHidden/>
           </w:rPr>
-          <w:instrText xml:space="preserve"> PAGEREF _Toc243863184 \h </w:instrText>
+          <w:instrText xml:space="preserve"> PAGEREF _Toc243902366 \h </w:instrText>
         </w:r>
         <w:r>
           <w:rPr>
@@ -617,7 +617,7 @@
           <w14:ligatures w14:val="standardContextual"/>
         </w:rPr>
       </w:pPr>
-      <w:hyperlink w:anchor="_Toc243863185" w:history="1">
+      <w:hyperlink w:anchor="_Toc243902367" w:history="1">
         <w:r>
           <w:rPr>
             <w:rStyle w:val="Hipervnculo"/>
@@ -644,7 +644,7 @@
             <w:noProof/>
             <w:webHidden/>
           </w:rPr>
-          <w:instrText xml:space="preserve"> PAGEREF _Toc243863185 \h </w:instrText>
+          <w:instrText xml:space="preserve"> PAGEREF _Toc243902367 \h </w:instrText>
         </w:r>
         <w:r>
           <w:rPr>
@@ -687,7 +687,7 @@
           <w14:ligatures w14:val="standardContextual"/>
         </w:rPr>
       </w:pPr>
-      <w:hyperlink w:anchor="_Toc243863186" w:history="1">
+      <w:hyperlink w:anchor="_Toc243902368" w:history="1">
         <w:r>
           <w:rPr>
             <w:rStyle w:val="Hipervnculo"/>
@@ -714,7 +714,7 @@
             <w:noProof/>
             <w:webHidden/>
           </w:rPr>
-          <w:instrText xml:space="preserve"> PAGEREF _Toc243863186 \h </w:instrText>
+          <w:instrText xml:space="preserve"> PAGEREF _Toc243902368 \h </w:instrText>
         </w:r>
         <w:r>
           <w:rPr>
@@ -757,7 +757,7 @@
           <w14:ligatures w14:val="standardContextual"/>
         </w:rPr>
       </w:pPr>
-      <w:hyperlink w:anchor="_Toc243863187" w:history="1">
+      <w:hyperlink w:anchor="_Toc243902369" w:history="1">
         <w:r>
           <w:rPr>
             <w:rStyle w:val="Hipervnculo"/>
@@ -784,7 +784,7 @@
             <w:noProof/>
             <w:webHidden/>
           </w:rPr>
-          <w:instrText xml:space="preserve"> PAGEREF _Toc243863187 \h </w:instrText>
+          <w:instrText xml:space="preserve"> PAGEREF _Toc243902369 \h </w:instrText>
         </w:r>
         <w:r>
           <w:rPr>
@@ -827,7 +827,7 @@
           <w14:ligatures w14:val="standardContextual"/>
         </w:rPr>
       </w:pPr>
-      <w:hyperlink w:anchor="_Toc243863188" w:history="1">
+      <w:hyperlink w:anchor="_Toc243902370" w:history="1">
         <w:r>
           <w:rPr>
             <w:rStyle w:val="Hipervnculo"/>
@@ -854,7 +854,7 @@
             <w:noProof/>
             <w:webHidden/>
           </w:rPr>
-          <w:instrText xml:space="preserve"> PAGEREF _Toc243863188 \h </w:instrText>
+          <w:instrText xml:space="preserve"> PAGEREF _Toc243902370 \h </w:instrText>
         </w:r>
         <w:r>
           <w:rPr>
@@ -897,7 +897,7 @@
           <w14:ligatures w14:val="standardContextual"/>
         </w:rPr>
       </w:pPr>
-      <w:hyperlink w:anchor="_Toc243863189" w:history="1">
+      <w:hyperlink w:anchor="_Toc243902371" w:history="1">
         <w:r>
           <w:rPr>
             <w:rStyle w:val="Hipervnculo"/>
@@ -924,7 +924,7 @@
             <w:noProof/>
             <w:webHidden/>
           </w:rPr>
-          <w:instrText xml:space="preserve"> PAGEREF _Toc243863189 \h </w:instrText>
+          <w:instrText xml:space="preserve"> PAGEREF _Toc243902371 \h </w:instrText>
         </w:r>
         <w:r>
           <w:rPr>
@@ -967,7 +967,7 @@
           <w14:ligatures w14:val="standardContextual"/>
         </w:rPr>
       </w:pPr>
-      <w:hyperlink w:anchor="_Toc243863190" w:history="1">
+      <w:hyperlink w:anchor="_Toc243902372" w:history="1">
         <w:r>
           <w:rPr>
             <w:rStyle w:val="Hipervnculo"/>
@@ -994,7 +994,7 @@
             <w:noProof/>
             <w:webHidden/>
           </w:rPr>
-          <w:instrText xml:space="preserve"> PAGEREF _Toc243863190 \h </w:instrText>
+          <w:instrText xml:space="preserve"> PAGEREF _Toc243902372 \h </w:instrText>
         </w:r>
         <w:r>
           <w:rPr>
@@ -1037,7 +1037,7 @@
           <w14:ligatures w14:val="standardContextual"/>
         </w:rPr>
       </w:pPr>
-      <w:hyperlink w:anchor="_Toc243863191" w:history="1">
+      <w:hyperlink w:anchor="_Toc243902373" w:history="1">
         <w:r>
           <w:rPr>
             <w:rStyle w:val="Hipervnculo"/>
@@ -1064,7 +1064,7 @@
             <w:noProof/>
             <w:webHidden/>
           </w:rPr>
-          <w:instrText xml:space="preserve"> PAGEREF _Toc243863191 \h </w:instrText>
+          <w:instrText xml:space="preserve"> PAGEREF _Toc243902373 \h </w:instrText>
         </w:r>
         <w:r>
           <w:rPr>
@@ -1107,7 +1107,7 @@
           <w14:ligatures w14:val="standardContextual"/>
         </w:rPr>
       </w:pPr>
-      <w:hyperlink w:anchor="_Toc243863192" w:history="1">
+      <w:hyperlink w:anchor="_Toc243902374" w:history="1">
         <w:r>
           <w:rPr>
             <w:rStyle w:val="Hipervnculo"/>
@@ -1134,7 +1134,7 @@
             <w:noProof/>
             <w:webHidden/>
           </w:rPr>
-          <w:instrText xml:space="preserve"> PAGEREF _Toc243863192 \h </w:instrText>
+          <w:instrText xml:space="preserve"> PAGEREF _Toc243902374 \h </w:instrText>
         </w:r>
         <w:r>
           <w:rPr>
@@ -1177,7 +1177,7 @@
           <w14:ligatures w14:val="standardContextual"/>
         </w:rPr>
       </w:pPr>
-      <w:hyperlink w:anchor="_Toc243863193" w:history="1">
+      <w:hyperlink w:anchor="_Toc243902375" w:history="1">
         <w:r>
           <w:rPr>
             <w:rStyle w:val="Hipervnculo"/>
@@ -1204,7 +1204,7 @@
             <w:noProof/>
             <w:webHidden/>
           </w:rPr>
-          <w:instrText xml:space="preserve"> PAGEREF _Toc243863193 \h </w:instrText>
+          <w:instrText xml:space="preserve"> PAGEREF _Toc243902375 \h </w:instrText>
         </w:r>
         <w:r>
           <w:rPr>
@@ -1247,7 +1247,7 @@
           <w14:ligatures w14:val="standardContextual"/>
         </w:rPr>
       </w:pPr>
-      <w:hyperlink w:anchor="_Toc243863194" w:history="1">
+      <w:hyperlink w:anchor="_Toc243902376" w:history="1">
         <w:r>
           <w:rPr>
             <w:rStyle w:val="Hipervnculo"/>
@@ -1274,7 +1274,7 @@
             <w:noProof/>
             <w:webHidden/>
           </w:rPr>
-          <w:instrText xml:space="preserve"> PAGEREF _Toc243863194 \h </w:instrText>
+          <w:instrText xml:space="preserve"> PAGEREF _Toc243902376 \h </w:instrText>
         </w:r>
         <w:r>
           <w:rPr>
@@ -1317,7 +1317,7 @@
           <w14:ligatures w14:val="standardContextual"/>
         </w:rPr>
       </w:pPr>
-      <w:hyperlink w:anchor="_Toc243863195" w:history="1">
+      <w:hyperlink w:anchor="_Toc243902377" w:history="1">
         <w:r>
           <w:rPr>
             <w:rStyle w:val="Hipervnculo"/>
@@ -1344,7 +1344,7 @@
             <w:noProof/>
             <w:webHidden/>
           </w:rPr>
-          <w:instrText xml:space="preserve"> PAGEREF _Toc243863195 \h </w:instrText>
+          <w:instrText xml:space="preserve"> PAGEREF _Toc243902377 \h </w:instrText>
         </w:r>
         <w:r>
           <w:rPr>
@@ -1390,7 +1390,7 @@
           <w14:ligatures w14:val="standardContextual"/>
         </w:rPr>
       </w:pPr>
-      <w:hyperlink w:anchor="_Toc243863196" w:history="1">
+      <w:hyperlink w:anchor="_Toc243902378" w:history="1">
         <w:r>
           <w:rPr>
             <w:rStyle w:val="Hipervnculo"/>
@@ -1417,7 +1417,7 @@
             <w:noProof/>
             <w:webHidden/>
           </w:rPr>
-          <w:instrText xml:space="preserve"> PAGEREF _Toc243863196 \h </w:instrText>
+          <w:instrText xml:space="preserve"> PAGEREF _Toc243902378 \h </w:instrText>
         </w:r>
         <w:r>
           <w:rPr>
@@ -1460,7 +1460,7 @@
           <w14:ligatures w14:val="standardContextual"/>
         </w:rPr>
       </w:pPr>
-      <w:hyperlink w:anchor="_Toc243863197" w:history="1">
+      <w:hyperlink w:anchor="_Toc243902379" w:history="1">
         <w:r>
           <w:rPr>
             <w:rStyle w:val="Hipervnculo"/>
@@ -1487,7 +1487,7 @@
             <w:noProof/>
             <w:webHidden/>
           </w:rPr>
-          <w:instrText xml:space="preserve"> PAGEREF _Toc243863197 \h </w:instrText>
+          <w:instrText xml:space="preserve"> PAGEREF _Toc243902379 \h </w:instrText>
         </w:r>
         <w:r>
           <w:rPr>
@@ -1530,7 +1530,7 @@
           <w14:ligatures w14:val="standardContextual"/>
         </w:rPr>
       </w:pPr>
-      <w:hyperlink w:anchor="_Toc243863198" w:history="1">
+      <w:hyperlink w:anchor="_Toc243902380" w:history="1">
         <w:r>
           <w:rPr>
             <w:rStyle w:val="Hipervnculo"/>
@@ -1557,7 +1557,7 @@
             <w:noProof/>
             <w:webHidden/>
           </w:rPr>
-          <w:instrText xml:space="preserve"> PAGEREF _Toc243863198 \h </w:instrText>
+          <w:instrText xml:space="preserve"> PAGEREF _Toc243902380 \h </w:instrText>
         </w:r>
         <w:r>
           <w:rPr>
@@ -1600,7 +1600,7 @@
           <w14:ligatures w14:val="standardContextual"/>
         </w:rPr>
       </w:pPr>
-      <w:hyperlink w:anchor="_Toc243863199" w:history="1">
+      <w:hyperlink w:anchor="_Toc243902381" w:history="1">
         <w:r>
           <w:rPr>
             <w:rStyle w:val="Hipervnculo"/>
@@ -1627,7 +1627,7 @@
             <w:noProof/>
             <w:webHidden/>
           </w:rPr>
-          <w:instrText xml:space="preserve"> PAGEREF _Toc243863199 \h </w:instrText>
+          <w:instrText xml:space="preserve"> PAGEREF _Toc243902381 \h </w:instrText>
         </w:r>
         <w:r>
           <w:rPr>
@@ -1670,7 +1670,7 @@
           <w14:ligatures w14:val="standardContextual"/>
         </w:rPr>
       </w:pPr>
-      <w:hyperlink w:anchor="_Toc243863200" w:history="1">
+      <w:hyperlink w:anchor="_Toc243902382" w:history="1">
         <w:r>
           <w:rPr>
             <w:rStyle w:val="Hipervnculo"/>
@@ -1697,7 +1697,7 @@
             <w:noProof/>
             <w:webHidden/>
           </w:rPr>
-          <w:instrText xml:space="preserve"> PAGEREF _Toc243863200 \h </w:instrText>
+          <w:instrText xml:space="preserve"> PAGEREF _Toc243902382 \h </w:instrText>
         </w:r>
         <w:r>
           <w:rPr>
@@ -1740,7 +1740,7 @@
           <w14:ligatures w14:val="standardContextual"/>
         </w:rPr>
       </w:pPr>
-      <w:hyperlink w:anchor="_Toc243863201" w:history="1">
+      <w:hyperlink w:anchor="_Toc243902383" w:history="1">
         <w:r>
           <w:rPr>
             <w:rStyle w:val="Hipervnculo"/>
@@ -1767,7 +1767,7 @@
             <w:noProof/>
             <w:webHidden/>
           </w:rPr>
-          <w:instrText xml:space="preserve"> PAGEREF _Toc243863201 \h </w:instrText>
+          <w:instrText xml:space="preserve"> PAGEREF _Toc243902383 \h </w:instrText>
         </w:r>
         <w:r>
           <w:rPr>
@@ -1810,7 +1810,7 @@
           <w14:ligatures w14:val="standardContextual"/>
         </w:rPr>
       </w:pPr>
-      <w:hyperlink w:anchor="_Toc243863202" w:history="1">
+      <w:hyperlink w:anchor="_Toc243902384" w:history="1">
         <w:r>
           <w:rPr>
             <w:rStyle w:val="Hipervnculo"/>
@@ -1837,7 +1837,7 @@
             <w:noProof/>
             <w:webHidden/>
           </w:rPr>
-          <w:instrText xml:space="preserve"> PAGEREF _Toc243863202 \h </w:instrText>
+          <w:instrText xml:space="preserve"> PAGEREF _Toc243902384 \h </w:instrText>
         </w:r>
         <w:r>
           <w:rPr>
@@ -1880,7 +1880,7 @@
           <w14:ligatures w14:val="standardContextual"/>
         </w:rPr>
       </w:pPr>
-      <w:hyperlink w:anchor="_Toc243863203" w:history="1">
+      <w:hyperlink w:anchor="_Toc243902385" w:history="1">
         <w:r>
           <w:rPr>
             <w:rStyle w:val="Hipervnculo"/>
@@ -1907,7 +1907,7 @@
             <w:noProof/>
             <w:webHidden/>
           </w:rPr>
-          <w:instrText xml:space="preserve"> PAGEREF _Toc243863203 \h </w:instrText>
+          <w:instrText xml:space="preserve"> PAGEREF _Toc243902385 \h </w:instrText>
         </w:r>
         <w:r>
           <w:rPr>
@@ -1950,7 +1950,7 @@
           <w14:ligatures w14:val="standardContextual"/>
         </w:rPr>
       </w:pPr>
-      <w:hyperlink w:anchor="_Toc243863204" w:history="1">
+      <w:hyperlink w:anchor="_Toc243902386" w:history="1">
         <w:r>
           <w:rPr>
             <w:rStyle w:val="Hipervnculo"/>
@@ -1977,7 +1977,7 @@
             <w:noProof/>
             <w:webHidden/>
           </w:rPr>
-          <w:instrText xml:space="preserve"> PAGEREF _Toc243863204 \h </w:instrText>
+          <w:instrText xml:space="preserve"> PAGEREF _Toc243902386 \h </w:instrText>
         </w:r>
         <w:r>
           <w:rPr>
@@ -2020,7 +2020,7 @@
           <w14:ligatures w14:val="standardContextual"/>
         </w:rPr>
       </w:pPr>
-      <w:hyperlink w:anchor="_Toc243863205" w:history="1">
+      <w:hyperlink w:anchor="_Toc243902387" w:history="1">
         <w:r>
           <w:rPr>
             <w:rStyle w:val="Hipervnculo"/>
@@ -2047,7 +2047,7 @@
             <w:noProof/>
             <w:webHidden/>
           </w:rPr>
-          <w:instrText xml:space="preserve"> PAGEREF _Toc243863205 \h </w:instrText>
+          <w:instrText xml:space="preserve"> PAGEREF _Toc243902387 \h </w:instrText>
         </w:r>
         <w:r>
           <w:rPr>
@@ -2090,7 +2090,7 @@
           <w14:ligatures w14:val="standardContextual"/>
         </w:rPr>
       </w:pPr>
-      <w:hyperlink w:anchor="_Toc243863206" w:history="1">
+      <w:hyperlink w:anchor="_Toc243902388" w:history="1">
         <w:r>
           <w:rPr>
             <w:rStyle w:val="Hipervnculo"/>
@@ -2117,7 +2117,7 @@
             <w:noProof/>
             <w:webHidden/>
           </w:rPr>
-          <w:instrText xml:space="preserve"> PAGEREF _Toc243863206 \h </w:instrText>
+          <w:instrText xml:space="preserve"> PAGEREF _Toc243902388 \h </w:instrText>
         </w:r>
         <w:r>
           <w:rPr>
@@ -2163,7 +2163,7 @@
           <w14:ligatures w14:val="standardContextual"/>
         </w:rPr>
       </w:pPr>
-      <w:hyperlink w:anchor="_Toc243863207" w:history="1">
+      <w:hyperlink w:anchor="_Toc243902389" w:history="1">
         <w:r>
           <w:rPr>
             <w:rStyle w:val="Hipervnculo"/>
@@ -2190,7 +2190,7 @@
             <w:noProof/>
             <w:webHidden/>
           </w:rPr>
-          <w:instrText xml:space="preserve"> PAGEREF _Toc243863207 \h </w:instrText>
+          <w:instrText xml:space="preserve"> PAGEREF _Toc243902389 \h </w:instrText>
         </w:r>
         <w:r>
           <w:rPr>
@@ -2361,7 +2361,7 @@
         <w:pStyle w:val="Ttulo1"/>
       </w:pPr>
       <w:bookmarkStart w:id="0" w:name="_2169bb510914396473aa1c71ab8bc09f79b86cc"/>
-      <w:bookmarkStart w:id="1" w:name="_Toc243863182"/>
+      <w:bookmarkStart w:id="1" w:name="_Toc243902364"/>
       <w:r>
         <w:lastRenderedPageBreak/>
         <w:t>Aislamiento multi-inquilino</w:t>
@@ -2716,7 +2716,7 @@
         <w:pStyle w:val="Ttulo1"/>
       </w:pPr>
       <w:bookmarkStart w:id="2" w:name="_73c0ee2683bf723e155dc341c5b673c8a0cee0f"/>
-      <w:bookmarkStart w:id="3" w:name="_Toc243863183"/>
+      <w:bookmarkStart w:id="3" w:name="_Toc243902365"/>
       <w:bookmarkEnd w:id="0"/>
       <w:r>
         <w:lastRenderedPageBreak/>
@@ -2757,7 +2757,7 @@
           <w:noProof/>
         </w:rPr>
         <w:drawing>
-          <wp:inline distT="0" distB="0" distL="0" distR="0" wp14:anchorId="5BF8E9BD" wp14:editId="5BF8E9BE">
+          <wp:inline distT="0" distB="0" distL="0" distR="0" wp14:anchorId="23C00D4A" wp14:editId="19CA87B5">
             <wp:extent cx="5939999" cy="1304134"/>
             <wp:effectExtent l="0" t="0" r="0" b="0"/>
             <wp:docPr id="14" name="Picture"/>
@@ -2766,7 +2766,7 @@
               <a:graphicData uri="http://schemas.openxmlformats.org/drawingml/2006/picture">
                 <pic:pic xmlns:pic="http://schemas.openxmlformats.org/drawingml/2006/picture">
                   <pic:nvPicPr>
-                    <pic:cNvPr id="15" name="Picture" descr="C:\Users\Usuario\AppData\Local\Temp\zooki-docs-zUWuP6\mer-figura-1.png"/>
+                    <pic:cNvPr id="15" name="Picture" descr="C:\Users\Usuario\AppData\Local\Temp\zooki-docs-kz6Frr\mer-figura-1.png"/>
                     <pic:cNvPicPr>
                       <a:picLocks noChangeAspect="1" noChangeArrowheads="1"/>
                     </pic:cNvPicPr>
@@ -2804,7 +2804,7 @@
         <w:pStyle w:val="Ttulo1"/>
       </w:pPr>
       <w:bookmarkStart w:id="4" w:name="_175abadf9b0a49af33d36e1016fa2ba4e3dbee1"/>
-      <w:bookmarkStart w:id="5" w:name="_Toc243863184"/>
+      <w:bookmarkStart w:id="5" w:name="_Toc243902366"/>
       <w:bookmarkEnd w:id="2"/>
       <w:r>
         <w:lastRenderedPageBreak/>
@@ -2817,7 +2817,7 @@
         <w:pStyle w:val="Ttulo2"/>
       </w:pPr>
       <w:bookmarkStart w:id="6" w:name="_c2b7a8b81ef31c74ab584612d4a9fe9e5f481bc"/>
-      <w:bookmarkStart w:id="7" w:name="_Toc243863185"/>
+      <w:bookmarkStart w:id="7" w:name="_Toc243902367"/>
       <w:r>
         <w:t>1. Plataforma y suscripción (SaaS) — nuevo</w:t>
       </w:r>
@@ -3100,7 +3100,7 @@
         <w:pStyle w:val="Ttulo2"/>
       </w:pPr>
       <w:bookmarkStart w:id="8" w:name="_d6a9bf6cf0bb3e49f1d107fe570f8a5ddfe3adf"/>
-      <w:bookmarkStart w:id="9" w:name="_Toc243863186"/>
+      <w:bookmarkStart w:id="9" w:name="_Toc243902368"/>
       <w:bookmarkEnd w:id="6"/>
       <w:r>
         <w:t>2. Acceso y usuarios</w:t>
@@ -3838,7 +3838,7 @@
         <w:pStyle w:val="Ttulo2"/>
       </w:pPr>
       <w:bookmarkStart w:id="10" w:name="_1eb549e2a9c91af4bfaebaeb7bc947a2e39f25e"/>
-      <w:bookmarkStart w:id="11" w:name="_Toc243863187"/>
+      <w:bookmarkStart w:id="11" w:name="_Toc243902369"/>
       <w:bookmarkEnd w:id="8"/>
       <w:r>
         <w:t>3. Reputación de veterinarios — nuevo</w:t>
@@ -3954,7 +3954,7 @@
         <w:pStyle w:val="Ttulo2"/>
       </w:pPr>
       <w:bookmarkStart w:id="12" w:name="_fa59eaf9d7724395b60f4af2c2b485b4008604a"/>
-      <w:bookmarkStart w:id="13" w:name="_Toc243863188"/>
+      <w:bookmarkStart w:id="13" w:name="_Toc243902370"/>
       <w:bookmarkEnd w:id="10"/>
       <w:r>
         <w:t>4. Grafo de conocimiento clínico (Grafo I) — nuevo, global</w:t>
@@ -4245,7 +4245,7 @@
         <w:pStyle w:val="Ttulo2"/>
       </w:pPr>
       <w:bookmarkStart w:id="14" w:name="_6eeb017515ec0d317c46fe31a59e3575da4b41c"/>
-      <w:bookmarkStart w:id="15" w:name="_Toc243863189"/>
+      <w:bookmarkStart w:id="15" w:name="_Toc243902371"/>
       <w:bookmarkEnd w:id="12"/>
       <w:r>
         <w:t>5. Pacientes y catálogos taxonómicos</w:t>
@@ -4737,7 +4737,7 @@
         <w:pStyle w:val="Ttulo2"/>
       </w:pPr>
       <w:bookmarkStart w:id="16" w:name="_d2e8a251732834f58b38cf075788a677d355bc0"/>
-      <w:bookmarkStart w:id="17" w:name="_Toc243863190"/>
+      <w:bookmarkStart w:id="17" w:name="_Toc243902372"/>
       <w:bookmarkEnd w:id="14"/>
       <w:r>
         <w:t>6. Operación clínica</w:t>
@@ -5474,7 +5474,7 @@
         <w:pStyle w:val="Ttulo2"/>
       </w:pPr>
       <w:bookmarkStart w:id="18" w:name="_d717dda87a0fa1125b482ed50a29711e040ab78"/>
-      <w:bookmarkStart w:id="19" w:name="_Toc243863191"/>
+      <w:bookmarkStart w:id="19" w:name="_Toc243902373"/>
       <w:bookmarkEnd w:id="16"/>
       <w:r>
         <w:t>7. Prevención</w:t>
@@ -5622,7 +5622,7 @@
         <w:pStyle w:val="Ttulo2"/>
       </w:pPr>
       <w:bookmarkStart w:id="20" w:name="_0560edb7cb7205277d9e3cd97c31da13d513556"/>
-      <w:bookmarkStart w:id="21" w:name="_Toc243863192"/>
+      <w:bookmarkStart w:id="21" w:name="_Toc243902374"/>
       <w:bookmarkEnd w:id="18"/>
       <w:r>
         <w:t>8. Comunicaciones y auditoría</w:t>
@@ -5813,7 +5813,7 @@
         <w:pStyle w:val="Ttulo2"/>
       </w:pPr>
       <w:bookmarkStart w:id="22" w:name="_cb1741f9772febdbdca46263dec4ffd4ce97a2d"/>
-      <w:bookmarkStart w:id="23" w:name="_Toc243863193"/>
+      <w:bookmarkStart w:id="23" w:name="_Toc243902375"/>
       <w:bookmarkEnd w:id="20"/>
       <w:r>
         <w:t>9. Infraestructura</w:t>
@@ -5880,7 +5880,7 @@
         <w:pStyle w:val="Ttulo2"/>
       </w:pPr>
       <w:bookmarkStart w:id="24" w:name="_aa4390657bf3d36805eb33834f45f17803989a9"/>
-      <w:bookmarkStart w:id="25" w:name="_Toc243863194"/>
+      <w:bookmarkStart w:id="25" w:name="_Toc243902376"/>
       <w:bookmarkEnd w:id="22"/>
       <w:r>
         <w:t>10. Índices y restricciones</w:t>
@@ -6261,7 +6261,7 @@
         <w:pStyle w:val="Ttulo2"/>
       </w:pPr>
       <w:bookmarkStart w:id="26" w:name="_0695c15f10912553d4a763a83c28506dc90b60d"/>
-      <w:bookmarkStart w:id="27" w:name="_Toc243863195"/>
+      <w:bookmarkStart w:id="27" w:name="_Toc243902377"/>
       <w:bookmarkEnd w:id="24"/>
       <w:r>
         <w:t>Ampliación del Grafo I — M2 B1</w:t>
@@ -6368,7 +6368,7 @@
         <w:pStyle w:val="Ttulo1"/>
       </w:pPr>
       <w:bookmarkStart w:id="28" w:name="_058de8aead850e46a9e586eb30e954c5388acf5"/>
-      <w:bookmarkStart w:id="29" w:name="_Toc243863196"/>
+      <w:bookmarkStart w:id="29" w:name="_Toc243902378"/>
       <w:bookmarkEnd w:id="4"/>
       <w:bookmarkEnd w:id="26"/>
       <w:r>
@@ -6393,7 +6393,7 @@
         <w:pStyle w:val="Ttulo2"/>
       </w:pPr>
       <w:bookmarkStart w:id="30" w:name="_5dfb73a1c63ec79cf51c48637fca30228f2abc9"/>
-      <w:bookmarkStart w:id="31" w:name="_Toc243863197"/>
+      <w:bookmarkStart w:id="31" w:name="_Toc243902379"/>
       <w:r>
         <w:t>cierres_clinica — esquema preparado B2, flujo pendiente</w:t>
       </w:r>
@@ -6774,7 +6774,7 @@
         <w:pStyle w:val="Ttulo2"/>
       </w:pPr>
       <w:bookmarkStart w:id="32" w:name="_4e42805c06e3eb1dc8f257eed8018622891e1bc"/>
-      <w:bookmarkStart w:id="33" w:name="_Toc243863198"/>
+      <w:bookmarkStart w:id="33" w:name="_Toc243902380"/>
       <w:bookmarkEnd w:id="30"/>
       <w:r>
         <w:t>bloques_agenda — esquema preparado B2, flujo pendiente</w:t>
@@ -7160,7 +7160,7 @@
         <w:pStyle w:val="Ttulo2"/>
       </w:pPr>
       <w:bookmarkStart w:id="34" w:name="_1b30ee21218e90306ba74dda29388252a8d2db0"/>
-      <w:bookmarkStart w:id="35" w:name="_Toc243863199"/>
+      <w:bookmarkStart w:id="35" w:name="_Toc243902381"/>
       <w:bookmarkEnd w:id="32"/>
       <w:r>
         <w:t>solicitudes_agenda — esquema preparado B2, flujo pendiente</w:t>
@@ -8063,7 +8063,7 @@
         <w:pStyle w:val="Ttulo2"/>
       </w:pPr>
       <w:bookmarkStart w:id="36" w:name="_e62e85b53d15634eeaa8f30c152885b83328cb0"/>
-      <w:bookmarkStart w:id="37" w:name="_Toc243863200"/>
+      <w:bookmarkStart w:id="37" w:name="_Toc243902382"/>
       <w:bookmarkEnd w:id="34"/>
       <w:r>
         <w:t>pausas_cita — esquema preparado B2, flujo pendiente</w:t>
@@ -8479,7 +8479,7 @@
         <w:pStyle w:val="Ttulo2"/>
       </w:pPr>
       <w:bookmarkStart w:id="38" w:name="_fe2b95b751daa198f833a6a8284905af42e44a7"/>
-      <w:bookmarkStart w:id="39" w:name="_Toc243863201"/>
+      <w:bookmarkStart w:id="39" w:name="_Toc243902383"/>
       <w:bookmarkEnd w:id="36"/>
       <w:r>
         <w:t>operaciones_agenda — esquema preparado B2, flujo pendiente</w:t>
@@ -8898,7 +8898,7 @@
         <w:pStyle w:val="Ttulo2"/>
       </w:pPr>
       <w:bookmarkStart w:id="40" w:name="_7ac5f96d4da7d47ae24959ebd8d2c7a7ef08929"/>
-      <w:bookmarkStart w:id="41" w:name="_Toc243863202"/>
+      <w:bookmarkStart w:id="41" w:name="_Toc243902384"/>
       <w:bookmarkEnd w:id="38"/>
       <w:r>
         <w:t>eventos_agenda — esquema preparado B2, flujo pendiente</w:t>
@@ -9647,7 +9647,7 @@
         <w:pStyle w:val="Ttulo2"/>
       </w:pPr>
       <w:bookmarkStart w:id="42" w:name="_fe13269eaad4c59dd2ee5e983c1129d6bb3ab82"/>
-      <w:bookmarkStart w:id="43" w:name="_Toc243863203"/>
+      <w:bookmarkStart w:id="43" w:name="_Toc243902385"/>
       <w:bookmarkEnd w:id="40"/>
       <w:r>
         <w:t>Ampliaciones de entidades existentes — destino pendiente de B2</w:t>
@@ -10986,7 +10986,7 @@
         <w:pStyle w:val="Ttulo2"/>
       </w:pPr>
       <w:bookmarkStart w:id="44" w:name="_3a65e980d85736d7641056d57f359accf869a9d"/>
-      <w:bookmarkStart w:id="45" w:name="_Toc243863204"/>
+      <w:bookmarkStart w:id="45" w:name="_Toc243902386"/>
       <w:bookmarkEnd w:id="42"/>
       <w:r>
         <w:t>Reconstrucción clínica, contacto y datos legados</w:t>
@@ -11018,7 +11018,7 @@
         <w:pStyle w:val="Ttulo2"/>
       </w:pPr>
       <w:bookmarkStart w:id="46" w:name="_ffd18c9de5c28d309a1408929498ba759a058bc"/>
-      <w:bookmarkStart w:id="47" w:name="_Toc243863205"/>
+      <w:bookmarkStart w:id="47" w:name="_Toc243902387"/>
       <w:bookmarkEnd w:id="44"/>
       <w:r>
         <w:lastRenderedPageBreak/>
@@ -11129,7 +11129,7 @@
         <w:pStyle w:val="Ttulo2"/>
       </w:pPr>
       <w:bookmarkStart w:id="48" w:name="_de63352b645bbd863ded9fb0a9ed3075ae772bf"/>
-      <w:bookmarkStart w:id="49" w:name="_Toc243863206"/>
+      <w:bookmarkStart w:id="49" w:name="_Toc243902388"/>
       <w:bookmarkEnd w:id="46"/>
       <w:r>
         <w:t>Materialización B2 — restricciones de datos (2026-10-18)</w:t>
@@ -11681,7 +11681,7 @@
         <w:pStyle w:val="Ttulo1"/>
       </w:pPr>
       <w:bookmarkStart w:id="50" w:name="_ca4927c5c418f5f0ebf9f3b142ee6f7e4f46426"/>
-      <w:bookmarkStart w:id="51" w:name="_Toc243863207"/>
+      <w:bookmarkStart w:id="51" w:name="_Toc243902389"/>
       <w:bookmarkEnd w:id="28"/>
       <w:bookmarkEnd w:id="48"/>
       <w:r>
@@ -20665,7 +20665,7 @@
               <w:noProof/>
             </w:rPr>
             <w:drawing>
-              <wp:inline distT="0" distB="0" distL="0" distR="0" wp14:anchorId="5BF8E9C9" wp14:editId="5BF8E9CA">
+              <wp:inline distT="0" distB="0" distL="0" distR="0" wp14:anchorId="38AA01D0" wp14:editId="6D146984">
                 <wp:extent cx="324000" cy="324000"/>
                 <wp:effectExtent l="0" t="0" r="0" b="0"/>
                 <wp:docPr id="9001" name="Logo Zooki"/>
@@ -20725,7 +20725,7 @@
               <w:sz w:val="17"/>
               <w:szCs w:val="17"/>
             </w:rPr>
-            <w:t>Zooki v2.1</w:t>
+            <w:t>Zooki v2.2</w:t>
           </w:r>
         </w:p>
         <w:p>
@@ -20825,7 +20825,7 @@
   <w:abstractNum w:abstractNumId="0" w15:restartNumberingAfterBreak="0">
     <w:nsid w:val="0000A990"/>
     <w:multiLevelType w:val="multilevel"/>
-    <w:tmpl w:val="44C0D842"/>
+    <w:tmpl w:val="7616AC12"/>
     <w:lvl w:ilvl="0">
       <w:numFmt w:val="bullet"/>
       <w:lvlText w:val=" "/>
@@ -20902,7 +20902,7 @@
   <w:abstractNum w:abstractNumId="1" w15:restartNumberingAfterBreak="0">
     <w:nsid w:val="0000A991"/>
     <w:multiLevelType w:val="multilevel"/>
-    <w:tmpl w:val="D3DE9F16"/>
+    <w:tmpl w:val="7862A77C"/>
     <w:lvl w:ilvl="0">
       <w:numFmt w:val="bullet"/>
       <w:lvlText w:val=""/>
@@ -21003,40 +21003,40 @@
       </w:rPr>
     </w:lvl>
   </w:abstractNum>
-  <w:num w:numId="1" w16cid:durableId="913473381">
+  <w:num w:numId="1" w16cid:durableId="1698853115">
     <w:abstractNumId w:val="0"/>
   </w:num>
-  <w:num w:numId="2" w16cid:durableId="381447130">
+  <w:num w:numId="2" w16cid:durableId="292560301">
     <w:abstractNumId w:val="1"/>
   </w:num>
-  <w:num w:numId="3" w16cid:durableId="1110705235">
+  <w:num w:numId="3" w16cid:durableId="886524836">
     <w:abstractNumId w:val="1"/>
   </w:num>
-  <w:num w:numId="4" w16cid:durableId="397940262">
+  <w:num w:numId="4" w16cid:durableId="1621839331">
     <w:abstractNumId w:val="1"/>
   </w:num>
-  <w:num w:numId="5" w16cid:durableId="1075008711">
+  <w:num w:numId="5" w16cid:durableId="681861985">
     <w:abstractNumId w:val="1"/>
   </w:num>
-  <w:num w:numId="6" w16cid:durableId="1202284802">
+  <w:num w:numId="6" w16cid:durableId="702630838">
     <w:abstractNumId w:val="1"/>
   </w:num>
-  <w:num w:numId="7" w16cid:durableId="1891070758">
+  <w:num w:numId="7" w16cid:durableId="1373268723">
     <w:abstractNumId w:val="1"/>
   </w:num>
-  <w:num w:numId="8" w16cid:durableId="2070492793">
+  <w:num w:numId="8" w16cid:durableId="1105224409">
     <w:abstractNumId w:val="1"/>
   </w:num>
-  <w:num w:numId="9" w16cid:durableId="1497266632">
+  <w:num w:numId="9" w16cid:durableId="812141676">
     <w:abstractNumId w:val="1"/>
   </w:num>
-  <w:num w:numId="10" w16cid:durableId="817309441">
+  <w:num w:numId="10" w16cid:durableId="550385349">
     <w:abstractNumId w:val="1"/>
   </w:num>
-  <w:num w:numId="11" w16cid:durableId="548616908">
+  <w:num w:numId="11" w16cid:durableId="858393784">
     <w:abstractNumId w:val="1"/>
   </w:num>
-  <w:num w:numId="12" w16cid:durableId="790711285">
+  <w:num w:numId="12" w16cid:durableId="1235626053">
     <w:abstractNumId w:val="1"/>
   </w:num>
 </w:numbering>

--- a/public/docs/descargas/mer.docx
+++ b/public/docs/descargas/mer.docx
@@ -85,7 +85,7 @@
           <w:noProof/>
         </w:rPr>
         <w:drawing>
-          <wp:inline distT="0" distB="0" distL="0" distR="0" wp14:anchorId="632F3101" wp14:editId="2477D200">
+          <wp:inline distT="0" distB="0" distL="0" distR="0" wp14:anchorId="5B8BAB8B" wp14:editId="5B8BAB8C">
             <wp:extent cx="395999" cy="405503"/>
             <wp:effectExtent l="0" t="0" r="0" b="0"/>
             <wp:docPr id="10" name="Picture"/>
@@ -221,7 +221,7 @@
               <w:pStyle w:val="Celda"/>
             </w:pPr>
             <w:r>
-              <w:t>26/10/2026</w:t>
+              <w:t>29/10/2026</w:t>
             </w:r>
           </w:p>
         </w:tc>
@@ -401,7 +401,7 @@
       <w:r>
         <w:fldChar w:fldCharType="separate"/>
       </w:r>
-      <w:hyperlink w:anchor="_Toc243902364" w:history="1">
+      <w:hyperlink w:anchor="_Toc244209244" w:history="1">
         <w:r>
           <w:rPr>
             <w:rStyle w:val="Hipervnculo"/>
@@ -428,7 +428,7 @@
             <w:noProof/>
             <w:webHidden/>
           </w:rPr>
-          <w:instrText xml:space="preserve"> PAGEREF _Toc243902364 \h </w:instrText>
+          <w:instrText xml:space="preserve"> PAGEREF _Toc244209244 \h </w:instrText>
         </w:r>
         <w:r>
           <w:rPr>
@@ -474,7 +474,7 @@
           <w14:ligatures w14:val="standardContextual"/>
         </w:rPr>
       </w:pPr>
-      <w:hyperlink w:anchor="_Toc243902365" w:history="1">
+      <w:hyperlink w:anchor="_Toc244209245" w:history="1">
         <w:r>
           <w:rPr>
             <w:rStyle w:val="Hipervnculo"/>
@@ -501,7 +501,7 @@
             <w:noProof/>
             <w:webHidden/>
           </w:rPr>
-          <w:instrText xml:space="preserve"> PAGEREF _Toc243902365 \h </w:instrText>
+          <w:instrText xml:space="preserve"> PAGEREF _Toc244209245 \h </w:instrText>
         </w:r>
         <w:r>
           <w:rPr>
@@ -547,7 +547,7 @@
           <w14:ligatures w14:val="standardContextual"/>
         </w:rPr>
       </w:pPr>
-      <w:hyperlink w:anchor="_Toc243902366" w:history="1">
+      <w:hyperlink w:anchor="_Toc244209246" w:history="1">
         <w:r>
           <w:rPr>
             <w:rStyle w:val="Hipervnculo"/>
@@ -574,7 +574,7 @@
             <w:noProof/>
             <w:webHidden/>
           </w:rPr>
-          <w:instrText xml:space="preserve"> PAGEREF _Toc243902366 \h </w:instrText>
+          <w:instrText xml:space="preserve"> PAGEREF _Toc244209246 \h </w:instrText>
         </w:r>
         <w:r>
           <w:rPr>
@@ -617,7 +617,7 @@
           <w14:ligatures w14:val="standardContextual"/>
         </w:rPr>
       </w:pPr>
-      <w:hyperlink w:anchor="_Toc243902367" w:history="1">
+      <w:hyperlink w:anchor="_Toc244209247" w:history="1">
         <w:r>
           <w:rPr>
             <w:rStyle w:val="Hipervnculo"/>
@@ -644,7 +644,7 @@
             <w:noProof/>
             <w:webHidden/>
           </w:rPr>
-          <w:instrText xml:space="preserve"> PAGEREF _Toc243902367 \h </w:instrText>
+          <w:instrText xml:space="preserve"> PAGEREF _Toc244209247 \h </w:instrText>
         </w:r>
         <w:r>
           <w:rPr>
@@ -687,7 +687,7 @@
           <w14:ligatures w14:val="standardContextual"/>
         </w:rPr>
       </w:pPr>
-      <w:hyperlink w:anchor="_Toc243902368" w:history="1">
+      <w:hyperlink w:anchor="_Toc244209248" w:history="1">
         <w:r>
           <w:rPr>
             <w:rStyle w:val="Hipervnculo"/>
@@ -714,7 +714,7 @@
             <w:noProof/>
             <w:webHidden/>
           </w:rPr>
-          <w:instrText xml:space="preserve"> PAGEREF _Toc243902368 \h </w:instrText>
+          <w:instrText xml:space="preserve"> PAGEREF _Toc244209248 \h </w:instrText>
         </w:r>
         <w:r>
           <w:rPr>
@@ -757,7 +757,7 @@
           <w14:ligatures w14:val="standardContextual"/>
         </w:rPr>
       </w:pPr>
-      <w:hyperlink w:anchor="_Toc243902369" w:history="1">
+      <w:hyperlink w:anchor="_Toc244209249" w:history="1">
         <w:r>
           <w:rPr>
             <w:rStyle w:val="Hipervnculo"/>
@@ -784,7 +784,7 @@
             <w:noProof/>
             <w:webHidden/>
           </w:rPr>
-          <w:instrText xml:space="preserve"> PAGEREF _Toc243902369 \h </w:instrText>
+          <w:instrText xml:space="preserve"> PAGEREF _Toc244209249 \h </w:instrText>
         </w:r>
         <w:r>
           <w:rPr>
@@ -827,7 +827,7 @@
           <w14:ligatures w14:val="standardContextual"/>
         </w:rPr>
       </w:pPr>
-      <w:hyperlink w:anchor="_Toc243902370" w:history="1">
+      <w:hyperlink w:anchor="_Toc244209250" w:history="1">
         <w:r>
           <w:rPr>
             <w:rStyle w:val="Hipervnculo"/>
@@ -854,7 +854,7 @@
             <w:noProof/>
             <w:webHidden/>
           </w:rPr>
-          <w:instrText xml:space="preserve"> PAGEREF _Toc243902370 \h </w:instrText>
+          <w:instrText xml:space="preserve"> PAGEREF _Toc244209250 \h </w:instrText>
         </w:r>
         <w:r>
           <w:rPr>
@@ -897,7 +897,7 @@
           <w14:ligatures w14:val="standardContextual"/>
         </w:rPr>
       </w:pPr>
-      <w:hyperlink w:anchor="_Toc243902371" w:history="1">
+      <w:hyperlink w:anchor="_Toc244209251" w:history="1">
         <w:r>
           <w:rPr>
             <w:rStyle w:val="Hipervnculo"/>
@@ -924,7 +924,7 @@
             <w:noProof/>
             <w:webHidden/>
           </w:rPr>
-          <w:instrText xml:space="preserve"> PAGEREF _Toc243902371 \h </w:instrText>
+          <w:instrText xml:space="preserve"> PAGEREF _Toc244209251 \h </w:instrText>
         </w:r>
         <w:r>
           <w:rPr>
@@ -967,7 +967,7 @@
           <w14:ligatures w14:val="standardContextual"/>
         </w:rPr>
       </w:pPr>
-      <w:hyperlink w:anchor="_Toc243902372" w:history="1">
+      <w:hyperlink w:anchor="_Toc244209252" w:history="1">
         <w:r>
           <w:rPr>
             <w:rStyle w:val="Hipervnculo"/>
@@ -994,7 +994,7 @@
             <w:noProof/>
             <w:webHidden/>
           </w:rPr>
-          <w:instrText xml:space="preserve"> PAGEREF _Toc243902372 \h </w:instrText>
+          <w:instrText xml:space="preserve"> PAGEREF _Toc244209252 \h </w:instrText>
         </w:r>
         <w:r>
           <w:rPr>
@@ -1037,7 +1037,7 @@
           <w14:ligatures w14:val="standardContextual"/>
         </w:rPr>
       </w:pPr>
-      <w:hyperlink w:anchor="_Toc243902373" w:history="1">
+      <w:hyperlink w:anchor="_Toc244209253" w:history="1">
         <w:r>
           <w:rPr>
             <w:rStyle w:val="Hipervnculo"/>
@@ -1064,7 +1064,7 @@
             <w:noProof/>
             <w:webHidden/>
           </w:rPr>
-          <w:instrText xml:space="preserve"> PAGEREF _Toc243902373 \h </w:instrText>
+          <w:instrText xml:space="preserve"> PAGEREF _Toc244209253 \h </w:instrText>
         </w:r>
         <w:r>
           <w:rPr>
@@ -1107,7 +1107,7 @@
           <w14:ligatures w14:val="standardContextual"/>
         </w:rPr>
       </w:pPr>
-      <w:hyperlink w:anchor="_Toc243902374" w:history="1">
+      <w:hyperlink w:anchor="_Toc244209254" w:history="1">
         <w:r>
           <w:rPr>
             <w:rStyle w:val="Hipervnculo"/>
@@ -1134,7 +1134,7 @@
             <w:noProof/>
             <w:webHidden/>
           </w:rPr>
-          <w:instrText xml:space="preserve"> PAGEREF _Toc243902374 \h </w:instrText>
+          <w:instrText xml:space="preserve"> PAGEREF _Toc244209254 \h </w:instrText>
         </w:r>
         <w:r>
           <w:rPr>
@@ -1177,7 +1177,7 @@
           <w14:ligatures w14:val="standardContextual"/>
         </w:rPr>
       </w:pPr>
-      <w:hyperlink w:anchor="_Toc243902375" w:history="1">
+      <w:hyperlink w:anchor="_Toc244209255" w:history="1">
         <w:r>
           <w:rPr>
             <w:rStyle w:val="Hipervnculo"/>
@@ -1204,7 +1204,7 @@
             <w:noProof/>
             <w:webHidden/>
           </w:rPr>
-          <w:instrText xml:space="preserve"> PAGEREF _Toc243902375 \h </w:instrText>
+          <w:instrText xml:space="preserve"> PAGEREF _Toc244209255 \h </w:instrText>
         </w:r>
         <w:r>
           <w:rPr>
@@ -1247,7 +1247,7 @@
           <w14:ligatures w14:val="standardContextual"/>
         </w:rPr>
       </w:pPr>
-      <w:hyperlink w:anchor="_Toc243902376" w:history="1">
+      <w:hyperlink w:anchor="_Toc244209256" w:history="1">
         <w:r>
           <w:rPr>
             <w:rStyle w:val="Hipervnculo"/>
@@ -1274,7 +1274,7 @@
             <w:noProof/>
             <w:webHidden/>
           </w:rPr>
-          <w:instrText xml:space="preserve"> PAGEREF _Toc243902376 \h </w:instrText>
+          <w:instrText xml:space="preserve"> PAGEREF _Toc244209256 \h </w:instrText>
         </w:r>
         <w:r>
           <w:rPr>
@@ -1294,7 +1294,7 @@
             <w:noProof/>
             <w:webHidden/>
           </w:rPr>
-          <w:t>12</w:t>
+          <w:t>13</w:t>
         </w:r>
         <w:r>
           <w:rPr>
@@ -1317,7 +1317,7 @@
           <w14:ligatures w14:val="standardContextual"/>
         </w:rPr>
       </w:pPr>
-      <w:hyperlink w:anchor="_Toc243902377" w:history="1">
+      <w:hyperlink w:anchor="_Toc244209257" w:history="1">
         <w:r>
           <w:rPr>
             <w:rStyle w:val="Hipervnculo"/>
@@ -1344,7 +1344,7 @@
             <w:noProof/>
             <w:webHidden/>
           </w:rPr>
-          <w:instrText xml:space="preserve"> PAGEREF _Toc243902377 \h </w:instrText>
+          <w:instrText xml:space="preserve"> PAGEREF _Toc244209257 \h </w:instrText>
         </w:r>
         <w:r>
           <w:rPr>
@@ -1390,7 +1390,7 @@
           <w14:ligatures w14:val="standardContextual"/>
         </w:rPr>
       </w:pPr>
-      <w:hyperlink w:anchor="_Toc243902378" w:history="1">
+      <w:hyperlink w:anchor="_Toc244209258" w:history="1">
         <w:r>
           <w:rPr>
             <w:rStyle w:val="Hipervnculo"/>
@@ -1417,7 +1417,7 @@
             <w:noProof/>
             <w:webHidden/>
           </w:rPr>
-          <w:instrText xml:space="preserve"> PAGEREF _Toc243902378 \h </w:instrText>
+          <w:instrText xml:space="preserve"> PAGEREF _Toc244209258 \h </w:instrText>
         </w:r>
         <w:r>
           <w:rPr>
@@ -1460,7 +1460,7 @@
           <w14:ligatures w14:val="standardContextual"/>
         </w:rPr>
       </w:pPr>
-      <w:hyperlink w:anchor="_Toc243902379" w:history="1">
+      <w:hyperlink w:anchor="_Toc244209259" w:history="1">
         <w:r>
           <w:rPr>
             <w:rStyle w:val="Hipervnculo"/>
@@ -1487,7 +1487,7 @@
             <w:noProof/>
             <w:webHidden/>
           </w:rPr>
-          <w:instrText xml:space="preserve"> PAGEREF _Toc243902379 \h </w:instrText>
+          <w:instrText xml:space="preserve"> PAGEREF _Toc244209259 \h </w:instrText>
         </w:r>
         <w:r>
           <w:rPr>
@@ -1530,7 +1530,7 @@
           <w14:ligatures w14:val="standardContextual"/>
         </w:rPr>
       </w:pPr>
-      <w:hyperlink w:anchor="_Toc243902380" w:history="1">
+      <w:hyperlink w:anchor="_Toc244209260" w:history="1">
         <w:r>
           <w:rPr>
             <w:rStyle w:val="Hipervnculo"/>
@@ -1557,7 +1557,7 @@
             <w:noProof/>
             <w:webHidden/>
           </w:rPr>
-          <w:instrText xml:space="preserve"> PAGEREF _Toc243902380 \h </w:instrText>
+          <w:instrText xml:space="preserve"> PAGEREF _Toc244209260 \h </w:instrText>
         </w:r>
         <w:r>
           <w:rPr>
@@ -1600,7 +1600,7 @@
           <w14:ligatures w14:val="standardContextual"/>
         </w:rPr>
       </w:pPr>
-      <w:hyperlink w:anchor="_Toc243902381" w:history="1">
+      <w:hyperlink w:anchor="_Toc244209261" w:history="1">
         <w:r>
           <w:rPr>
             <w:rStyle w:val="Hipervnculo"/>
@@ -1627,7 +1627,7 @@
             <w:noProof/>
             <w:webHidden/>
           </w:rPr>
-          <w:instrText xml:space="preserve"> PAGEREF _Toc243902381 \h </w:instrText>
+          <w:instrText xml:space="preserve"> PAGEREF _Toc244209261 \h </w:instrText>
         </w:r>
         <w:r>
           <w:rPr>
@@ -1670,7 +1670,7 @@
           <w14:ligatures w14:val="standardContextual"/>
         </w:rPr>
       </w:pPr>
-      <w:hyperlink w:anchor="_Toc243902382" w:history="1">
+      <w:hyperlink w:anchor="_Toc244209262" w:history="1">
         <w:r>
           <w:rPr>
             <w:rStyle w:val="Hipervnculo"/>
@@ -1697,7 +1697,7 @@
             <w:noProof/>
             <w:webHidden/>
           </w:rPr>
-          <w:instrText xml:space="preserve"> PAGEREF _Toc243902382 \h </w:instrText>
+          <w:instrText xml:space="preserve"> PAGEREF _Toc244209262 \h </w:instrText>
         </w:r>
         <w:r>
           <w:rPr>
@@ -1740,7 +1740,7 @@
           <w14:ligatures w14:val="standardContextual"/>
         </w:rPr>
       </w:pPr>
-      <w:hyperlink w:anchor="_Toc243902383" w:history="1">
+      <w:hyperlink w:anchor="_Toc244209263" w:history="1">
         <w:r>
           <w:rPr>
             <w:rStyle w:val="Hipervnculo"/>
@@ -1767,7 +1767,7 @@
             <w:noProof/>
             <w:webHidden/>
           </w:rPr>
-          <w:instrText xml:space="preserve"> PAGEREF _Toc243902383 \h </w:instrText>
+          <w:instrText xml:space="preserve"> PAGEREF _Toc244209263 \h </w:instrText>
         </w:r>
         <w:r>
           <w:rPr>
@@ -1810,7 +1810,7 @@
           <w14:ligatures w14:val="standardContextual"/>
         </w:rPr>
       </w:pPr>
-      <w:hyperlink w:anchor="_Toc243902384" w:history="1">
+      <w:hyperlink w:anchor="_Toc244209264" w:history="1">
         <w:r>
           <w:rPr>
             <w:rStyle w:val="Hipervnculo"/>
@@ -1837,7 +1837,7 @@
             <w:noProof/>
             <w:webHidden/>
           </w:rPr>
-          <w:instrText xml:space="preserve"> PAGEREF _Toc243902384 \h </w:instrText>
+          <w:instrText xml:space="preserve"> PAGEREF _Toc244209264 \h </w:instrText>
         </w:r>
         <w:r>
           <w:rPr>
@@ -1880,7 +1880,7 @@
           <w14:ligatures w14:val="standardContextual"/>
         </w:rPr>
       </w:pPr>
-      <w:hyperlink w:anchor="_Toc243902385" w:history="1">
+      <w:hyperlink w:anchor="_Toc244209265" w:history="1">
         <w:r>
           <w:rPr>
             <w:rStyle w:val="Hipervnculo"/>
@@ -1907,7 +1907,7 @@
             <w:noProof/>
             <w:webHidden/>
           </w:rPr>
-          <w:instrText xml:space="preserve"> PAGEREF _Toc243902385 \h </w:instrText>
+          <w:instrText xml:space="preserve"> PAGEREF _Toc244209265 \h </w:instrText>
         </w:r>
         <w:r>
           <w:rPr>
@@ -1950,7 +1950,7 @@
           <w14:ligatures w14:val="standardContextual"/>
         </w:rPr>
       </w:pPr>
-      <w:hyperlink w:anchor="_Toc243902386" w:history="1">
+      <w:hyperlink w:anchor="_Toc244209266" w:history="1">
         <w:r>
           <w:rPr>
             <w:rStyle w:val="Hipervnculo"/>
@@ -1977,7 +1977,7 @@
             <w:noProof/>
             <w:webHidden/>
           </w:rPr>
-          <w:instrText xml:space="preserve"> PAGEREF _Toc243902386 \h </w:instrText>
+          <w:instrText xml:space="preserve"> PAGEREF _Toc244209266 \h </w:instrText>
         </w:r>
         <w:r>
           <w:rPr>
@@ -2020,7 +2020,7 @@
           <w14:ligatures w14:val="standardContextual"/>
         </w:rPr>
       </w:pPr>
-      <w:hyperlink w:anchor="_Toc243902387" w:history="1">
+      <w:hyperlink w:anchor="_Toc244209267" w:history="1">
         <w:r>
           <w:rPr>
             <w:rStyle w:val="Hipervnculo"/>
@@ -2047,7 +2047,7 @@
             <w:noProof/>
             <w:webHidden/>
           </w:rPr>
-          <w:instrText xml:space="preserve"> PAGEREF _Toc243902387 \h </w:instrText>
+          <w:instrText xml:space="preserve"> PAGEREF _Toc244209267 \h </w:instrText>
         </w:r>
         <w:r>
           <w:rPr>
@@ -2090,7 +2090,7 @@
           <w14:ligatures w14:val="standardContextual"/>
         </w:rPr>
       </w:pPr>
-      <w:hyperlink w:anchor="_Toc243902388" w:history="1">
+      <w:hyperlink w:anchor="_Toc244209268" w:history="1">
         <w:r>
           <w:rPr>
             <w:rStyle w:val="Hipervnculo"/>
@@ -2117,7 +2117,7 @@
             <w:noProof/>
             <w:webHidden/>
           </w:rPr>
-          <w:instrText xml:space="preserve"> PAGEREF _Toc243902388 \h </w:instrText>
+          <w:instrText xml:space="preserve"> PAGEREF _Toc244209268 \h </w:instrText>
         </w:r>
         <w:r>
           <w:rPr>
@@ -2163,7 +2163,7 @@
           <w14:ligatures w14:val="standardContextual"/>
         </w:rPr>
       </w:pPr>
-      <w:hyperlink w:anchor="_Toc243902389" w:history="1">
+      <w:hyperlink w:anchor="_Toc244209269" w:history="1">
         <w:r>
           <w:rPr>
             <w:rStyle w:val="Hipervnculo"/>
@@ -2190,7 +2190,7 @@
             <w:noProof/>
             <w:webHidden/>
           </w:rPr>
-          <w:instrText xml:space="preserve"> PAGEREF _Toc243902389 \h </w:instrText>
+          <w:instrText xml:space="preserve"> PAGEREF _Toc244209269 \h </w:instrText>
         </w:r>
         <w:r>
           <w:rPr>
@@ -2244,10 +2244,28 @@
           <w:bCs/>
         </w:rPr>
         <w:lastRenderedPageBreak/>
+        <w:t>Actualización 2.3.0 preparada (2026-10-29):</w:t>
+      </w:r>
+      <w:r>
+        <w:t xml:space="preserve"> correcciones de la prueba del dueño, 96 HU, 467 RE, 127 RN y 65 tablas; migración 15 repetible. Escribe Codex; revisa Claude. Producción se confirma al desplegar.</w:t>
+      </w:r>
+    </w:p>
+    <w:p>
+      <w:pPr>
+        <w:pStyle w:val="Textodebloque"/>
+      </w:pPr>
+      <w:r>
+        <w:rPr>
+          <w:b/>
+          <w:bCs/>
+        </w:rPr>
         <w:t>Cierre M0-S — 2026-10-25:</w:t>
       </w:r>
       <w:r>
-        <w:t xml:space="preserve"> versión 2.1.0 preparada para revisión e integración; HU-0.5 implementada, 96 HU, 464 RE, 126 RN y 65 tablas. Migraciones 12/13, Inicio del administrador (HU-6.2) y panel financiero de plataforma. D8/D10 pendientes antes de dinero real.</w:t>
+        <w:t xml:space="preserve"> </w:t>
+      </w:r>
+      <w:r>
+        <w:t>versión 2.1.0 preparada para revisión e integración; HU-0.5 implementada, 96 HU, 464 RE, 126 RN y 65 tablas. Migraciones 12/13, Inicio del administrador (HU-6.2) y panel financiero de plataforma. D8/D10 pendientes antes de dinero real.</w:t>
       </w:r>
     </w:p>
     <w:p>
@@ -2361,7 +2379,7 @@
         <w:pStyle w:val="Ttulo1"/>
       </w:pPr>
       <w:bookmarkStart w:id="0" w:name="_2169bb510914396473aa1c71ab8bc09f79b86cc"/>
-      <w:bookmarkStart w:id="1" w:name="_Toc243902364"/>
+      <w:bookmarkStart w:id="1" w:name="_Toc244209244"/>
       <w:r>
         <w:lastRenderedPageBreak/>
         <w:t>Aislamiento multi-inquilino</w:t>
@@ -2716,7 +2734,7 @@
         <w:pStyle w:val="Ttulo1"/>
       </w:pPr>
       <w:bookmarkStart w:id="2" w:name="_73c0ee2683bf723e155dc341c5b673c8a0cee0f"/>
-      <w:bookmarkStart w:id="3" w:name="_Toc243902365"/>
+      <w:bookmarkStart w:id="3" w:name="_Toc244209245"/>
       <w:bookmarkEnd w:id="0"/>
       <w:r>
         <w:lastRenderedPageBreak/>
@@ -2757,8 +2775,8 @@
           <w:noProof/>
         </w:rPr>
         <w:drawing>
-          <wp:inline distT="0" distB="0" distL="0" distR="0" wp14:anchorId="23C00D4A" wp14:editId="19CA87B5">
-            <wp:extent cx="5939999" cy="1304134"/>
+          <wp:inline distT="0" distB="0" distL="0" distR="0" wp14:anchorId="5B8BAB8D" wp14:editId="5B8BAB8E">
+            <wp:extent cx="5939999" cy="1313653"/>
             <wp:effectExtent l="0" t="0" r="0" b="0"/>
             <wp:docPr id="14" name="Picture"/>
             <wp:cNvGraphicFramePr/>
@@ -2766,7 +2784,7 @@
               <a:graphicData uri="http://schemas.openxmlformats.org/drawingml/2006/picture">
                 <pic:pic xmlns:pic="http://schemas.openxmlformats.org/drawingml/2006/picture">
                   <pic:nvPicPr>
-                    <pic:cNvPr id="15" name="Picture" descr="C:\Users\Usuario\AppData\Local\Temp\zooki-docs-kz6Frr\mer-figura-1.png"/>
+                    <pic:cNvPr id="15" name="Picture" descr="C:\Users\Usuario\AppData\Local\Temp\zooki-docs-KjUzZL\mer-figura-1.png"/>
                     <pic:cNvPicPr>
                       <a:picLocks noChangeAspect="1" noChangeArrowheads="1"/>
                     </pic:cNvPicPr>
@@ -2780,7 +2798,7 @@
                   <pic:spPr bwMode="auto">
                     <a:xfrm>
                       <a:off x="0" y="0"/>
-                      <a:ext cx="5939999" cy="1304134"/>
+                      <a:ext cx="5939999" cy="1313653"/>
                     </a:xfrm>
                     <a:prstGeom prst="rect">
                       <a:avLst/>
@@ -2804,7 +2822,7 @@
         <w:pStyle w:val="Ttulo1"/>
       </w:pPr>
       <w:bookmarkStart w:id="4" w:name="_175abadf9b0a49af33d36e1016fa2ba4e3dbee1"/>
-      <w:bookmarkStart w:id="5" w:name="_Toc243902366"/>
+      <w:bookmarkStart w:id="5" w:name="_Toc244209246"/>
       <w:bookmarkEnd w:id="2"/>
       <w:r>
         <w:lastRenderedPageBreak/>
@@ -2817,7 +2835,7 @@
         <w:pStyle w:val="Ttulo2"/>
       </w:pPr>
       <w:bookmarkStart w:id="6" w:name="_c2b7a8b81ef31c74ab584612d4a9fe9e5f481bc"/>
-      <w:bookmarkStart w:id="7" w:name="_Toc243902367"/>
+      <w:bookmarkStart w:id="7" w:name="_Toc244209247"/>
       <w:r>
         <w:t>1. Plataforma y suscripción (SaaS) — nuevo</w:t>
       </w:r>
@@ -2941,7 +2959,7 @@
         <w:t>plazo_reasignacion_min</w:t>
       </w:r>
       <w:r>
-        <w:t xml:space="preserve"> (10, RN-428) y </w:t>
+        <w:t xml:space="preserve"> (10, RN-428) </w:t>
       </w:r>
       <w:r>
         <w:rPr>
@@ -2950,7 +2968,19 @@
         <w:t>umbral_aviso_min</w:t>
       </w:r>
       <w:r>
-        <w:t xml:space="preserve"> (15, RN-429).</w:t>
+        <w:t xml:space="preserve"> (15, RN-429) y </w:t>
+      </w:r>
+      <w:r>
+        <w:rPr>
+          <w:rStyle w:val="VerbatimChar"/>
+        </w:rPr>
+        <w:t>anticipacion_cambios_min</w:t>
+      </w:r>
+      <w:r>
+        <w:t xml:space="preserve"> </w:t>
+      </w:r>
+      <w:r>
+        <w:t>(30, rango 0–1440, 0 desactiva; RN-430).</w:t>
       </w:r>
     </w:p>
     <w:p>
@@ -2979,10 +3009,7 @@
         <w:t>global</w:t>
       </w:r>
       <w:r>
-        <w:t xml:space="preserve"> </w:t>
-      </w:r>
-      <w:r>
-        <w:t>de planes (gratuito y profesional) con sus precios (mensual/anual) y límites (</w:t>
+        <w:t xml:space="preserve"> de planes (gratuito y profesional) con sus precios (mensual/anual) y límites (</w:t>
       </w:r>
       <w:r>
         <w:rPr>
@@ -3100,7 +3127,7 @@
         <w:pStyle w:val="Ttulo2"/>
       </w:pPr>
       <w:bookmarkStart w:id="8" w:name="_d6a9bf6cf0bb3e49f1d107fe570f8a5ddfe3adf"/>
-      <w:bookmarkStart w:id="9" w:name="_Toc243902368"/>
+      <w:bookmarkStart w:id="9" w:name="_Toc244209248"/>
       <w:bookmarkEnd w:id="6"/>
       <w:r>
         <w:t>2. Acceso y usuarios</w:t>
@@ -3838,7 +3865,7 @@
         <w:pStyle w:val="Ttulo2"/>
       </w:pPr>
       <w:bookmarkStart w:id="10" w:name="_1eb549e2a9c91af4bfaebaeb7bc947a2e39f25e"/>
-      <w:bookmarkStart w:id="11" w:name="_Toc243902369"/>
+      <w:bookmarkStart w:id="11" w:name="_Toc244209249"/>
       <w:bookmarkEnd w:id="8"/>
       <w:r>
         <w:t>3. Reputación de veterinarios — nuevo</w:t>
@@ -3954,7 +3981,7 @@
         <w:pStyle w:val="Ttulo2"/>
       </w:pPr>
       <w:bookmarkStart w:id="12" w:name="_fa59eaf9d7724395b60f4af2c2b485b4008604a"/>
-      <w:bookmarkStart w:id="13" w:name="_Toc243902370"/>
+      <w:bookmarkStart w:id="13" w:name="_Toc244209250"/>
       <w:bookmarkEnd w:id="10"/>
       <w:r>
         <w:t>4. Grafo de conocimiento clínico (Grafo I) — nuevo, global</w:t>
@@ -4245,7 +4272,7 @@
         <w:pStyle w:val="Ttulo2"/>
       </w:pPr>
       <w:bookmarkStart w:id="14" w:name="_6eeb017515ec0d317c46fe31a59e3575da4b41c"/>
-      <w:bookmarkStart w:id="15" w:name="_Toc243902371"/>
+      <w:bookmarkStart w:id="15" w:name="_Toc244209251"/>
       <w:bookmarkEnd w:id="12"/>
       <w:r>
         <w:t>5. Pacientes y catálogos taxonómicos</w:t>
@@ -4737,7 +4764,7 @@
         <w:pStyle w:val="Ttulo2"/>
       </w:pPr>
       <w:bookmarkStart w:id="16" w:name="_d2e8a251732834f58b38cf075788a677d355bc0"/>
-      <w:bookmarkStart w:id="17" w:name="_Toc243902372"/>
+      <w:bookmarkStart w:id="17" w:name="_Toc244209252"/>
       <w:bookmarkEnd w:id="14"/>
       <w:r>
         <w:t>6. Operación clínica</w:t>
@@ -5059,7 +5086,19 @@
         <w:t>pausable</w:t>
       </w:r>
       <w:r>
-        <w:t xml:space="preserve"> indica si una cita de ese tipo puede interrumpirse por una urgencia (RN-427).</w:t>
+        <w:t xml:space="preserve"> indica si puede interrumpirse por urgencia (RN-427). </w:t>
+      </w:r>
+      <w:r>
+        <w:rPr>
+          <w:rStyle w:val="VerbatimChar"/>
+        </w:rPr>
+        <w:t>solo_personal</w:t>
+      </w:r>
+      <w:r>
+        <w:t xml:space="preserve"> </w:t>
+      </w:r>
+      <w:r>
+        <w:t>(booleano, default 0) excluye el tipo del portal y de sus POST. Cirugía programada viene con duración 120, margen 15, pausable=0 y solo_personal=1. La migración 15 agrega ese tipo donde falta sin sobreescribir personalizaciones; pendientes de verificación reciben los siete tipos juntos al activar.</w:t>
       </w:r>
     </w:p>
     <w:p>
@@ -5088,10 +5127,7 @@
         <w:t>recurrente</w:t>
       </w:r>
       <w:r>
-        <w:t xml:space="preserve"> </w:t>
-      </w:r>
-      <w:r>
-        <w:t>de cada veterinario por clínica (</w:t>
+        <w:t xml:space="preserve"> de cada veterinario por clínica (</w:t>
       </w:r>
       <w:r>
         <w:rPr>
@@ -5164,7 +5200,10 @@
         <w:t>fecha_hora_fin</w:t>
       </w:r>
       <w:r>
-        <w:t xml:space="preserve"> exclusiva, en la zona horaria de la clínica; un día completo va de las 00:00 de ese día a las 00:00 del siguiente. </w:t>
+        <w:t xml:space="preserve"> </w:t>
+      </w:r>
+      <w:r>
+        <w:t xml:space="preserve">exclusiva, en la zona horaria de la clínica; un día completo va de las 00:00 de ese día a las 00:00 del siguiente. </w:t>
       </w:r>
       <w:r>
         <w:rPr>
@@ -5183,10 +5222,7 @@
         <w:t>ausencia del titular + cobertura del reemplazo</w:t>
       </w:r>
       <w:r>
-        <w:t xml:space="preserve"> </w:t>
-      </w:r>
-      <w:r>
-        <w:t>(reasignación de sus citas). La trazabilidad de quién atendió realmente la da la historia clínica, no la agenda.</w:t>
+        <w:t xml:space="preserve"> (reasignación de sus citas). La trazabilidad de quién atendió realmente la da la historia clínica, no la agenda.</w:t>
       </w:r>
     </w:p>
     <w:p>
@@ -5339,6 +5375,7 @@
           <w:b/>
           <w:bCs/>
         </w:rPr>
+        <w:lastRenderedPageBreak/>
         <w:t>consultas</w:t>
       </w:r>
       <w:r>
@@ -5407,11 +5444,7 @@
         <w:t>consulta_sintomas</w:t>
       </w:r>
       <w:r>
-        <w:t xml:space="preserve"> guarda </w:t>
-      </w:r>
-      <w:r>
-        <w:lastRenderedPageBreak/>
-        <w:t xml:space="preserve">los síntomas registrados en la consulta, a partir de los cuales el Grafo I sugiere diagnósticos (RN-210). </w:t>
+        <w:t xml:space="preserve"> guarda los síntomas registrados en la consulta, a partir de los cuales el Grafo I sugiere diagnósticos (RN-210). </w:t>
       </w:r>
       <w:r>
         <w:rPr>
@@ -5474,7 +5507,7 @@
         <w:pStyle w:val="Ttulo2"/>
       </w:pPr>
       <w:bookmarkStart w:id="18" w:name="_d717dda87a0fa1125b482ed50a29711e040ab78"/>
-      <w:bookmarkStart w:id="19" w:name="_Toc243902373"/>
+      <w:bookmarkStart w:id="19" w:name="_Toc244209253"/>
       <w:bookmarkEnd w:id="16"/>
       <w:r>
         <w:t>7. Prevención</w:t>
@@ -5516,10 +5549,7 @@
         <w:t>id_clinica</w:t>
       </w:r>
       <w:r>
-        <w:t xml:space="preserve"> </w:t>
-      </w:r>
-      <w:r>
-        <w:t>y el veterinario que lo aplicó, para mostrar en el carnet y en la historia compartida qué clínica lo hizo (RN-112).</w:t>
+        <w:t xml:space="preserve"> y el veterinario que lo aplicó, para mostrar en el carnet y en la historia compartida qué clínica lo hizo (RN-112).</w:t>
       </w:r>
     </w:p>
     <w:p>
@@ -5558,7 +5588,10 @@
         <w:t>productos_desparasitacion_base</w:t>
       </w:r>
       <w:r>
-        <w:t xml:space="preserve">: Catálogos configurables </w:t>
+        <w:t>: Catálogos configurables</w:t>
+      </w:r>
+      <w:r>
+        <w:t xml:space="preserve"> </w:t>
       </w:r>
       <w:r>
         <w:rPr>
@@ -5622,7 +5655,7 @@
         <w:pStyle w:val="Ttulo2"/>
       </w:pPr>
       <w:bookmarkStart w:id="20" w:name="_0560edb7cb7205277d9e3cd97c31da13d513556"/>
-      <w:bookmarkStart w:id="21" w:name="_Toc243902374"/>
+      <w:bookmarkStart w:id="21" w:name="_Toc244209254"/>
       <w:bookmarkEnd w:id="18"/>
       <w:r>
         <w:t>8. Comunicaciones y auditoría</w:t>
@@ -5699,7 +5732,10 @@
         <w:t>id_clinica</w:t>
       </w:r>
       <w:r>
-        <w:t xml:space="preserve"> es NULL en los avisos de la plataforma que no pertenecen a una clínica: escaneo del carnet, cambio de correo o de documento.</w:t>
+        <w:t xml:space="preserve"> </w:t>
+      </w:r>
+      <w:r>
+        <w:t>es NULL en los avisos de la plataforma que no pertenecen a una clínica: escaneo del carnet, cambio de correo o de documento.</w:t>
       </w:r>
     </w:p>
     <w:p>
@@ -5736,10 +5772,7 @@
         <w:t>vigente_hasta</w:t>
       </w:r>
       <w:r>
-        <w:t xml:space="preserve"> </w:t>
-      </w:r>
-      <w:r>
-        <w:t>marca desde cuándo deja de mostrarse (NULL: no caduca).</w:t>
+        <w:t xml:space="preserve"> marca desde cuándo deja de mostrarse (NULL: no caduca).</w:t>
       </w:r>
     </w:p>
     <w:p>
@@ -5813,7 +5846,7 @@
         <w:pStyle w:val="Ttulo2"/>
       </w:pPr>
       <w:bookmarkStart w:id="22" w:name="_cb1741f9772febdbdca46263dec4ffd4ce97a2d"/>
-      <w:bookmarkStart w:id="23" w:name="_Toc243902375"/>
+      <w:bookmarkStart w:id="23" w:name="_Toc244209255"/>
       <w:bookmarkEnd w:id="20"/>
       <w:r>
         <w:t>9. Infraestructura</w:t>
@@ -5880,9 +5913,10 @@
         <w:pStyle w:val="Ttulo2"/>
       </w:pPr>
       <w:bookmarkStart w:id="24" w:name="_aa4390657bf3d36805eb33834f45f17803989a9"/>
-      <w:bookmarkStart w:id="25" w:name="_Toc243902376"/>
+      <w:bookmarkStart w:id="25" w:name="_Toc244209256"/>
       <w:bookmarkEnd w:id="22"/>
       <w:r>
+        <w:lastRenderedPageBreak/>
         <w:t>10. Índices y restricciones</w:t>
       </w:r>
       <w:bookmarkEnd w:id="25"/>
@@ -5917,7 +5951,6 @@
           <w:b/>
           <w:bCs/>
         </w:rPr>
-        <w:lastRenderedPageBreak/>
         <w:t>Unicidad:</w:t>
       </w:r>
       <w:r>
@@ -6076,10 +6109,7 @@
         <w:t>consultas</w:t>
       </w:r>
       <w:r>
-        <w:t>,</w:t>
-      </w:r>
-      <w:r>
-        <w:t xml:space="preserve"> </w:t>
+        <w:t xml:space="preserve">, </w:t>
       </w:r>
       <w:r>
         <w:rPr>
@@ -6261,7 +6291,7 @@
         <w:pStyle w:val="Ttulo2"/>
       </w:pPr>
       <w:bookmarkStart w:id="26" w:name="_0695c15f10912553d4a763a83c28506dc90b60d"/>
-      <w:bookmarkStart w:id="27" w:name="_Toc243902377"/>
+      <w:bookmarkStart w:id="27" w:name="_Toc244209257"/>
       <w:bookmarkEnd w:id="24"/>
       <w:r>
         <w:t>Ampliación del Grafo I — M2 B1</w:t>
@@ -6282,10 +6312,7 @@
         <w:t>grafo_reglas</w:t>
       </w:r>
       <w:r>
-        <w:t xml:space="preserve"> conserva condiciones y resultado declarativos; el evaluador pertenece a C2, no a B1. </w:t>
-      </w:r>
-      <w:r>
-        <w:t xml:space="preserve">El nodo de especie referencia solo </w:t>
+        <w:t xml:space="preserve"> conserva condiciones y resultado declarativos; el evaluador pertenece a C2, no a B1. El nodo de especie referencia solo </w:t>
       </w:r>
       <w:r>
         <w:rPr>
@@ -6312,7 +6339,10 @@
         <w:t>razas</w:t>
       </w:r>
       <w:r>
-        <w:t xml:space="preserve">. Las FK, la unicidad y </w:t>
+        <w:t xml:space="preserve">. </w:t>
+      </w:r>
+      <w:r>
+        <w:t xml:space="preserve">Las FK, la unicidad y </w:t>
       </w:r>
       <w:r>
         <w:rPr>
@@ -6348,10 +6378,7 @@
         <w:t>citas.contexto_triage</w:t>
       </w:r>
       <w:r>
-        <w:t xml:space="preserve"> </w:t>
-      </w:r>
-      <w:r>
-        <w:t xml:space="preserve">conservan contexto estructurado, sin interpretar notas ni copiar medicación protegida. El tipo </w:t>
+        <w:t xml:space="preserve"> conservan contexto estructurado, sin interpretar notas ni copiar medicación protegida. El tipo </w:t>
       </w:r>
       <w:r>
         <w:rPr>
@@ -6360,7 +6387,10 @@
         <w:t>sustancia</w:t>
       </w:r>
       <w:r>
-        <w:t xml:space="preserve"> distingue tóxicos de fármacos; ningún signo negativo implica por sí solo un bloqueo.</w:t>
+        <w:t xml:space="preserve"> </w:t>
+      </w:r>
+      <w:r>
+        <w:t>distingue tóxicos de fármacos; ningún signo negativo implica por sí solo un bloqueo.</w:t>
       </w:r>
     </w:p>
     <w:p>
@@ -6368,7 +6398,7 @@
         <w:pStyle w:val="Ttulo1"/>
       </w:pPr>
       <w:bookmarkStart w:id="28" w:name="_058de8aead850e46a9e586eb30e954c5388acf5"/>
-      <w:bookmarkStart w:id="29" w:name="_Toc243902378"/>
+      <w:bookmarkStart w:id="29" w:name="_Toc244209258"/>
       <w:bookmarkEnd w:id="4"/>
       <w:bookmarkEnd w:id="26"/>
       <w:r>
@@ -6382,10 +6412,10 @@
         <w:pStyle w:val="FirstParagraph"/>
       </w:pPr>
       <w:r>
-        <w:t xml:space="preserve">El destino amplía seis entidades y reutiliza las existentes; las siete tablas inicialmente sugeridas en A no se adoptan en bloque. Evaluación, derivación y espera se unifican en solicitudes_agenda, con estado de revisión separado del estado de atención. </w:t>
-      </w:r>
-      <w:r>
-        <w:t>Citas mantiene id_veterinario obligatorio; una espera sin profesional aún no es una cita. Toda nueva entidad se confina por id_clinica y conserva sus datos al inactivar; ninguna FK nueva borra actos clínicos en cascada. Las FK compuestas de recurso+clínica evitan vincular recursos de clínicas diferentes; ser miembro activo y su rol se revalida en servidor.</w:t>
+        <w:t xml:space="preserve">El destino amplía seis entidades y reutiliza las existentes; las siete tablas inicialmente sugeridas en A no se adoptan en bloque. Evaluación, derivación y espera se unifican en solicitudes_agenda, con estado de revisión separado del estado de atención. Citas mantiene id_veterinario obligatorio; una espera sin profesional aún no es una cita. </w:t>
+      </w:r>
+      <w:r>
+        <w:t>Toda nueva entidad se confina por id_clinica y conserva sus datos al inactivar; ninguna FK nueva borra actos clínicos en cascada. Las FK compuestas de recurso+clínica evitan vincular recursos de clínicas diferentes; ser miembro activo y su rol se revalida en servidor.</w:t>
       </w:r>
     </w:p>
     <w:p>
@@ -6393,7 +6423,7 @@
         <w:pStyle w:val="Ttulo2"/>
       </w:pPr>
       <w:bookmarkStart w:id="30" w:name="_5dfb73a1c63ec79cf51c48637fca30228f2abc9"/>
-      <w:bookmarkStart w:id="31" w:name="_Toc243902379"/>
+      <w:bookmarkStart w:id="31" w:name="_Toc244209259"/>
       <w:r>
         <w:t>cierres_clinica — esquema preparado B2, flujo pendiente</w:t>
       </w:r>
@@ -6753,10 +6783,7 @@
         <w:t>Relaciones:</w:t>
       </w:r>
       <w:r>
-        <w:t xml:space="preserve"> </w:t>
-      </w:r>
-      <w:r>
-        <w:t xml:space="preserve">id_clinica → clinicas(id_clinica); id_autor → usuarios(id_usuario). </w:t>
+        <w:t xml:space="preserve"> id_clinica → clinicas(id_clinica); id_autor → usuarios(id_usuario). </w:t>
       </w:r>
       <w:r>
         <w:rPr>
@@ -6766,7 +6793,10 @@
         <w:t>Restricciones y transición:</w:t>
       </w:r>
       <w:r>
-        <w:t xml:space="preserve"> fin&gt;inicio; [inicio,fin); baja lógica, sin borrar cierres usados. Transición: vacía, no inventar festivos.</w:t>
+        <w:t xml:space="preserve"> </w:t>
+      </w:r>
+      <w:r>
+        <w:t>fin&gt;inicio; [inicio,fin); baja lógica, sin borrar cierres usados. Transición: vacía, no inventar festivos.</w:t>
       </w:r>
     </w:p>
     <w:p>
@@ -6774,7 +6804,7 @@
         <w:pStyle w:val="Ttulo2"/>
       </w:pPr>
       <w:bookmarkStart w:id="32" w:name="_4e42805c06e3eb1dc8f257eed8018622891e1bc"/>
-      <w:bookmarkStart w:id="33" w:name="_Toc243902380"/>
+      <w:bookmarkStart w:id="33" w:name="_Toc244209260"/>
       <w:bookmarkEnd w:id="30"/>
       <w:r>
         <w:t>bloques_agenda — esquema preparado B2, flujo pendiente</w:t>
@@ -7136,10 +7166,10 @@
         <w:t>Relaciones:</w:t>
       </w:r>
       <w:r>
-        <w:t xml:space="preserve"> </w:t>
-      </w:r>
-      <w:r>
-        <w:t xml:space="preserve">id_clinica → clinicas(id_clinica); id_veterinario → usuarios(id_usuario); id_veterinario,id_clinica → usuario_clinica(id_usuario,id_clinica). </w:t>
+        <w:t xml:space="preserve"> id_clinica → clinicas(id_clinica); id_veterinario → usuarios(id_usuario); id_veterinario,id_clinica → usuario_clinica(id_usuario,id_clinica).</w:t>
+      </w:r>
+      <w:r>
+        <w:t xml:space="preserve"> </w:t>
       </w:r>
       <w:r>
         <w:rPr>
@@ -7149,10 +7179,7 @@
         <w:t>Restricciones y transición:</w:t>
       </w:r>
       <w:r>
-        <w:t xml:space="preserve"> </w:t>
-      </w:r>
-      <w:r>
-        <w:t>Identificador opaco servidor de franja original; no cambia por recortes de ausencia ni se borra/recrea para regalar cupo. Cambios recurrentes preservan bloque ya usado de esa fecha, marcan revisar y no reinician contador. Contar citas naranja salvo cancelada/no_asistio; no persistir contador duplicado ni tope histórico distinto al parámetro vigente. Transición: vacía; sobrecupos legados sin origen demostrable se marcan pendientes.</w:t>
+        <w:t xml:space="preserve"> Identificador opaco servidor de franja original; no cambia por recortes de ausencia ni se borra/recrea para regalar cupo. Cambios recurrentes preservan bloque ya usado de esa fecha, marcan revisar y no reinician contador. Contar citas naranja salvo cancelada/no_asistio; no persistir contador duplicado ni tope histórico distinto al parámetro vigente. Transición: vacía; sobrecupos legados sin origen demostrable se marcan pendientes.</w:t>
       </w:r>
     </w:p>
     <w:p>
@@ -7160,7 +7187,7 @@
         <w:pStyle w:val="Ttulo2"/>
       </w:pPr>
       <w:bookmarkStart w:id="34" w:name="_1b30ee21218e90306ba74dda29388252a8d2db0"/>
-      <w:bookmarkStart w:id="35" w:name="_Toc243902381"/>
+      <w:bookmarkStart w:id="35" w:name="_Toc244209261"/>
       <w:bookmarkEnd w:id="32"/>
       <w:r>
         <w:t>solicitudes_agenda — esquema preparado B2, flujo pendiente</w:t>
@@ -8023,10 +8050,7 @@
         <w:t>Índices:</w:t>
       </w:r>
       <w:r>
-        <w:t xml:space="preserve"> </w:t>
-      </w:r>
-      <w:r>
-        <w:t xml:space="preserve">UNIQUE KEY uq_solicitud_clinica (id_solicitud, id_clinica); UNIQUE KEY uq_solicitud_cita (id_cita); KEY idx_solicitud_espera (id_clinica, estado, fecha_llegada, id_solicitud); KEY idx_solicitud_revision (id_clinica, estado_revision, fecha_registro); KEY idx_solicitud_mascota (id_mascota, estado). </w:t>
+        <w:t xml:space="preserve"> UNIQUE KEY uq_solicitud_clinica (id_solicitud, id_clinica); UNIQUE KEY uq_solicitud_cita (id_cita); KEY idx_solicitud_espera (id_clinica, estado, fecha_llegada, id_solicitud); KEY idx_solicitud_revision (id_clinica, estado_revision, fecha_registro); KEY idx_solicitud_mascota (id_mascota, estado). </w:t>
       </w:r>
       <w:r>
         <w:rPr>
@@ -8063,7 +8087,7 @@
         <w:pStyle w:val="Ttulo2"/>
       </w:pPr>
       <w:bookmarkStart w:id="36" w:name="_e62e85b53d15634eeaa8f30c152885b83328cb0"/>
-      <w:bookmarkStart w:id="37" w:name="_Toc243902382"/>
+      <w:bookmarkStart w:id="37" w:name="_Toc244209262"/>
       <w:bookmarkEnd w:id="34"/>
       <w:r>
         <w:t>pausas_cita — esquema preparado B2, flujo pendiente</w:t>
@@ -8479,7 +8503,7 @@
         <w:pStyle w:val="Ttulo2"/>
       </w:pPr>
       <w:bookmarkStart w:id="38" w:name="_fe2b95b751daa198f833a6a8284905af42e44a7"/>
-      <w:bookmarkStart w:id="39" w:name="_Toc243902383"/>
+      <w:bookmarkStart w:id="39" w:name="_Toc244209263"/>
       <w:bookmarkEnd w:id="36"/>
       <w:r>
         <w:t>operaciones_agenda — esquema preparado B2, flujo pendiente</w:t>
@@ -8898,7 +8922,7 @@
         <w:pStyle w:val="Ttulo2"/>
       </w:pPr>
       <w:bookmarkStart w:id="40" w:name="_7ac5f96d4da7d47ae24959ebd8d2c7a7ef08929"/>
-      <w:bookmarkStart w:id="41" w:name="_Toc243902384"/>
+      <w:bookmarkStart w:id="41" w:name="_Toc244209264"/>
       <w:bookmarkEnd w:id="38"/>
       <w:r>
         <w:t>eventos_agenda — esquema preparado B2, flujo pendiente</w:t>
@@ -9647,7 +9671,7 @@
         <w:pStyle w:val="Ttulo2"/>
       </w:pPr>
       <w:bookmarkStart w:id="42" w:name="_fe13269eaad4c59dd2ee5e983c1129d6bb3ab82"/>
-      <w:bookmarkStart w:id="43" w:name="_Toc243902385"/>
+      <w:bookmarkStart w:id="43" w:name="_Toc244209265"/>
       <w:bookmarkEnd w:id="40"/>
       <w:r>
         <w:t>Ampliaciones de entidades existentes — destino pendiente de B2</w:t>
@@ -10986,7 +11010,7 @@
         <w:pStyle w:val="Ttulo2"/>
       </w:pPr>
       <w:bookmarkStart w:id="44" w:name="_3a65e980d85736d7641056d57f359accf869a9d"/>
-      <w:bookmarkStart w:id="45" w:name="_Toc243902386"/>
+      <w:bookmarkStart w:id="45" w:name="_Toc244209266"/>
       <w:bookmarkEnd w:id="42"/>
       <w:r>
         <w:t>Reconstrucción clínica, contacto y datos legados</w:t>
@@ -11018,7 +11042,7 @@
         <w:pStyle w:val="Ttulo2"/>
       </w:pPr>
       <w:bookmarkStart w:id="46" w:name="_ffd18c9de5c28d309a1408929498ba759a058bc"/>
-      <w:bookmarkStart w:id="47" w:name="_Toc243902387"/>
+      <w:bookmarkStart w:id="47" w:name="_Toc244209267"/>
       <w:bookmarkEnd w:id="44"/>
       <w:r>
         <w:lastRenderedPageBreak/>
@@ -11129,7 +11153,7 @@
         <w:pStyle w:val="Ttulo2"/>
       </w:pPr>
       <w:bookmarkStart w:id="48" w:name="_de63352b645bbd863ded9fb0a9ed3075ae772bf"/>
-      <w:bookmarkStart w:id="49" w:name="_Toc243902388"/>
+      <w:bookmarkStart w:id="49" w:name="_Toc244209268"/>
       <w:bookmarkEnd w:id="46"/>
       <w:r>
         <w:t>Materialización B2 — restricciones de datos (2026-10-18)</w:t>
@@ -11681,7 +11705,7 @@
         <w:pStyle w:val="Ttulo1"/>
       </w:pPr>
       <w:bookmarkStart w:id="50" w:name="_ca4927c5c418f5f0ebf9f3b142ee6f7e4f46426"/>
-      <w:bookmarkStart w:id="51" w:name="_Toc243902389"/>
+      <w:bookmarkStart w:id="51" w:name="_Toc244209269"/>
       <w:bookmarkEnd w:id="28"/>
       <w:bookmarkEnd w:id="48"/>
       <w:r>
@@ -20665,7 +20689,7 @@
               <w:noProof/>
             </w:rPr>
             <w:drawing>
-              <wp:inline distT="0" distB="0" distL="0" distR="0" wp14:anchorId="38AA01D0" wp14:editId="6D146984">
+              <wp:inline distT="0" distB="0" distL="0" distR="0" wp14:anchorId="5B8BAB99" wp14:editId="5B8BAB9A">
                 <wp:extent cx="324000" cy="324000"/>
                 <wp:effectExtent l="0" t="0" r="0" b="0"/>
                 <wp:docPr id="9001" name="Logo Zooki"/>
@@ -20825,7 +20849,7 @@
   <w:abstractNum w:abstractNumId="0" w15:restartNumberingAfterBreak="0">
     <w:nsid w:val="0000A990"/>
     <w:multiLevelType w:val="multilevel"/>
-    <w:tmpl w:val="7616AC12"/>
+    <w:tmpl w:val="2FD43158"/>
     <w:lvl w:ilvl="0">
       <w:numFmt w:val="bullet"/>
       <w:lvlText w:val=" "/>
@@ -20902,7 +20926,7 @@
   <w:abstractNum w:abstractNumId="1" w15:restartNumberingAfterBreak="0">
     <w:nsid w:val="0000A991"/>
     <w:multiLevelType w:val="multilevel"/>
-    <w:tmpl w:val="7862A77C"/>
+    <w:tmpl w:val="B78C0D88"/>
     <w:lvl w:ilvl="0">
       <w:numFmt w:val="bullet"/>
       <w:lvlText w:val=""/>
@@ -21003,40 +21027,40 @@
       </w:rPr>
     </w:lvl>
   </w:abstractNum>
-  <w:num w:numId="1" w16cid:durableId="1698853115">
+  <w:num w:numId="1" w16cid:durableId="1464348937">
     <w:abstractNumId w:val="0"/>
   </w:num>
-  <w:num w:numId="2" w16cid:durableId="292560301">
+  <w:num w:numId="2" w16cid:durableId="1050302743">
     <w:abstractNumId w:val="1"/>
   </w:num>
-  <w:num w:numId="3" w16cid:durableId="886524836">
+  <w:num w:numId="3" w16cid:durableId="1995253675">
     <w:abstractNumId w:val="1"/>
   </w:num>
-  <w:num w:numId="4" w16cid:durableId="1621839331">
+  <w:num w:numId="4" w16cid:durableId="1949387756">
     <w:abstractNumId w:val="1"/>
   </w:num>
-  <w:num w:numId="5" w16cid:durableId="681861985">
+  <w:num w:numId="5" w16cid:durableId="1104614776">
     <w:abstractNumId w:val="1"/>
   </w:num>
-  <w:num w:numId="6" w16cid:durableId="702630838">
+  <w:num w:numId="6" w16cid:durableId="1884710111">
     <w:abstractNumId w:val="1"/>
   </w:num>
-  <w:num w:numId="7" w16cid:durableId="1373268723">
+  <w:num w:numId="7" w16cid:durableId="1036929292">
     <w:abstractNumId w:val="1"/>
   </w:num>
-  <w:num w:numId="8" w16cid:durableId="1105224409">
+  <w:num w:numId="8" w16cid:durableId="1681858146">
     <w:abstractNumId w:val="1"/>
   </w:num>
-  <w:num w:numId="9" w16cid:durableId="812141676">
+  <w:num w:numId="9" w16cid:durableId="519011138">
     <w:abstractNumId w:val="1"/>
   </w:num>
-  <w:num w:numId="10" w16cid:durableId="550385349">
+  <w:num w:numId="10" w16cid:durableId="245772278">
     <w:abstractNumId w:val="1"/>
   </w:num>
-  <w:num w:numId="11" w16cid:durableId="858393784">
+  <w:num w:numId="11" w16cid:durableId="183248374">
     <w:abstractNumId w:val="1"/>
   </w:num>
-  <w:num w:numId="12" w16cid:durableId="1235626053">
+  <w:num w:numId="12" w16cid:durableId="763383697">
     <w:abstractNumId w:val="1"/>
   </w:num>
 </w:numbering>

--- a/public/docs/descargas/mer.docx
+++ b/public/docs/descargas/mer.docx
@@ -85,7 +85,7 @@
           <w:noProof/>
         </w:rPr>
         <w:drawing>
-          <wp:inline distT="0" distB="0" distL="0" distR="0" wp14:anchorId="5B8BAB8B" wp14:editId="5B8BAB8C">
+          <wp:inline distT="0" distB="0" distL="0" distR="0" wp14:anchorId="77C0F2E6" wp14:editId="77C0F2E7">
             <wp:extent cx="395999" cy="405503"/>
             <wp:effectExtent l="0" t="0" r="0" b="0"/>
             <wp:docPr id="10" name="Picture"/>
@@ -221,7 +221,7 @@
               <w:pStyle w:val="Celda"/>
             </w:pPr>
             <w:r>
-              <w:t>29/10/2026</w:t>
+              <w:t>30/10/2026</w:t>
             </w:r>
           </w:p>
         </w:tc>
@@ -401,7 +401,7 @@
       <w:r>
         <w:fldChar w:fldCharType="separate"/>
       </w:r>
-      <w:hyperlink w:anchor="_Toc244209244" w:history="1">
+      <w:hyperlink w:anchor="_Toc244249713" w:history="1">
         <w:r>
           <w:rPr>
             <w:rStyle w:val="Hipervnculo"/>
@@ -428,7 +428,7 @@
             <w:noProof/>
             <w:webHidden/>
           </w:rPr>
-          <w:instrText xml:space="preserve"> PAGEREF _Toc244209244 \h </w:instrText>
+          <w:instrText xml:space="preserve"> PAGEREF _Toc244249713 \h </w:instrText>
         </w:r>
         <w:r>
           <w:rPr>
@@ -474,7 +474,7 @@
           <w14:ligatures w14:val="standardContextual"/>
         </w:rPr>
       </w:pPr>
-      <w:hyperlink w:anchor="_Toc244209245" w:history="1">
+      <w:hyperlink w:anchor="_Toc244249714" w:history="1">
         <w:r>
           <w:rPr>
             <w:rStyle w:val="Hipervnculo"/>
@@ -501,7 +501,7 @@
             <w:noProof/>
             <w:webHidden/>
           </w:rPr>
-          <w:instrText xml:space="preserve"> PAGEREF _Toc244209245 \h </w:instrText>
+          <w:instrText xml:space="preserve"> PAGEREF _Toc244249714 \h </w:instrText>
         </w:r>
         <w:r>
           <w:rPr>
@@ -547,7 +547,7 @@
           <w14:ligatures w14:val="standardContextual"/>
         </w:rPr>
       </w:pPr>
-      <w:hyperlink w:anchor="_Toc244209246" w:history="1">
+      <w:hyperlink w:anchor="_Toc244249715" w:history="1">
         <w:r>
           <w:rPr>
             <w:rStyle w:val="Hipervnculo"/>
@@ -574,7 +574,7 @@
             <w:noProof/>
             <w:webHidden/>
           </w:rPr>
-          <w:instrText xml:space="preserve"> PAGEREF _Toc244209246 \h </w:instrText>
+          <w:instrText xml:space="preserve"> PAGEREF _Toc244249715 \h </w:instrText>
         </w:r>
         <w:r>
           <w:rPr>
@@ -617,7 +617,7 @@
           <w14:ligatures w14:val="standardContextual"/>
         </w:rPr>
       </w:pPr>
-      <w:hyperlink w:anchor="_Toc244209247" w:history="1">
+      <w:hyperlink w:anchor="_Toc244249716" w:history="1">
         <w:r>
           <w:rPr>
             <w:rStyle w:val="Hipervnculo"/>
@@ -644,7 +644,7 @@
             <w:noProof/>
             <w:webHidden/>
           </w:rPr>
-          <w:instrText xml:space="preserve"> PAGEREF _Toc244209247 \h </w:instrText>
+          <w:instrText xml:space="preserve"> PAGEREF _Toc244249716 \h </w:instrText>
         </w:r>
         <w:r>
           <w:rPr>
@@ -687,7 +687,7 @@
           <w14:ligatures w14:val="standardContextual"/>
         </w:rPr>
       </w:pPr>
-      <w:hyperlink w:anchor="_Toc244209248" w:history="1">
+      <w:hyperlink w:anchor="_Toc244249717" w:history="1">
         <w:r>
           <w:rPr>
             <w:rStyle w:val="Hipervnculo"/>
@@ -714,7 +714,7 @@
             <w:noProof/>
             <w:webHidden/>
           </w:rPr>
-          <w:instrText xml:space="preserve"> PAGEREF _Toc244209248 \h </w:instrText>
+          <w:instrText xml:space="preserve"> PAGEREF _Toc244249717 \h </w:instrText>
         </w:r>
         <w:r>
           <w:rPr>
@@ -757,7 +757,7 @@
           <w14:ligatures w14:val="standardContextual"/>
         </w:rPr>
       </w:pPr>
-      <w:hyperlink w:anchor="_Toc244209249" w:history="1">
+      <w:hyperlink w:anchor="_Toc244249718" w:history="1">
         <w:r>
           <w:rPr>
             <w:rStyle w:val="Hipervnculo"/>
@@ -784,7 +784,7 @@
             <w:noProof/>
             <w:webHidden/>
           </w:rPr>
-          <w:instrText xml:space="preserve"> PAGEREF _Toc244209249 \h </w:instrText>
+          <w:instrText xml:space="preserve"> PAGEREF _Toc244249718 \h </w:instrText>
         </w:r>
         <w:r>
           <w:rPr>
@@ -827,7 +827,7 @@
           <w14:ligatures w14:val="standardContextual"/>
         </w:rPr>
       </w:pPr>
-      <w:hyperlink w:anchor="_Toc244209250" w:history="1">
+      <w:hyperlink w:anchor="_Toc244249719" w:history="1">
         <w:r>
           <w:rPr>
             <w:rStyle w:val="Hipervnculo"/>
@@ -854,7 +854,7 @@
             <w:noProof/>
             <w:webHidden/>
           </w:rPr>
-          <w:instrText xml:space="preserve"> PAGEREF _Toc244209250 \h </w:instrText>
+          <w:instrText xml:space="preserve"> PAGEREF _Toc244249719 \h </w:instrText>
         </w:r>
         <w:r>
           <w:rPr>
@@ -897,7 +897,7 @@
           <w14:ligatures w14:val="standardContextual"/>
         </w:rPr>
       </w:pPr>
-      <w:hyperlink w:anchor="_Toc244209251" w:history="1">
+      <w:hyperlink w:anchor="_Toc244249720" w:history="1">
         <w:r>
           <w:rPr>
             <w:rStyle w:val="Hipervnculo"/>
@@ -924,7 +924,7 @@
             <w:noProof/>
             <w:webHidden/>
           </w:rPr>
-          <w:instrText xml:space="preserve"> PAGEREF _Toc244209251 \h </w:instrText>
+          <w:instrText xml:space="preserve"> PAGEREF _Toc244249720 \h </w:instrText>
         </w:r>
         <w:r>
           <w:rPr>
@@ -967,7 +967,7 @@
           <w14:ligatures w14:val="standardContextual"/>
         </w:rPr>
       </w:pPr>
-      <w:hyperlink w:anchor="_Toc244209252" w:history="1">
+      <w:hyperlink w:anchor="_Toc244249721" w:history="1">
         <w:r>
           <w:rPr>
             <w:rStyle w:val="Hipervnculo"/>
@@ -994,7 +994,7 @@
             <w:noProof/>
             <w:webHidden/>
           </w:rPr>
-          <w:instrText xml:space="preserve"> PAGEREF _Toc244209252 \h </w:instrText>
+          <w:instrText xml:space="preserve"> PAGEREF _Toc244249721 \h </w:instrText>
         </w:r>
         <w:r>
           <w:rPr>
@@ -1014,7 +1014,7 @@
             <w:noProof/>
             <w:webHidden/>
           </w:rPr>
-          <w:t>10</w:t>
+          <w:t>11</w:t>
         </w:r>
         <w:r>
           <w:rPr>
@@ -1037,7 +1037,7 @@
           <w14:ligatures w14:val="standardContextual"/>
         </w:rPr>
       </w:pPr>
-      <w:hyperlink w:anchor="_Toc244209253" w:history="1">
+      <w:hyperlink w:anchor="_Toc244249722" w:history="1">
         <w:r>
           <w:rPr>
             <w:rStyle w:val="Hipervnculo"/>
@@ -1064,7 +1064,7 @@
             <w:noProof/>
             <w:webHidden/>
           </w:rPr>
-          <w:instrText xml:space="preserve"> PAGEREF _Toc244209253 \h </w:instrText>
+          <w:instrText xml:space="preserve"> PAGEREF _Toc244249722 \h </w:instrText>
         </w:r>
         <w:r>
           <w:rPr>
@@ -1107,7 +1107,7 @@
           <w14:ligatures w14:val="standardContextual"/>
         </w:rPr>
       </w:pPr>
-      <w:hyperlink w:anchor="_Toc244209254" w:history="1">
+      <w:hyperlink w:anchor="_Toc244249723" w:history="1">
         <w:r>
           <w:rPr>
             <w:rStyle w:val="Hipervnculo"/>
@@ -1134,7 +1134,7 @@
             <w:noProof/>
             <w:webHidden/>
           </w:rPr>
-          <w:instrText xml:space="preserve"> PAGEREF _Toc244209254 \h </w:instrText>
+          <w:instrText xml:space="preserve"> PAGEREF _Toc244249723 \h </w:instrText>
         </w:r>
         <w:r>
           <w:rPr>
@@ -1177,7 +1177,7 @@
           <w14:ligatures w14:val="standardContextual"/>
         </w:rPr>
       </w:pPr>
-      <w:hyperlink w:anchor="_Toc244209255" w:history="1">
+      <w:hyperlink w:anchor="_Toc244249724" w:history="1">
         <w:r>
           <w:rPr>
             <w:rStyle w:val="Hipervnculo"/>
@@ -1204,77 +1204,7 @@
             <w:noProof/>
             <w:webHidden/>
           </w:rPr>
-          <w:instrText xml:space="preserve"> PAGEREF _Toc244209255 \h </w:instrText>
-        </w:r>
-        <w:r>
-          <w:rPr>
-            <w:noProof/>
-            <w:webHidden/>
-          </w:rPr>
-        </w:r>
-        <w:r>
-          <w:rPr>
-            <w:noProof/>
-            <w:webHidden/>
-          </w:rPr>
-          <w:fldChar w:fldCharType="separate"/>
-        </w:r>
-        <w:r>
-          <w:rPr>
-            <w:noProof/>
-            <w:webHidden/>
-          </w:rPr>
-          <w:t>12</w:t>
-        </w:r>
-        <w:r>
-          <w:rPr>
-            <w:noProof/>
-            <w:webHidden/>
-          </w:rPr>
-          <w:fldChar w:fldCharType="end"/>
-        </w:r>
-      </w:hyperlink>
-    </w:p>
-    <w:p>
-      <w:pPr>
-        <w:pStyle w:val="TDC2"/>
-        <w:rPr>
-          <w:rFonts w:asciiTheme="minorHAnsi" w:eastAsiaTheme="minorEastAsia" w:hAnsiTheme="minorHAnsi" w:cstheme="minorBidi"/>
-          <w:noProof/>
-          <w:kern w:val="2"/>
-          <w:sz w:val="24"/>
-          <w:szCs w:val="24"/>
-          <w14:ligatures w14:val="standardContextual"/>
-        </w:rPr>
-      </w:pPr>
-      <w:hyperlink w:anchor="_Toc244209256" w:history="1">
-        <w:r>
-          <w:rPr>
-            <w:rStyle w:val="Hipervnculo"/>
-            <w:noProof/>
-          </w:rPr>
-          <w:t>10. Índices y restricciones</w:t>
-        </w:r>
-        <w:r>
-          <w:rPr>
-            <w:noProof/>
-            <w:webHidden/>
-          </w:rPr>
-          <w:tab/>
-        </w:r>
-        <w:r>
-          <w:rPr>
-            <w:noProof/>
-            <w:webHidden/>
-          </w:rPr>
-          <w:fldChar w:fldCharType="begin"/>
-        </w:r>
-        <w:r>
-          <w:rPr>
-            <w:noProof/>
-            <w:webHidden/>
-          </w:rPr>
-          <w:instrText xml:space="preserve"> PAGEREF _Toc244209256 \h </w:instrText>
+          <w:instrText xml:space="preserve"> PAGEREF _Toc244249724 \h </w:instrText>
         </w:r>
         <w:r>
           <w:rPr>
@@ -1317,7 +1247,77 @@
           <w14:ligatures w14:val="standardContextual"/>
         </w:rPr>
       </w:pPr>
-      <w:hyperlink w:anchor="_Toc244209257" w:history="1">
+      <w:hyperlink w:anchor="_Toc244249725" w:history="1">
+        <w:r>
+          <w:rPr>
+            <w:rStyle w:val="Hipervnculo"/>
+            <w:noProof/>
+          </w:rPr>
+          <w:t>10. Índices y restricciones</w:t>
+        </w:r>
+        <w:r>
+          <w:rPr>
+            <w:noProof/>
+            <w:webHidden/>
+          </w:rPr>
+          <w:tab/>
+        </w:r>
+        <w:r>
+          <w:rPr>
+            <w:noProof/>
+            <w:webHidden/>
+          </w:rPr>
+          <w:fldChar w:fldCharType="begin"/>
+        </w:r>
+        <w:r>
+          <w:rPr>
+            <w:noProof/>
+            <w:webHidden/>
+          </w:rPr>
+          <w:instrText xml:space="preserve"> PAGEREF _Toc244249725 \h </w:instrText>
+        </w:r>
+        <w:r>
+          <w:rPr>
+            <w:noProof/>
+            <w:webHidden/>
+          </w:rPr>
+        </w:r>
+        <w:r>
+          <w:rPr>
+            <w:noProof/>
+            <w:webHidden/>
+          </w:rPr>
+          <w:fldChar w:fldCharType="separate"/>
+        </w:r>
+        <w:r>
+          <w:rPr>
+            <w:noProof/>
+            <w:webHidden/>
+          </w:rPr>
+          <w:t>13</w:t>
+        </w:r>
+        <w:r>
+          <w:rPr>
+            <w:noProof/>
+            <w:webHidden/>
+          </w:rPr>
+          <w:fldChar w:fldCharType="end"/>
+        </w:r>
+      </w:hyperlink>
+    </w:p>
+    <w:p>
+      <w:pPr>
+        <w:pStyle w:val="TDC2"/>
+        <w:rPr>
+          <w:rFonts w:asciiTheme="minorHAnsi" w:eastAsiaTheme="minorEastAsia" w:hAnsiTheme="minorHAnsi" w:cstheme="minorBidi"/>
+          <w:noProof/>
+          <w:kern w:val="2"/>
+          <w:sz w:val="24"/>
+          <w:szCs w:val="24"/>
+          <w14:ligatures w14:val="standardContextual"/>
+        </w:rPr>
+      </w:pPr>
+      <w:hyperlink w:anchor="_Toc244249726" w:history="1">
         <w:r>
           <w:rPr>
             <w:rStyle w:val="Hipervnculo"/>
@@ -1344,7 +1344,7 @@
             <w:noProof/>
             <w:webHidden/>
           </w:rPr>
-          <w:instrText xml:space="preserve"> PAGEREF _Toc244209257 \h </w:instrText>
+          <w:instrText xml:space="preserve"> PAGEREF _Toc244249726 \h </w:instrText>
         </w:r>
         <w:r>
           <w:rPr>
@@ -1390,7 +1390,7 @@
           <w14:ligatures w14:val="standardContextual"/>
         </w:rPr>
       </w:pPr>
-      <w:hyperlink w:anchor="_Toc244209258" w:history="1">
+      <w:hyperlink w:anchor="_Toc244249727" w:history="1">
         <w:r>
           <w:rPr>
             <w:rStyle w:val="Hipervnculo"/>
@@ -1417,7 +1417,7 @@
             <w:noProof/>
             <w:webHidden/>
           </w:rPr>
-          <w:instrText xml:space="preserve"> PAGEREF _Toc244209258 \h </w:instrText>
+          <w:instrText xml:space="preserve"> PAGEREF _Toc244249727 \h </w:instrText>
         </w:r>
         <w:r>
           <w:rPr>
@@ -1460,7 +1460,7 @@
           <w14:ligatures w14:val="standardContextual"/>
         </w:rPr>
       </w:pPr>
-      <w:hyperlink w:anchor="_Toc244209259" w:history="1">
+      <w:hyperlink w:anchor="_Toc244249728" w:history="1">
         <w:r>
           <w:rPr>
             <w:rStyle w:val="Hipervnculo"/>
@@ -1487,7 +1487,7 @@
             <w:noProof/>
             <w:webHidden/>
           </w:rPr>
-          <w:instrText xml:space="preserve"> PAGEREF _Toc244209259 \h </w:instrText>
+          <w:instrText xml:space="preserve"> PAGEREF _Toc244249728 \h </w:instrText>
         </w:r>
         <w:r>
           <w:rPr>
@@ -1530,7 +1530,7 @@
           <w14:ligatures w14:val="standardContextual"/>
         </w:rPr>
       </w:pPr>
-      <w:hyperlink w:anchor="_Toc244209260" w:history="1">
+      <w:hyperlink w:anchor="_Toc244249729" w:history="1">
         <w:r>
           <w:rPr>
             <w:rStyle w:val="Hipervnculo"/>
@@ -1557,7 +1557,7 @@
             <w:noProof/>
             <w:webHidden/>
           </w:rPr>
-          <w:instrText xml:space="preserve"> PAGEREF _Toc244209260 \h </w:instrText>
+          <w:instrText xml:space="preserve"> PAGEREF _Toc244249729 \h </w:instrText>
         </w:r>
         <w:r>
           <w:rPr>
@@ -1600,7 +1600,7 @@
           <w14:ligatures w14:val="standardContextual"/>
         </w:rPr>
       </w:pPr>
-      <w:hyperlink w:anchor="_Toc244209261" w:history="1">
+      <w:hyperlink w:anchor="_Toc244249730" w:history="1">
         <w:r>
           <w:rPr>
             <w:rStyle w:val="Hipervnculo"/>
@@ -1627,7 +1627,7 @@
             <w:noProof/>
             <w:webHidden/>
           </w:rPr>
-          <w:instrText xml:space="preserve"> PAGEREF _Toc244209261 \h </w:instrText>
+          <w:instrText xml:space="preserve"> PAGEREF _Toc244249730 \h </w:instrText>
         </w:r>
         <w:r>
           <w:rPr>
@@ -1670,7 +1670,7 @@
           <w14:ligatures w14:val="standardContextual"/>
         </w:rPr>
       </w:pPr>
-      <w:hyperlink w:anchor="_Toc244209262" w:history="1">
+      <w:hyperlink w:anchor="_Toc244249731" w:history="1">
         <w:r>
           <w:rPr>
             <w:rStyle w:val="Hipervnculo"/>
@@ -1697,7 +1697,7 @@
             <w:noProof/>
             <w:webHidden/>
           </w:rPr>
-          <w:instrText xml:space="preserve"> PAGEREF _Toc244209262 \h </w:instrText>
+          <w:instrText xml:space="preserve"> PAGEREF _Toc244249731 \h </w:instrText>
         </w:r>
         <w:r>
           <w:rPr>
@@ -1740,7 +1740,7 @@
           <w14:ligatures w14:val="standardContextual"/>
         </w:rPr>
       </w:pPr>
-      <w:hyperlink w:anchor="_Toc244209263" w:history="1">
+      <w:hyperlink w:anchor="_Toc244249732" w:history="1">
         <w:r>
           <w:rPr>
             <w:rStyle w:val="Hipervnculo"/>
@@ -1767,7 +1767,7 @@
             <w:noProof/>
             <w:webHidden/>
           </w:rPr>
-          <w:instrText xml:space="preserve"> PAGEREF _Toc244209263 \h </w:instrText>
+          <w:instrText xml:space="preserve"> PAGEREF _Toc244249732 \h </w:instrText>
         </w:r>
         <w:r>
           <w:rPr>
@@ -1810,7 +1810,7 @@
           <w14:ligatures w14:val="standardContextual"/>
         </w:rPr>
       </w:pPr>
-      <w:hyperlink w:anchor="_Toc244209264" w:history="1">
+      <w:hyperlink w:anchor="_Toc244249733" w:history="1">
         <w:r>
           <w:rPr>
             <w:rStyle w:val="Hipervnculo"/>
@@ -1837,7 +1837,7 @@
             <w:noProof/>
             <w:webHidden/>
           </w:rPr>
-          <w:instrText xml:space="preserve"> PAGEREF _Toc244209264 \h </w:instrText>
+          <w:instrText xml:space="preserve"> PAGEREF _Toc244249733 \h </w:instrText>
         </w:r>
         <w:r>
           <w:rPr>
@@ -1880,7 +1880,7 @@
           <w14:ligatures w14:val="standardContextual"/>
         </w:rPr>
       </w:pPr>
-      <w:hyperlink w:anchor="_Toc244209265" w:history="1">
+      <w:hyperlink w:anchor="_Toc244249734" w:history="1">
         <w:r>
           <w:rPr>
             <w:rStyle w:val="Hipervnculo"/>
@@ -1907,7 +1907,7 @@
             <w:noProof/>
             <w:webHidden/>
           </w:rPr>
-          <w:instrText xml:space="preserve"> PAGEREF _Toc244209265 \h </w:instrText>
+          <w:instrText xml:space="preserve"> PAGEREF _Toc244249734 \h </w:instrText>
         </w:r>
         <w:r>
           <w:rPr>
@@ -1950,7 +1950,7 @@
           <w14:ligatures w14:val="standardContextual"/>
         </w:rPr>
       </w:pPr>
-      <w:hyperlink w:anchor="_Toc244209266" w:history="1">
+      <w:hyperlink w:anchor="_Toc244249735" w:history="1">
         <w:r>
           <w:rPr>
             <w:rStyle w:val="Hipervnculo"/>
@@ -1977,7 +1977,7 @@
             <w:noProof/>
             <w:webHidden/>
           </w:rPr>
-          <w:instrText xml:space="preserve"> PAGEREF _Toc244209266 \h </w:instrText>
+          <w:instrText xml:space="preserve"> PAGEREF _Toc244249735 \h </w:instrText>
         </w:r>
         <w:r>
           <w:rPr>
@@ -2020,7 +2020,7 @@
           <w14:ligatures w14:val="standardContextual"/>
         </w:rPr>
       </w:pPr>
-      <w:hyperlink w:anchor="_Toc244209267" w:history="1">
+      <w:hyperlink w:anchor="_Toc244249736" w:history="1">
         <w:r>
           <w:rPr>
             <w:rStyle w:val="Hipervnculo"/>
@@ -2047,7 +2047,7 @@
             <w:noProof/>
             <w:webHidden/>
           </w:rPr>
-          <w:instrText xml:space="preserve"> PAGEREF _Toc244209267 \h </w:instrText>
+          <w:instrText xml:space="preserve"> PAGEREF _Toc244249736 \h </w:instrText>
         </w:r>
         <w:r>
           <w:rPr>
@@ -2090,7 +2090,7 @@
           <w14:ligatures w14:val="standardContextual"/>
         </w:rPr>
       </w:pPr>
-      <w:hyperlink w:anchor="_Toc244209268" w:history="1">
+      <w:hyperlink w:anchor="_Toc244249737" w:history="1">
         <w:r>
           <w:rPr>
             <w:rStyle w:val="Hipervnculo"/>
@@ -2117,7 +2117,7 @@
             <w:noProof/>
             <w:webHidden/>
           </w:rPr>
-          <w:instrText xml:space="preserve"> PAGEREF _Toc244209268 \h </w:instrText>
+          <w:instrText xml:space="preserve"> PAGEREF _Toc244249737 \h </w:instrText>
         </w:r>
         <w:r>
           <w:rPr>
@@ -2163,7 +2163,7 @@
           <w14:ligatures w14:val="standardContextual"/>
         </w:rPr>
       </w:pPr>
-      <w:hyperlink w:anchor="_Toc244209269" w:history="1">
+      <w:hyperlink w:anchor="_Toc244249738" w:history="1">
         <w:r>
           <w:rPr>
             <w:rStyle w:val="Hipervnculo"/>
@@ -2190,7 +2190,7 @@
             <w:noProof/>
             <w:webHidden/>
           </w:rPr>
-          <w:instrText xml:space="preserve"> PAGEREF _Toc244209269 \h </w:instrText>
+          <w:instrText xml:space="preserve"> PAGEREF _Toc244249738 \h </w:instrText>
         </w:r>
         <w:r>
           <w:rPr>
@@ -2379,7 +2379,7 @@
         <w:pStyle w:val="Ttulo1"/>
       </w:pPr>
       <w:bookmarkStart w:id="0" w:name="_2169bb510914396473aa1c71ab8bc09f79b86cc"/>
-      <w:bookmarkStart w:id="1" w:name="_Toc244209244"/>
+      <w:bookmarkStart w:id="1" w:name="_Toc244249713"/>
       <w:r>
         <w:lastRenderedPageBreak/>
         <w:t>Aislamiento multi-inquilino</w:t>
@@ -2734,7 +2734,7 @@
         <w:pStyle w:val="Ttulo1"/>
       </w:pPr>
       <w:bookmarkStart w:id="2" w:name="_73c0ee2683bf723e155dc341c5b673c8a0cee0f"/>
-      <w:bookmarkStart w:id="3" w:name="_Toc244209245"/>
+      <w:bookmarkStart w:id="3" w:name="_Toc244249714"/>
       <w:bookmarkEnd w:id="0"/>
       <w:r>
         <w:lastRenderedPageBreak/>
@@ -2775,7 +2775,7 @@
           <w:noProof/>
         </w:rPr>
         <w:drawing>
-          <wp:inline distT="0" distB="0" distL="0" distR="0" wp14:anchorId="5B8BAB8D" wp14:editId="5B8BAB8E">
+          <wp:inline distT="0" distB="0" distL="0" distR="0" wp14:anchorId="77C0F2E8" wp14:editId="77C0F2E9">
             <wp:extent cx="5939999" cy="1313653"/>
             <wp:effectExtent l="0" t="0" r="0" b="0"/>
             <wp:docPr id="14" name="Picture"/>
@@ -2784,7 +2784,7 @@
               <a:graphicData uri="http://schemas.openxmlformats.org/drawingml/2006/picture">
                 <pic:pic xmlns:pic="http://schemas.openxmlformats.org/drawingml/2006/picture">
                   <pic:nvPicPr>
-                    <pic:cNvPr id="15" name="Picture" descr="C:\Users\Usuario\AppData\Local\Temp\zooki-docs-KjUzZL\mer-figura-1.png"/>
+                    <pic:cNvPr id="15" name="Picture" descr="C:\Users\Usuario\AppData\Local\Temp\zooki-docs-IyD47U\mer-figura-1.png"/>
                     <pic:cNvPicPr>
                       <a:picLocks noChangeAspect="1" noChangeArrowheads="1"/>
                     </pic:cNvPicPr>
@@ -2822,7 +2822,7 @@
         <w:pStyle w:val="Ttulo1"/>
       </w:pPr>
       <w:bookmarkStart w:id="4" w:name="_175abadf9b0a49af33d36e1016fa2ba4e3dbee1"/>
-      <w:bookmarkStart w:id="5" w:name="_Toc244209246"/>
+      <w:bookmarkStart w:id="5" w:name="_Toc244249715"/>
       <w:bookmarkEnd w:id="2"/>
       <w:r>
         <w:lastRenderedPageBreak/>
@@ -2835,7 +2835,7 @@
         <w:pStyle w:val="Ttulo2"/>
       </w:pPr>
       <w:bookmarkStart w:id="6" w:name="_c2b7a8b81ef31c74ab584612d4a9fe9e5f481bc"/>
-      <w:bookmarkStart w:id="7" w:name="_Toc244209247"/>
+      <w:bookmarkStart w:id="7" w:name="_Toc244249716"/>
       <w:r>
         <w:t>1. Plataforma y suscripción (SaaS) — nuevo</w:t>
       </w:r>
@@ -3127,7 +3127,7 @@
         <w:pStyle w:val="Ttulo2"/>
       </w:pPr>
       <w:bookmarkStart w:id="8" w:name="_d6a9bf6cf0bb3e49f1d107fe570f8a5ddfe3adf"/>
-      <w:bookmarkStart w:id="9" w:name="_Toc244209248"/>
+      <w:bookmarkStart w:id="9" w:name="_Toc244249717"/>
       <w:bookmarkEnd w:id="6"/>
       <w:r>
         <w:t>2. Acceso y usuarios</w:t>
@@ -3865,7 +3865,7 @@
         <w:pStyle w:val="Ttulo2"/>
       </w:pPr>
       <w:bookmarkStart w:id="10" w:name="_1eb549e2a9c91af4bfaebaeb7bc947a2e39f25e"/>
-      <w:bookmarkStart w:id="11" w:name="_Toc244209249"/>
+      <w:bookmarkStart w:id="11" w:name="_Toc244249718"/>
       <w:bookmarkEnd w:id="8"/>
       <w:r>
         <w:t>3. Reputación de veterinarios — nuevo</w:t>
@@ -3981,7 +3981,7 @@
         <w:pStyle w:val="Ttulo2"/>
       </w:pPr>
       <w:bookmarkStart w:id="12" w:name="_fa59eaf9d7724395b60f4af2c2b485b4008604a"/>
-      <w:bookmarkStart w:id="13" w:name="_Toc244209250"/>
+      <w:bookmarkStart w:id="13" w:name="_Toc244249719"/>
       <w:bookmarkEnd w:id="10"/>
       <w:r>
         <w:t>4. Grafo de conocimiento clínico (Grafo I) — nuevo, global</w:t>
@@ -4076,7 +4076,34 @@
         <w:t>sustancia</w:t>
       </w:r>
       <w:r>
-        <w:t>), con fuentes, validación, código estable, versión y activo.</w:t>
+        <w:t xml:space="preserve">), con fuentes, validación, código estable, versión y activo. En 2.3.0, el diagnóstico admite </w:t>
+      </w:r>
+      <w:r>
+        <w:rPr>
+          <w:rStyle w:val="VerbatimChar"/>
+        </w:rPr>
+        <w:t>metadatos.plan</w:t>
+      </w:r>
+      <w:r>
+        <w:t xml:space="preserve"> opcional con </w:t>
+      </w:r>
+      <w:r>
+        <w:rPr>
+          <w:rStyle w:val="VerbatimChar"/>
+        </w:rPr>
+        <w:t>examenes</w:t>
+      </w:r>
+      <w:r>
+        <w:t xml:space="preserve"> (máximo 8 textos de 80 caracteres) y </w:t>
+      </w:r>
+      <w:r>
+        <w:rPr>
+          <w:rStyle w:val="VerbatimChar"/>
+        </w:rPr>
+        <w:t>recomendaciones</w:t>
+      </w:r>
+      <w:r>
+        <w:t xml:space="preserve"> (máximo 6 de 160); usa la columna JSON existente, sin tabla adicional.</w:t>
       </w:r>
     </w:p>
     <w:p>
@@ -4150,7 +4177,28 @@
         <w:t>grafo con signo</w:t>
       </w:r>
       <w:r>
-        <w:t>: lo positivo favorece; un efecto negativo puede advertir o bloquear según su semántica, no solo por su signo. Compartido por todas las clínicas.</w:t>
+        <w:t xml:space="preserve">: lo positivo favorece; un efecto negativo puede advertir o bloquear según su semántica, no solo por su signo. Compartido por todas las clínicas. </w:t>
+      </w:r>
+      <w:r>
+        <w:rPr>
+          <w:rStyle w:val="VerbatimChar"/>
+        </w:rPr>
+        <w:t>pauta</w:t>
+      </w:r>
+      <w:r>
+        <w:t xml:space="preserve"> JSON nullable (migración 16 repetible) contiene dosis en mg/kg o texto, vía, frecuencia, duración e indicación exclusivamente para </w:t>
+      </w:r>
+      <w:r>
+        <w:rPr>
+          <w:rStyle w:val="VerbatimChar"/>
+        </w:rPr>
+        <w:t>trata</w:t>
+      </w:r>
+      <w:r>
+        <w:t xml:space="preserve"> </w:t>
+      </w:r>
+      <w:r>
+        <w:t>(diagnóstico → fármaco, evidencia positiva, preferencia por peso). El cargador exige especie y fuente clínica con localizador. Las filas sugeridas se revisan y editan antes de guardar (RN-209/212).</w:t>
       </w:r>
     </w:p>
     <w:p>
@@ -4216,7 +4264,10 @@
         <w:t>Grafo II (agenda)</w:t>
       </w:r>
       <w:r>
-        <w:t xml:space="preserve"> no guarda el grafo: lo construye en tiempo real a partir de </w:t>
+        <w:t xml:space="preserve"> </w:t>
+      </w:r>
+      <w:r>
+        <w:t xml:space="preserve">no guarda el grafo: lo construye en tiempo real a partir de </w:t>
       </w:r>
       <w:r>
         <w:rPr>
@@ -4272,7 +4323,7 @@
         <w:pStyle w:val="Ttulo2"/>
       </w:pPr>
       <w:bookmarkStart w:id="14" w:name="_6eeb017515ec0d317c46fe31a59e3575da4b41c"/>
-      <w:bookmarkStart w:id="15" w:name="_Toc244209251"/>
+      <w:bookmarkStart w:id="15" w:name="_Toc244249720"/>
       <w:bookmarkEnd w:id="12"/>
       <w:r>
         <w:t>5. Pacientes y catálogos taxonómicos</w:t>
@@ -4350,6 +4401,7 @@
         <w:rPr>
           <w:rStyle w:val="VerbatimChar"/>
         </w:rPr>
+        <w:lastRenderedPageBreak/>
         <w:t>id_propietario</w:t>
       </w:r>
       <w:r>
@@ -4401,11 +4453,7 @@
         <w:t xml:space="preserve"> </w:t>
       </w:r>
       <w:r>
-        <w:t xml:space="preserve">es aleatorio (≥ 128 bits) y </w:t>
-      </w:r>
-      <w:r>
-        <w:lastRenderedPageBreak/>
-        <w:t xml:space="preserve">nunca expone </w:t>
+        <w:t xml:space="preserve">es aleatorio (≥ 128 bits) y nunca expone </w:t>
       </w:r>
       <w:r>
         <w:rPr>
@@ -4764,9 +4812,10 @@
         <w:pStyle w:val="Ttulo2"/>
       </w:pPr>
       <w:bookmarkStart w:id="16" w:name="_d2e8a251732834f58b38cf075788a677d355bc0"/>
-      <w:bookmarkStart w:id="17" w:name="_Toc244209252"/>
+      <w:bookmarkStart w:id="17" w:name="_Toc244249721"/>
       <w:bookmarkEnd w:id="14"/>
       <w:r>
+        <w:lastRenderedPageBreak/>
         <w:t>6. Operación clínica</w:t>
       </w:r>
       <w:bookmarkEnd w:id="17"/>
@@ -4867,11 +4916,7 @@
         <w:t>hora_llegada</w:t>
       </w:r>
       <w:r>
-        <w:t xml:space="preserve"> registra la llegada del propietario (RN-</w:t>
-      </w:r>
-      <w:r>
-        <w:lastRenderedPageBreak/>
-        <w:t xml:space="preserve">426); los estados incluyen </w:t>
+        <w:t xml:space="preserve"> registra la llegada del propietario (RN-426); los estados incluyen </w:t>
       </w:r>
       <w:r>
         <w:rPr>
@@ -5238,6 +5283,7 @@
           <w:b/>
           <w:bCs/>
         </w:rPr>
+        <w:lastRenderedPageBreak/>
         <w:t>propuestas_horario</w:t>
       </w:r>
       <w:r>
@@ -5375,7 +5421,6 @@
           <w:b/>
           <w:bCs/>
         </w:rPr>
-        <w:lastRenderedPageBreak/>
         <w:t>consultas</w:t>
       </w:r>
       <w:r>
@@ -5507,7 +5552,7 @@
         <w:pStyle w:val="Ttulo2"/>
       </w:pPr>
       <w:bookmarkStart w:id="18" w:name="_d717dda87a0fa1125b482ed50a29711e040ab78"/>
-      <w:bookmarkStart w:id="19" w:name="_Toc244209253"/>
+      <w:bookmarkStart w:id="19" w:name="_Toc244249722"/>
       <w:bookmarkEnd w:id="16"/>
       <w:r>
         <w:t>7. Prevención</w:t>
@@ -5655,7 +5700,7 @@
         <w:pStyle w:val="Ttulo2"/>
       </w:pPr>
       <w:bookmarkStart w:id="20" w:name="_0560edb7cb7205277d9e3cd97c31da13d513556"/>
-      <w:bookmarkStart w:id="21" w:name="_Toc244209254"/>
+      <w:bookmarkStart w:id="21" w:name="_Toc244249723"/>
       <w:bookmarkEnd w:id="18"/>
       <w:r>
         <w:t>8. Comunicaciones y auditoría</w:t>
@@ -5846,9 +5891,10 @@
         <w:pStyle w:val="Ttulo2"/>
       </w:pPr>
       <w:bookmarkStart w:id="22" w:name="_cb1741f9772febdbdca46263dec4ffd4ce97a2d"/>
-      <w:bookmarkStart w:id="23" w:name="_Toc244209255"/>
+      <w:bookmarkStart w:id="23" w:name="_Toc244249724"/>
       <w:bookmarkEnd w:id="20"/>
       <w:r>
+        <w:lastRenderedPageBreak/>
         <w:t>9. Infraestructura</w:t>
       </w:r>
       <w:bookmarkEnd w:id="23"/>
@@ -5913,10 +5959,9 @@
         <w:pStyle w:val="Ttulo2"/>
       </w:pPr>
       <w:bookmarkStart w:id="24" w:name="_aa4390657bf3d36805eb33834f45f17803989a9"/>
-      <w:bookmarkStart w:id="25" w:name="_Toc244209256"/>
+      <w:bookmarkStart w:id="25" w:name="_Toc244249725"/>
       <w:bookmarkEnd w:id="22"/>
       <w:r>
-        <w:lastRenderedPageBreak/>
         <w:t>10. Índices y restricciones</w:t>
       </w:r>
       <w:bookmarkEnd w:id="25"/>
@@ -6291,7 +6336,7 @@
         <w:pStyle w:val="Ttulo2"/>
       </w:pPr>
       <w:bookmarkStart w:id="26" w:name="_0695c15f10912553d4a763a83c28506dc90b60d"/>
-      <w:bookmarkStart w:id="27" w:name="_Toc244209257"/>
+      <w:bookmarkStart w:id="27" w:name="_Toc244249726"/>
       <w:bookmarkEnd w:id="24"/>
       <w:r>
         <w:t>Ampliación del Grafo I — M2 B1</w:t>
@@ -6398,7 +6443,7 @@
         <w:pStyle w:val="Ttulo1"/>
       </w:pPr>
       <w:bookmarkStart w:id="28" w:name="_058de8aead850e46a9e586eb30e954c5388acf5"/>
-      <w:bookmarkStart w:id="29" w:name="_Toc244209258"/>
+      <w:bookmarkStart w:id="29" w:name="_Toc244249727"/>
       <w:bookmarkEnd w:id="4"/>
       <w:bookmarkEnd w:id="26"/>
       <w:r>
@@ -6423,7 +6468,7 @@
         <w:pStyle w:val="Ttulo2"/>
       </w:pPr>
       <w:bookmarkStart w:id="30" w:name="_5dfb73a1c63ec79cf51c48637fca30228f2abc9"/>
-      <w:bookmarkStart w:id="31" w:name="_Toc244209259"/>
+      <w:bookmarkStart w:id="31" w:name="_Toc244249728"/>
       <w:r>
         <w:t>cierres_clinica — esquema preparado B2, flujo pendiente</w:t>
       </w:r>
@@ -6804,7 +6849,7 @@
         <w:pStyle w:val="Ttulo2"/>
       </w:pPr>
       <w:bookmarkStart w:id="32" w:name="_4e42805c06e3eb1dc8f257eed8018622891e1bc"/>
-      <w:bookmarkStart w:id="33" w:name="_Toc244209260"/>
+      <w:bookmarkStart w:id="33" w:name="_Toc244249729"/>
       <w:bookmarkEnd w:id="30"/>
       <w:r>
         <w:t>bloques_agenda — esquema preparado B2, flujo pendiente</w:t>
@@ -7187,7 +7232,7 @@
         <w:pStyle w:val="Ttulo2"/>
       </w:pPr>
       <w:bookmarkStart w:id="34" w:name="_1b30ee21218e90306ba74dda29388252a8d2db0"/>
-      <w:bookmarkStart w:id="35" w:name="_Toc244209261"/>
+      <w:bookmarkStart w:id="35" w:name="_Toc244249730"/>
       <w:bookmarkEnd w:id="32"/>
       <w:r>
         <w:t>solicitudes_agenda — esquema preparado B2, flujo pendiente</w:t>
@@ -8087,7 +8132,7 @@
         <w:pStyle w:val="Ttulo2"/>
       </w:pPr>
       <w:bookmarkStart w:id="36" w:name="_e62e85b53d15634eeaa8f30c152885b83328cb0"/>
-      <w:bookmarkStart w:id="37" w:name="_Toc244209262"/>
+      <w:bookmarkStart w:id="37" w:name="_Toc244249731"/>
       <w:bookmarkEnd w:id="34"/>
       <w:r>
         <w:t>pausas_cita — esquema preparado B2, flujo pendiente</w:t>
@@ -8503,7 +8548,7 @@
         <w:pStyle w:val="Ttulo2"/>
       </w:pPr>
       <w:bookmarkStart w:id="38" w:name="_fe2b95b751daa198f833a6a8284905af42e44a7"/>
-      <w:bookmarkStart w:id="39" w:name="_Toc244209263"/>
+      <w:bookmarkStart w:id="39" w:name="_Toc244249732"/>
       <w:bookmarkEnd w:id="36"/>
       <w:r>
         <w:t>operaciones_agenda — esquema preparado B2, flujo pendiente</w:t>
@@ -8922,7 +8967,7 @@
         <w:pStyle w:val="Ttulo2"/>
       </w:pPr>
       <w:bookmarkStart w:id="40" w:name="_7ac5f96d4da7d47ae24959ebd8d2c7a7ef08929"/>
-      <w:bookmarkStart w:id="41" w:name="_Toc244209264"/>
+      <w:bookmarkStart w:id="41" w:name="_Toc244249733"/>
       <w:bookmarkEnd w:id="38"/>
       <w:r>
         <w:t>eventos_agenda — esquema preparado B2, flujo pendiente</w:t>
@@ -9671,7 +9716,7 @@
         <w:pStyle w:val="Ttulo2"/>
       </w:pPr>
       <w:bookmarkStart w:id="42" w:name="_fe13269eaad4c59dd2ee5e983c1129d6bb3ab82"/>
-      <w:bookmarkStart w:id="43" w:name="_Toc244209265"/>
+      <w:bookmarkStart w:id="43" w:name="_Toc244249734"/>
       <w:bookmarkEnd w:id="40"/>
       <w:r>
         <w:t>Ampliaciones de entidades existentes — destino pendiente de B2</w:t>
@@ -11010,7 +11055,7 @@
         <w:pStyle w:val="Ttulo2"/>
       </w:pPr>
       <w:bookmarkStart w:id="44" w:name="_3a65e980d85736d7641056d57f359accf869a9d"/>
-      <w:bookmarkStart w:id="45" w:name="_Toc244209266"/>
+      <w:bookmarkStart w:id="45" w:name="_Toc244249735"/>
       <w:bookmarkEnd w:id="42"/>
       <w:r>
         <w:t>Reconstrucción clínica, contacto y datos legados</w:t>
@@ -11042,7 +11087,7 @@
         <w:pStyle w:val="Ttulo2"/>
       </w:pPr>
       <w:bookmarkStart w:id="46" w:name="_ffd18c9de5c28d309a1408929498ba759a058bc"/>
-      <w:bookmarkStart w:id="47" w:name="_Toc244209267"/>
+      <w:bookmarkStart w:id="47" w:name="_Toc244249736"/>
       <w:bookmarkEnd w:id="44"/>
       <w:r>
         <w:lastRenderedPageBreak/>
@@ -11153,7 +11198,7 @@
         <w:pStyle w:val="Ttulo2"/>
       </w:pPr>
       <w:bookmarkStart w:id="48" w:name="_de63352b645bbd863ded9fb0a9ed3075ae772bf"/>
-      <w:bookmarkStart w:id="49" w:name="_Toc244209268"/>
+      <w:bookmarkStart w:id="49" w:name="_Toc244249737"/>
       <w:bookmarkEnd w:id="46"/>
       <w:r>
         <w:t>Materialización B2 — restricciones de datos (2026-10-18)</w:t>
@@ -11705,7 +11750,7 @@
         <w:pStyle w:val="Ttulo1"/>
       </w:pPr>
       <w:bookmarkStart w:id="50" w:name="_ca4927c5c418f5f0ebf9f3b142ee6f7e4f46426"/>
-      <w:bookmarkStart w:id="51" w:name="_Toc244209269"/>
+      <w:bookmarkStart w:id="51" w:name="_Toc244249738"/>
       <w:bookmarkEnd w:id="28"/>
       <w:bookmarkEnd w:id="48"/>
       <w:r>
@@ -20689,7 +20734,7 @@
               <w:noProof/>
             </w:rPr>
             <w:drawing>
-              <wp:inline distT="0" distB="0" distL="0" distR="0" wp14:anchorId="5B8BAB99" wp14:editId="5B8BAB9A">
+              <wp:inline distT="0" distB="0" distL="0" distR="0" wp14:anchorId="77C0F2F4" wp14:editId="77C0F2F5">
                 <wp:extent cx="324000" cy="324000"/>
                 <wp:effectExtent l="0" t="0" r="0" b="0"/>
                 <wp:docPr id="9001" name="Logo Zooki"/>
@@ -20849,7 +20894,7 @@
   <w:abstractNum w:abstractNumId="0" w15:restartNumberingAfterBreak="0">
     <w:nsid w:val="0000A990"/>
     <w:multiLevelType w:val="multilevel"/>
-    <w:tmpl w:val="2FD43158"/>
+    <w:tmpl w:val="7FB82C12"/>
     <w:lvl w:ilvl="0">
       <w:numFmt w:val="bullet"/>
       <w:lvlText w:val=" "/>
@@ -20926,7 +20971,7 @@
   <w:abstractNum w:abstractNumId="1" w15:restartNumberingAfterBreak="0">
     <w:nsid w:val="0000A991"/>
     <w:multiLevelType w:val="multilevel"/>
-    <w:tmpl w:val="B78C0D88"/>
+    <w:tmpl w:val="0934798C"/>
     <w:lvl w:ilvl="0">
       <w:numFmt w:val="bullet"/>
       <w:lvlText w:val=""/>
@@ -21027,40 +21072,40 @@
       </w:rPr>
     </w:lvl>
   </w:abstractNum>
-  <w:num w:numId="1" w16cid:durableId="1464348937">
+  <w:num w:numId="1" w16cid:durableId="1541894940">
     <w:abstractNumId w:val="0"/>
   </w:num>
-  <w:num w:numId="2" w16cid:durableId="1050302743">
+  <w:num w:numId="2" w16cid:durableId="1270695832">
     <w:abstractNumId w:val="1"/>
   </w:num>
-  <w:num w:numId="3" w16cid:durableId="1995253675">
+  <w:num w:numId="3" w16cid:durableId="1734040890">
     <w:abstractNumId w:val="1"/>
   </w:num>
-  <w:num w:numId="4" w16cid:durableId="1949387756">
+  <w:num w:numId="4" w16cid:durableId="2077435550">
     <w:abstractNumId w:val="1"/>
   </w:num>
-  <w:num w:numId="5" w16cid:durableId="1104614776">
+  <w:num w:numId="5" w16cid:durableId="2112313174">
     <w:abstractNumId w:val="1"/>
   </w:num>
-  <w:num w:numId="6" w16cid:durableId="1884710111">
+  <w:num w:numId="6" w16cid:durableId="1612123490">
     <w:abstractNumId w:val="1"/>
   </w:num>
-  <w:num w:numId="7" w16cid:durableId="1036929292">
+  <w:num w:numId="7" w16cid:durableId="1092629105">
     <w:abstractNumId w:val="1"/>
   </w:num>
-  <w:num w:numId="8" w16cid:durableId="1681858146">
+  <w:num w:numId="8" w16cid:durableId="807212853">
     <w:abstractNumId w:val="1"/>
   </w:num>
-  <w:num w:numId="9" w16cid:durableId="519011138">
+  <w:num w:numId="9" w16cid:durableId="1391659839">
     <w:abstractNumId w:val="1"/>
   </w:num>
-  <w:num w:numId="10" w16cid:durableId="245772278">
+  <w:num w:numId="10" w16cid:durableId="1140921964">
     <w:abstractNumId w:val="1"/>
   </w:num>
-  <w:num w:numId="11" w16cid:durableId="183248374">
+  <w:num w:numId="11" w16cid:durableId="1619490596">
     <w:abstractNumId w:val="1"/>
   </w:num>
-  <w:num w:numId="12" w16cid:durableId="763383697">
+  <w:num w:numId="12" w16cid:durableId="1584215014">
     <w:abstractNumId w:val="1"/>
   </w:num>
 </w:numbering>
